--- a/科创芯片ETF报告/科创芯片ETF报告.docx
+++ b/科创芯片ETF报告/科创芯片ETF报告.docx
@@ -57,6 +57,11 @@
       </w:r>
     </w:p>
     <w:p>
+      <w:pPr>
+        <w:rPr>
+          <w:rFonts w:hint="eastAsia"/>
+        </w:rPr>
+      </w:pPr>
       <w:r>
         <w:rPr>
           <w:rFonts w:hint="eastAsia"/>
@@ -65,43 +70,168 @@
       </w:r>
     </w:p>
     <w:p>
-      <w:r>
+      <w:pPr>
         <w:rPr>
           <w:rFonts w:hint="eastAsia"/>
         </w:rPr>
+      </w:pPr>
+      <w:r>
+        <w:rPr>
+          <w:rFonts w:hint="eastAsia"/>
+        </w:rPr>
         <w:t>南方32亿</w:t>
       </w:r>
     </w:p>
-    <w:p/>
-    <w:p/>
-    <w:p/>
-    <w:p/>
-    <w:p/>
-    <w:p/>
-    <w:p/>
-    <w:p/>
-    <w:p/>
-    <w:p/>
-    <w:p/>
-    <w:p/>
-    <w:p/>
-    <w:p/>
-    <w:p/>
-    <w:p/>
-    <w:p/>
-    <w:p/>
-    <w:p/>
-    <w:p/>
-    <w:p/>
-    <w:p/>
-    <w:p/>
     <w:p>
       <w:pPr>
+        <w:rPr>
+          <w:rFonts w:hint="eastAsia"/>
+        </w:rPr>
+      </w:pPr>
+    </w:p>
+    <w:p>
+      <w:pPr>
+        <w:rPr>
+          <w:rFonts w:hint="eastAsia"/>
+        </w:rPr>
+      </w:pPr>
+    </w:p>
+    <w:p>
+      <w:pPr>
+        <w:rPr>
+          <w:rFonts w:hint="eastAsia"/>
+        </w:rPr>
+      </w:pPr>
+    </w:p>
+    <w:p>
+      <w:pPr>
+        <w:rPr>
+          <w:rFonts w:hint="eastAsia"/>
+        </w:rPr>
+      </w:pPr>
+    </w:p>
+    <w:p>
+      <w:pPr>
+        <w:rPr>
+          <w:rFonts w:hint="eastAsia"/>
+        </w:rPr>
+      </w:pPr>
+    </w:p>
+    <w:p>
+      <w:pPr>
+        <w:rPr>
+          <w:rFonts w:hint="eastAsia"/>
+        </w:rPr>
+      </w:pPr>
+    </w:p>
+    <w:p>
+      <w:pPr>
+        <w:rPr>
+          <w:rFonts w:hint="eastAsia"/>
+        </w:rPr>
+      </w:pPr>
+    </w:p>
+    <w:p>
+      <w:pPr>
+        <w:rPr>
+          <w:rFonts w:hint="eastAsia"/>
+        </w:rPr>
+      </w:pPr>
+    </w:p>
+    <w:p>
+      <w:pPr>
+        <w:rPr>
+          <w:rFonts w:hint="eastAsia"/>
+        </w:rPr>
+      </w:pPr>
+    </w:p>
+    <w:p>
+      <w:pPr>
+        <w:rPr>
+          <w:rFonts w:hint="eastAsia"/>
+        </w:rPr>
+      </w:pPr>
+    </w:p>
+    <w:p>
+      <w:pPr>
+        <w:rPr>
+          <w:rFonts w:hint="eastAsia"/>
+        </w:rPr>
+      </w:pPr>
+    </w:p>
+    <w:p>
+      <w:pPr>
+        <w:rPr>
+          <w:rFonts w:hint="eastAsia"/>
+        </w:rPr>
+      </w:pPr>
+    </w:p>
+    <w:p>
+      <w:pPr>
+        <w:rPr>
+          <w:rFonts w:hint="eastAsia"/>
+        </w:rPr>
+      </w:pPr>
+    </w:p>
+    <w:p>
+      <w:pPr>
+        <w:rPr>
+          <w:rFonts w:hint="eastAsia"/>
+        </w:rPr>
+      </w:pPr>
+    </w:p>
+    <w:p>
+      <w:pPr>
+        <w:rPr>
+          <w:rFonts w:hint="eastAsia"/>
+        </w:rPr>
+      </w:pPr>
+    </w:p>
+    <w:p>
+      <w:pPr>
+        <w:rPr>
+          <w:rFonts w:hint="eastAsia"/>
+        </w:rPr>
+      </w:pPr>
+    </w:p>
+    <w:p>
+      <w:pPr>
+        <w:rPr>
+          <w:rFonts w:hint="eastAsia"/>
+        </w:rPr>
+      </w:pPr>
+    </w:p>
+    <w:p>
+      <w:pPr>
+        <w:rPr>
+          <w:rFonts w:hint="eastAsia"/>
+        </w:rPr>
+      </w:pPr>
+    </w:p>
+    <w:p>
+      <w:pPr>
+        <w:rPr>
+          <w:rFonts w:hint="eastAsia"/>
+        </w:rPr>
+      </w:pPr>
+    </w:p>
+    <w:p>
+      <w:pPr>
+        <w:rPr>
+          <w:rFonts w:hint="eastAsia"/>
+        </w:rPr>
+      </w:pPr>
+    </w:p>
+    <w:p>
+      <w:pPr>
+        <w:rPr>
+          <w:rFonts w:hint="eastAsia"/>
+        </w:rPr>
+      </w:pPr>
+    </w:p>
+    <w:p>
+      <w:pPr>
         <w:pStyle w:val="1"/>
-        <w:numPr>
-          <w:ilvl w:val="0"/>
-          <w:numId w:val="1"/>
-        </w:numPr>
         <w:rPr>
           <w:rFonts w:ascii="楷体" w:eastAsia="楷体" w:hAnsi="楷体" w:hint="eastAsia"/>
           <w:b/>
@@ -123,6 +253,17 @@
           <w:szCs w:val="36"/>
         </w:rPr>
         <w:lastRenderedPageBreak/>
+        <w:t xml:space="preserve">1. </w:t>
+      </w:r>
+      <w:r>
+        <w:rPr>
+          <w:rFonts w:ascii="楷体" w:eastAsia="楷体" w:hAnsi="楷体" w:hint="eastAsia"/>
+          <w:b/>
+          <w:bCs/>
+          <w:color w:val="auto"/>
+          <w:sz w:val="36"/>
+          <w:szCs w:val="36"/>
+        </w:rPr>
         <w:t>项目概况</w:t>
       </w:r>
       <w:bookmarkEnd w:id="0"/>
@@ -539,7 +680,7 @@
       <w:pPr>
         <w:ind w:firstLineChars="200" w:firstLine="560"/>
         <w:rPr>
-          <w:rFonts w:ascii="楷体" w:eastAsia="楷体" w:hAnsi="楷体"/>
+          <w:rFonts w:ascii="楷体" w:eastAsia="楷体" w:hAnsi="楷体" w:hint="eastAsia"/>
         </w:rPr>
       </w:pPr>
       <w:proofErr w:type="gramStart"/>
@@ -684,43 +825,65 @@
           <w:sz w:val="28"/>
           <w:szCs w:val="28"/>
         </w:rPr>
-        <w:t>ETF嘉实（588200）</w:t>
-      </w:r>
-      <w:proofErr w:type="gramStart"/>
+        <w:t>ETF嘉实（588200</w:t>
+      </w:r>
+      <w:r>
+        <w:rPr>
+          <w:rFonts w:ascii="楷体" w:eastAsia="楷体" w:hAnsi="楷体" w:hint="eastAsia"/>
+          <w:sz w:val="28"/>
+          <w:szCs w:val="28"/>
+        </w:rPr>
+        <w:t>.SH</w:t>
+      </w:r>
       <w:r>
         <w:rPr>
           <w:rFonts w:ascii="楷体" w:eastAsia="楷体" w:hAnsi="楷体"/>
           <w:sz w:val="28"/>
           <w:szCs w:val="28"/>
         </w:rPr>
-        <w:t>和科创芯片</w:t>
-      </w:r>
-      <w:proofErr w:type="gramEnd"/>
+        <w:t>）和</w:t>
+      </w:r>
+      <w:proofErr w:type="gramStart"/>
       <w:r>
         <w:rPr>
           <w:rFonts w:ascii="楷体" w:eastAsia="楷体" w:hAnsi="楷体"/>
           <w:sz w:val="28"/>
           <w:szCs w:val="28"/>
         </w:rPr>
-        <w:t>50ETF（588750）作为跟踪</w:t>
-      </w:r>
-      <w:proofErr w:type="gramStart"/>
+        <w:t>科创芯片</w:t>
+      </w:r>
+      <w:r>
+        <w:rPr>
+          <w:rFonts w:ascii="楷体" w:eastAsia="楷体" w:hAnsi="楷体" w:hint="eastAsia"/>
+          <w:sz w:val="28"/>
+          <w:szCs w:val="28"/>
+        </w:rPr>
+        <w:t>汇添富</w:t>
+      </w:r>
+      <w:proofErr w:type="gramEnd"/>
       <w:r>
         <w:rPr>
           <w:rFonts w:ascii="楷体" w:eastAsia="楷体" w:hAnsi="楷体"/>
           <w:sz w:val="28"/>
           <w:szCs w:val="28"/>
         </w:rPr>
-        <w:t>国产算力芯片</w:t>
-      </w:r>
-      <w:proofErr w:type="gramEnd"/>
+        <w:t>ETF（588750</w:t>
+      </w:r>
+      <w:r>
+        <w:rPr>
+          <w:rFonts w:ascii="楷体" w:eastAsia="楷体" w:hAnsi="楷体" w:hint="eastAsia"/>
+          <w:sz w:val="28"/>
+          <w:szCs w:val="28"/>
+        </w:rPr>
+        <w:t>.SH</w:t>
+      </w:r>
       <w:r>
         <w:rPr>
           <w:rFonts w:ascii="楷体" w:eastAsia="楷体" w:hAnsi="楷体"/>
           <w:sz w:val="28"/>
           <w:szCs w:val="28"/>
         </w:rPr>
-        <w:t>产业景气和AI</w:t>
+        <w:t>）作为跟踪</w:t>
       </w:r>
       <w:proofErr w:type="gramStart"/>
       <w:r>
@@ -729,7 +892,7 @@
           <w:sz w:val="28"/>
           <w:szCs w:val="28"/>
         </w:rPr>
-        <w:t>算力硬件</w:t>
+        <w:t>国产算力芯片</w:t>
       </w:r>
       <w:proofErr w:type="gramEnd"/>
       <w:r>
@@ -738,6 +901,24 @@
           <w:sz w:val="28"/>
           <w:szCs w:val="28"/>
         </w:rPr>
+        <w:t>产业景气和AI</w:t>
+      </w:r>
+      <w:proofErr w:type="gramStart"/>
+      <w:r>
+        <w:rPr>
+          <w:rFonts w:ascii="楷体" w:eastAsia="楷体" w:hAnsi="楷体"/>
+          <w:sz w:val="28"/>
+          <w:szCs w:val="28"/>
+        </w:rPr>
+        <w:t>算力硬件</w:t>
+      </w:r>
+      <w:proofErr w:type="gramEnd"/>
+      <w:r>
+        <w:rPr>
+          <w:rFonts w:ascii="楷体" w:eastAsia="楷体" w:hAnsi="楷体"/>
+          <w:sz w:val="28"/>
+          <w:szCs w:val="28"/>
+        </w:rPr>
         <w:t>β的配置工具，将其纳入川江股票池交易。</w:t>
       </w:r>
       <w:r>
@@ -751,7 +932,7 @@
       <w:pPr>
         <w:ind w:firstLineChars="200" w:firstLine="440"/>
         <w:rPr>
-          <w:rFonts w:ascii="楷体" w:eastAsia="楷体" w:hAnsi="楷体"/>
+          <w:rFonts w:ascii="楷体" w:eastAsia="楷体" w:hAnsi="楷体" w:hint="eastAsia"/>
         </w:rPr>
       </w:pPr>
     </w:p>
@@ -759,7 +940,7 @@
       <w:pPr>
         <w:ind w:firstLineChars="200" w:firstLine="440"/>
         <w:rPr>
-          <w:rFonts w:ascii="楷体" w:eastAsia="楷体" w:hAnsi="楷体"/>
+          <w:rFonts w:ascii="楷体" w:eastAsia="楷体" w:hAnsi="楷体" w:hint="eastAsia"/>
         </w:rPr>
       </w:pPr>
     </w:p>
@@ -767,7 +948,7 @@
       <w:pPr>
         <w:ind w:firstLineChars="200" w:firstLine="440"/>
         <w:rPr>
-          <w:rFonts w:ascii="楷体" w:eastAsia="楷体" w:hAnsi="楷体"/>
+          <w:rFonts w:ascii="楷体" w:eastAsia="楷体" w:hAnsi="楷体" w:hint="eastAsia"/>
         </w:rPr>
       </w:pPr>
     </w:p>
@@ -775,7 +956,7 @@
       <w:pPr>
         <w:ind w:firstLineChars="200" w:firstLine="440"/>
         <w:rPr>
-          <w:rFonts w:ascii="楷体" w:eastAsia="楷体" w:hAnsi="楷体"/>
+          <w:rFonts w:ascii="楷体" w:eastAsia="楷体" w:hAnsi="楷体" w:hint="eastAsia"/>
         </w:rPr>
       </w:pPr>
     </w:p>
@@ -783,7 +964,7 @@
       <w:pPr>
         <w:ind w:firstLineChars="200" w:firstLine="440"/>
         <w:rPr>
-          <w:rFonts w:ascii="楷体" w:eastAsia="楷体" w:hAnsi="楷体"/>
+          <w:rFonts w:ascii="楷体" w:eastAsia="楷体" w:hAnsi="楷体" w:hint="eastAsia"/>
         </w:rPr>
       </w:pPr>
     </w:p>
@@ -791,7 +972,7 @@
       <w:pPr>
         <w:ind w:firstLineChars="200" w:firstLine="440"/>
         <w:rPr>
-          <w:rFonts w:ascii="楷体" w:eastAsia="楷体" w:hAnsi="楷体"/>
+          <w:rFonts w:ascii="楷体" w:eastAsia="楷体" w:hAnsi="楷体" w:hint="eastAsia"/>
         </w:rPr>
       </w:pPr>
     </w:p>
@@ -799,7 +980,7 @@
       <w:pPr>
         <w:ind w:firstLineChars="200" w:firstLine="440"/>
         <w:rPr>
-          <w:rFonts w:ascii="楷体" w:eastAsia="楷体" w:hAnsi="楷体"/>
+          <w:rFonts w:ascii="楷体" w:eastAsia="楷体" w:hAnsi="楷体" w:hint="eastAsia"/>
         </w:rPr>
       </w:pPr>
     </w:p>
@@ -807,7 +988,7 @@
       <w:pPr>
         <w:ind w:firstLineChars="200" w:firstLine="440"/>
         <w:rPr>
-          <w:rFonts w:ascii="楷体" w:eastAsia="楷体" w:hAnsi="楷体"/>
+          <w:rFonts w:ascii="楷体" w:eastAsia="楷体" w:hAnsi="楷体" w:hint="eastAsia"/>
         </w:rPr>
       </w:pPr>
     </w:p>
@@ -815,7 +996,7 @@
       <w:pPr>
         <w:ind w:firstLineChars="200" w:firstLine="440"/>
         <w:rPr>
-          <w:rFonts w:ascii="楷体" w:eastAsia="楷体" w:hAnsi="楷体"/>
+          <w:rFonts w:ascii="楷体" w:eastAsia="楷体" w:hAnsi="楷体" w:hint="eastAsia"/>
         </w:rPr>
       </w:pPr>
     </w:p>
@@ -830,16 +1011,8 @@
     <w:p>
       <w:pPr>
         <w:pStyle w:val="1"/>
-        <w:numPr>
-          <w:ilvl w:val="0"/>
-          <w:numId w:val="2"/>
-        </w:numPr>
-        <w:tabs>
-          <w:tab w:val="num" w:pos="360"/>
-        </w:tabs>
-        <w:ind w:left="0" w:firstLine="0"/>
-        <w:rPr>
-          <w:rFonts w:ascii="楷体" w:eastAsia="楷体" w:hAnsi="楷体" w:hint="eastAsia"/>
+        <w:rPr>
+          <w:rFonts w:ascii="楷体" w:eastAsia="楷体" w:hAnsi="楷体"/>
           <w:b/>
           <w:bCs/>
           <w:color w:val="auto"/>
@@ -847,8 +1020,6 @@
           <w:szCs w:val="36"/>
         </w:rPr>
       </w:pPr>
-      <w:bookmarkStart w:id="3" w:name="_Toc231143525"/>
-      <w:bookmarkStart w:id="4" w:name="_Toc231144055"/>
       <w:r>
         <w:rPr>
           <w:rFonts w:ascii="楷体" w:eastAsia="楷体" w:hAnsi="楷体" w:hint="eastAsia"/>
@@ -859,6 +1030,1020 @@
           <w:szCs w:val="36"/>
         </w:rPr>
         <w:lastRenderedPageBreak/>
+        <w:t>2</w:t>
+      </w:r>
+      <w:r>
+        <w:rPr>
+          <w:rFonts w:ascii="楷体" w:eastAsia="楷体" w:hAnsi="楷体" w:hint="eastAsia"/>
+          <w:b/>
+          <w:bCs/>
+          <w:color w:val="auto"/>
+          <w:sz w:val="36"/>
+          <w:szCs w:val="36"/>
+        </w:rPr>
+        <w:t xml:space="preserve">. </w:t>
+      </w:r>
+      <w:r>
+        <w:rPr>
+          <w:rFonts w:ascii="楷体" w:eastAsia="楷体" w:hAnsi="楷体" w:hint="eastAsia"/>
+          <w:b/>
+          <w:bCs/>
+          <w:color w:val="auto"/>
+          <w:sz w:val="36"/>
+          <w:szCs w:val="36"/>
+        </w:rPr>
+        <w:t>投资逻辑</w:t>
+      </w:r>
+    </w:p>
+    <w:p>
+      <w:pPr>
+        <w:pStyle w:val="2"/>
+        <w:rPr>
+          <w:rFonts w:ascii="楷体" w:eastAsia="楷体" w:hAnsi="楷体" w:hint="eastAsia"/>
+          <w:b/>
+          <w:bCs/>
+          <w:color w:val="auto"/>
+          <w:sz w:val="32"/>
+          <w:szCs w:val="32"/>
+        </w:rPr>
+      </w:pPr>
+      <w:r>
+        <w:rPr>
+          <w:rFonts w:ascii="楷体" w:eastAsia="楷体" w:hAnsi="楷体" w:hint="eastAsia"/>
+          <w:b/>
+          <w:bCs/>
+          <w:color w:val="auto"/>
+          <w:sz w:val="32"/>
+          <w:szCs w:val="32"/>
+        </w:rPr>
+        <w:t>.</w:t>
+      </w:r>
+      <w:r>
+        <w:rPr>
+          <w:rFonts w:ascii="楷体" w:eastAsia="楷体" w:hAnsi="楷体" w:hint="eastAsia"/>
+          <w:b/>
+          <w:bCs/>
+          <w:color w:val="auto"/>
+          <w:sz w:val="32"/>
+          <w:szCs w:val="32"/>
+        </w:rPr>
+        <w:t>x</w:t>
+      </w:r>
+      <w:r>
+        <w:rPr>
+          <w:rFonts w:ascii="楷体" w:eastAsia="楷体" w:hAnsi="楷体" w:hint="eastAsia"/>
+          <w:b/>
+          <w:bCs/>
+          <w:color w:val="auto"/>
+          <w:sz w:val="32"/>
+          <w:szCs w:val="32"/>
+        </w:rPr>
+        <w:t xml:space="preserve"> </w:t>
+      </w:r>
+      <w:r>
+        <w:rPr>
+          <w:rFonts w:ascii="楷体" w:eastAsia="楷体" w:hAnsi="楷体" w:hint="eastAsia"/>
+          <w:b/>
+          <w:bCs/>
+          <w:color w:val="auto"/>
+          <w:sz w:val="32"/>
+          <w:szCs w:val="32"/>
+        </w:rPr>
+        <w:t>哇啦</w:t>
+      </w:r>
+      <w:proofErr w:type="gramStart"/>
+      <w:r>
+        <w:rPr>
+          <w:rFonts w:ascii="楷体" w:eastAsia="楷体" w:hAnsi="楷体" w:hint="eastAsia"/>
+          <w:b/>
+          <w:bCs/>
+          <w:color w:val="auto"/>
+          <w:sz w:val="32"/>
+          <w:szCs w:val="32"/>
+        </w:rPr>
+        <w:t>啦</w:t>
+      </w:r>
+      <w:proofErr w:type="gramEnd"/>
+      <w:r>
+        <w:rPr>
+          <w:rFonts w:ascii="楷体" w:eastAsia="楷体" w:hAnsi="楷体" w:hint="eastAsia"/>
+          <w:b/>
+          <w:bCs/>
+          <w:color w:val="auto"/>
+          <w:sz w:val="32"/>
+          <w:szCs w:val="32"/>
+        </w:rPr>
+        <w:t>娃娃啦</w:t>
+      </w:r>
+      <w:proofErr w:type="gramStart"/>
+      <w:r>
+        <w:rPr>
+          <w:rFonts w:ascii="楷体" w:eastAsia="楷体" w:hAnsi="楷体" w:hint="eastAsia"/>
+          <w:b/>
+          <w:bCs/>
+          <w:color w:val="auto"/>
+          <w:sz w:val="32"/>
+          <w:szCs w:val="32"/>
+        </w:rPr>
+        <w:t>啦啦</w:t>
+      </w:r>
+      <w:proofErr w:type="gramEnd"/>
+      <w:r>
+        <w:rPr>
+          <w:rFonts w:ascii="楷体" w:eastAsia="楷体" w:hAnsi="楷体" w:hint="eastAsia"/>
+          <w:b/>
+          <w:bCs/>
+          <w:color w:val="auto"/>
+          <w:sz w:val="32"/>
+          <w:szCs w:val="32"/>
+        </w:rPr>
+        <w:t>（</w:t>
+      </w:r>
+      <w:proofErr w:type="gramStart"/>
+      <w:r>
+        <w:rPr>
+          <w:rFonts w:ascii="楷体" w:eastAsia="楷体" w:hAnsi="楷体" w:hint="eastAsia"/>
+          <w:b/>
+          <w:bCs/>
+          <w:color w:val="auto"/>
+          <w:sz w:val="32"/>
+          <w:szCs w:val="32"/>
+        </w:rPr>
+        <w:t>鱼人</w:t>
+      </w:r>
+      <w:proofErr w:type="gramEnd"/>
+      <w:r>
+        <w:rPr>
+          <w:rFonts w:ascii="楷体" w:eastAsia="楷体" w:hAnsi="楷体" w:hint="eastAsia"/>
+          <w:b/>
+          <w:bCs/>
+          <w:color w:val="auto"/>
+          <w:sz w:val="32"/>
+          <w:szCs w:val="32"/>
+        </w:rPr>
+        <w:t>语）</w:t>
+      </w:r>
+    </w:p>
+    <w:p>
+      <w:pPr>
+        <w:pStyle w:val="2"/>
+        <w:rPr>
+          <w:rFonts w:ascii="楷体" w:eastAsia="楷体" w:hAnsi="楷体"/>
+          <w:b/>
+          <w:bCs/>
+          <w:color w:val="auto"/>
+          <w:sz w:val="32"/>
+          <w:szCs w:val="32"/>
+        </w:rPr>
+      </w:pPr>
+      <w:r>
+        <w:rPr>
+          <w:rFonts w:ascii="楷体" w:eastAsia="楷体" w:hAnsi="楷体" w:hint="eastAsia"/>
+          <w:b/>
+          <w:bCs/>
+          <w:color w:val="auto"/>
+          <w:sz w:val="32"/>
+          <w:szCs w:val="32"/>
+        </w:rPr>
+        <w:t>.</w:t>
+      </w:r>
+      <w:r>
+        <w:rPr>
+          <w:rFonts w:ascii="楷体" w:eastAsia="楷体" w:hAnsi="楷体" w:hint="eastAsia"/>
+          <w:b/>
+          <w:bCs/>
+          <w:color w:val="auto"/>
+          <w:sz w:val="32"/>
+          <w:szCs w:val="32"/>
+        </w:rPr>
+        <w:t>x</w:t>
+      </w:r>
+      <w:r>
+        <w:rPr>
+          <w:rFonts w:ascii="楷体" w:eastAsia="楷体" w:hAnsi="楷体" w:hint="eastAsia"/>
+          <w:b/>
+          <w:bCs/>
+          <w:color w:val="auto"/>
+          <w:sz w:val="32"/>
+          <w:szCs w:val="32"/>
+        </w:rPr>
+        <w:t xml:space="preserve"> </w:t>
+      </w:r>
+      <w:r>
+        <w:rPr>
+          <w:rFonts w:ascii="楷体" w:eastAsia="楷体" w:hAnsi="楷体" w:hint="eastAsia"/>
+          <w:b/>
+          <w:bCs/>
+          <w:color w:val="auto"/>
+          <w:sz w:val="32"/>
+          <w:szCs w:val="32"/>
+        </w:rPr>
+        <w:t>大地母亲注视着你</w:t>
+      </w:r>
+    </w:p>
+    <w:p>
+      <w:pPr>
+        <w:pStyle w:val="2"/>
+        <w:rPr>
+          <w:rFonts w:ascii="楷体" w:eastAsia="楷体" w:hAnsi="楷体"/>
+          <w:b/>
+          <w:bCs/>
+          <w:color w:val="auto"/>
+          <w:sz w:val="32"/>
+          <w:szCs w:val="32"/>
+        </w:rPr>
+      </w:pPr>
+      <w:r>
+        <w:rPr>
+          <w:rFonts w:ascii="楷体" w:eastAsia="楷体" w:hAnsi="楷体" w:hint="eastAsia"/>
+          <w:b/>
+          <w:bCs/>
+          <w:color w:val="auto"/>
+          <w:sz w:val="32"/>
+          <w:szCs w:val="32"/>
+        </w:rPr>
+        <w:t>.</w:t>
+      </w:r>
+      <w:r>
+        <w:rPr>
+          <w:rFonts w:ascii="楷体" w:eastAsia="楷体" w:hAnsi="楷体" w:hint="eastAsia"/>
+          <w:b/>
+          <w:bCs/>
+          <w:color w:val="auto"/>
+          <w:sz w:val="32"/>
+          <w:szCs w:val="32"/>
+        </w:rPr>
+        <w:t>x</w:t>
+      </w:r>
+      <w:r>
+        <w:rPr>
+          <w:rFonts w:ascii="楷体" w:eastAsia="楷体" w:hAnsi="楷体" w:hint="eastAsia"/>
+          <w:b/>
+          <w:bCs/>
+          <w:color w:val="auto"/>
+          <w:sz w:val="32"/>
+          <w:szCs w:val="32"/>
+        </w:rPr>
+        <w:t xml:space="preserve"> </w:t>
+      </w:r>
+      <w:r>
+        <w:rPr>
+          <w:rFonts w:ascii="楷体" w:eastAsia="楷体" w:hAnsi="楷体" w:hint="eastAsia"/>
+          <w:b/>
+          <w:bCs/>
+          <w:color w:val="auto"/>
+          <w:sz w:val="32"/>
+          <w:szCs w:val="32"/>
+        </w:rPr>
+        <w:t>狼骑兵出动！</w:t>
+      </w:r>
+    </w:p>
+    <w:p>
+      <w:pPr>
+        <w:pStyle w:val="2"/>
+        <w:rPr>
+          <w:rFonts w:ascii="楷体" w:eastAsia="楷体" w:hAnsi="楷体"/>
+          <w:b/>
+          <w:bCs/>
+          <w:color w:val="auto"/>
+          <w:sz w:val="32"/>
+          <w:szCs w:val="32"/>
+        </w:rPr>
+      </w:pPr>
+      <w:r>
+        <w:rPr>
+          <w:rFonts w:ascii="楷体" w:eastAsia="楷体" w:hAnsi="楷体" w:hint="eastAsia"/>
+          <w:b/>
+          <w:bCs/>
+          <w:color w:val="auto"/>
+          <w:sz w:val="32"/>
+          <w:szCs w:val="32"/>
+        </w:rPr>
+        <w:t>.</w:t>
+      </w:r>
+      <w:r>
+        <w:rPr>
+          <w:rFonts w:ascii="楷体" w:eastAsia="楷体" w:hAnsi="楷体" w:hint="eastAsia"/>
+          <w:b/>
+          <w:bCs/>
+          <w:color w:val="auto"/>
+          <w:sz w:val="32"/>
+          <w:szCs w:val="32"/>
+        </w:rPr>
+        <w:t>x</w:t>
+      </w:r>
+      <w:r>
+        <w:rPr>
+          <w:rFonts w:ascii="楷体" w:eastAsia="楷体" w:hAnsi="楷体" w:hint="eastAsia"/>
+          <w:b/>
+          <w:bCs/>
+          <w:color w:val="auto"/>
+          <w:sz w:val="32"/>
+          <w:szCs w:val="32"/>
+        </w:rPr>
+        <w:t xml:space="preserve"> </w:t>
+      </w:r>
+      <w:r>
+        <w:rPr>
+          <w:rFonts w:ascii="楷体" w:eastAsia="楷体" w:hAnsi="楷体" w:hint="eastAsia"/>
+          <w:b/>
+          <w:bCs/>
+          <w:color w:val="auto"/>
+          <w:sz w:val="32"/>
+          <w:szCs w:val="32"/>
+        </w:rPr>
+        <w:t>力量本身并不可怕，可怕的是她的水人</w:t>
+      </w:r>
+    </w:p>
+    <w:p>
+      <w:pPr>
+        <w:ind w:firstLineChars="200" w:firstLine="440"/>
+        <w:rPr>
+          <w:rFonts w:ascii="楷体" w:eastAsia="楷体" w:hAnsi="楷体" w:hint="eastAsia"/>
+        </w:rPr>
+      </w:pPr>
+    </w:p>
+    <w:p>
+      <w:pPr>
+        <w:pStyle w:val="1"/>
+        <w:rPr>
+          <w:rFonts w:ascii="楷体" w:eastAsia="楷体" w:hAnsi="楷体"/>
+          <w:b/>
+          <w:bCs/>
+          <w:color w:val="auto"/>
+          <w:sz w:val="36"/>
+          <w:szCs w:val="36"/>
+        </w:rPr>
+      </w:pPr>
+      <w:r>
+        <w:rPr>
+          <w:rFonts w:ascii="楷体" w:eastAsia="楷体" w:hAnsi="楷体" w:hint="eastAsia"/>
+          <w:b/>
+          <w:bCs/>
+          <w:color w:val="auto"/>
+          <w:sz w:val="36"/>
+          <w:szCs w:val="36"/>
+        </w:rPr>
+        <w:t>3</w:t>
+      </w:r>
+      <w:r>
+        <w:rPr>
+          <w:rFonts w:ascii="楷体" w:eastAsia="楷体" w:hAnsi="楷体" w:hint="eastAsia"/>
+          <w:b/>
+          <w:bCs/>
+          <w:color w:val="auto"/>
+          <w:sz w:val="36"/>
+          <w:szCs w:val="36"/>
+        </w:rPr>
+        <w:t xml:space="preserve">. </w:t>
+      </w:r>
+      <w:r>
+        <w:rPr>
+          <w:rFonts w:ascii="楷体" w:eastAsia="楷体" w:hAnsi="楷体" w:hint="eastAsia"/>
+          <w:b/>
+          <w:bCs/>
+          <w:color w:val="auto"/>
+          <w:sz w:val="36"/>
+          <w:szCs w:val="36"/>
+        </w:rPr>
+        <w:t>行业</w:t>
+      </w:r>
+      <w:r>
+        <w:rPr>
+          <w:rFonts w:ascii="楷体" w:eastAsia="楷体" w:hAnsi="楷体" w:hint="eastAsia"/>
+          <w:b/>
+          <w:bCs/>
+          <w:color w:val="auto"/>
+          <w:sz w:val="36"/>
+          <w:szCs w:val="36"/>
+        </w:rPr>
+        <w:t>情形</w:t>
+      </w:r>
+    </w:p>
+    <w:p>
+      <w:pPr>
+        <w:pStyle w:val="2"/>
+        <w:rPr>
+          <w:rFonts w:ascii="楷体" w:eastAsia="楷体" w:hAnsi="楷体"/>
+          <w:b/>
+          <w:bCs/>
+          <w:color w:val="auto"/>
+          <w:sz w:val="32"/>
+          <w:szCs w:val="32"/>
+        </w:rPr>
+      </w:pPr>
+      <w:r>
+        <w:rPr>
+          <w:rFonts w:ascii="楷体" w:eastAsia="楷体" w:hAnsi="楷体" w:hint="eastAsia"/>
+          <w:b/>
+          <w:bCs/>
+          <w:color w:val="auto"/>
+          <w:sz w:val="32"/>
+          <w:szCs w:val="32"/>
+        </w:rPr>
+        <w:t>.</w:t>
+      </w:r>
+      <w:r>
+        <w:rPr>
+          <w:rFonts w:ascii="楷体" w:eastAsia="楷体" w:hAnsi="楷体" w:hint="eastAsia"/>
+          <w:b/>
+          <w:bCs/>
+          <w:color w:val="auto"/>
+          <w:sz w:val="32"/>
+          <w:szCs w:val="32"/>
+        </w:rPr>
+        <w:t>x</w:t>
+      </w:r>
+      <w:r>
+        <w:rPr>
+          <w:rFonts w:ascii="楷体" w:eastAsia="楷体" w:hAnsi="楷体" w:hint="eastAsia"/>
+          <w:b/>
+          <w:bCs/>
+          <w:color w:val="auto"/>
+          <w:sz w:val="32"/>
+          <w:szCs w:val="32"/>
+        </w:rPr>
+        <w:t xml:space="preserve"> </w:t>
+      </w:r>
+      <w:r>
+        <w:rPr>
+          <w:rFonts w:ascii="楷体" w:eastAsia="楷体" w:hAnsi="楷体" w:hint="eastAsia"/>
+          <w:b/>
+          <w:bCs/>
+          <w:color w:val="auto"/>
+          <w:sz w:val="32"/>
+          <w:szCs w:val="32"/>
+        </w:rPr>
+        <w:t>产业链</w:t>
+      </w:r>
+    </w:p>
+    <w:p>
+      <w:pPr>
+        <w:pStyle w:val="2"/>
+        <w:rPr>
+          <w:rFonts w:ascii="楷体" w:eastAsia="楷体" w:hAnsi="楷体" w:hint="eastAsia"/>
+          <w:b/>
+          <w:bCs/>
+          <w:color w:val="auto"/>
+          <w:sz w:val="32"/>
+          <w:szCs w:val="32"/>
+        </w:rPr>
+      </w:pPr>
+      <w:r>
+        <w:rPr>
+          <w:rFonts w:ascii="楷体" w:eastAsia="楷体" w:hAnsi="楷体" w:hint="eastAsia"/>
+          <w:b/>
+          <w:bCs/>
+          <w:color w:val="auto"/>
+          <w:sz w:val="32"/>
+          <w:szCs w:val="32"/>
+        </w:rPr>
+        <w:t>.</w:t>
+      </w:r>
+      <w:r>
+        <w:rPr>
+          <w:rFonts w:ascii="楷体" w:eastAsia="楷体" w:hAnsi="楷体" w:hint="eastAsia"/>
+          <w:b/>
+          <w:bCs/>
+          <w:color w:val="auto"/>
+          <w:sz w:val="32"/>
+          <w:szCs w:val="32"/>
+        </w:rPr>
+        <w:t>x</w:t>
+      </w:r>
+      <w:r>
+        <w:rPr>
+          <w:rFonts w:ascii="楷体" w:eastAsia="楷体" w:hAnsi="楷体" w:hint="eastAsia"/>
+          <w:b/>
+          <w:bCs/>
+          <w:color w:val="auto"/>
+          <w:sz w:val="32"/>
+          <w:szCs w:val="32"/>
+        </w:rPr>
+        <w:t xml:space="preserve"> </w:t>
+      </w:r>
+      <w:r>
+        <w:rPr>
+          <w:rFonts w:ascii="楷体" w:eastAsia="楷体" w:hAnsi="楷体" w:hint="eastAsia"/>
+          <w:b/>
+          <w:bCs/>
+          <w:color w:val="auto"/>
+          <w:sz w:val="32"/>
+          <w:szCs w:val="32"/>
+        </w:rPr>
+        <w:t>行业性质</w:t>
+      </w:r>
+    </w:p>
+    <w:p>
+      <w:pPr>
+        <w:pStyle w:val="2"/>
+        <w:rPr>
+          <w:rFonts w:ascii="楷体" w:eastAsia="楷体" w:hAnsi="楷体"/>
+          <w:b/>
+          <w:bCs/>
+          <w:color w:val="auto"/>
+          <w:sz w:val="32"/>
+          <w:szCs w:val="32"/>
+        </w:rPr>
+      </w:pPr>
+      <w:r>
+        <w:rPr>
+          <w:rFonts w:ascii="楷体" w:eastAsia="楷体" w:hAnsi="楷体" w:hint="eastAsia"/>
+          <w:b/>
+          <w:bCs/>
+          <w:color w:val="auto"/>
+          <w:sz w:val="32"/>
+          <w:szCs w:val="32"/>
+        </w:rPr>
+        <w:t>.</w:t>
+      </w:r>
+      <w:r>
+        <w:rPr>
+          <w:rFonts w:ascii="楷体" w:eastAsia="楷体" w:hAnsi="楷体" w:hint="eastAsia"/>
+          <w:b/>
+          <w:bCs/>
+          <w:color w:val="auto"/>
+          <w:sz w:val="32"/>
+          <w:szCs w:val="32"/>
+        </w:rPr>
+        <w:t>x</w:t>
+      </w:r>
+      <w:r>
+        <w:rPr>
+          <w:rFonts w:ascii="楷体" w:eastAsia="楷体" w:hAnsi="楷体" w:hint="eastAsia"/>
+          <w:b/>
+          <w:bCs/>
+          <w:color w:val="auto"/>
+          <w:sz w:val="32"/>
+          <w:szCs w:val="32"/>
+        </w:rPr>
+        <w:t xml:space="preserve"> </w:t>
+      </w:r>
+      <w:r>
+        <w:rPr>
+          <w:rFonts w:ascii="楷体" w:eastAsia="楷体" w:hAnsi="楷体" w:hint="eastAsia"/>
+          <w:b/>
+          <w:bCs/>
+          <w:color w:val="auto"/>
+          <w:sz w:val="32"/>
+          <w:szCs w:val="32"/>
+        </w:rPr>
+        <w:t>需求侧</w:t>
+      </w:r>
+    </w:p>
+    <w:p>
+      <w:pPr>
+        <w:pStyle w:val="2"/>
+        <w:rPr>
+          <w:rFonts w:ascii="楷体" w:eastAsia="楷体" w:hAnsi="楷体"/>
+          <w:b/>
+          <w:bCs/>
+          <w:color w:val="auto"/>
+          <w:sz w:val="32"/>
+          <w:szCs w:val="32"/>
+        </w:rPr>
+      </w:pPr>
+      <w:r>
+        <w:rPr>
+          <w:rFonts w:ascii="楷体" w:eastAsia="楷体" w:hAnsi="楷体" w:hint="eastAsia"/>
+          <w:b/>
+          <w:bCs/>
+          <w:color w:val="auto"/>
+          <w:sz w:val="32"/>
+          <w:szCs w:val="32"/>
+        </w:rPr>
+        <w:t>.</w:t>
+      </w:r>
+      <w:r>
+        <w:rPr>
+          <w:rFonts w:ascii="楷体" w:eastAsia="楷体" w:hAnsi="楷体" w:hint="eastAsia"/>
+          <w:b/>
+          <w:bCs/>
+          <w:color w:val="auto"/>
+          <w:sz w:val="32"/>
+          <w:szCs w:val="32"/>
+        </w:rPr>
+        <w:t>x</w:t>
+      </w:r>
+      <w:r>
+        <w:rPr>
+          <w:rFonts w:ascii="楷体" w:eastAsia="楷体" w:hAnsi="楷体" w:hint="eastAsia"/>
+          <w:b/>
+          <w:bCs/>
+          <w:color w:val="auto"/>
+          <w:sz w:val="32"/>
+          <w:szCs w:val="32"/>
+        </w:rPr>
+        <w:t xml:space="preserve"> </w:t>
+      </w:r>
+      <w:r>
+        <w:rPr>
+          <w:rFonts w:ascii="楷体" w:eastAsia="楷体" w:hAnsi="楷体" w:hint="eastAsia"/>
+          <w:b/>
+          <w:bCs/>
+          <w:color w:val="auto"/>
+          <w:sz w:val="32"/>
+          <w:szCs w:val="32"/>
+        </w:rPr>
+        <w:t>供给</w:t>
+      </w:r>
+      <w:r>
+        <w:rPr>
+          <w:rFonts w:ascii="楷体" w:eastAsia="楷体" w:hAnsi="楷体" w:hint="eastAsia"/>
+          <w:b/>
+          <w:bCs/>
+          <w:color w:val="auto"/>
+          <w:sz w:val="32"/>
+          <w:szCs w:val="32"/>
+        </w:rPr>
+        <w:t>侧</w:t>
+      </w:r>
+    </w:p>
+    <w:p>
+      <w:pPr>
+        <w:pStyle w:val="3"/>
+        <w:rPr>
+          <w:rFonts w:ascii="楷体" w:eastAsia="楷体" w:hAnsi="楷体" w:hint="eastAsia"/>
+          <w:b/>
+          <w:bCs/>
+          <w:color w:val="auto"/>
+          <w:sz w:val="30"/>
+          <w:szCs w:val="30"/>
+        </w:rPr>
+      </w:pPr>
+      <w:r>
+        <w:rPr>
+          <w:rFonts w:ascii="楷体" w:eastAsia="楷体" w:hAnsi="楷体" w:hint="eastAsia"/>
+          <w:b/>
+          <w:bCs/>
+          <w:color w:val="auto"/>
+          <w:sz w:val="30"/>
+          <w:szCs w:val="30"/>
+        </w:rPr>
+        <w:t xml:space="preserve">.x </w:t>
+      </w:r>
+      <w:r>
+        <w:rPr>
+          <w:rFonts w:ascii="楷体" w:eastAsia="楷体" w:hAnsi="楷体" w:hint="eastAsia"/>
+          <w:b/>
+          <w:bCs/>
+          <w:color w:val="auto"/>
+          <w:sz w:val="30"/>
+          <w:szCs w:val="30"/>
+        </w:rPr>
+        <w:t>技术迭代</w:t>
+      </w:r>
+    </w:p>
+    <w:p>
+      <w:pPr>
+        <w:pStyle w:val="2"/>
+        <w:rPr>
+          <w:rFonts w:ascii="楷体" w:eastAsia="楷体" w:hAnsi="楷体"/>
+          <w:b/>
+          <w:bCs/>
+          <w:color w:val="auto"/>
+          <w:sz w:val="32"/>
+          <w:szCs w:val="32"/>
+        </w:rPr>
+      </w:pPr>
+      <w:r>
+        <w:rPr>
+          <w:rFonts w:ascii="楷体" w:eastAsia="楷体" w:hAnsi="楷体" w:hint="eastAsia"/>
+          <w:b/>
+          <w:bCs/>
+          <w:color w:val="auto"/>
+          <w:sz w:val="32"/>
+          <w:szCs w:val="32"/>
+        </w:rPr>
+        <w:t>.</w:t>
+      </w:r>
+      <w:r>
+        <w:rPr>
+          <w:rFonts w:ascii="楷体" w:eastAsia="楷体" w:hAnsi="楷体" w:hint="eastAsia"/>
+          <w:b/>
+          <w:bCs/>
+          <w:color w:val="auto"/>
+          <w:sz w:val="32"/>
+          <w:szCs w:val="32"/>
+        </w:rPr>
+        <w:t>x</w:t>
+      </w:r>
+      <w:r>
+        <w:rPr>
+          <w:rFonts w:ascii="楷体" w:eastAsia="楷体" w:hAnsi="楷体" w:hint="eastAsia"/>
+          <w:b/>
+          <w:bCs/>
+          <w:color w:val="auto"/>
+          <w:sz w:val="32"/>
+          <w:szCs w:val="32"/>
+        </w:rPr>
+        <w:t xml:space="preserve"> </w:t>
+      </w:r>
+      <w:r>
+        <w:rPr>
+          <w:rFonts w:ascii="楷体" w:eastAsia="楷体" w:hAnsi="楷体" w:hint="eastAsia"/>
+          <w:b/>
+          <w:bCs/>
+          <w:color w:val="auto"/>
+          <w:sz w:val="32"/>
+          <w:szCs w:val="32"/>
+        </w:rPr>
+        <w:t>市场测算</w:t>
+      </w:r>
+    </w:p>
+    <w:p>
+      <w:pPr>
+        <w:rPr>
+          <w:rFonts w:hint="eastAsia"/>
+        </w:rPr>
+      </w:pPr>
+    </w:p>
+    <w:p>
+      <w:pPr>
+        <w:ind w:firstLineChars="200" w:firstLine="440"/>
+        <w:rPr>
+          <w:rFonts w:ascii="楷体" w:eastAsia="楷体" w:hAnsi="楷体"/>
+        </w:rPr>
+      </w:pPr>
+    </w:p>
+    <w:p>
+      <w:pPr>
+        <w:ind w:firstLineChars="200" w:firstLine="440"/>
+        <w:rPr>
+          <w:rFonts w:ascii="楷体" w:eastAsia="楷体" w:hAnsi="楷体"/>
+        </w:rPr>
+      </w:pPr>
+    </w:p>
+    <w:p>
+      <w:pPr>
+        <w:ind w:firstLineChars="200" w:firstLine="440"/>
+        <w:rPr>
+          <w:rFonts w:ascii="楷体" w:eastAsia="楷体" w:hAnsi="楷体"/>
+        </w:rPr>
+      </w:pPr>
+    </w:p>
+    <w:p>
+      <w:pPr>
+        <w:ind w:firstLineChars="200" w:firstLine="440"/>
+        <w:rPr>
+          <w:rFonts w:ascii="楷体" w:eastAsia="楷体" w:hAnsi="楷体"/>
+        </w:rPr>
+      </w:pPr>
+    </w:p>
+    <w:p>
+      <w:pPr>
+        <w:ind w:firstLineChars="200" w:firstLine="440"/>
+        <w:rPr>
+          <w:rFonts w:ascii="楷体" w:eastAsia="楷体" w:hAnsi="楷体"/>
+        </w:rPr>
+      </w:pPr>
+    </w:p>
+    <w:p>
+      <w:pPr>
+        <w:ind w:firstLineChars="200" w:firstLine="440"/>
+        <w:rPr>
+          <w:rFonts w:ascii="楷体" w:eastAsia="楷体" w:hAnsi="楷体"/>
+        </w:rPr>
+      </w:pPr>
+    </w:p>
+    <w:p>
+      <w:pPr>
+        <w:ind w:firstLineChars="200" w:firstLine="440"/>
+        <w:rPr>
+          <w:rFonts w:ascii="楷体" w:eastAsia="楷体" w:hAnsi="楷体"/>
+        </w:rPr>
+      </w:pPr>
+    </w:p>
+    <w:p>
+      <w:pPr>
+        <w:ind w:firstLineChars="200" w:firstLine="440"/>
+        <w:rPr>
+          <w:rFonts w:ascii="楷体" w:eastAsia="楷体" w:hAnsi="楷体"/>
+        </w:rPr>
+      </w:pPr>
+    </w:p>
+    <w:p>
+      <w:pPr>
+        <w:ind w:firstLineChars="200" w:firstLine="440"/>
+        <w:rPr>
+          <w:rFonts w:ascii="楷体" w:eastAsia="楷体" w:hAnsi="楷体"/>
+        </w:rPr>
+      </w:pPr>
+    </w:p>
+    <w:p>
+      <w:pPr>
+        <w:ind w:firstLineChars="200" w:firstLine="440"/>
+        <w:rPr>
+          <w:rFonts w:ascii="楷体" w:eastAsia="楷体" w:hAnsi="楷体"/>
+        </w:rPr>
+      </w:pPr>
+    </w:p>
+    <w:p>
+      <w:pPr>
+        <w:ind w:firstLineChars="200" w:firstLine="440"/>
+        <w:rPr>
+          <w:rFonts w:ascii="楷体" w:eastAsia="楷体" w:hAnsi="楷体"/>
+        </w:rPr>
+      </w:pPr>
+    </w:p>
+    <w:p>
+      <w:pPr>
+        <w:ind w:firstLineChars="200" w:firstLine="440"/>
+        <w:rPr>
+          <w:rFonts w:ascii="楷体" w:eastAsia="楷体" w:hAnsi="楷体"/>
+        </w:rPr>
+      </w:pPr>
+    </w:p>
+    <w:p>
+      <w:pPr>
+        <w:ind w:firstLineChars="200" w:firstLine="440"/>
+        <w:rPr>
+          <w:rFonts w:ascii="楷体" w:eastAsia="楷体" w:hAnsi="楷体"/>
+        </w:rPr>
+      </w:pPr>
+    </w:p>
+    <w:p>
+      <w:pPr>
+        <w:ind w:firstLineChars="200" w:firstLine="440"/>
+        <w:rPr>
+          <w:rFonts w:ascii="楷体" w:eastAsia="楷体" w:hAnsi="楷体"/>
+        </w:rPr>
+      </w:pPr>
+    </w:p>
+    <w:p>
+      <w:pPr>
+        <w:ind w:firstLineChars="200" w:firstLine="440"/>
+        <w:rPr>
+          <w:rFonts w:ascii="楷体" w:eastAsia="楷体" w:hAnsi="楷体"/>
+        </w:rPr>
+      </w:pPr>
+    </w:p>
+    <w:p>
+      <w:pPr>
+        <w:ind w:firstLineChars="200" w:firstLine="440"/>
+        <w:rPr>
+          <w:rFonts w:ascii="楷体" w:eastAsia="楷体" w:hAnsi="楷体"/>
+        </w:rPr>
+      </w:pPr>
+    </w:p>
+    <w:p>
+      <w:pPr>
+        <w:ind w:firstLineChars="200" w:firstLine="440"/>
+        <w:rPr>
+          <w:rFonts w:ascii="楷体" w:eastAsia="楷体" w:hAnsi="楷体"/>
+        </w:rPr>
+      </w:pPr>
+    </w:p>
+    <w:p>
+      <w:pPr>
+        <w:ind w:firstLineChars="200" w:firstLine="440"/>
+        <w:rPr>
+          <w:rFonts w:ascii="楷体" w:eastAsia="楷体" w:hAnsi="楷体"/>
+        </w:rPr>
+      </w:pPr>
+    </w:p>
+    <w:p>
+      <w:pPr>
+        <w:ind w:firstLineChars="200" w:firstLine="440"/>
+        <w:rPr>
+          <w:rFonts w:ascii="楷体" w:eastAsia="楷体" w:hAnsi="楷体"/>
+        </w:rPr>
+      </w:pPr>
+    </w:p>
+    <w:p>
+      <w:pPr>
+        <w:ind w:firstLineChars="200" w:firstLine="440"/>
+        <w:rPr>
+          <w:rFonts w:ascii="楷体" w:eastAsia="楷体" w:hAnsi="楷体"/>
+        </w:rPr>
+      </w:pPr>
+    </w:p>
+    <w:p>
+      <w:pPr>
+        <w:ind w:firstLineChars="200" w:firstLine="440"/>
+        <w:rPr>
+          <w:rFonts w:ascii="楷体" w:eastAsia="楷体" w:hAnsi="楷体"/>
+        </w:rPr>
+      </w:pPr>
+    </w:p>
+    <w:p>
+      <w:pPr>
+        <w:ind w:firstLineChars="200" w:firstLine="440"/>
+        <w:rPr>
+          <w:rFonts w:ascii="楷体" w:eastAsia="楷体" w:hAnsi="楷体"/>
+        </w:rPr>
+      </w:pPr>
+    </w:p>
+    <w:p>
+      <w:pPr>
+        <w:ind w:firstLineChars="200" w:firstLine="440"/>
+        <w:rPr>
+          <w:rFonts w:ascii="楷体" w:eastAsia="楷体" w:hAnsi="楷体"/>
+        </w:rPr>
+      </w:pPr>
+    </w:p>
+    <w:p>
+      <w:pPr>
+        <w:ind w:firstLineChars="200" w:firstLine="440"/>
+        <w:rPr>
+          <w:rFonts w:ascii="楷体" w:eastAsia="楷体" w:hAnsi="楷体"/>
+        </w:rPr>
+      </w:pPr>
+    </w:p>
+    <w:p>
+      <w:pPr>
+        <w:ind w:firstLineChars="200" w:firstLine="440"/>
+        <w:rPr>
+          <w:rFonts w:ascii="楷体" w:eastAsia="楷体" w:hAnsi="楷体"/>
+        </w:rPr>
+      </w:pPr>
+    </w:p>
+    <w:p>
+      <w:pPr>
+        <w:ind w:firstLineChars="200" w:firstLine="440"/>
+        <w:rPr>
+          <w:rFonts w:ascii="楷体" w:eastAsia="楷体" w:hAnsi="楷体"/>
+        </w:rPr>
+      </w:pPr>
+    </w:p>
+    <w:p>
+      <w:pPr>
+        <w:ind w:firstLineChars="200" w:firstLine="440"/>
+        <w:rPr>
+          <w:rFonts w:ascii="楷体" w:eastAsia="楷体" w:hAnsi="楷体"/>
+        </w:rPr>
+      </w:pPr>
+    </w:p>
+    <w:p>
+      <w:pPr>
+        <w:ind w:firstLineChars="200" w:firstLine="440"/>
+        <w:rPr>
+          <w:rFonts w:ascii="楷体" w:eastAsia="楷体" w:hAnsi="楷体"/>
+        </w:rPr>
+      </w:pPr>
+    </w:p>
+    <w:p>
+      <w:pPr>
+        <w:ind w:firstLineChars="200" w:firstLine="440"/>
+        <w:rPr>
+          <w:rFonts w:ascii="楷体" w:eastAsia="楷体" w:hAnsi="楷体"/>
+        </w:rPr>
+      </w:pPr>
+    </w:p>
+    <w:p>
+      <w:pPr>
+        <w:ind w:firstLineChars="200" w:firstLine="440"/>
+        <w:rPr>
+          <w:rFonts w:ascii="楷体" w:eastAsia="楷体" w:hAnsi="楷体"/>
+        </w:rPr>
+      </w:pPr>
+    </w:p>
+    <w:p>
+      <w:pPr>
+        <w:ind w:firstLineChars="200" w:firstLine="440"/>
+        <w:rPr>
+          <w:rFonts w:ascii="楷体" w:eastAsia="楷体" w:hAnsi="楷体" w:hint="eastAsia"/>
+        </w:rPr>
+      </w:pPr>
+    </w:p>
+    <w:p>
+      <w:pPr>
+        <w:pStyle w:val="1"/>
+        <w:tabs>
+          <w:tab w:val="num" w:pos="360"/>
+        </w:tabs>
+        <w:rPr>
+          <w:rFonts w:ascii="楷体" w:eastAsia="楷体" w:hAnsi="楷体" w:hint="eastAsia"/>
+          <w:b/>
+          <w:bCs/>
+          <w:color w:val="auto"/>
+          <w:sz w:val="36"/>
+          <w:szCs w:val="36"/>
+        </w:rPr>
+      </w:pPr>
+      <w:bookmarkStart w:id="3" w:name="_Toc231143525"/>
+      <w:bookmarkStart w:id="4" w:name="_Toc231144055"/>
+      <w:r>
+        <w:rPr>
+          <w:rFonts w:ascii="楷体" w:eastAsia="楷体" w:hAnsi="楷体" w:hint="eastAsia"/>
+          <w:b/>
+          <w:bCs/>
+          <w:color w:val="auto"/>
+          <w:sz w:val="36"/>
+          <w:szCs w:val="36"/>
+        </w:rPr>
+        <w:lastRenderedPageBreak/>
+        <w:t xml:space="preserve">5. </w:t>
+      </w:r>
+      <w:r>
+        <w:rPr>
+          <w:rFonts w:ascii="楷体" w:eastAsia="楷体" w:hAnsi="楷体" w:hint="eastAsia"/>
+          <w:b/>
+          <w:bCs/>
+          <w:color w:val="auto"/>
+          <w:sz w:val="36"/>
+          <w:szCs w:val="36"/>
+        </w:rPr>
         <w:t>相关ETF概况</w:t>
       </w:r>
       <w:bookmarkEnd w:id="3"/>
@@ -885,12 +2070,12 @@
         <w:tblLook w:val="04A0" w:firstRow="1" w:lastRow="0" w:firstColumn="1" w:lastColumn="0" w:noHBand="0" w:noVBand="1"/>
       </w:tblPr>
       <w:tblGrid>
+        <w:gridCol w:w="1161"/>
+        <w:gridCol w:w="1203"/>
         <w:gridCol w:w="1266"/>
-        <w:gridCol w:w="759"/>
-        <w:gridCol w:w="846"/>
-        <w:gridCol w:w="1508"/>
-        <w:gridCol w:w="1079"/>
-        <w:gridCol w:w="2838"/>
+        <w:gridCol w:w="1321"/>
+        <w:gridCol w:w="951"/>
+        <w:gridCol w:w="2394"/>
       </w:tblGrid>
       <w:tr>
         <w:trPr>
@@ -898,7 +2083,7 @@
         </w:trPr>
         <w:tc>
           <w:tcPr>
-            <w:tcW w:w="630" w:type="pct"/>
+            <w:tcW w:w="700" w:type="pct"/>
             <w:vAlign w:val="center"/>
           </w:tcPr>
           <w:p>
@@ -931,7 +2116,7 @@
         </w:tc>
         <w:tc>
           <w:tcPr>
-            <w:tcW w:w="504" w:type="pct"/>
+            <w:tcW w:w="725" w:type="pct"/>
             <w:vAlign w:val="center"/>
           </w:tcPr>
           <w:p>
@@ -956,7 +2141,7 @@
         </w:tc>
         <w:tc>
           <w:tcPr>
-            <w:tcW w:w="458" w:type="pct"/>
+            <w:tcW w:w="763" w:type="pct"/>
             <w:vAlign w:val="center"/>
           </w:tcPr>
           <w:p>
@@ -981,7 +2166,7 @@
         </w:tc>
         <w:tc>
           <w:tcPr>
-            <w:tcW w:w="955" w:type="pct"/>
+            <w:tcW w:w="796" w:type="pct"/>
             <w:vAlign w:val="center"/>
           </w:tcPr>
           <w:p>
@@ -1006,7 +2191,7 @@
         </w:tc>
         <w:tc>
           <w:tcPr>
-            <w:tcW w:w="697" w:type="pct"/>
+            <w:tcW w:w="573" w:type="pct"/>
             <w:vAlign w:val="center"/>
           </w:tcPr>
           <w:p>
@@ -1031,7 +2216,7 @@
         </w:tc>
         <w:tc>
           <w:tcPr>
-            <w:tcW w:w="1757" w:type="pct"/>
+            <w:tcW w:w="1443" w:type="pct"/>
             <w:vAlign w:val="center"/>
           </w:tcPr>
           <w:p>
@@ -1058,7 +2243,7 @@
       <w:tr>
         <w:tc>
           <w:tcPr>
-            <w:tcW w:w="630" w:type="pct"/>
+            <w:tcW w:w="700" w:type="pct"/>
             <w:vAlign w:val="center"/>
           </w:tcPr>
           <w:p>
@@ -1071,16 +2256,16 @@
             </w:pPr>
             <w:r>
               <w:rPr>
-                <w:rFonts w:ascii="楷体" w:hAnsi="楷体" w:hint="eastAsia"/>
-                <w:szCs w:val="22"/>
-              </w:rPr>
-              <w:t>931079.CSI</w:t>
-            </w:r>
-          </w:p>
-        </w:tc>
-        <w:tc>
-          <w:tcPr>
-            <w:tcW w:w="504" w:type="pct"/>
+                <w:rFonts w:ascii="楷体" w:hAnsi="楷体"/>
+                <w:szCs w:val="22"/>
+              </w:rPr>
+              <w:t>000685.SH</w:t>
+            </w:r>
+          </w:p>
+        </w:tc>
+        <w:tc>
+          <w:tcPr>
+            <w:tcW w:w="725" w:type="pct"/>
             <w:vAlign w:val="center"/>
           </w:tcPr>
           <w:p>
@@ -1091,24 +2276,49 @@
                 <w:szCs w:val="22"/>
               </w:rPr>
             </w:pPr>
-            <w:r>
-              <w:rPr>
-                <w:rFonts w:ascii="楷体" w:hAnsi="楷体" w:hint="eastAsia"/>
-                <w:szCs w:val="22"/>
-              </w:rPr>
-              <w:t>5G通信</w:t>
-            </w:r>
-          </w:p>
-        </w:tc>
-        <w:tc>
-          <w:tcPr>
-            <w:tcW w:w="458" w:type="pct"/>
+            <w:proofErr w:type="gramStart"/>
+            <w:r>
+              <w:rPr>
+                <w:rFonts w:hint="eastAsia"/>
+                <w:szCs w:val="22"/>
+              </w:rPr>
+              <w:t>科创芯片</w:t>
+            </w:r>
+            <w:proofErr w:type="gramEnd"/>
+          </w:p>
+        </w:tc>
+        <w:tc>
+          <w:tcPr>
+            <w:tcW w:w="763" w:type="pct"/>
             <w:vAlign w:val="center"/>
           </w:tcPr>
           <w:p>
             <w:pPr>
               <w:pStyle w:val="ae"/>
               <w:rPr>
+                <w:rFonts w:ascii="楷体" w:hAnsi="楷体"/>
+                <w:szCs w:val="22"/>
+              </w:rPr>
+            </w:pPr>
+            <w:r>
+              <w:rPr>
+                <w:rFonts w:ascii="楷体" w:hAnsi="楷体" w:hint="eastAsia"/>
+                <w:szCs w:val="22"/>
+              </w:rPr>
+              <w:t>5</w:t>
+            </w:r>
+            <w:r>
+              <w:rPr>
+                <w:rFonts w:ascii="楷体" w:hAnsi="楷体" w:hint="eastAsia"/>
+                <w:szCs w:val="22"/>
+              </w:rPr>
+              <w:t>88200.SH/</w:t>
+            </w:r>
+          </w:p>
+          <w:p>
+            <w:pPr>
+              <w:pStyle w:val="ae"/>
+              <w:rPr>
                 <w:sz w:val="22"/>
                 <w:szCs w:val="22"/>
               </w:rPr>
@@ -1118,13 +2328,13 @@
                 <w:rFonts w:ascii="楷体" w:hAnsi="楷体" w:hint="eastAsia"/>
                 <w:szCs w:val="22"/>
               </w:rPr>
-              <w:t>515050</w:t>
-            </w:r>
-          </w:p>
-        </w:tc>
-        <w:tc>
-          <w:tcPr>
-            <w:tcW w:w="955" w:type="pct"/>
+              <w:t>588750.SH</w:t>
+            </w:r>
+          </w:p>
+        </w:tc>
+        <w:tc>
+          <w:tcPr>
+            <w:tcW w:w="796" w:type="pct"/>
             <w:vAlign w:val="center"/>
           </w:tcPr>
           <w:p>
@@ -1137,30 +2347,16 @@
             </w:pPr>
             <w:r>
               <w:rPr>
-                <w:rFonts w:ascii="楷体" w:hAnsi="楷体" w:hint="eastAsia"/>
-                <w:szCs w:val="22"/>
-              </w:rPr>
-              <w:t>5G通信</w:t>
-            </w:r>
-            <w:r>
-              <w:rPr>
                 <w:rFonts w:ascii="楷体" w:hAnsi="楷体"/>
                 <w:szCs w:val="22"/>
               </w:rPr>
-              <w:t>产业</w:t>
-            </w:r>
-            <w:r>
-              <w:rPr>
-                <w:rFonts w:ascii="楷体" w:hAnsi="楷体" w:hint="eastAsia"/>
-                <w:szCs w:val="22"/>
-              </w:rPr>
-              <w:t>相关</w:t>
-            </w:r>
-          </w:p>
-        </w:tc>
-        <w:tc>
-          <w:tcPr>
-            <w:tcW w:w="697" w:type="pct"/>
+              <w:t>半导体材料和设备、芯片设计、芯片制造、芯片封装和测试</w:t>
+            </w:r>
+          </w:p>
+        </w:tc>
+        <w:tc>
+          <w:tcPr>
+            <w:tcW w:w="573" w:type="pct"/>
             <w:vAlign w:val="center"/>
           </w:tcPr>
           <w:p>
@@ -1176,13 +2372,20 @@
                 <w:rFonts w:ascii="楷体" w:hAnsi="楷体" w:hint="eastAsia"/>
                 <w:szCs w:val="22"/>
               </w:rPr>
-              <w:t>257.45%</w:t>
-            </w:r>
-          </w:p>
-        </w:tc>
-        <w:tc>
-          <w:tcPr>
-            <w:tcW w:w="1757" w:type="pct"/>
+              <w:t>136.44</w:t>
+            </w:r>
+            <w:r>
+              <w:rPr>
+                <w:rFonts w:ascii="楷体" w:hAnsi="楷体" w:hint="eastAsia"/>
+                <w:szCs w:val="22"/>
+              </w:rPr>
+              <w:t>%</w:t>
+            </w:r>
+          </w:p>
+        </w:tc>
+        <w:tc>
+          <w:tcPr>
+            <w:tcW w:w="1443" w:type="pct"/>
             <w:vAlign w:val="center"/>
           </w:tcPr>
           <w:p>
@@ -1198,7 +2401,7 @@
                 <w:rFonts w:ascii="楷体" w:hAnsi="楷体" w:hint="eastAsia"/>
                 <w:szCs w:val="22"/>
               </w:rPr>
-              <w:t>中</w:t>
+              <w:t>寒武纪、</w:t>
             </w:r>
             <w:proofErr w:type="gramStart"/>
             <w:r>
@@ -1206,7 +2409,7 @@
                 <w:rFonts w:ascii="楷体" w:hAnsi="楷体" w:hint="eastAsia"/>
                 <w:szCs w:val="22"/>
               </w:rPr>
-              <w:t>际旭创</w:t>
+              <w:t>澜</w:t>
             </w:r>
             <w:proofErr w:type="gramEnd"/>
             <w:r>
@@ -1214,7 +2417,7 @@
                 <w:rFonts w:ascii="楷体" w:hAnsi="楷体" w:hint="eastAsia"/>
                 <w:szCs w:val="22"/>
               </w:rPr>
-              <w:t>、新易盛、</w:t>
+              <w:t>起科技、</w:t>
             </w:r>
             <w:proofErr w:type="gramStart"/>
             <w:r>
@@ -1222,7 +2425,7 @@
                 <w:rFonts w:ascii="楷体" w:hAnsi="楷体" w:hint="eastAsia"/>
                 <w:szCs w:val="22"/>
               </w:rPr>
-              <w:t>兆易创新</w:t>
+              <w:t>中芯国际</w:t>
             </w:r>
             <w:proofErr w:type="gramEnd"/>
             <w:r>
@@ -1230,7 +2433,7 @@
                 <w:rFonts w:ascii="楷体" w:hAnsi="楷体" w:hint="eastAsia"/>
                 <w:szCs w:val="22"/>
               </w:rPr>
-              <w:t>、立讯精密、东山精密、工业富联、</w:t>
+              <w:t>、海光信息、中微公司、</w:t>
             </w:r>
             <w:proofErr w:type="gramStart"/>
             <w:r>
@@ -1238,7 +2441,7 @@
                 <w:rFonts w:ascii="楷体" w:hAnsi="楷体" w:hint="eastAsia"/>
                 <w:szCs w:val="22"/>
               </w:rPr>
-              <w:t>天孚通信</w:t>
+              <w:t>源杰科技</w:t>
             </w:r>
             <w:proofErr w:type="gramEnd"/>
             <w:r>
@@ -1246,231 +2449,61 @@
                 <w:rFonts w:ascii="楷体" w:hAnsi="楷体" w:hint="eastAsia"/>
                 <w:szCs w:val="22"/>
               </w:rPr>
+              <w:t>、托</w:t>
+            </w:r>
+            <w:proofErr w:type="gramStart"/>
+            <w:r>
+              <w:rPr>
+                <w:rFonts w:ascii="楷体" w:hAnsi="楷体" w:hint="eastAsia"/>
+                <w:szCs w:val="22"/>
+              </w:rPr>
+              <w:t>荆</w:t>
+            </w:r>
+            <w:proofErr w:type="gramEnd"/>
+            <w:r>
+              <w:rPr>
+                <w:rFonts w:ascii="楷体" w:hAnsi="楷体" w:hint="eastAsia"/>
+                <w:szCs w:val="22"/>
+              </w:rPr>
+              <w:t>科技、</w:t>
+            </w:r>
+            <w:r>
+              <w:rPr>
+                <w:rFonts w:ascii="楷体" w:hAnsi="楷体" w:hint="eastAsia"/>
+                <w:szCs w:val="22"/>
+              </w:rPr>
+              <w:t>佰位存储</w:t>
+            </w:r>
+            <w:r>
+              <w:rPr>
+                <w:rFonts w:ascii="楷体" w:hAnsi="楷体" w:hint="eastAsia"/>
+                <w:szCs w:val="22"/>
+              </w:rPr>
               <w:t>、</w:t>
             </w:r>
+            <w:r>
+              <w:rPr>
+                <w:rFonts w:ascii="楷体" w:hAnsi="楷体" w:hint="eastAsia"/>
+                <w:szCs w:val="22"/>
+              </w:rPr>
+              <w:t>华虹公司</w:t>
+            </w:r>
+            <w:r>
+              <w:rPr>
+                <w:rFonts w:ascii="楷体" w:hAnsi="楷体" w:hint="eastAsia"/>
+                <w:szCs w:val="22"/>
+              </w:rPr>
+              <w:t>、</w:t>
+            </w:r>
             <w:proofErr w:type="gramStart"/>
             <w:r>
               <w:rPr>
                 <w:rFonts w:ascii="楷体" w:hAnsi="楷体" w:hint="eastAsia"/>
                 <w:szCs w:val="22"/>
               </w:rPr>
-              <w:t>沪电股份</w:t>
+              <w:t>芯原股份</w:t>
             </w:r>
             <w:proofErr w:type="gramEnd"/>
-            <w:r>
-              <w:rPr>
-                <w:rFonts w:ascii="楷体" w:hAnsi="楷体" w:hint="eastAsia"/>
-                <w:szCs w:val="22"/>
-              </w:rPr>
-              <w:t>、华工科技、生</w:t>
-            </w:r>
-            <w:proofErr w:type="gramStart"/>
-            <w:r>
-              <w:rPr>
-                <w:rFonts w:ascii="楷体" w:hAnsi="楷体" w:hint="eastAsia"/>
-                <w:szCs w:val="22"/>
-              </w:rPr>
-              <w:t>益科技</w:t>
-            </w:r>
-            <w:proofErr w:type="gramEnd"/>
-          </w:p>
-        </w:tc>
-      </w:tr>
-      <w:tr>
-        <w:tc>
-          <w:tcPr>
-            <w:tcW w:w="630" w:type="pct"/>
-            <w:vAlign w:val="center"/>
-          </w:tcPr>
-          <w:p>
-            <w:pPr>
-              <w:pStyle w:val="ae"/>
-              <w:rPr>
-                <w:sz w:val="22"/>
-                <w:szCs w:val="22"/>
-              </w:rPr>
-            </w:pPr>
-            <w:r>
-              <w:rPr>
-                <w:rFonts w:ascii="楷体" w:hAnsi="楷体" w:hint="eastAsia"/>
-                <w:szCs w:val="22"/>
-              </w:rPr>
-              <w:t>931160.SZ</w:t>
-            </w:r>
-          </w:p>
-        </w:tc>
-        <w:tc>
-          <w:tcPr>
-            <w:tcW w:w="504" w:type="pct"/>
-            <w:vAlign w:val="center"/>
-          </w:tcPr>
-          <w:p>
-            <w:pPr>
-              <w:pStyle w:val="ae"/>
-              <w:rPr>
-                <w:sz w:val="22"/>
-                <w:szCs w:val="22"/>
-              </w:rPr>
-            </w:pPr>
-            <w:r>
-              <w:rPr>
-                <w:rFonts w:ascii="楷体" w:hAnsi="楷体" w:hint="eastAsia"/>
-                <w:szCs w:val="22"/>
-              </w:rPr>
-              <w:t>通信设备</w:t>
-            </w:r>
-          </w:p>
-        </w:tc>
-        <w:tc>
-          <w:tcPr>
-            <w:tcW w:w="458" w:type="pct"/>
-            <w:vAlign w:val="center"/>
-          </w:tcPr>
-          <w:p>
-            <w:pPr>
-              <w:pStyle w:val="ae"/>
-              <w:rPr>
-                <w:sz w:val="22"/>
-                <w:szCs w:val="22"/>
-              </w:rPr>
-            </w:pPr>
-            <w:r>
-              <w:rPr>
-                <w:rFonts w:ascii="楷体" w:hAnsi="楷体" w:hint="eastAsia"/>
-                <w:szCs w:val="22"/>
-              </w:rPr>
-              <w:t>515880</w:t>
-            </w:r>
-          </w:p>
-        </w:tc>
-        <w:tc>
-          <w:tcPr>
-            <w:tcW w:w="955" w:type="pct"/>
-            <w:vAlign w:val="center"/>
-          </w:tcPr>
-          <w:p>
-            <w:pPr>
-              <w:pStyle w:val="ae"/>
-              <w:rPr>
-                <w:sz w:val="22"/>
-                <w:szCs w:val="22"/>
-              </w:rPr>
-            </w:pPr>
-            <w:r>
-              <w:rPr>
-                <w:rFonts w:ascii="楷体" w:hAnsi="楷体" w:hint="eastAsia"/>
-                <w:szCs w:val="22"/>
-              </w:rPr>
-              <w:t>通信设备相关</w:t>
-            </w:r>
-          </w:p>
-        </w:tc>
-        <w:tc>
-          <w:tcPr>
-            <w:tcW w:w="697" w:type="pct"/>
-            <w:vAlign w:val="center"/>
-          </w:tcPr>
-          <w:p>
-            <w:pPr>
-              <w:pStyle w:val="ae"/>
-              <w:rPr>
-                <w:sz w:val="22"/>
-                <w:szCs w:val="22"/>
-              </w:rPr>
-            </w:pPr>
-            <w:r>
-              <w:rPr>
-                <w:rFonts w:ascii="楷体" w:hAnsi="楷体" w:hint="eastAsia"/>
-                <w:szCs w:val="22"/>
-              </w:rPr>
-              <w:t>285.66%</w:t>
-            </w:r>
-          </w:p>
-        </w:tc>
-        <w:tc>
-          <w:tcPr>
-            <w:tcW w:w="1757" w:type="pct"/>
-            <w:vAlign w:val="center"/>
-          </w:tcPr>
-          <w:p>
-            <w:pPr>
-              <w:pStyle w:val="ae"/>
-              <w:rPr>
-                <w:sz w:val="22"/>
-                <w:szCs w:val="22"/>
-              </w:rPr>
-            </w:pPr>
-            <w:r>
-              <w:rPr>
-                <w:rFonts w:ascii="楷体" w:hAnsi="楷体" w:hint="eastAsia"/>
-                <w:szCs w:val="22"/>
-              </w:rPr>
-              <w:t>中</w:t>
-            </w:r>
-            <w:proofErr w:type="gramStart"/>
-            <w:r>
-              <w:rPr>
-                <w:rFonts w:ascii="楷体" w:hAnsi="楷体" w:hint="eastAsia"/>
-                <w:szCs w:val="22"/>
-              </w:rPr>
-              <w:t>际旭创</w:t>
-            </w:r>
-            <w:proofErr w:type="gramEnd"/>
-            <w:r>
-              <w:rPr>
-                <w:rFonts w:ascii="楷体" w:hAnsi="楷体" w:hint="eastAsia"/>
-                <w:szCs w:val="22"/>
-              </w:rPr>
-              <w:t>、新易盛、工业富联、</w:t>
-            </w:r>
-            <w:proofErr w:type="gramStart"/>
-            <w:r>
-              <w:rPr>
-                <w:rFonts w:ascii="楷体" w:hAnsi="楷体" w:hint="eastAsia"/>
-                <w:szCs w:val="22"/>
-              </w:rPr>
-              <w:t>天孚通信</w:t>
-            </w:r>
-            <w:proofErr w:type="gramEnd"/>
-            <w:r>
-              <w:rPr>
-                <w:rFonts w:ascii="楷体" w:hAnsi="楷体" w:hint="eastAsia"/>
-                <w:szCs w:val="22"/>
-              </w:rPr>
-              <w:t>、亨通光电、中兴通讯、中天科技、</w:t>
-            </w:r>
-            <w:proofErr w:type="gramStart"/>
-            <w:r>
-              <w:rPr>
-                <w:rFonts w:ascii="楷体" w:hAnsi="楷体" w:hint="eastAsia"/>
-                <w:szCs w:val="22"/>
-              </w:rPr>
-              <w:t>信维通信</w:t>
-            </w:r>
-            <w:proofErr w:type="gramEnd"/>
-            <w:r>
-              <w:rPr>
-                <w:rFonts w:ascii="楷体" w:hAnsi="楷体" w:hint="eastAsia"/>
-                <w:szCs w:val="22"/>
-              </w:rPr>
-              <w:t>、</w:t>
-            </w:r>
-            <w:proofErr w:type="gramStart"/>
-            <w:r>
-              <w:rPr>
-                <w:rFonts w:ascii="楷体" w:hAnsi="楷体" w:hint="eastAsia"/>
-                <w:szCs w:val="22"/>
-              </w:rPr>
-              <w:t>光迅科技</w:t>
-            </w:r>
-            <w:proofErr w:type="gramEnd"/>
-            <w:r>
-              <w:rPr>
-                <w:rFonts w:ascii="楷体" w:hAnsi="楷体" w:hint="eastAsia"/>
-                <w:szCs w:val="22"/>
-              </w:rPr>
-              <w:t>、剑桥科技</w:t>
-            </w:r>
           </w:p>
         </w:tc>
       </w:tr>
@@ -1505,10 +2538,56 @@
           <w:sz w:val="32"/>
           <w:szCs w:val="22"/>
         </w:rPr>
-        <w:t>5.1 通信ETF华夏（515050.SH）</w:t>
+        <w:t xml:space="preserve">5.1 </w:t>
       </w:r>
       <w:bookmarkEnd w:id="5"/>
       <w:bookmarkEnd w:id="6"/>
+      <w:proofErr w:type="gramStart"/>
+      <w:r>
+        <w:rPr>
+          <w:rFonts w:ascii="楷体" w:eastAsia="楷体" w:hAnsi="楷体"/>
+          <w:b/>
+          <w:bCs/>
+          <w:color w:val="auto"/>
+          <w:sz w:val="32"/>
+          <w:szCs w:val="22"/>
+        </w:rPr>
+        <w:t>科创芯片</w:t>
+      </w:r>
+      <w:proofErr w:type="gramEnd"/>
+      <w:r>
+        <w:rPr>
+          <w:rFonts w:ascii="楷体" w:eastAsia="楷体" w:hAnsi="楷体"/>
+          <w:b/>
+          <w:bCs/>
+          <w:color w:val="auto"/>
+          <w:sz w:val="32"/>
+          <w:szCs w:val="22"/>
+        </w:rPr>
+        <w:t>ETF嘉实（588200</w:t>
+      </w:r>
+      <w:r>
+        <w:rPr>
+          <w:rFonts w:ascii="楷体" w:eastAsia="楷体" w:hAnsi="楷体" w:hint="eastAsia"/>
+          <w:b/>
+          <w:bCs/>
+          <w:color w:val="auto"/>
+          <w:sz w:val="32"/>
+          <w:szCs w:val="22"/>
+        </w:rPr>
+        <w:t>.SH</w:t>
+      </w:r>
+      <w:r>
+        <w:rPr>
+          <w:rFonts w:ascii="楷体" w:eastAsia="楷体" w:hAnsi="楷体"/>
+          <w:b/>
+          <w:bCs/>
+          <w:color w:val="auto"/>
+          <w:sz w:val="32"/>
+          <w:szCs w:val="22"/>
+        </w:rPr>
+        <w:t>）</w:t>
+      </w:r>
     </w:p>
     <w:p>
       <w:pPr>
@@ -1546,7 +2625,31 @@
         <w:rPr>
           <w:rFonts w:ascii="楷体" w:hAnsi="楷体" w:hint="eastAsia"/>
         </w:rPr>
-        <w:t>表：ETF基本信息（2025年5月26日）</w:t>
+        <w:t>表：ETF基本信息（2025年</w:t>
+      </w:r>
+      <w:r>
+        <w:rPr>
+          <w:rFonts w:ascii="楷体" w:hAnsi="楷体" w:hint="eastAsia"/>
+        </w:rPr>
+        <w:t>6</w:t>
+      </w:r>
+      <w:r>
+        <w:rPr>
+          <w:rFonts w:ascii="楷体" w:hAnsi="楷体" w:hint="eastAsia"/>
+        </w:rPr>
+        <w:t>月</w:t>
+      </w:r>
+      <w:r>
+        <w:rPr>
+          <w:rFonts w:ascii="楷体" w:hAnsi="楷体" w:hint="eastAsia"/>
+        </w:rPr>
+        <w:t>2</w:t>
+      </w:r>
+      <w:r>
+        <w:rPr>
+          <w:rFonts w:ascii="楷体" w:hAnsi="楷体" w:hint="eastAsia"/>
+        </w:rPr>
+        <w:t>日）</w:t>
       </w:r>
     </w:p>
     <w:tbl>
@@ -1624,10 +2727,26 @@
             </w:pPr>
             <w:r>
               <w:rPr>
-                <w:rFonts w:ascii="楷体" w:hAnsi="楷体" w:hint="eastAsia"/>
-                <w:szCs w:val="22"/>
-              </w:rPr>
-              <w:t>华夏中证5G通信主题交易型开放式指数证券投资基金</w:t>
+                <w:rFonts w:ascii="楷体" w:hAnsi="楷体"/>
+                <w:szCs w:val="22"/>
+              </w:rPr>
+              <w:t>嘉实上证</w:t>
+            </w:r>
+            <w:proofErr w:type="gramStart"/>
+            <w:r>
+              <w:rPr>
+                <w:rFonts w:ascii="楷体" w:hAnsi="楷体"/>
+                <w:szCs w:val="22"/>
+              </w:rPr>
+              <w:t>科创板</w:t>
+            </w:r>
+            <w:proofErr w:type="gramEnd"/>
+            <w:r>
+              <w:rPr>
+                <w:rFonts w:ascii="楷体" w:hAnsi="楷体"/>
+                <w:szCs w:val="22"/>
+              </w:rPr>
+              <w:t>芯片交易型开放式指数证券投资基金</w:t>
             </w:r>
           </w:p>
         </w:tc>
@@ -1680,12 +2799,21 @@
                 <w:szCs w:val="22"/>
               </w:rPr>
             </w:pPr>
+            <w:proofErr w:type="gramStart"/>
             <w:r>
               <w:rPr>
                 <w:rFonts w:ascii="楷体" w:hAnsi="楷体"/>
                 <w:szCs w:val="22"/>
               </w:rPr>
-              <w:t>通信ETF华夏</w:t>
+              <w:t>科创芯片</w:t>
+            </w:r>
+            <w:proofErr w:type="gramEnd"/>
+            <w:r>
+              <w:rPr>
+                <w:rFonts w:ascii="楷体" w:hAnsi="楷体"/>
+                <w:szCs w:val="22"/>
+              </w:rPr>
+              <w:t>ETF嘉实</w:t>
             </w:r>
           </w:p>
         </w:tc>
@@ -1742,10 +2870,11 @@
             </w:pPr>
             <w:r>
               <w:rPr>
-                <w:rFonts w:ascii="楷体" w:hAnsi="楷体" w:hint="eastAsia"/>
-                <w:szCs w:val="22"/>
-              </w:rPr>
-              <w:t>515050(主代码)</w:t>
+                <w:rFonts w:ascii="楷体" w:hAnsi="楷体"/>
+                <w:szCs w:val="22"/>
+              </w:rPr>
+              <w:tab/>
+              <w:t>588200(主代码)</w:t>
             </w:r>
           </w:p>
         </w:tc>
@@ -1860,10 +2989,10 @@
             </w:pPr>
             <w:r>
               <w:rPr>
-                <w:rFonts w:ascii="楷体" w:hAnsi="楷体" w:hint="eastAsia"/>
-                <w:szCs w:val="22"/>
-              </w:rPr>
-              <w:t>2019年8月30日</w:t>
+                <w:rFonts w:ascii="楷体" w:hAnsi="楷体"/>
+                <w:szCs w:val="22"/>
+              </w:rPr>
+              <w:t>2022年09月23日</w:t>
             </w:r>
           </w:p>
         </w:tc>
@@ -1918,10 +3047,10 @@
             </w:pPr>
             <w:r>
               <w:rPr>
-                <w:rFonts w:ascii="楷体" w:hAnsi="楷体" w:hint="eastAsia"/>
-                <w:szCs w:val="22"/>
-              </w:rPr>
-              <w:t>2019年9月17日/41.541亿份</w:t>
+                <w:rFonts w:ascii="楷体" w:hAnsi="楷体"/>
+                <w:szCs w:val="22"/>
+              </w:rPr>
+              <w:t>2022年09月30日/3.669亿份</w:t>
             </w:r>
           </w:p>
         </w:tc>
@@ -1978,10 +3107,45 @@
             </w:pPr>
             <w:r>
               <w:rPr>
-                <w:rFonts w:ascii="楷体" w:hAnsi="楷体" w:hint="eastAsia"/>
-                <w:szCs w:val="22"/>
-              </w:rPr>
-              <w:t>151.37亿元/（截止至：2026年05月26日）</w:t>
+                <w:rFonts w:ascii="楷体" w:hAnsi="楷体"/>
+                <w:szCs w:val="22"/>
+              </w:rPr>
+              <w:t>454.97亿元</w:t>
+            </w:r>
+            <w:r>
+              <w:rPr>
+                <w:rFonts w:ascii="楷体" w:hAnsi="楷体" w:hint="eastAsia"/>
+                <w:szCs w:val="22"/>
+              </w:rPr>
+              <w:t>/（截止至：2026年0</w:t>
+            </w:r>
+            <w:r>
+              <w:rPr>
+                <w:rFonts w:ascii="楷体" w:hAnsi="楷体" w:hint="eastAsia"/>
+                <w:szCs w:val="22"/>
+              </w:rPr>
+              <w:t>6</w:t>
+            </w:r>
+            <w:r>
+              <w:rPr>
+                <w:rFonts w:ascii="楷体" w:hAnsi="楷体" w:hint="eastAsia"/>
+                <w:szCs w:val="22"/>
+              </w:rPr>
+              <w:t>月</w:t>
+            </w:r>
+            <w:r>
+              <w:rPr>
+                <w:rFonts w:ascii="楷体" w:hAnsi="楷体" w:hint="eastAsia"/>
+                <w:szCs w:val="22"/>
+              </w:rPr>
+              <w:t>02</w:t>
+            </w:r>
+            <w:r>
+              <w:rPr>
+                <w:rFonts w:ascii="楷体" w:hAnsi="楷体" w:hint="eastAsia"/>
+                <w:szCs w:val="22"/>
+              </w:rPr>
+              <w:t>日）</w:t>
             </w:r>
           </w:p>
         </w:tc>
@@ -2036,10 +3200,46 @@
             </w:pPr>
             <w:r>
               <w:rPr>
-                <w:rFonts w:ascii="楷体" w:hAnsi="楷体" w:hint="eastAsia"/>
-                <w:szCs w:val="22"/>
-              </w:rPr>
-              <w:t>125.6521亿份/（截止至：2026年05月26日）</w:t>
+                <w:rFonts w:ascii="楷体" w:hAnsi="楷体"/>
+                <w:szCs w:val="22"/>
+              </w:rPr>
+              <w:tab/>
+              <w:t>131.9489亿份</w:t>
+            </w:r>
+            <w:r>
+              <w:rPr>
+                <w:rFonts w:ascii="楷体" w:hAnsi="楷体" w:hint="eastAsia"/>
+                <w:szCs w:val="22"/>
+              </w:rPr>
+              <w:t>/（截止至：2026年0</w:t>
+            </w:r>
+            <w:r>
+              <w:rPr>
+                <w:rFonts w:ascii="楷体" w:hAnsi="楷体" w:hint="eastAsia"/>
+                <w:szCs w:val="22"/>
+              </w:rPr>
+              <w:t>6</w:t>
+            </w:r>
+            <w:r>
+              <w:rPr>
+                <w:rFonts w:ascii="楷体" w:hAnsi="楷体" w:hint="eastAsia"/>
+                <w:szCs w:val="22"/>
+              </w:rPr>
+              <w:t>月</w:t>
+            </w:r>
+            <w:r>
+              <w:rPr>
+                <w:rFonts w:ascii="楷体" w:hAnsi="楷体" w:hint="eastAsia"/>
+                <w:szCs w:val="22"/>
+              </w:rPr>
+              <w:t>02</w:t>
+            </w:r>
+            <w:r>
+              <w:rPr>
+                <w:rFonts w:ascii="楷体" w:hAnsi="楷体" w:hint="eastAsia"/>
+                <w:szCs w:val="22"/>
+              </w:rPr>
+              <w:t>日）</w:t>
             </w:r>
           </w:p>
         </w:tc>
@@ -2096,11 +3296,20 @@
             </w:pPr>
             <w:r>
               <w:rPr>
-                <w:rFonts w:ascii="楷体" w:hAnsi="楷体" w:hint="eastAsia"/>
-                <w:szCs w:val="22"/>
-              </w:rPr>
-              <w:t>华夏基金</w:t>
-            </w:r>
+                <w:rFonts w:ascii="楷体" w:hAnsi="楷体"/>
+                <w:szCs w:val="22"/>
+              </w:rPr>
+              <w:t>嘉</w:t>
+            </w:r>
+            <w:proofErr w:type="gramStart"/>
+            <w:r>
+              <w:rPr>
+                <w:rFonts w:ascii="楷体" w:hAnsi="楷体"/>
+                <w:szCs w:val="22"/>
+              </w:rPr>
+              <w:t>实基金</w:t>
+            </w:r>
+            <w:proofErr w:type="gramEnd"/>
           </w:p>
         </w:tc>
         <w:tc>
@@ -2154,10 +3363,10 @@
             </w:pPr>
             <w:r>
               <w:rPr>
-                <w:rFonts w:ascii="楷体" w:hAnsi="楷体" w:hint="eastAsia"/>
-                <w:szCs w:val="22"/>
-              </w:rPr>
-              <w:t>中国银行</w:t>
+                <w:rFonts w:ascii="楷体" w:hAnsi="楷体"/>
+                <w:szCs w:val="22"/>
+              </w:rPr>
+              <w:t>中信证券</w:t>
             </w:r>
           </w:p>
         </w:tc>
@@ -2214,10 +3423,10 @@
             </w:pPr>
             <w:r>
               <w:rPr>
-                <w:rFonts w:ascii="楷体" w:hAnsi="楷体" w:hint="eastAsia"/>
-                <w:szCs w:val="22"/>
-              </w:rPr>
-              <w:t>李俊</w:t>
+                <w:rFonts w:ascii="楷体" w:hAnsi="楷体"/>
+                <w:szCs w:val="22"/>
+              </w:rPr>
+              <w:t>田光远</w:t>
             </w:r>
           </w:p>
         </w:tc>
@@ -2508,11 +3717,20 @@
             </w:pPr>
             <w:r>
               <w:rPr>
-                <w:rFonts w:ascii="楷体" w:hAnsi="楷体" w:hint="eastAsia"/>
-                <w:szCs w:val="22"/>
-              </w:rPr>
-              <w:t>5G通信</w:t>
-            </w:r>
+                <w:rFonts w:ascii="楷体" w:hAnsi="楷体"/>
+                <w:szCs w:val="22"/>
+              </w:rPr>
+              <w:tab/>
+            </w:r>
+            <w:proofErr w:type="gramStart"/>
+            <w:r>
+              <w:rPr>
+                <w:rFonts w:ascii="楷体" w:hAnsi="楷体"/>
+                <w:szCs w:val="22"/>
+              </w:rPr>
+              <w:t>科创芯片</w:t>
+            </w:r>
+            <w:proofErr w:type="gramEnd"/>
           </w:p>
         </w:tc>
       </w:tr>
@@ -2569,10 +3787,26 @@
             </w:pPr>
             <w:r>
               <w:rPr>
-                <w:rFonts w:ascii="楷体" w:hAnsi="楷体" w:hint="eastAsia"/>
-                <w:szCs w:val="22"/>
-              </w:rPr>
-              <w:t>中证5G通信主题指数收益率</w:t>
+                <w:rFonts w:ascii="楷体" w:hAnsi="楷体"/>
+                <w:szCs w:val="22"/>
+              </w:rPr>
+              <w:t>上证</w:t>
+            </w:r>
+            <w:proofErr w:type="gramStart"/>
+            <w:r>
+              <w:rPr>
+                <w:rFonts w:ascii="楷体" w:hAnsi="楷体"/>
+                <w:szCs w:val="22"/>
+              </w:rPr>
+              <w:t>科创板</w:t>
+            </w:r>
+            <w:proofErr w:type="gramEnd"/>
+            <w:r>
+              <w:rPr>
+                <w:rFonts w:ascii="楷体" w:hAnsi="楷体"/>
+                <w:szCs w:val="22"/>
+              </w:rPr>
+              <w:t>芯片指数收益率</w:t>
             </w:r>
           </w:p>
         </w:tc>
@@ -2626,7 +3860,7 @@
           <w:sz w:val="28"/>
           <w:szCs w:val="22"/>
         </w:rPr>
-        <w:t>本基金主要采取复制法，即按照标的指数成份股及其权重构建</w:t>
+        <w:t>本基金主要采取复制法，即按照标的指数成份股及其权重构建基金的股票投资组合，并根据标的指数成份股及其权重的变动对股</w:t>
       </w:r>
       <w:r>
         <w:rPr>
@@ -2635,7 +3869,7 @@
           <w:szCs w:val="22"/>
         </w:rPr>
         <w:lastRenderedPageBreak/>
-        <w:t>基金的股票投资组合，并根据标的指数成份股及其权重的变动对股票投资组合进行相应地调整。</w:t>
+        <w:t>票投资组合进行相应地调整。</w:t>
       </w:r>
     </w:p>
     <w:p>
@@ -2687,10 +3921,12 @@
             </w:pPr>
             <w:r>
               <w:rPr>
-                <w:rFonts w:ascii="楷体" w:eastAsia="楷体" w:hAnsi="楷体" w:hint="eastAsia"/>
+                <w:rFonts w:ascii="楷体" w:eastAsia="楷体" w:hAnsi="楷体" w:cs="Segoe UI"/>
+                <w:b/>
                 <w:bCs/>
-                <w:sz w:val="21"/>
-                <w:szCs w:val="22"/>
+                <w:spacing w:val="8"/>
+                <w:sz w:val="21"/>
+                <w:szCs w:val="21"/>
               </w:rPr>
               <w:t>证券代码</w:t>
             </w:r>
@@ -2712,10 +3948,12 @@
             </w:pPr>
             <w:r>
               <w:rPr>
-                <w:rFonts w:ascii="楷体" w:eastAsia="楷体" w:hAnsi="楷体" w:hint="eastAsia"/>
+                <w:rFonts w:ascii="楷体" w:eastAsia="楷体" w:hAnsi="楷体" w:cs="Segoe UI"/>
+                <w:b/>
                 <w:bCs/>
-                <w:sz w:val="21"/>
-                <w:szCs w:val="22"/>
+                <w:spacing w:val="8"/>
+                <w:sz w:val="21"/>
+                <w:szCs w:val="21"/>
               </w:rPr>
               <w:t>证券简称</w:t>
             </w:r>
@@ -2737,34 +3975,38 @@
             </w:pPr>
             <w:r>
               <w:rPr>
-                <w:rFonts w:ascii="楷体" w:eastAsia="楷体" w:hAnsi="楷体" w:hint="eastAsia"/>
-                <w:bCs/>
-                <w:sz w:val="21"/>
-                <w:szCs w:val="22"/>
-              </w:rPr>
-              <w:t>占基金净值比(%)</w:t>
-            </w:r>
-          </w:p>
-        </w:tc>
-        <w:tc>
-          <w:tcPr>
-            <w:tcW w:w="5387" w:type="dxa"/>
-          </w:tcPr>
-          <w:p>
-            <w:pPr>
-              <w:rPr>
-                <w:rFonts w:ascii="楷体" w:eastAsia="楷体" w:hAnsi="楷体" w:hint="eastAsia"/>
+                <w:rFonts w:ascii="楷体" w:eastAsia="楷体" w:hAnsi="楷体" w:cs="Segoe UI"/>
                 <w:b/>
                 <w:bCs/>
-                <w:szCs w:val="22"/>
-              </w:rPr>
-            </w:pPr>
-            <w:r>
-              <w:rPr>
-                <w:rFonts w:ascii="楷体" w:eastAsia="楷体" w:hAnsi="楷体" w:hint="eastAsia"/>
+                <w:spacing w:val="8"/>
+                <w:sz w:val="21"/>
+                <w:szCs w:val="21"/>
+              </w:rPr>
+              <w:t>占基金净值比(%)</w:t>
+            </w:r>
+          </w:p>
+        </w:tc>
+        <w:tc>
+          <w:tcPr>
+            <w:tcW w:w="5387" w:type="dxa"/>
+          </w:tcPr>
+          <w:p>
+            <w:pPr>
+              <w:rPr>
+                <w:rFonts w:ascii="楷体" w:eastAsia="楷体" w:hAnsi="楷体" w:hint="eastAsia"/>
+                <w:b/>
                 <w:bCs/>
-                <w:sz w:val="21"/>
-                <w:szCs w:val="22"/>
+                <w:szCs w:val="22"/>
+              </w:rPr>
+            </w:pPr>
+            <w:r>
+              <w:rPr>
+                <w:rFonts w:ascii="楷体" w:eastAsia="楷体" w:hAnsi="楷体" w:cs="Segoe UI"/>
+                <w:b/>
+                <w:bCs/>
+                <w:spacing w:val="8"/>
+                <w:sz w:val="21"/>
+                <w:szCs w:val="21"/>
               </w:rPr>
               <w:t>简介</w:t>
             </w:r>
@@ -2789,11 +4031,12 @@
             </w:pPr>
             <w:r>
               <w:rPr>
-                <w:rFonts w:ascii="楷体" w:eastAsia="楷体" w:hAnsi="楷体" w:hint="eastAsia"/>
-                <w:sz w:val="21"/>
-                <w:szCs w:val="22"/>
-              </w:rPr>
-              <w:t>300502.SZ</w:t>
+                <w:rFonts w:ascii="楷体" w:eastAsia="楷体" w:hAnsi="楷体" w:cs="Segoe UI"/>
+                <w:spacing w:val="8"/>
+                <w:sz w:val="21"/>
+                <w:szCs w:val="21"/>
+              </w:rPr>
+              <w:t>688981.SH</w:t>
             </w:r>
           </w:p>
         </w:tc>
@@ -2809,14 +4052,17 @@
                 <w:szCs w:val="22"/>
               </w:rPr>
             </w:pPr>
-            <w:r>
-              <w:rPr>
-                <w:rFonts w:ascii="楷体" w:eastAsia="楷体" w:hAnsi="楷体" w:hint="eastAsia"/>
-                <w:sz w:val="21"/>
-                <w:szCs w:val="22"/>
-              </w:rPr>
-              <w:t>新易盛</w:t>
-            </w:r>
+            <w:proofErr w:type="gramStart"/>
+            <w:r>
+              <w:rPr>
+                <w:rFonts w:ascii="楷体" w:eastAsia="楷体" w:hAnsi="楷体" w:cs="Segoe UI"/>
+                <w:spacing w:val="8"/>
+                <w:sz w:val="21"/>
+                <w:szCs w:val="21"/>
+              </w:rPr>
+              <w:t>中芯国际</w:t>
+            </w:r>
+            <w:proofErr w:type="gramEnd"/>
           </w:p>
         </w:tc>
         <w:tc>
@@ -2833,11 +4079,12 @@
             </w:pPr>
             <w:r>
               <w:rPr>
-                <w:rFonts w:ascii="楷体" w:eastAsia="楷体" w:hAnsi="楷体" w:hint="eastAsia"/>
-                <w:sz w:val="21"/>
-                <w:szCs w:val="22"/>
-              </w:rPr>
-              <w:t>10.29</w:t>
+                <w:rFonts w:ascii="楷体" w:eastAsia="楷体" w:hAnsi="楷体" w:cs="Segoe UI"/>
+                <w:spacing w:val="8"/>
+                <w:sz w:val="21"/>
+                <w:szCs w:val="21"/>
+              </w:rPr>
+              <w:t>9.80</w:t>
             </w:r>
           </w:p>
         </w:tc>
@@ -2852,67 +4099,65 @@
                 <w:szCs w:val="22"/>
               </w:rPr>
             </w:pPr>
-            <w:r>
-              <w:rPr>
-                <w:rFonts w:ascii="楷体" w:eastAsia="楷体" w:hAnsi="楷体" w:hint="eastAsia"/>
-                <w:sz w:val="21"/>
-                <w:szCs w:val="22"/>
-              </w:rPr>
-              <w:t>国内光模块核心供应商之一，深度布局 800G/1.6T 高速光模块，</w:t>
-            </w:r>
             <w:proofErr w:type="gramStart"/>
             <w:r>
               <w:rPr>
-                <w:rFonts w:ascii="楷体" w:eastAsia="楷体" w:hAnsi="楷体" w:hint="eastAsia"/>
-                <w:sz w:val="21"/>
-                <w:szCs w:val="22"/>
-              </w:rPr>
-              <w:t>在硅光及</w:t>
+                <w:rFonts w:ascii="楷体" w:eastAsia="楷体" w:hAnsi="楷体" w:cs="Segoe UI"/>
+                <w:spacing w:val="8"/>
+                <w:sz w:val="21"/>
+                <w:szCs w:val="21"/>
+              </w:rPr>
+              <w:t>国内晶</w:t>
             </w:r>
             <w:proofErr w:type="gramEnd"/>
             <w:r>
               <w:rPr>
-                <w:rFonts w:ascii="楷体" w:eastAsia="楷体" w:hAnsi="楷体" w:hint="eastAsia"/>
-                <w:sz w:val="21"/>
-                <w:szCs w:val="22"/>
-              </w:rPr>
-              <w:t xml:space="preserve"> LPO（线性驱动可插拔光学）技术路线具备先发优势。客户覆盖北美云厂商及国内互联网巨头，受益于 AI </w:t>
+                <w:rFonts w:ascii="楷体" w:eastAsia="楷体" w:hAnsi="楷体" w:cs="Segoe UI"/>
+                <w:spacing w:val="8"/>
+                <w:sz w:val="21"/>
+                <w:szCs w:val="21"/>
+              </w:rPr>
+              <w:t>圆代工龙头，大陆技术最先进、规模最大的集成电路制造企业。在国产替代浪潮中承担核心制造底座角色，为海光、寒武纪等国产芯片提供</w:t>
             </w:r>
             <w:proofErr w:type="gramStart"/>
             <w:r>
               <w:rPr>
-                <w:rFonts w:ascii="楷体" w:eastAsia="楷体" w:hAnsi="楷体" w:hint="eastAsia"/>
-                <w:sz w:val="21"/>
-                <w:szCs w:val="22"/>
-              </w:rPr>
-              <w:t>算力基础</w:t>
+                <w:rFonts w:ascii="楷体" w:eastAsia="楷体" w:hAnsi="楷体" w:cs="Segoe UI"/>
+                <w:spacing w:val="8"/>
+                <w:sz w:val="21"/>
+                <w:szCs w:val="21"/>
+              </w:rPr>
+              <w:t>先进制程代</w:t>
             </w:r>
             <w:proofErr w:type="gramEnd"/>
             <w:r>
               <w:rPr>
-                <w:rFonts w:ascii="楷体" w:eastAsia="楷体" w:hAnsi="楷体" w:hint="eastAsia"/>
-                <w:sz w:val="21"/>
-                <w:szCs w:val="22"/>
-              </w:rPr>
-              <w:t>设施扩容，高速产品占</w:t>
+                <w:rFonts w:ascii="楷体" w:eastAsia="楷体" w:hAnsi="楷体" w:cs="Segoe UI"/>
+                <w:spacing w:val="8"/>
+                <w:sz w:val="21"/>
+                <w:szCs w:val="21"/>
+              </w:rPr>
+              <w:t>工服务，</w:t>
             </w:r>
             <w:proofErr w:type="gramStart"/>
             <w:r>
               <w:rPr>
-                <w:rFonts w:ascii="楷体" w:eastAsia="楷体" w:hAnsi="楷体" w:hint="eastAsia"/>
-                <w:sz w:val="21"/>
-                <w:szCs w:val="22"/>
-              </w:rPr>
-              <w:t>比持续</w:t>
+                <w:rFonts w:ascii="楷体" w:eastAsia="楷体" w:hAnsi="楷体" w:cs="Segoe UI"/>
+                <w:spacing w:val="8"/>
+                <w:sz w:val="21"/>
+                <w:szCs w:val="21"/>
+              </w:rPr>
+              <w:t>是算力芯片</w:t>
             </w:r>
             <w:proofErr w:type="gramEnd"/>
             <w:r>
               <w:rPr>
-                <w:rFonts w:ascii="楷体" w:eastAsia="楷体" w:hAnsi="楷体" w:hint="eastAsia"/>
-                <w:sz w:val="21"/>
-                <w:szCs w:val="22"/>
-              </w:rPr>
-              <w:t>提升，盈利能力行业领先。</w:t>
+                <w:rFonts w:ascii="楷体" w:eastAsia="楷体" w:hAnsi="楷体" w:cs="Segoe UI"/>
+                <w:spacing w:val="8"/>
+                <w:sz w:val="21"/>
+                <w:szCs w:val="21"/>
+              </w:rPr>
+              <w:t>国产化的关键基础设施。</w:t>
             </w:r>
           </w:p>
         </w:tc>
@@ -2935,11 +4180,12 @@
             </w:pPr>
             <w:r>
               <w:rPr>
-                <w:rFonts w:ascii="楷体" w:eastAsia="楷体" w:hAnsi="楷体" w:hint="eastAsia"/>
-                <w:sz w:val="21"/>
-                <w:szCs w:val="22"/>
-              </w:rPr>
-              <w:t>300308.SZ</w:t>
+                <w:rFonts w:ascii="楷体" w:eastAsia="楷体" w:hAnsi="楷体" w:cs="Segoe UI"/>
+                <w:spacing w:val="8"/>
+                <w:sz w:val="21"/>
+                <w:szCs w:val="21"/>
+              </w:rPr>
+              <w:t>688041.SH</w:t>
             </w:r>
           </w:p>
         </w:tc>
@@ -2957,20 +4203,22 @@
             </w:pPr>
             <w:r>
               <w:rPr>
-                <w:rFonts w:ascii="楷体" w:eastAsia="楷体" w:hAnsi="楷体" w:hint="eastAsia"/>
-                <w:sz w:val="21"/>
-                <w:szCs w:val="22"/>
-              </w:rPr>
-              <w:t>中</w:t>
+                <w:rFonts w:ascii="楷体" w:eastAsia="楷体" w:hAnsi="楷体" w:cs="Segoe UI"/>
+                <w:spacing w:val="8"/>
+                <w:sz w:val="21"/>
+                <w:szCs w:val="21"/>
+              </w:rPr>
+              <w:t>海</w:t>
             </w:r>
             <w:proofErr w:type="gramStart"/>
             <w:r>
               <w:rPr>
-                <w:rFonts w:ascii="楷体" w:eastAsia="楷体" w:hAnsi="楷体" w:hint="eastAsia"/>
-                <w:sz w:val="21"/>
-                <w:szCs w:val="22"/>
-              </w:rPr>
-              <w:t>际旭创</w:t>
+                <w:rFonts w:ascii="楷体" w:eastAsia="楷体" w:hAnsi="楷体" w:cs="Segoe UI"/>
+                <w:spacing w:val="8"/>
+                <w:sz w:val="21"/>
+                <w:szCs w:val="21"/>
+              </w:rPr>
+              <w:t>光信息</w:t>
             </w:r>
             <w:proofErr w:type="gramEnd"/>
           </w:p>
@@ -2989,11 +4237,12 @@
             </w:pPr>
             <w:r>
               <w:rPr>
-                <w:rFonts w:ascii="楷体" w:eastAsia="楷体" w:hAnsi="楷体" w:hint="eastAsia"/>
-                <w:sz w:val="21"/>
-                <w:szCs w:val="22"/>
-              </w:rPr>
-              <w:t>9.4</w:t>
+                <w:rFonts w:ascii="楷体" w:eastAsia="楷体" w:hAnsi="楷体" w:cs="Segoe UI"/>
+                <w:spacing w:val="8"/>
+                <w:sz w:val="21"/>
+                <w:szCs w:val="21"/>
+              </w:rPr>
+              <w:t>9.66</w:t>
             </w:r>
           </w:p>
         </w:tc>
@@ -3010,83 +4259,92 @@
             </w:pPr>
             <w:r>
               <w:rPr>
-                <w:rFonts w:ascii="楷体" w:eastAsia="楷体" w:hAnsi="楷体" w:hint="eastAsia"/>
-                <w:sz w:val="21"/>
-                <w:szCs w:val="22"/>
-              </w:rPr>
-              <w:t>全球光模块龙头，800G 出货</w:t>
+                <w:rFonts w:ascii="楷体" w:eastAsia="楷体" w:hAnsi="楷体" w:cs="Segoe UI"/>
+                <w:spacing w:val="8"/>
+                <w:sz w:val="21"/>
+                <w:szCs w:val="21"/>
+              </w:rPr>
+              <w:t>国产x86/DCU</w:t>
             </w:r>
             <w:proofErr w:type="gramStart"/>
             <w:r>
               <w:rPr>
-                <w:rFonts w:ascii="楷体" w:eastAsia="楷体" w:hAnsi="楷体" w:hint="eastAsia"/>
-                <w:sz w:val="21"/>
-                <w:szCs w:val="22"/>
-              </w:rPr>
-              <w:t>量市占率</w:t>
+                <w:rFonts w:ascii="楷体" w:eastAsia="楷体" w:hAnsi="楷体" w:cs="Segoe UI"/>
+                <w:spacing w:val="8"/>
+                <w:sz w:val="21"/>
+                <w:szCs w:val="21"/>
+              </w:rPr>
+              <w:t>算力芯片</w:t>
             </w:r>
             <w:proofErr w:type="gramEnd"/>
             <w:r>
               <w:rPr>
-                <w:rFonts w:ascii="楷体" w:eastAsia="楷体" w:hAnsi="楷体" w:hint="eastAsia"/>
-                <w:sz w:val="21"/>
-                <w:szCs w:val="22"/>
-              </w:rPr>
-              <w:t xml:space="preserve">第一，1.6T </w:t>
+                <w:rFonts w:ascii="楷体" w:eastAsia="楷体" w:hAnsi="楷体" w:cs="Segoe UI"/>
+                <w:spacing w:val="8"/>
+                <w:sz w:val="21"/>
+                <w:szCs w:val="21"/>
+              </w:rPr>
+              <w:t>设计龙头，产品覆盖CPU和深</w:t>
             </w:r>
             <w:proofErr w:type="gramStart"/>
             <w:r>
               <w:rPr>
-                <w:rFonts w:ascii="楷体" w:eastAsia="楷体" w:hAnsi="楷体" w:hint="eastAsia"/>
-                <w:sz w:val="21"/>
-                <w:szCs w:val="22"/>
-              </w:rPr>
-              <w:t>硅光模块</w:t>
+                <w:rFonts w:ascii="楷体" w:eastAsia="楷体" w:hAnsi="楷体" w:cs="Segoe UI"/>
+                <w:spacing w:val="8"/>
+                <w:sz w:val="21"/>
+                <w:szCs w:val="21"/>
+              </w:rPr>
+              <w:t>算系列</w:t>
             </w:r>
             <w:proofErr w:type="gramEnd"/>
             <w:r>
               <w:rPr>
-                <w:rFonts w:ascii="楷体" w:eastAsia="楷体" w:hAnsi="楷体" w:hint="eastAsia"/>
-                <w:sz w:val="21"/>
-                <w:szCs w:val="22"/>
-              </w:rPr>
-              <w:t>已进入英伟达、谷歌等核心客户供应链。通过收购储翰科技</w:t>
+                <w:rFonts w:ascii="楷体" w:eastAsia="楷体" w:hAnsi="楷体" w:cs="Segoe UI"/>
+                <w:spacing w:val="8"/>
+                <w:sz w:val="21"/>
+                <w:szCs w:val="21"/>
+              </w:rPr>
+              <w:t>DCU（GPGPU），深度</w:t>
             </w:r>
             <w:proofErr w:type="gramStart"/>
             <w:r>
               <w:rPr>
-                <w:rFonts w:ascii="楷体" w:eastAsia="楷体" w:hAnsi="楷体" w:hint="eastAsia"/>
-                <w:sz w:val="21"/>
-                <w:szCs w:val="22"/>
-              </w:rPr>
-              <w:t>完善硅光芯片</w:t>
+                <w:rFonts w:ascii="楷体" w:eastAsia="楷体" w:hAnsi="楷体" w:cs="Segoe UI"/>
+                <w:spacing w:val="8"/>
+                <w:sz w:val="21"/>
+                <w:szCs w:val="21"/>
+              </w:rPr>
+              <w:t>受益信创及AI算力</w:t>
             </w:r>
             <w:proofErr w:type="gramEnd"/>
             <w:r>
               <w:rPr>
-                <w:rFonts w:ascii="楷体" w:eastAsia="楷体" w:hAnsi="楷体" w:hint="eastAsia"/>
-                <w:sz w:val="21"/>
-                <w:szCs w:val="22"/>
-              </w:rPr>
-              <w:t>自主能力，深度绑定台积电 CMOS 代工资源。AI 驱动下，公司技术迭代与客户卡位优势显著，是 1.6T 时代</w:t>
+                <w:rFonts w:ascii="楷体" w:eastAsia="楷体" w:hAnsi="楷体" w:cs="Segoe UI"/>
+                <w:spacing w:val="8"/>
+                <w:sz w:val="21"/>
+                <w:szCs w:val="21"/>
+              </w:rPr>
+              <w:t>国产化。其DCU产品兼容CUDA生态，在国产AI服务器中占据核心地位，</w:t>
             </w:r>
             <w:proofErr w:type="gramStart"/>
             <w:r>
               <w:rPr>
-                <w:rFonts w:ascii="楷体" w:eastAsia="楷体" w:hAnsi="楷体" w:hint="eastAsia"/>
-                <w:sz w:val="21"/>
-                <w:szCs w:val="22"/>
-              </w:rPr>
-              <w:t>最确定</w:t>
+                <w:rFonts w:ascii="楷体" w:eastAsia="楷体" w:hAnsi="楷体" w:cs="Segoe UI"/>
+                <w:spacing w:val="8"/>
+                <w:sz w:val="21"/>
+                <w:szCs w:val="21"/>
+              </w:rPr>
+              <w:t>是算力自主</w:t>
             </w:r>
             <w:proofErr w:type="gramEnd"/>
             <w:r>
               <w:rPr>
-                <w:rFonts w:ascii="楷体" w:eastAsia="楷体" w:hAnsi="楷体" w:hint="eastAsia"/>
-                <w:sz w:val="21"/>
-                <w:szCs w:val="22"/>
-              </w:rPr>
-              <w:t>的受益标的之一。</w:t>
+                <w:rFonts w:ascii="楷体" w:eastAsia="楷体" w:hAnsi="楷体" w:cs="Segoe UI"/>
+                <w:spacing w:val="8"/>
+                <w:sz w:val="21"/>
+                <w:szCs w:val="21"/>
+              </w:rPr>
+              <w:t>可控的核心标的。</w:t>
             </w:r>
           </w:p>
         </w:tc>
@@ -3109,11 +4367,12 @@
             </w:pPr>
             <w:r>
               <w:rPr>
-                <w:rFonts w:ascii="楷体" w:eastAsia="楷体" w:hAnsi="楷体" w:hint="eastAsia"/>
-                <w:sz w:val="21"/>
-                <w:szCs w:val="22"/>
-              </w:rPr>
-              <w:t>002475.SZ</w:t>
+                <w:rFonts w:ascii="楷体" w:eastAsia="楷体" w:hAnsi="楷体" w:cs="Segoe UI"/>
+                <w:spacing w:val="8"/>
+                <w:sz w:val="21"/>
+                <w:szCs w:val="21"/>
+              </w:rPr>
+              <w:t>688256.SH</w:t>
             </w:r>
           </w:p>
         </w:tc>
@@ -3131,11 +4390,12 @@
             </w:pPr>
             <w:r>
               <w:rPr>
-                <w:rFonts w:ascii="楷体" w:eastAsia="楷体" w:hAnsi="楷体" w:hint="eastAsia"/>
-                <w:sz w:val="21"/>
-                <w:szCs w:val="22"/>
-              </w:rPr>
-              <w:t>立讯精密</w:t>
+                <w:rFonts w:ascii="楷体" w:eastAsia="楷体" w:hAnsi="楷体" w:cs="Segoe UI"/>
+                <w:spacing w:val="8"/>
+                <w:sz w:val="21"/>
+                <w:szCs w:val="21"/>
+              </w:rPr>
+              <w:t>寒武纪</w:t>
             </w:r>
           </w:p>
         </w:tc>
@@ -3153,11 +4413,12 @@
             </w:pPr>
             <w:r>
               <w:rPr>
-                <w:rFonts w:ascii="楷体" w:eastAsia="楷体" w:hAnsi="楷体" w:hint="eastAsia"/>
-                <w:sz w:val="21"/>
-                <w:szCs w:val="22"/>
-              </w:rPr>
-              <w:t>7.72</w:t>
+                <w:rFonts w:ascii="楷体" w:eastAsia="楷体" w:hAnsi="楷体" w:cs="Segoe UI"/>
+                <w:spacing w:val="8"/>
+                <w:sz w:val="21"/>
+                <w:szCs w:val="21"/>
+              </w:rPr>
+              <w:t>9.56</w:t>
             </w:r>
           </w:p>
         </w:tc>
@@ -3174,29 +4435,132 @@
             </w:pPr>
             <w:r>
               <w:rPr>
-                <w:rFonts w:ascii="楷体" w:eastAsia="楷体" w:hAnsi="楷体" w:hint="eastAsia"/>
-                <w:sz w:val="21"/>
-                <w:szCs w:val="22"/>
-              </w:rPr>
-              <w:t>消费电子精密制造龙头，业务边界持续向汽车电子、通信互联延伸。在光通信领域布局 AOC（有源光缆）及高速连接器，为数据中心内部互联提供一站</w:t>
+                <w:rFonts w:ascii="楷体" w:eastAsia="楷体" w:hAnsi="楷体" w:cs="Segoe UI"/>
+                <w:spacing w:val="8"/>
+                <w:sz w:val="21"/>
+                <w:szCs w:val="21"/>
+              </w:rPr>
+              <w:t>国内AI芯片设计领军者，</w:t>
             </w:r>
             <w:proofErr w:type="gramStart"/>
             <w:r>
               <w:rPr>
-                <w:rFonts w:ascii="楷体" w:eastAsia="楷体" w:hAnsi="楷体" w:hint="eastAsia"/>
-                <w:sz w:val="21"/>
-                <w:szCs w:val="22"/>
-              </w:rPr>
-              <w:t>式解决</w:t>
+                <w:rFonts w:ascii="楷体" w:eastAsia="楷体" w:hAnsi="楷体" w:cs="Segoe UI"/>
+                <w:spacing w:val="8"/>
+                <w:sz w:val="21"/>
+                <w:szCs w:val="21"/>
+              </w:rPr>
+              <w:t>思元系列</w:t>
             </w:r>
             <w:proofErr w:type="gramEnd"/>
             <w:r>
               <w:rPr>
-                <w:rFonts w:ascii="楷体" w:eastAsia="楷体" w:hAnsi="楷体" w:hint="eastAsia"/>
-                <w:sz w:val="21"/>
-                <w:szCs w:val="22"/>
-              </w:rPr>
-              <w:t>方案。凭借精密制造能力与苹果供应链管理经验，具备向更高附加值光互联组件渗透的潜力。</w:t>
+                <w:rFonts w:ascii="楷体" w:eastAsia="楷体" w:hAnsi="楷体" w:cs="Segoe UI"/>
+                <w:spacing w:val="8"/>
+                <w:sz w:val="21"/>
+                <w:szCs w:val="21"/>
+              </w:rPr>
+              <w:t>智能芯片及云端训练/</w:t>
+            </w:r>
+            <w:proofErr w:type="gramStart"/>
+            <w:r>
+              <w:rPr>
+                <w:rFonts w:ascii="楷体" w:eastAsia="楷体" w:hAnsi="楷体" w:cs="Segoe UI"/>
+                <w:spacing w:val="8"/>
+                <w:sz w:val="21"/>
+                <w:szCs w:val="21"/>
+              </w:rPr>
+              <w:t>推理卡</w:t>
+            </w:r>
+            <w:proofErr w:type="gramEnd"/>
+            <w:r>
+              <w:rPr>
+                <w:rFonts w:ascii="楷体" w:eastAsia="楷体" w:hAnsi="楷体" w:cs="Segoe UI"/>
+                <w:spacing w:val="8"/>
+                <w:sz w:val="21"/>
+                <w:szCs w:val="21"/>
+              </w:rPr>
+              <w:t>产品覆盖大</w:t>
+            </w:r>
+            <w:proofErr w:type="gramStart"/>
+            <w:r>
+              <w:rPr>
+                <w:rFonts w:ascii="楷体" w:eastAsia="楷体" w:hAnsi="楷体" w:cs="Segoe UI"/>
+                <w:spacing w:val="8"/>
+                <w:sz w:val="21"/>
+                <w:szCs w:val="21"/>
+              </w:rPr>
+              <w:t>模型算力需求</w:t>
+            </w:r>
+            <w:proofErr w:type="gramEnd"/>
+            <w:r>
+              <w:rPr>
+                <w:rFonts w:ascii="楷体" w:eastAsia="楷体" w:hAnsi="楷体" w:cs="Segoe UI"/>
+                <w:spacing w:val="8"/>
+                <w:sz w:val="21"/>
+                <w:szCs w:val="21"/>
+              </w:rPr>
+              <w:t>。作为纯AI芯片设计公司，直接受益于</w:t>
+            </w:r>
+            <w:proofErr w:type="gramStart"/>
+            <w:r>
+              <w:rPr>
+                <w:rFonts w:ascii="楷体" w:eastAsia="楷体" w:hAnsi="楷体" w:cs="Segoe UI"/>
+                <w:spacing w:val="8"/>
+                <w:sz w:val="21"/>
+                <w:szCs w:val="21"/>
+              </w:rPr>
+              <w:t>国内智算</w:t>
+            </w:r>
+            <w:proofErr w:type="gramEnd"/>
+            <w:r>
+              <w:rPr>
+                <w:rFonts w:ascii="楷体" w:eastAsia="楷体" w:hAnsi="楷体" w:cs="Segoe UI"/>
+                <w:spacing w:val="8"/>
+                <w:sz w:val="21"/>
+                <w:szCs w:val="21"/>
+              </w:rPr>
+              <w:t>中心建设及</w:t>
+            </w:r>
+            <w:proofErr w:type="gramStart"/>
+            <w:r>
+              <w:rPr>
+                <w:rFonts w:ascii="楷体" w:eastAsia="楷体" w:hAnsi="楷体" w:cs="Segoe UI"/>
+                <w:spacing w:val="8"/>
+                <w:sz w:val="21"/>
+                <w:szCs w:val="21"/>
+              </w:rPr>
+              <w:t>国产算力替代</w:t>
+            </w:r>
+            <w:proofErr w:type="gramEnd"/>
+            <w:r>
+              <w:rPr>
+                <w:rFonts w:ascii="楷体" w:eastAsia="楷体" w:hAnsi="楷体" w:cs="Segoe UI"/>
+                <w:spacing w:val="8"/>
+                <w:sz w:val="21"/>
+                <w:szCs w:val="21"/>
+              </w:rPr>
+              <w:t>浪潮，是AI</w:t>
+            </w:r>
+            <w:proofErr w:type="gramStart"/>
+            <w:r>
+              <w:rPr>
+                <w:rFonts w:ascii="楷体" w:eastAsia="楷体" w:hAnsi="楷体" w:cs="Segoe UI"/>
+                <w:spacing w:val="8"/>
+                <w:sz w:val="21"/>
+                <w:szCs w:val="21"/>
+              </w:rPr>
+              <w:t>算力芯片</w:t>
+            </w:r>
+            <w:proofErr w:type="gramEnd"/>
+            <w:r>
+              <w:rPr>
+                <w:rFonts w:ascii="楷体" w:eastAsia="楷体" w:hAnsi="楷体" w:cs="Segoe UI"/>
+                <w:spacing w:val="8"/>
+                <w:sz w:val="21"/>
+                <w:szCs w:val="21"/>
+              </w:rPr>
+              <w:t>国产化的标杆企业。</w:t>
             </w:r>
           </w:p>
         </w:tc>
@@ -3219,11 +4583,12 @@
             </w:pPr>
             <w:r>
               <w:rPr>
-                <w:rFonts w:ascii="楷体" w:eastAsia="楷体" w:hAnsi="楷体" w:hint="eastAsia"/>
-                <w:sz w:val="21"/>
-                <w:szCs w:val="22"/>
-              </w:rPr>
-              <w:t>601138.SH</w:t>
+                <w:rFonts w:ascii="楷体" w:eastAsia="楷体" w:hAnsi="楷体" w:cs="Segoe UI"/>
+                <w:spacing w:val="8"/>
+                <w:sz w:val="21"/>
+                <w:szCs w:val="21"/>
+              </w:rPr>
+              <w:t>688008.SH</w:t>
             </w:r>
           </w:p>
         </w:tc>
@@ -3239,13 +4604,25 @@
                 <w:szCs w:val="22"/>
               </w:rPr>
             </w:pPr>
-            <w:r>
-              <w:rPr>
-                <w:rFonts w:ascii="楷体" w:eastAsia="楷体" w:hAnsi="楷体" w:hint="eastAsia"/>
-                <w:sz w:val="21"/>
-                <w:szCs w:val="22"/>
-              </w:rPr>
-              <w:t>工业富联</w:t>
+            <w:proofErr w:type="gramStart"/>
+            <w:r>
+              <w:rPr>
+                <w:rFonts w:ascii="楷体" w:eastAsia="楷体" w:hAnsi="楷体" w:cs="Segoe UI"/>
+                <w:spacing w:val="8"/>
+                <w:sz w:val="21"/>
+                <w:szCs w:val="21"/>
+              </w:rPr>
+              <w:t>澜</w:t>
+            </w:r>
+            <w:proofErr w:type="gramEnd"/>
+            <w:r>
+              <w:rPr>
+                <w:rFonts w:ascii="楷体" w:eastAsia="楷体" w:hAnsi="楷体" w:cs="Segoe UI"/>
+                <w:spacing w:val="8"/>
+                <w:sz w:val="21"/>
+                <w:szCs w:val="21"/>
+              </w:rPr>
+              <w:t>起科技</w:t>
             </w:r>
           </w:p>
         </w:tc>
@@ -3263,11 +4640,12 @@
             </w:pPr>
             <w:r>
               <w:rPr>
-                <w:rFonts w:ascii="楷体" w:eastAsia="楷体" w:hAnsi="楷体" w:hint="eastAsia"/>
-                <w:sz w:val="21"/>
-                <w:szCs w:val="22"/>
-              </w:rPr>
-              <w:t>6.67</w:t>
+                <w:rFonts w:ascii="楷体" w:eastAsia="楷体" w:hAnsi="楷体" w:cs="Segoe UI"/>
+                <w:spacing w:val="8"/>
+                <w:sz w:val="21"/>
+                <w:szCs w:val="21"/>
+              </w:rPr>
+              <w:t>7.80</w:t>
             </w:r>
           </w:p>
         </w:tc>
@@ -3284,47 +4662,52 @@
             </w:pPr>
             <w:r>
               <w:rPr>
-                <w:rFonts w:ascii="楷体" w:eastAsia="楷体" w:hAnsi="楷体" w:hint="eastAsia"/>
-                <w:sz w:val="21"/>
-                <w:szCs w:val="22"/>
-              </w:rPr>
-              <w:t>全球电子制造服务（EMS）巨头，深度绑定</w:t>
+                <w:rFonts w:ascii="楷体" w:eastAsia="楷体" w:hAnsi="楷体" w:cs="Segoe UI"/>
+                <w:spacing w:val="8"/>
+                <w:sz w:val="21"/>
+                <w:szCs w:val="21"/>
+              </w:rPr>
+              <w:t>全球内存接口芯片龙头，DDR4/DDR5内存接口芯片及配套</w:t>
             </w:r>
             <w:proofErr w:type="gramStart"/>
             <w:r>
               <w:rPr>
-                <w:rFonts w:ascii="楷体" w:eastAsia="楷体" w:hAnsi="楷体" w:hint="eastAsia"/>
-                <w:sz w:val="21"/>
-                <w:szCs w:val="22"/>
-              </w:rPr>
-              <w:t>英伟达</w:t>
+                <w:rFonts w:ascii="楷体" w:eastAsia="楷体" w:hAnsi="楷体" w:cs="Segoe UI"/>
+                <w:spacing w:val="8"/>
+                <w:sz w:val="21"/>
+                <w:szCs w:val="21"/>
+              </w:rPr>
+              <w:t>芯片市</w:t>
             </w:r>
             <w:proofErr w:type="gramEnd"/>
             <w:r>
               <w:rPr>
-                <w:rFonts w:ascii="楷体" w:eastAsia="楷体" w:hAnsi="楷体" w:hint="eastAsia"/>
-                <w:sz w:val="21"/>
-                <w:szCs w:val="22"/>
-              </w:rPr>
-              <w:t xml:space="preserve"> AI 服务器代工业务，覆盖 GPU 模组、HGX 基板及整机组装。随着</w:t>
+                <w:rFonts w:ascii="楷体" w:eastAsia="楷体" w:hAnsi="楷体" w:cs="Segoe UI"/>
+                <w:spacing w:val="8"/>
+                <w:sz w:val="21"/>
+                <w:szCs w:val="21"/>
+              </w:rPr>
+              <w:t>占率领先。产品直接配套服务器内存模组，是AI服务器中数据吞吐的核心接口芯片，受益于AI</w:t>
             </w:r>
             <w:proofErr w:type="gramStart"/>
             <w:r>
               <w:rPr>
-                <w:rFonts w:ascii="楷体" w:eastAsia="楷体" w:hAnsi="楷体" w:hint="eastAsia"/>
-                <w:sz w:val="21"/>
-                <w:szCs w:val="22"/>
-              </w:rPr>
-              <w:t>英伟达</w:t>
+                <w:rFonts w:ascii="楷体" w:eastAsia="楷体" w:hAnsi="楷体" w:cs="Segoe UI"/>
+                <w:spacing w:val="8"/>
+                <w:sz w:val="21"/>
+                <w:szCs w:val="21"/>
+              </w:rPr>
+              <w:t>算力扩容</w:t>
             </w:r>
             <w:proofErr w:type="gramEnd"/>
             <w:r>
               <w:rPr>
-                <w:rFonts w:ascii="楷体" w:eastAsia="楷体" w:hAnsi="楷体" w:hint="eastAsia"/>
-                <w:sz w:val="21"/>
-                <w:szCs w:val="22"/>
-              </w:rPr>
-              <w:t xml:space="preserve"> Blackwell/Rubin 平台放量，公司作为核心代工厂直接受益于 AI 服务器出货量激增，同时向上游光互联、液冷等环节延伸布局。</w:t>
+                <w:rFonts w:ascii="楷体" w:eastAsia="楷体" w:hAnsi="楷体" w:cs="Segoe UI"/>
+                <w:spacing w:val="8"/>
+                <w:sz w:val="21"/>
+                <w:szCs w:val="21"/>
+              </w:rPr>
+              <w:t>带来的高带宽内存需求增长。</w:t>
             </w:r>
           </w:p>
         </w:tc>
@@ -3347,11 +4730,12 @@
             </w:pPr>
             <w:r>
               <w:rPr>
-                <w:rFonts w:ascii="楷体" w:eastAsia="楷体" w:hAnsi="楷体" w:hint="eastAsia"/>
-                <w:sz w:val="21"/>
-                <w:szCs w:val="22"/>
-              </w:rPr>
-              <w:t>603986.SH</w:t>
+                <w:rFonts w:ascii="楷体" w:eastAsia="楷体" w:hAnsi="楷体" w:cs="Segoe UI"/>
+                <w:spacing w:val="8"/>
+                <w:sz w:val="21"/>
+                <w:szCs w:val="21"/>
+              </w:rPr>
+              <w:t>688012.SH</w:t>
             </w:r>
           </w:p>
         </w:tc>
@@ -3367,14 +4751,24 @@
                 <w:szCs w:val="22"/>
               </w:rPr>
             </w:pPr>
+            <w:r>
+              <w:rPr>
+                <w:rFonts w:ascii="楷体" w:eastAsia="楷体" w:hAnsi="楷体" w:cs="Segoe UI"/>
+                <w:spacing w:val="8"/>
+                <w:sz w:val="21"/>
+                <w:szCs w:val="21"/>
+              </w:rPr>
+              <w:t>中</w:t>
+            </w:r>
             <w:proofErr w:type="gramStart"/>
             <w:r>
               <w:rPr>
-                <w:rFonts w:ascii="楷体" w:eastAsia="楷体" w:hAnsi="楷体" w:hint="eastAsia"/>
-                <w:sz w:val="21"/>
-                <w:szCs w:val="22"/>
-              </w:rPr>
-              <w:t>兆易创新</w:t>
+                <w:rFonts w:ascii="楷体" w:eastAsia="楷体" w:hAnsi="楷体" w:cs="Segoe UI"/>
+                <w:spacing w:val="8"/>
+                <w:sz w:val="21"/>
+                <w:szCs w:val="21"/>
+              </w:rPr>
+              <w:t>微公司</w:t>
             </w:r>
             <w:proofErr w:type="gramEnd"/>
           </w:p>
@@ -3393,11 +4787,12 @@
             </w:pPr>
             <w:r>
               <w:rPr>
-                <w:rFonts w:ascii="楷体" w:eastAsia="楷体" w:hAnsi="楷体" w:hint="eastAsia"/>
-                <w:sz w:val="21"/>
-                <w:szCs w:val="22"/>
-              </w:rPr>
-              <w:t>5.18</w:t>
+                <w:rFonts w:ascii="楷体" w:eastAsia="楷体" w:hAnsi="楷体" w:cs="Segoe UI"/>
+                <w:spacing w:val="8"/>
+                <w:sz w:val="21"/>
+                <w:szCs w:val="21"/>
+              </w:rPr>
+              <w:t>7.30</w:t>
             </w:r>
           </w:p>
         </w:tc>
@@ -3414,65 +4809,32 @@
             </w:pPr>
             <w:r>
               <w:rPr>
-                <w:rFonts w:ascii="楷体" w:eastAsia="楷体" w:hAnsi="楷体" w:hint="eastAsia"/>
-                <w:sz w:val="21"/>
-                <w:szCs w:val="22"/>
-              </w:rPr>
-              <w:t>国内存储与 MCU 双龙头，Nor Flash 全球前三，自</w:t>
+                <w:rFonts w:ascii="楷体" w:eastAsia="楷体" w:hAnsi="楷体" w:cs="Segoe UI"/>
+                <w:spacing w:val="8"/>
+                <w:sz w:val="21"/>
+                <w:szCs w:val="21"/>
+              </w:rPr>
+              <w:t>国内半导体刻蚀设备龙头，CCP/ICP刻蚀设备技术达到国际先进水平，覆盖从65nm到5nm及以下先进制程。在国产</w:t>
             </w:r>
             <w:proofErr w:type="gramStart"/>
             <w:r>
               <w:rPr>
-                <w:rFonts w:ascii="楷体" w:eastAsia="楷体" w:hAnsi="楷体" w:hint="eastAsia"/>
-                <w:sz w:val="21"/>
-                <w:szCs w:val="22"/>
-              </w:rPr>
-              <w:t>研</w:t>
+                <w:rFonts w:ascii="楷体" w:eastAsia="楷体" w:hAnsi="楷体" w:cs="Segoe UI"/>
+                <w:spacing w:val="8"/>
+                <w:sz w:val="21"/>
+                <w:szCs w:val="21"/>
+              </w:rPr>
+              <w:t>晶圆厂扩产</w:t>
             </w:r>
             <w:proofErr w:type="gramEnd"/>
             <w:r>
               <w:rPr>
-                <w:rFonts w:ascii="楷体" w:eastAsia="楷体" w:hAnsi="楷体" w:hint="eastAsia"/>
-                <w:sz w:val="21"/>
-                <w:szCs w:val="22"/>
-              </w:rPr>
-              <w:t xml:space="preserve"> DRAM 与利基型存储产品持续突破。AI 终端与边缘计算带动高容量存储需求，公司车</w:t>
-            </w:r>
-            <w:proofErr w:type="gramStart"/>
-            <w:r>
-              <w:rPr>
-                <w:rFonts w:ascii="楷体" w:eastAsia="楷体" w:hAnsi="楷体" w:hint="eastAsia"/>
-                <w:sz w:val="21"/>
-                <w:szCs w:val="22"/>
-              </w:rPr>
-              <w:t>规</w:t>
-            </w:r>
-            <w:proofErr w:type="gramEnd"/>
-            <w:r>
-              <w:rPr>
-                <w:rFonts w:ascii="楷体" w:eastAsia="楷体" w:hAnsi="楷体" w:hint="eastAsia"/>
-                <w:sz w:val="21"/>
-                <w:szCs w:val="22"/>
-              </w:rPr>
-              <w:t xml:space="preserve">级 MCU 与存储方案已进入主流车企及工业客户。虽非光通信直接标的，但受益于 AI </w:t>
-            </w:r>
-            <w:proofErr w:type="gramStart"/>
-            <w:r>
-              <w:rPr>
-                <w:rFonts w:ascii="楷体" w:eastAsia="楷体" w:hAnsi="楷体" w:hint="eastAsia"/>
-                <w:sz w:val="21"/>
-                <w:szCs w:val="22"/>
-              </w:rPr>
-              <w:t>算力全</w:t>
-            </w:r>
-            <w:proofErr w:type="gramEnd"/>
-            <w:r>
-              <w:rPr>
-                <w:rFonts w:ascii="楷体" w:eastAsia="楷体" w:hAnsi="楷体" w:hint="eastAsia"/>
-                <w:sz w:val="21"/>
-                <w:szCs w:val="22"/>
-              </w:rPr>
-              <w:t>链条的存储配套需求。</w:t>
+                <w:rFonts w:ascii="楷体" w:eastAsia="楷体" w:hAnsi="楷体" w:cs="Segoe UI"/>
+                <w:spacing w:val="8"/>
+                <w:sz w:val="21"/>
+                <w:szCs w:val="21"/>
+              </w:rPr>
+              <w:t>及设备替代浪潮中占据核心地位，是半导体设备国产化的标杆。</w:t>
             </w:r>
           </w:p>
         </w:tc>
@@ -3495,11 +4857,12 @@
             </w:pPr>
             <w:r>
               <w:rPr>
-                <w:rFonts w:ascii="楷体" w:eastAsia="楷体" w:hAnsi="楷体" w:hint="eastAsia"/>
-                <w:sz w:val="21"/>
-                <w:szCs w:val="22"/>
-              </w:rPr>
-              <w:t>300394.SZ</w:t>
+                <w:rFonts w:ascii="楷体" w:eastAsia="楷体" w:hAnsi="楷体" w:cs="Segoe UI"/>
+                <w:spacing w:val="8"/>
+                <w:sz w:val="21"/>
+                <w:szCs w:val="21"/>
+              </w:rPr>
+              <w:t>688521.SH</w:t>
             </w:r>
           </w:p>
         </w:tc>
@@ -3518,11 +4881,12 @@
             <w:proofErr w:type="gramStart"/>
             <w:r>
               <w:rPr>
-                <w:rFonts w:ascii="楷体" w:eastAsia="楷体" w:hAnsi="楷体" w:hint="eastAsia"/>
-                <w:sz w:val="21"/>
-                <w:szCs w:val="22"/>
-              </w:rPr>
-              <w:t>天孚通信</w:t>
+                <w:rFonts w:ascii="楷体" w:eastAsia="楷体" w:hAnsi="楷体" w:cs="Segoe UI"/>
+                <w:spacing w:val="8"/>
+                <w:sz w:val="21"/>
+                <w:szCs w:val="21"/>
+              </w:rPr>
+              <w:t>芯原股份</w:t>
             </w:r>
             <w:proofErr w:type="gramEnd"/>
           </w:p>
@@ -3541,11 +4905,12 @@
             </w:pPr>
             <w:r>
               <w:rPr>
-                <w:rFonts w:ascii="楷体" w:eastAsia="楷体" w:hAnsi="楷体" w:hint="eastAsia"/>
-                <w:sz w:val="21"/>
-                <w:szCs w:val="22"/>
-              </w:rPr>
-              <w:t>4.57</w:t>
+                <w:rFonts w:ascii="楷体" w:eastAsia="楷体" w:hAnsi="楷体" w:cs="Segoe UI"/>
+                <w:spacing w:val="8"/>
+                <w:sz w:val="21"/>
+                <w:szCs w:val="21"/>
+              </w:rPr>
+              <w:t>4.05</w:t>
             </w:r>
           </w:p>
         </w:tc>
@@ -3562,47 +4927,32 @@
             </w:pPr>
             <w:r>
               <w:rPr>
-                <w:rFonts w:ascii="楷体" w:eastAsia="楷体" w:hAnsi="楷体" w:hint="eastAsia"/>
-                <w:sz w:val="21"/>
-                <w:szCs w:val="22"/>
-              </w:rPr>
-              <w:t>光器件细分领域隐形冠军，主营光引擎、光隔离器、Mux/</w:t>
+                <w:rFonts w:ascii="楷体" w:eastAsia="楷体" w:hAnsi="楷体" w:cs="Segoe UI"/>
+                <w:spacing w:val="8"/>
+                <w:sz w:val="21"/>
+                <w:szCs w:val="21"/>
+              </w:rPr>
+              <w:t>国内领先的芯片IP授权及一站式芯片定制服务提供商，拥有自主可控的GPU/NPU/DSP等核心IP。其神经网络处理器（NPU）IP广泛应用于</w:t>
             </w:r>
             <w:proofErr w:type="spellStart"/>
             <w:r>
               <w:rPr>
-                <w:rFonts w:ascii="楷体" w:eastAsia="楷体" w:hAnsi="楷体" w:hint="eastAsia"/>
-                <w:sz w:val="21"/>
-                <w:szCs w:val="22"/>
-              </w:rPr>
-              <w:t>Demux</w:t>
+                <w:rFonts w:ascii="楷体" w:eastAsia="楷体" w:hAnsi="楷体" w:cs="Segoe UI"/>
+                <w:spacing w:val="8"/>
+                <w:sz w:val="21"/>
+                <w:szCs w:val="21"/>
+              </w:rPr>
+              <w:t>AIoT</w:t>
             </w:r>
             <w:proofErr w:type="spellEnd"/>
             <w:r>
               <w:rPr>
-                <w:rFonts w:ascii="楷体" w:eastAsia="楷体" w:hAnsi="楷体" w:hint="eastAsia"/>
-                <w:sz w:val="21"/>
-                <w:szCs w:val="22"/>
-              </w:rPr>
-              <w:t xml:space="preserve"> 等无源/有源器件。为 800G/1.6T 光模块提供核心光学组件，深度配套中</w:t>
-            </w:r>
-            <w:proofErr w:type="gramStart"/>
-            <w:r>
-              <w:rPr>
-                <w:rFonts w:ascii="楷体" w:eastAsia="楷体" w:hAnsi="楷体" w:hint="eastAsia"/>
-                <w:sz w:val="21"/>
-                <w:szCs w:val="22"/>
-              </w:rPr>
-              <w:t>际旭创</w:t>
-            </w:r>
-            <w:proofErr w:type="gramEnd"/>
-            <w:r>
-              <w:rPr>
-                <w:rFonts w:ascii="楷体" w:eastAsia="楷体" w:hAnsi="楷体" w:hint="eastAsia"/>
-                <w:sz w:val="21"/>
-                <w:szCs w:val="22"/>
-              </w:rPr>
-              <w:t>、新易盛等模块厂商。随着高速模块集成度提升，公司光引擎业务向更高价值量升级，是光模块产业链上游的关键卡位者。</w:t>
+                <w:rFonts w:ascii="楷体" w:eastAsia="楷体" w:hAnsi="楷体" w:cs="Segoe UI"/>
+                <w:spacing w:val="8"/>
+                <w:sz w:val="21"/>
+                <w:szCs w:val="21"/>
+              </w:rPr>
+              <w:t>及边缘计算芯片，是AI芯片设计产业链的"卖铲人"。</w:t>
             </w:r>
           </w:p>
         </w:tc>
@@ -3625,11 +4975,12 @@
             </w:pPr>
             <w:r>
               <w:rPr>
-                <w:rFonts w:ascii="楷体" w:eastAsia="楷体" w:hAnsi="楷体" w:hint="eastAsia"/>
-                <w:sz w:val="21"/>
-                <w:szCs w:val="22"/>
-              </w:rPr>
-              <w:t>002384.SZ</w:t>
+                <w:rFonts w:ascii="楷体" w:eastAsia="楷体" w:hAnsi="楷体" w:cs="Segoe UI"/>
+                <w:spacing w:val="8"/>
+                <w:sz w:val="21"/>
+                <w:szCs w:val="21"/>
+              </w:rPr>
+              <w:t>688525.SH</w:t>
             </w:r>
           </w:p>
         </w:tc>
@@ -3645,14 +4996,17 @@
                 <w:szCs w:val="22"/>
               </w:rPr>
             </w:pPr>
-            <w:r>
-              <w:rPr>
-                <w:rFonts w:ascii="楷体" w:eastAsia="楷体" w:hAnsi="楷体" w:hint="eastAsia"/>
-                <w:sz w:val="21"/>
-                <w:szCs w:val="22"/>
-              </w:rPr>
-              <w:t>东山精密</w:t>
-            </w:r>
+            <w:proofErr w:type="gramStart"/>
+            <w:r>
+              <w:rPr>
+                <w:rFonts w:ascii="楷体" w:eastAsia="楷体" w:hAnsi="楷体" w:cs="Segoe UI"/>
+                <w:spacing w:val="8"/>
+                <w:sz w:val="21"/>
+                <w:szCs w:val="21"/>
+              </w:rPr>
+              <w:t>佰维存储</w:t>
+            </w:r>
+            <w:proofErr w:type="gramEnd"/>
           </w:p>
         </w:tc>
         <w:tc>
@@ -3669,11 +5023,12 @@
             </w:pPr>
             <w:r>
               <w:rPr>
-                <w:rFonts w:ascii="楷体" w:eastAsia="楷体" w:hAnsi="楷体" w:hint="eastAsia"/>
-                <w:sz w:val="21"/>
-                <w:szCs w:val="22"/>
-              </w:rPr>
-              <w:t>4.33</w:t>
+                <w:rFonts w:ascii="楷体" w:eastAsia="楷体" w:hAnsi="楷体" w:cs="Segoe UI"/>
+                <w:spacing w:val="8"/>
+                <w:sz w:val="21"/>
+                <w:szCs w:val="21"/>
+              </w:rPr>
+              <w:t>3.77</w:t>
             </w:r>
           </w:p>
         </w:tc>
@@ -3690,47 +5045,72 @@
             </w:pPr>
             <w:r>
               <w:rPr>
-                <w:rFonts w:ascii="楷体" w:eastAsia="楷体" w:hAnsi="楷体" w:hint="eastAsia"/>
-                <w:sz w:val="21"/>
-                <w:szCs w:val="22"/>
-              </w:rPr>
-              <w:t xml:space="preserve">PCB 及精密结构件龙头，FPC（柔性电路板）全球领先。在通信领域布局高频高速 PCB 及光电封装基板，为光模块、交换机提供关键载体。AI 服务器对高多层板、HDI </w:t>
+                <w:rFonts w:ascii="楷体" w:eastAsia="楷体" w:hAnsi="楷体" w:cs="Segoe UI"/>
+                <w:spacing w:val="8"/>
+                <w:sz w:val="21"/>
+                <w:szCs w:val="21"/>
+              </w:rPr>
+              <w:t>国内存储模组及嵌入式存储龙头，产品覆盖消费级、工业级及企业级存储。在AI</w:t>
             </w:r>
             <w:proofErr w:type="gramStart"/>
             <w:r>
               <w:rPr>
-                <w:rFonts w:ascii="楷体" w:eastAsia="楷体" w:hAnsi="楷体" w:hint="eastAsia"/>
-                <w:sz w:val="21"/>
-                <w:szCs w:val="22"/>
-              </w:rPr>
-              <w:t>板需求</w:t>
+                <w:rFonts w:ascii="楷体" w:eastAsia="楷体" w:hAnsi="楷体" w:cs="Segoe UI"/>
+                <w:spacing w:val="8"/>
+                <w:sz w:val="21"/>
+                <w:szCs w:val="21"/>
+              </w:rPr>
+              <w:t>算力扩容</w:t>
             </w:r>
             <w:proofErr w:type="gramEnd"/>
             <w:r>
               <w:rPr>
-                <w:rFonts w:ascii="楷体" w:eastAsia="楷体" w:hAnsi="楷体" w:hint="eastAsia"/>
-                <w:sz w:val="21"/>
-                <w:szCs w:val="22"/>
-              </w:rPr>
-              <w:t>激增，公司技术储备与客户结构持续向高端通信</w:t>
+                <w:rFonts w:ascii="楷体" w:eastAsia="楷体" w:hAnsi="楷体" w:cs="Segoe UI"/>
+                <w:spacing w:val="8"/>
+                <w:sz w:val="21"/>
+                <w:szCs w:val="21"/>
+              </w:rPr>
+              <w:t>背景下，存储需求持续增长，公司积极布局企业级SSD及</w:t>
             </w:r>
             <w:proofErr w:type="gramStart"/>
             <w:r>
               <w:rPr>
-                <w:rFonts w:ascii="楷体" w:eastAsia="楷体" w:hAnsi="楷体" w:hint="eastAsia"/>
-                <w:sz w:val="21"/>
-                <w:szCs w:val="22"/>
-              </w:rPr>
-              <w:t>及算力基础</w:t>
+                <w:rFonts w:ascii="楷体" w:eastAsia="楷体" w:hAnsi="楷体" w:cs="Segoe UI"/>
+                <w:spacing w:val="8"/>
+                <w:sz w:val="21"/>
+                <w:szCs w:val="21"/>
+              </w:rPr>
+              <w:t>先进封测</w:t>
             </w:r>
             <w:proofErr w:type="gramEnd"/>
             <w:r>
               <w:rPr>
-                <w:rFonts w:ascii="楷体" w:eastAsia="楷体" w:hAnsi="楷体" w:hint="eastAsia"/>
-                <w:sz w:val="21"/>
-                <w:szCs w:val="22"/>
-              </w:rPr>
-              <w:t>设施迁移。</w:t>
+                <w:rFonts w:ascii="楷体" w:eastAsia="楷体" w:hAnsi="楷体" w:cs="Segoe UI"/>
+                <w:spacing w:val="8"/>
+                <w:sz w:val="21"/>
+                <w:szCs w:val="21"/>
+              </w:rPr>
+              <w:t>，受益</w:t>
+            </w:r>
+            <w:proofErr w:type="gramStart"/>
+            <w:r>
+              <w:rPr>
+                <w:rFonts w:ascii="楷体" w:eastAsia="楷体" w:hAnsi="楷体" w:cs="Segoe UI"/>
+                <w:spacing w:val="8"/>
+                <w:sz w:val="21"/>
+                <w:szCs w:val="21"/>
+              </w:rPr>
+              <w:t>算力基础</w:t>
+            </w:r>
+            <w:proofErr w:type="gramEnd"/>
+            <w:r>
+              <w:rPr>
+                <w:rFonts w:ascii="楷体" w:eastAsia="楷体" w:hAnsi="楷体" w:cs="Segoe UI"/>
+                <w:spacing w:val="8"/>
+                <w:sz w:val="21"/>
+                <w:szCs w:val="21"/>
+              </w:rPr>
+              <w:t>设施存储需求爆发。</w:t>
             </w:r>
           </w:p>
         </w:tc>
@@ -3753,12 +5133,12 @@
             </w:pPr>
             <w:r>
               <w:rPr>
-                <w:rFonts w:ascii="楷体" w:eastAsia="楷体" w:hAnsi="楷体" w:hint="eastAsia"/>
-                <w:sz w:val="21"/>
-                <w:szCs w:val="22"/>
-              </w:rPr>
-              <w:lastRenderedPageBreak/>
-              <w:t>000063.SZ</w:t>
+                <w:rFonts w:ascii="楷体" w:eastAsia="楷体" w:hAnsi="楷体" w:cs="Segoe UI"/>
+                <w:spacing w:val="8"/>
+                <w:sz w:val="21"/>
+                <w:szCs w:val="21"/>
+              </w:rPr>
+              <w:t>688072.SH</w:t>
             </w:r>
           </w:p>
         </w:tc>
@@ -3776,11 +5156,32 @@
             </w:pPr>
             <w:r>
               <w:rPr>
-                <w:rFonts w:ascii="楷体" w:eastAsia="楷体" w:hAnsi="楷体" w:hint="eastAsia"/>
-                <w:sz w:val="21"/>
-                <w:szCs w:val="22"/>
-              </w:rPr>
-              <w:t>中兴通讯</w:t>
+                <w:rFonts w:ascii="楷体" w:eastAsia="楷体" w:hAnsi="楷体" w:cs="Segoe UI"/>
+                <w:spacing w:val="8"/>
+                <w:sz w:val="21"/>
+                <w:szCs w:val="21"/>
+              </w:rPr>
+              <w:t>拓</w:t>
+            </w:r>
+            <w:proofErr w:type="gramStart"/>
+            <w:r>
+              <w:rPr>
+                <w:rFonts w:ascii="楷体" w:eastAsia="楷体" w:hAnsi="楷体" w:cs="Segoe UI"/>
+                <w:spacing w:val="8"/>
+                <w:sz w:val="21"/>
+                <w:szCs w:val="21"/>
+              </w:rPr>
+              <w:t>荆</w:t>
+            </w:r>
+            <w:proofErr w:type="gramEnd"/>
+            <w:r>
+              <w:rPr>
+                <w:rFonts w:ascii="楷体" w:eastAsia="楷体" w:hAnsi="楷体" w:cs="Segoe UI"/>
+                <w:spacing w:val="8"/>
+                <w:sz w:val="21"/>
+                <w:szCs w:val="21"/>
+              </w:rPr>
+              <w:t>科技</w:t>
             </w:r>
           </w:p>
         </w:tc>
@@ -3798,11 +5199,12 @@
             </w:pPr>
             <w:r>
               <w:rPr>
-                <w:rFonts w:ascii="楷体" w:eastAsia="楷体" w:hAnsi="楷体" w:hint="eastAsia"/>
-                <w:sz w:val="21"/>
-                <w:szCs w:val="22"/>
-              </w:rPr>
-              <w:t>3.42</w:t>
+                <w:rFonts w:ascii="楷体" w:eastAsia="楷体" w:hAnsi="楷体" w:cs="Segoe UI"/>
+                <w:spacing w:val="8"/>
+                <w:sz w:val="21"/>
+                <w:szCs w:val="21"/>
+              </w:rPr>
+              <w:t>3.39</w:t>
             </w:r>
           </w:p>
         </w:tc>
@@ -3819,83 +5221,32 @@
             </w:pPr>
             <w:r>
               <w:rPr>
-                <w:rFonts w:ascii="楷体" w:eastAsia="楷体" w:hAnsi="楷体" w:hint="eastAsia"/>
-                <w:sz w:val="21"/>
-                <w:szCs w:val="22"/>
-              </w:rPr>
-              <w:t>全球通信设备四强之一，覆盖无线基站、光传输、</w:t>
+                <w:rFonts w:ascii="楷体" w:eastAsia="楷体" w:hAnsi="楷体" w:cs="Segoe UI"/>
+                <w:spacing w:val="8"/>
+                <w:sz w:val="21"/>
+                <w:szCs w:val="21"/>
+              </w:rPr>
+              <w:t>国内薄膜沉积设备龙头，PECVD/SACVD/ALD设备广泛应用于逻辑芯片、存储芯片及先进封装。在国产</w:t>
             </w:r>
             <w:proofErr w:type="gramStart"/>
             <w:r>
               <w:rPr>
-                <w:rFonts w:ascii="楷体" w:eastAsia="楷体" w:hAnsi="楷体" w:hint="eastAsia"/>
-                <w:sz w:val="21"/>
-                <w:szCs w:val="22"/>
-              </w:rPr>
-              <w:t>核心网及算力基础</w:t>
+                <w:rFonts w:ascii="楷体" w:eastAsia="楷体" w:hAnsi="楷体" w:cs="Segoe UI"/>
+                <w:spacing w:val="8"/>
+                <w:sz w:val="21"/>
+                <w:szCs w:val="21"/>
+              </w:rPr>
+              <w:t>晶圆厂扩产中</w:t>
             </w:r>
             <w:proofErr w:type="gramEnd"/>
             <w:r>
               <w:rPr>
-                <w:rFonts w:ascii="楷体" w:eastAsia="楷体" w:hAnsi="楷体" w:hint="eastAsia"/>
-                <w:sz w:val="21"/>
-                <w:szCs w:val="22"/>
-              </w:rPr>
-              <w:t>设施。在光通信领域具备从芯片到系统的垂直能力，自</w:t>
-            </w:r>
-            <w:proofErr w:type="gramStart"/>
-            <w:r>
-              <w:rPr>
-                <w:rFonts w:ascii="楷体" w:eastAsia="楷体" w:hAnsi="楷体" w:hint="eastAsia"/>
-                <w:sz w:val="21"/>
-                <w:szCs w:val="22"/>
-              </w:rPr>
-              <w:t>研</w:t>
-            </w:r>
-            <w:proofErr w:type="gramEnd"/>
-            <w:r>
-              <w:rPr>
-                <w:rFonts w:ascii="楷体" w:eastAsia="楷体" w:hAnsi="楷体" w:hint="eastAsia"/>
-                <w:sz w:val="21"/>
-                <w:szCs w:val="22"/>
-              </w:rPr>
-              <w:t xml:space="preserve"> 400G/800G 光模块及 OTN 设备。受益于国内</w:t>
-            </w:r>
-            <w:proofErr w:type="gramStart"/>
-            <w:r>
-              <w:rPr>
-                <w:rFonts w:ascii="楷体" w:eastAsia="楷体" w:hAnsi="楷体" w:hint="eastAsia"/>
-                <w:sz w:val="21"/>
-                <w:szCs w:val="22"/>
-              </w:rPr>
-              <w:t>算力网络</w:t>
-            </w:r>
-            <w:proofErr w:type="gramEnd"/>
-            <w:r>
-              <w:rPr>
-                <w:rFonts w:ascii="楷体" w:eastAsia="楷体" w:hAnsi="楷体" w:hint="eastAsia"/>
-                <w:sz w:val="21"/>
-                <w:szCs w:val="22"/>
-              </w:rPr>
-              <w:t>建设及海外 5G-A/FTTR 升级，是</w:t>
-            </w:r>
-            <w:proofErr w:type="gramStart"/>
-            <w:r>
-              <w:rPr>
-                <w:rFonts w:ascii="楷体" w:eastAsia="楷体" w:hAnsi="楷体" w:hint="eastAsia"/>
-                <w:sz w:val="21"/>
-                <w:szCs w:val="22"/>
-              </w:rPr>
-              <w:t>电信级</w:t>
-            </w:r>
-            <w:proofErr w:type="gramEnd"/>
-            <w:r>
-              <w:rPr>
-                <w:rFonts w:ascii="楷体" w:eastAsia="楷体" w:hAnsi="楷体" w:hint="eastAsia"/>
-                <w:sz w:val="21"/>
-                <w:szCs w:val="22"/>
-              </w:rPr>
-              <w:t>光通信市场的核心参与者。</w:t>
+                <w:rFonts w:ascii="楷体" w:eastAsia="楷体" w:hAnsi="楷体" w:cs="Segoe UI"/>
+                <w:spacing w:val="8"/>
+                <w:sz w:val="21"/>
+                <w:szCs w:val="21"/>
+              </w:rPr>
+              <w:t>，薄膜沉积是前道核心设备之一，公司技术突破直接受益于设备国产化率提升。</w:t>
             </w:r>
           </w:p>
         </w:tc>
@@ -3918,11 +5269,12 @@
             </w:pPr>
             <w:r>
               <w:rPr>
-                <w:rFonts w:ascii="楷体" w:eastAsia="楷体" w:hAnsi="楷体" w:hint="eastAsia"/>
-                <w:sz w:val="21"/>
-                <w:szCs w:val="22"/>
-              </w:rPr>
-              <w:t>000988.SZ</w:t>
+                <w:rFonts w:ascii="楷体" w:eastAsia="楷体" w:hAnsi="楷体" w:cs="Segoe UI"/>
+                <w:spacing w:val="8"/>
+                <w:sz w:val="21"/>
+                <w:szCs w:val="21"/>
+              </w:rPr>
+              <w:t>688498.SH</w:t>
             </w:r>
           </w:p>
         </w:tc>
@@ -3938,14 +5290,17 @@
                 <w:szCs w:val="22"/>
               </w:rPr>
             </w:pPr>
-            <w:r>
-              <w:rPr>
-                <w:rFonts w:ascii="楷体" w:eastAsia="楷体" w:hAnsi="楷体" w:hint="eastAsia"/>
-                <w:sz w:val="21"/>
-                <w:szCs w:val="22"/>
-              </w:rPr>
-              <w:t>华工科技</w:t>
-            </w:r>
+            <w:proofErr w:type="gramStart"/>
+            <w:r>
+              <w:rPr>
+                <w:rFonts w:ascii="楷体" w:eastAsia="楷体" w:hAnsi="楷体" w:cs="Segoe UI"/>
+                <w:spacing w:val="8"/>
+                <w:sz w:val="21"/>
+                <w:szCs w:val="21"/>
+              </w:rPr>
+              <w:t>源杰科技</w:t>
+            </w:r>
+            <w:proofErr w:type="gramEnd"/>
           </w:p>
         </w:tc>
         <w:tc>
@@ -3962,11 +5317,12 @@
             </w:pPr>
             <w:r>
               <w:rPr>
-                <w:rFonts w:ascii="楷体" w:eastAsia="楷体" w:hAnsi="楷体" w:hint="eastAsia"/>
-                <w:sz w:val="21"/>
-                <w:szCs w:val="22"/>
-              </w:rPr>
-              <w:t>3.4</w:t>
+                <w:rFonts w:ascii="楷体" w:eastAsia="楷体" w:hAnsi="楷体" w:cs="Segoe UI"/>
+                <w:spacing w:val="8"/>
+                <w:sz w:val="21"/>
+                <w:szCs w:val="21"/>
+              </w:rPr>
+              <w:t>3.29</w:t>
             </w:r>
           </w:p>
         </w:tc>
@@ -3983,11 +5339,32 @@
             </w:pPr>
             <w:r>
               <w:rPr>
-                <w:rFonts w:ascii="楷体" w:eastAsia="楷体" w:hAnsi="楷体" w:hint="eastAsia"/>
-                <w:sz w:val="21"/>
-                <w:szCs w:val="22"/>
-              </w:rPr>
-              <w:t>激光装备与光通信双轮驱动，子公司华工正源是国内光模块老牌厂商。在硅光、CPO（共封装光学）及 3.2T 前沿方案积极布局，2025 年首发 3.2T NPO/CPO 光引擎。同时激光加工装备受益于新能源及智能制造需求，业务结构多元，技术储备覆盖光通信下一代架构。</w:t>
+                <w:rFonts w:ascii="楷体" w:eastAsia="楷体" w:hAnsi="楷体" w:cs="Segoe UI"/>
+                <w:spacing w:val="8"/>
+                <w:sz w:val="21"/>
+                <w:szCs w:val="21"/>
+              </w:rPr>
+              <w:t>国内高速光芯片IDM龙头，产品覆盖2.5G至100G激光器芯片，是光模块产业链的核心上游。在AI</w:t>
+            </w:r>
+            <w:proofErr w:type="gramStart"/>
+            <w:r>
+              <w:rPr>
+                <w:rFonts w:ascii="楷体" w:eastAsia="楷体" w:hAnsi="楷体" w:cs="Segoe UI"/>
+                <w:spacing w:val="8"/>
+                <w:sz w:val="21"/>
+                <w:szCs w:val="21"/>
+              </w:rPr>
+              <w:t>算力驱动</w:t>
+            </w:r>
+            <w:proofErr w:type="gramEnd"/>
+            <w:r>
+              <w:rPr>
+                <w:rFonts w:ascii="楷体" w:eastAsia="楷体" w:hAnsi="楷体" w:cs="Segoe UI"/>
+                <w:spacing w:val="8"/>
+                <w:sz w:val="21"/>
+                <w:szCs w:val="21"/>
+              </w:rPr>
+              <w:t>下，800G/1.6T光模块需求爆发，公司高速光芯片直接受益于光通信产业升级。</w:t>
             </w:r>
           </w:p>
         </w:tc>
@@ -4010,11 +5387,13 @@
             </w:pPr>
             <w:r>
               <w:rPr>
-                <w:rFonts w:ascii="楷体" w:eastAsia="楷体" w:hAnsi="楷体" w:hint="eastAsia"/>
-                <w:sz w:val="21"/>
-                <w:szCs w:val="22"/>
-              </w:rPr>
-              <w:t>600487.SH</w:t>
+                <w:rFonts w:ascii="楷体" w:eastAsia="楷体" w:hAnsi="楷体" w:cs="Segoe UI"/>
+                <w:spacing w:val="8"/>
+                <w:sz w:val="21"/>
+                <w:szCs w:val="21"/>
+              </w:rPr>
+              <w:lastRenderedPageBreak/>
+              <w:t>688347.SH</w:t>
             </w:r>
           </w:p>
         </w:tc>
@@ -4032,11 +5411,12 @@
             </w:pPr>
             <w:r>
               <w:rPr>
-                <w:rFonts w:ascii="楷体" w:eastAsia="楷体" w:hAnsi="楷体" w:hint="eastAsia"/>
-                <w:sz w:val="21"/>
-                <w:szCs w:val="22"/>
-              </w:rPr>
-              <w:t>亨通光电</w:t>
+                <w:rFonts w:ascii="楷体" w:eastAsia="楷体" w:hAnsi="楷体" w:cs="Segoe UI"/>
+                <w:spacing w:val="8"/>
+                <w:sz w:val="21"/>
+                <w:szCs w:val="21"/>
+              </w:rPr>
+              <w:t>华虹公司</w:t>
             </w:r>
           </w:p>
         </w:tc>
@@ -4054,11 +5434,12 @@
             </w:pPr>
             <w:r>
               <w:rPr>
-                <w:rFonts w:ascii="楷体" w:eastAsia="楷体" w:hAnsi="楷体" w:hint="eastAsia"/>
-                <w:sz w:val="21"/>
-                <w:szCs w:val="22"/>
-              </w:rPr>
-              <w:t>3.37</w:t>
+                <w:rFonts w:ascii="楷体" w:eastAsia="楷体" w:hAnsi="楷体" w:cs="Segoe UI"/>
+                <w:spacing w:val="8"/>
+                <w:sz w:val="21"/>
+                <w:szCs w:val="21"/>
+              </w:rPr>
+              <w:t>2.35</w:t>
             </w:r>
           </w:p>
         </w:tc>
@@ -4075,65 +5456,12 @@
             </w:pPr>
             <w:r>
               <w:rPr>
-                <w:rFonts w:ascii="楷体" w:eastAsia="楷体" w:hAnsi="楷体" w:hint="eastAsia"/>
-                <w:sz w:val="21"/>
-                <w:szCs w:val="22"/>
-              </w:rPr>
-              <w:t>全球光纤光缆前三强，业务覆盖光纤预制棒、海缆、光模块及海洋通信工程。在光通信领域具备"棒</w:t>
-            </w:r>
-            <w:proofErr w:type="gramStart"/>
-            <w:r>
-              <w:rPr>
-                <w:rFonts w:ascii="楷体" w:eastAsia="楷体" w:hAnsi="楷体" w:hint="eastAsia"/>
-                <w:sz w:val="21"/>
-                <w:szCs w:val="22"/>
-              </w:rPr>
-              <w:t>纤</w:t>
-            </w:r>
-            <w:proofErr w:type="gramEnd"/>
-            <w:r>
-              <w:rPr>
-                <w:rFonts w:ascii="楷体" w:eastAsia="楷体" w:hAnsi="楷体" w:hint="eastAsia"/>
-                <w:sz w:val="21"/>
-                <w:szCs w:val="22"/>
-              </w:rPr>
-              <w:t>缆"一体化成本优势，海</w:t>
-            </w:r>
-            <w:proofErr w:type="gramStart"/>
-            <w:r>
-              <w:rPr>
-                <w:rFonts w:ascii="楷体" w:eastAsia="楷体" w:hAnsi="楷体" w:hint="eastAsia"/>
-                <w:sz w:val="21"/>
-                <w:szCs w:val="22"/>
-              </w:rPr>
-              <w:t>缆业务</w:t>
-            </w:r>
-            <w:proofErr w:type="gramEnd"/>
-            <w:r>
-              <w:rPr>
-                <w:rFonts w:ascii="楷体" w:eastAsia="楷体" w:hAnsi="楷体" w:hint="eastAsia"/>
-                <w:sz w:val="21"/>
-                <w:szCs w:val="22"/>
-              </w:rPr>
-              <w:t xml:space="preserve">受益于全球海上风电及跨洋通信建设。随着 AI </w:t>
-            </w:r>
-            <w:proofErr w:type="gramStart"/>
-            <w:r>
-              <w:rPr>
-                <w:rFonts w:ascii="楷体" w:eastAsia="楷体" w:hAnsi="楷体" w:hint="eastAsia"/>
-                <w:sz w:val="21"/>
-                <w:szCs w:val="22"/>
-              </w:rPr>
-              <w:t>算力网络</w:t>
-            </w:r>
-            <w:proofErr w:type="gramEnd"/>
-            <w:r>
-              <w:rPr>
-                <w:rFonts w:ascii="楷体" w:eastAsia="楷体" w:hAnsi="楷体" w:hint="eastAsia"/>
-                <w:sz w:val="21"/>
-                <w:szCs w:val="22"/>
-              </w:rPr>
-              <w:t>向边缘延伸，光纤基础设施需求刚性，公司作为光通信底座厂商持续受益。</w:t>
+                <w:rFonts w:ascii="楷体" w:eastAsia="楷体" w:hAnsi="楷体" w:cs="Segoe UI"/>
+                <w:spacing w:val="8"/>
+                <w:sz w:val="21"/>
+                <w:szCs w:val="21"/>
+              </w:rPr>
+              <w:t>全球领先的特色工艺晶圆代工企业，专注于功率器件、模拟芯片、嵌入式存储等领域。在国产替代及新能源汽车、工业控制等需求驱动下，特色工艺代工产能持续满载，是半导体制造的重要补充力量。</w:t>
             </w:r>
           </w:p>
         </w:tc>
@@ -4172,15 +5500,13 @@
       </w:pPr>
       <w:r>
         <w:rPr>
-          <w:rFonts w:ascii="楷体" w:eastAsia="楷体" w:hAnsi="楷体"/>
           <w:noProof/>
-          <w:sz w:val="28"/>
         </w:rPr>
         <w:drawing>
-          <wp:inline distT="0" distB="0" distL="0" distR="0" wp14:anchorId="4A0B59A8" wp14:editId="2EC7133C">
-            <wp:extent cx="5274310" cy="1433830"/>
+          <wp:inline distT="0" distB="0" distL="0" distR="0" wp14:anchorId="12E918F3" wp14:editId="07FF0158">
+            <wp:extent cx="5274310" cy="1432560"/>
             <wp:effectExtent l="0" t="0" r="2540" b="0"/>
-            <wp:docPr id="1557767883" name="图片 1"/>
+            <wp:docPr id="1979773376" name="图片 1"/>
             <wp:cNvGraphicFramePr>
               <a:graphicFrameLocks xmlns:a="http://schemas.openxmlformats.org/drawingml/2006/main" noChangeAspect="1"/>
             </wp:cNvGraphicFramePr>
@@ -4209,7 +5535,7 @@
                   <pic:spPr bwMode="auto">
                     <a:xfrm>
                       <a:off x="0" y="0"/>
-                      <a:ext cx="5274310" cy="1433830"/>
+                      <a:ext cx="5274310" cy="1432560"/>
                     </a:xfrm>
                     <a:prstGeom prst="rect">
                       <a:avLst/>
@@ -4249,10 +5575,34 @@
           <w:sz w:val="32"/>
           <w:szCs w:val="22"/>
         </w:rPr>
-        <w:t>5.2 通信ETF国泰（515880.SH）</w:t>
+        <w:t xml:space="preserve">5.2 </w:t>
       </w:r>
       <w:bookmarkEnd w:id="7"/>
       <w:bookmarkEnd w:id="8"/>
+      <w:proofErr w:type="gramStart"/>
+      <w:r>
+        <w:rPr>
+          <w:rFonts w:ascii="楷体" w:eastAsia="楷体" w:hAnsi="楷体"/>
+          <w:b/>
+          <w:bCs/>
+          <w:color w:val="auto"/>
+          <w:sz w:val="32"/>
+          <w:szCs w:val="22"/>
+        </w:rPr>
+        <w:t>科创芯片汇添富</w:t>
+      </w:r>
+      <w:proofErr w:type="gramEnd"/>
+      <w:r>
+        <w:rPr>
+          <w:rFonts w:ascii="楷体" w:eastAsia="楷体" w:hAnsi="楷体"/>
+          <w:b/>
+          <w:bCs/>
+          <w:color w:val="auto"/>
+          <w:sz w:val="32"/>
+          <w:szCs w:val="22"/>
+        </w:rPr>
+        <w:t>ETF（588750.SH）</w:t>
+      </w:r>
     </w:p>
     <w:p>
       <w:pPr>
@@ -4290,7 +5640,31 @@
         <w:rPr>
           <w:rFonts w:ascii="楷体" w:hAnsi="楷体" w:hint="eastAsia"/>
         </w:rPr>
-        <w:t>表：ETF基本信息（2026年5月26日）</w:t>
+        <w:t>表：ETF基本信息（2026年</w:t>
+      </w:r>
+      <w:r>
+        <w:rPr>
+          <w:rFonts w:ascii="楷体" w:hAnsi="楷体" w:hint="eastAsia"/>
+        </w:rPr>
+        <w:t>6</w:t>
+      </w:r>
+      <w:r>
+        <w:rPr>
+          <w:rFonts w:ascii="楷体" w:hAnsi="楷体" w:hint="eastAsia"/>
+        </w:rPr>
+        <w:t>月</w:t>
+      </w:r>
+      <w:r>
+        <w:rPr>
+          <w:rFonts w:ascii="楷体" w:hAnsi="楷体" w:hint="eastAsia"/>
+        </w:rPr>
+        <w:t>2</w:t>
+      </w:r>
+      <w:r>
+        <w:rPr>
+          <w:rFonts w:ascii="楷体" w:hAnsi="楷体" w:hint="eastAsia"/>
+        </w:rPr>
+        <w:t>日）</w:t>
       </w:r>
     </w:p>
     <w:tbl>
@@ -4326,7 +5700,6 @@
               <w:bottom w:w="30" w:type="dxa"/>
               <w:right w:w="75" w:type="dxa"/>
             </w:tcMar>
-            <w:vAlign w:val="center"/>
           </w:tcPr>
           <w:p>
             <w:pPr>
@@ -4339,8 +5712,7 @@
             </w:pPr>
             <w:r>
               <w:rPr>
-                <w:rFonts w:ascii="楷体" w:hAnsi="楷体" w:hint="eastAsia"/>
-                <w:szCs w:val="22"/>
+                <w:rFonts w:hint="eastAsia"/>
               </w:rPr>
               <w:t>基金全称</w:t>
             </w:r>
@@ -4355,7 +5727,6 @@
               <w:bottom w:w="30" w:type="dxa"/>
               <w:right w:w="75" w:type="dxa"/>
             </w:tcMar>
-            <w:vAlign w:val="center"/>
           </w:tcPr>
           <w:p>
             <w:pPr>
@@ -4366,28 +5737,33 @@
                 <w:szCs w:val="22"/>
               </w:rPr>
             </w:pPr>
-            <w:r>
-              <w:rPr>
-                <w:rFonts w:ascii="楷体" w:hAnsi="楷体"/>
-                <w:szCs w:val="22"/>
-              </w:rPr>
-              <w:t>国</w:t>
-            </w:r>
             <w:proofErr w:type="gramStart"/>
             <w:r>
               <w:rPr>
-                <w:rFonts w:ascii="楷体" w:hAnsi="楷体"/>
-                <w:szCs w:val="22"/>
-              </w:rPr>
-              <w:t>泰中证全指</w:t>
+                <w:rFonts w:hint="eastAsia"/>
+              </w:rPr>
+              <w:t>汇添富</w:t>
             </w:r>
             <w:proofErr w:type="gramEnd"/>
             <w:r>
               <w:rPr>
-                <w:rFonts w:ascii="楷体" w:hAnsi="楷体"/>
-                <w:szCs w:val="22"/>
-              </w:rPr>
-              <w:t>通信设备交易型开放式指数证券投资基金</w:t>
+                <w:rFonts w:hint="eastAsia"/>
+              </w:rPr>
+              <w:t>上证</w:t>
+            </w:r>
+            <w:proofErr w:type="gramStart"/>
+            <w:r>
+              <w:rPr>
+                <w:rFonts w:hint="eastAsia"/>
+              </w:rPr>
+              <w:t>科创板</w:t>
+            </w:r>
+            <w:proofErr w:type="gramEnd"/>
+            <w:r>
+              <w:rPr>
+                <w:rFonts w:hint="eastAsia"/>
+              </w:rPr>
+              <w:t>芯片交易型开放式指数证券投资基金</w:t>
             </w:r>
           </w:p>
         </w:tc>
@@ -4400,7 +5776,6 @@
               <w:bottom w:w="30" w:type="dxa"/>
               <w:right w:w="75" w:type="dxa"/>
             </w:tcMar>
-            <w:vAlign w:val="center"/>
           </w:tcPr>
           <w:p>
             <w:pPr>
@@ -4413,10 +5788,81 @@
             </w:pPr>
             <w:r>
               <w:rPr>
-                <w:rFonts w:ascii="楷体" w:hAnsi="楷体" w:hint="eastAsia"/>
-                <w:szCs w:val="22"/>
+                <w:rFonts w:hint="eastAsia"/>
               </w:rPr>
               <w:t>基金简称</w:t>
+            </w:r>
+          </w:p>
+        </w:tc>
+        <w:tc>
+          <w:tcPr>
+            <w:tcW w:w="1666" w:type="pct"/>
+            <w:tcMar>
+              <w:top w:w="30" w:type="dxa"/>
+              <w:left w:w="75" w:type="dxa"/>
+              <w:bottom w:w="30" w:type="dxa"/>
+              <w:right w:w="75" w:type="dxa"/>
+            </w:tcMar>
+          </w:tcPr>
+          <w:p>
+            <w:pPr>
+              <w:pStyle w:val="ae"/>
+              <w:rPr>
+                <w:rFonts w:ascii="楷体" w:hAnsi="楷体" w:hint="eastAsia"/>
+                <w:sz w:val="22"/>
+                <w:szCs w:val="22"/>
+              </w:rPr>
+            </w:pPr>
+            <w:proofErr w:type="gramStart"/>
+            <w:r>
+              <w:rPr>
+                <w:rFonts w:hint="eastAsia"/>
+              </w:rPr>
+              <w:t>科创芯片</w:t>
+            </w:r>
+            <w:proofErr w:type="gramEnd"/>
+            <w:r>
+              <w:rPr>
+                <w:rFonts w:hint="eastAsia"/>
+              </w:rPr>
+              <w:t>ETF</w:t>
+            </w:r>
+            <w:proofErr w:type="gramStart"/>
+            <w:r>
+              <w:rPr>
+                <w:rFonts w:hint="eastAsia"/>
+              </w:rPr>
+              <w:t>汇添富</w:t>
+            </w:r>
+            <w:proofErr w:type="gramEnd"/>
+          </w:p>
+        </w:tc>
+      </w:tr>
+      <w:tr>
+        <w:tc>
+          <w:tcPr>
+            <w:tcW w:w="833" w:type="pct"/>
+            <w:tcMar>
+              <w:top w:w="30" w:type="dxa"/>
+              <w:left w:w="75" w:type="dxa"/>
+              <w:bottom w:w="30" w:type="dxa"/>
+              <w:right w:w="75" w:type="dxa"/>
+            </w:tcMar>
+          </w:tcPr>
+          <w:p>
+            <w:pPr>
+              <w:pStyle w:val="ae"/>
+              <w:rPr>
+                <w:rFonts w:ascii="楷体" w:hAnsi="楷体" w:hint="eastAsia"/>
+                <w:sz w:val="22"/>
+                <w:szCs w:val="22"/>
+              </w:rPr>
+            </w:pPr>
+            <w:r>
+              <w:rPr>
+                <w:rFonts w:hint="eastAsia"/>
+              </w:rPr>
+              <w:t>基金代码</w:t>
             </w:r>
           </w:p>
         </w:tc>
@@ -4429,7 +5875,6 @@
               <w:bottom w:w="30" w:type="dxa"/>
               <w:right w:w="75" w:type="dxa"/>
             </w:tcMar>
-            <w:vAlign w:val="center"/>
           </w:tcPr>
           <w:p>
             <w:pPr>
@@ -4442,10 +5887,75 @@
             </w:pPr>
             <w:r>
               <w:rPr>
-                <w:rFonts w:ascii="楷体" w:hAnsi="楷体"/>
-                <w:szCs w:val="22"/>
-              </w:rPr>
-              <w:t>通信ETF国泰</w:t>
+                <w:rFonts w:hint="eastAsia"/>
+              </w:rPr>
+              <w:t>588750(</w:t>
+            </w:r>
+            <w:r>
+              <w:rPr>
+                <w:rFonts w:hint="eastAsia"/>
+              </w:rPr>
+              <w:t>主代码</w:t>
+            </w:r>
+            <w:r>
+              <w:rPr>
+                <w:rFonts w:hint="eastAsia"/>
+              </w:rPr>
+              <w:t>)</w:t>
+            </w:r>
+          </w:p>
+        </w:tc>
+        <w:tc>
+          <w:tcPr>
+            <w:tcW w:w="834" w:type="pct"/>
+            <w:tcMar>
+              <w:top w:w="30" w:type="dxa"/>
+              <w:left w:w="75" w:type="dxa"/>
+              <w:bottom w:w="30" w:type="dxa"/>
+              <w:right w:w="75" w:type="dxa"/>
+            </w:tcMar>
+          </w:tcPr>
+          <w:p>
+            <w:pPr>
+              <w:pStyle w:val="ae"/>
+              <w:rPr>
+                <w:rFonts w:ascii="楷体" w:hAnsi="楷体" w:hint="eastAsia"/>
+                <w:sz w:val="22"/>
+                <w:szCs w:val="22"/>
+              </w:rPr>
+            </w:pPr>
+            <w:r>
+              <w:rPr>
+                <w:rFonts w:hint="eastAsia"/>
+              </w:rPr>
+              <w:t>基金类型</w:t>
+            </w:r>
+          </w:p>
+        </w:tc>
+        <w:tc>
+          <w:tcPr>
+            <w:tcW w:w="1666" w:type="pct"/>
+            <w:tcMar>
+              <w:top w:w="30" w:type="dxa"/>
+              <w:left w:w="75" w:type="dxa"/>
+              <w:bottom w:w="30" w:type="dxa"/>
+              <w:right w:w="75" w:type="dxa"/>
+            </w:tcMar>
+          </w:tcPr>
+          <w:p>
+            <w:pPr>
+              <w:pStyle w:val="ae"/>
+              <w:rPr>
+                <w:rFonts w:ascii="楷体" w:hAnsi="楷体" w:hint="eastAsia"/>
+                <w:sz w:val="22"/>
+                <w:szCs w:val="22"/>
+              </w:rPr>
+            </w:pPr>
+            <w:r>
+              <w:rPr>
+                <w:rFonts w:hint="eastAsia"/>
+              </w:rPr>
+              <w:t>股票型基金</w:t>
             </w:r>
           </w:p>
         </w:tc>
@@ -4460,7 +5970,6 @@
               <w:bottom w:w="30" w:type="dxa"/>
               <w:right w:w="75" w:type="dxa"/>
             </w:tcMar>
-            <w:vAlign w:val="center"/>
           </w:tcPr>
           <w:p>
             <w:pPr>
@@ -4473,10 +5982,9 @@
             </w:pPr>
             <w:r>
               <w:rPr>
-                <w:rFonts w:ascii="楷体" w:hAnsi="楷体" w:hint="eastAsia"/>
-                <w:szCs w:val="22"/>
-              </w:rPr>
-              <w:t>基金代码</w:t>
+                <w:rFonts w:hint="eastAsia"/>
+              </w:rPr>
+              <w:t>发行日期</w:t>
             </w:r>
           </w:p>
         </w:tc>
@@ -4489,7 +5997,6 @@
               <w:bottom w:w="30" w:type="dxa"/>
               <w:right w:w="75" w:type="dxa"/>
             </w:tcMar>
-            <w:vAlign w:val="center"/>
           </w:tcPr>
           <w:p>
             <w:pPr>
@@ -4502,10 +6009,39 @@
             </w:pPr>
             <w:r>
               <w:rPr>
-                <w:rFonts w:ascii="楷体" w:hAnsi="楷体" w:hint="eastAsia"/>
-                <w:szCs w:val="22"/>
-              </w:rPr>
-              <w:t>515880(主代码)</w:t>
+                <w:rFonts w:hint="eastAsia"/>
+              </w:rPr>
+              <w:t>2024</w:t>
+            </w:r>
+            <w:r>
+              <w:rPr>
+                <w:rFonts w:hint="eastAsia"/>
+              </w:rPr>
+              <w:t>年</w:t>
+            </w:r>
+            <w:r>
+              <w:rPr>
+                <w:rFonts w:hint="eastAsia"/>
+              </w:rPr>
+              <w:t>12</w:t>
+            </w:r>
+            <w:r>
+              <w:rPr>
+                <w:rFonts w:hint="eastAsia"/>
+              </w:rPr>
+              <w:t>月</w:t>
+            </w:r>
+            <w:r>
+              <w:rPr>
+                <w:rFonts w:hint="eastAsia"/>
+              </w:rPr>
+              <w:t>02</w:t>
+            </w:r>
+            <w:r>
+              <w:rPr>
+                <w:rFonts w:hint="eastAsia"/>
+              </w:rPr>
+              <w:t>日</w:t>
             </w:r>
           </w:p>
         </w:tc>
@@ -4518,7 +6054,6 @@
               <w:bottom w:w="30" w:type="dxa"/>
               <w:right w:w="75" w:type="dxa"/>
             </w:tcMar>
-            <w:vAlign w:val="center"/>
           </w:tcPr>
           <w:p>
             <w:pPr>
@@ -4531,10 +6066,119 @@
             </w:pPr>
             <w:r>
               <w:rPr>
-                <w:rFonts w:ascii="楷体" w:hAnsi="楷体" w:hint="eastAsia"/>
-                <w:szCs w:val="22"/>
-              </w:rPr>
-              <w:t>基金类型</w:t>
+                <w:rFonts w:hint="eastAsia"/>
+              </w:rPr>
+              <w:t>成立日期</w:t>
+            </w:r>
+            <w:r>
+              <w:rPr>
+                <w:rFonts w:hint="eastAsia"/>
+              </w:rPr>
+              <w:t>/</w:t>
+            </w:r>
+            <w:r>
+              <w:rPr>
+                <w:rFonts w:hint="eastAsia"/>
+              </w:rPr>
+              <w:t>规模</w:t>
+            </w:r>
+          </w:p>
+        </w:tc>
+        <w:tc>
+          <w:tcPr>
+            <w:tcW w:w="1666" w:type="pct"/>
+            <w:tcMar>
+              <w:top w:w="30" w:type="dxa"/>
+              <w:left w:w="75" w:type="dxa"/>
+              <w:bottom w:w="30" w:type="dxa"/>
+              <w:right w:w="75" w:type="dxa"/>
+            </w:tcMar>
+          </w:tcPr>
+          <w:p>
+            <w:pPr>
+              <w:pStyle w:val="ae"/>
+              <w:rPr>
+                <w:rFonts w:ascii="楷体" w:hAnsi="楷体" w:hint="eastAsia"/>
+                <w:sz w:val="22"/>
+                <w:szCs w:val="22"/>
+              </w:rPr>
+            </w:pPr>
+            <w:r>
+              <w:rPr>
+                <w:rFonts w:hint="eastAsia"/>
+              </w:rPr>
+              <w:t>2024</w:t>
+            </w:r>
+            <w:r>
+              <w:rPr>
+                <w:rFonts w:hint="eastAsia"/>
+              </w:rPr>
+              <w:t>年</w:t>
+            </w:r>
+            <w:r>
+              <w:rPr>
+                <w:rFonts w:hint="eastAsia"/>
+              </w:rPr>
+              <w:t>12</w:t>
+            </w:r>
+            <w:r>
+              <w:rPr>
+                <w:rFonts w:hint="eastAsia"/>
+              </w:rPr>
+              <w:t>月</w:t>
+            </w:r>
+            <w:r>
+              <w:rPr>
+                <w:rFonts w:hint="eastAsia"/>
+              </w:rPr>
+              <w:t>18</w:t>
+            </w:r>
+            <w:r>
+              <w:rPr>
+                <w:rFonts w:hint="eastAsia"/>
+              </w:rPr>
+              <w:t>日</w:t>
+            </w:r>
+            <w:r>
+              <w:rPr>
+                <w:rFonts w:hint="eastAsia"/>
+              </w:rPr>
+              <w:t>/2.593</w:t>
+            </w:r>
+            <w:r>
+              <w:rPr>
+                <w:rFonts w:hint="eastAsia"/>
+              </w:rPr>
+              <w:t>亿份</w:t>
+            </w:r>
+          </w:p>
+        </w:tc>
+      </w:tr>
+      <w:tr>
+        <w:tc>
+          <w:tcPr>
+            <w:tcW w:w="833" w:type="pct"/>
+            <w:tcMar>
+              <w:top w:w="30" w:type="dxa"/>
+              <w:left w:w="75" w:type="dxa"/>
+              <w:bottom w:w="30" w:type="dxa"/>
+              <w:right w:w="75" w:type="dxa"/>
+            </w:tcMar>
+          </w:tcPr>
+          <w:p>
+            <w:pPr>
+              <w:pStyle w:val="ae"/>
+              <w:rPr>
+                <w:rFonts w:ascii="楷体" w:hAnsi="楷体" w:hint="eastAsia"/>
+                <w:sz w:val="22"/>
+                <w:szCs w:val="22"/>
+              </w:rPr>
+            </w:pPr>
+            <w:r>
+              <w:rPr>
+                <w:rFonts w:hint="eastAsia"/>
+              </w:rPr>
+              <w:t>资产规模</w:t>
             </w:r>
           </w:p>
         </w:tc>
@@ -4547,7 +6191,6 @@
               <w:bottom w:w="30" w:type="dxa"/>
               <w:right w:w="75" w:type="dxa"/>
             </w:tcMar>
-            <w:vAlign w:val="center"/>
           </w:tcPr>
           <w:p>
             <w:pPr>
@@ -4560,10 +6203,157 @@
             </w:pPr>
             <w:r>
               <w:rPr>
-                <w:rFonts w:ascii="楷体" w:hAnsi="楷体" w:hint="eastAsia"/>
-                <w:szCs w:val="22"/>
-              </w:rPr>
-              <w:t>被动指数型股票基金</w:t>
+                <w:rFonts w:hint="eastAsia"/>
+              </w:rPr>
+              <w:t>55.11</w:t>
+            </w:r>
+            <w:r>
+              <w:rPr>
+                <w:rFonts w:hint="eastAsia"/>
+              </w:rPr>
+              <w:t>亿元</w:t>
+            </w:r>
+            <w:r>
+              <w:rPr>
+                <w:rFonts w:hint="eastAsia"/>
+              </w:rPr>
+              <w:t>/</w:t>
+            </w:r>
+            <w:r>
+              <w:rPr>
+                <w:rFonts w:ascii="楷体" w:hAnsi="楷体" w:hint="eastAsia"/>
+                <w:szCs w:val="22"/>
+              </w:rPr>
+              <w:t>（截止至：2026年0</w:t>
+            </w:r>
+            <w:r>
+              <w:rPr>
+                <w:rFonts w:ascii="楷体" w:hAnsi="楷体" w:hint="eastAsia"/>
+                <w:szCs w:val="22"/>
+              </w:rPr>
+              <w:t>6</w:t>
+            </w:r>
+            <w:r>
+              <w:rPr>
+                <w:rFonts w:ascii="楷体" w:hAnsi="楷体" w:hint="eastAsia"/>
+                <w:szCs w:val="22"/>
+              </w:rPr>
+              <w:t>月</w:t>
+            </w:r>
+            <w:r>
+              <w:rPr>
+                <w:rFonts w:ascii="楷体" w:hAnsi="楷体" w:hint="eastAsia"/>
+                <w:szCs w:val="22"/>
+              </w:rPr>
+              <w:t>02</w:t>
+            </w:r>
+            <w:r>
+              <w:rPr>
+                <w:rFonts w:ascii="楷体" w:hAnsi="楷体" w:hint="eastAsia"/>
+                <w:szCs w:val="22"/>
+              </w:rPr>
+              <w:t>日）</w:t>
+            </w:r>
+          </w:p>
+        </w:tc>
+        <w:tc>
+          <w:tcPr>
+            <w:tcW w:w="834" w:type="pct"/>
+            <w:tcMar>
+              <w:top w:w="30" w:type="dxa"/>
+              <w:left w:w="75" w:type="dxa"/>
+              <w:bottom w:w="30" w:type="dxa"/>
+              <w:right w:w="75" w:type="dxa"/>
+            </w:tcMar>
+          </w:tcPr>
+          <w:p>
+            <w:pPr>
+              <w:pStyle w:val="ae"/>
+              <w:rPr>
+                <w:rFonts w:ascii="楷体" w:hAnsi="楷体" w:hint="eastAsia"/>
+                <w:sz w:val="22"/>
+                <w:szCs w:val="22"/>
+              </w:rPr>
+            </w:pPr>
+            <w:r>
+              <w:rPr>
+                <w:rFonts w:hint="eastAsia"/>
+              </w:rPr>
+              <w:t>份额规模</w:t>
+            </w:r>
+          </w:p>
+        </w:tc>
+        <w:tc>
+          <w:tcPr>
+            <w:tcW w:w="1666" w:type="pct"/>
+            <w:tcMar>
+              <w:top w:w="30" w:type="dxa"/>
+              <w:left w:w="75" w:type="dxa"/>
+              <w:bottom w:w="30" w:type="dxa"/>
+              <w:right w:w="75" w:type="dxa"/>
+            </w:tcMar>
+          </w:tcPr>
+          <w:p>
+            <w:pPr>
+              <w:pStyle w:val="ae"/>
+              <w:rPr>
+                <w:rFonts w:ascii="楷体" w:hAnsi="楷体" w:hint="eastAsia"/>
+                <w:sz w:val="22"/>
+                <w:szCs w:val="22"/>
+              </w:rPr>
+            </w:pPr>
+            <w:r>
+              <w:rPr>
+                <w:rFonts w:hint="eastAsia"/>
+              </w:rPr>
+              <w:t>23.9823</w:t>
+            </w:r>
+            <w:r>
+              <w:rPr>
+                <w:rFonts w:hint="eastAsia"/>
+              </w:rPr>
+              <w:t>亿份</w:t>
+            </w:r>
+            <w:r>
+              <w:rPr>
+                <w:rFonts w:hint="eastAsia"/>
+              </w:rPr>
+              <w:t>/</w:t>
+            </w:r>
+            <w:r>
+              <w:rPr>
+                <w:rFonts w:ascii="楷体" w:hAnsi="楷体" w:hint="eastAsia"/>
+                <w:szCs w:val="22"/>
+              </w:rPr>
+              <w:t>（截止至：2026年0</w:t>
+            </w:r>
+            <w:r>
+              <w:rPr>
+                <w:rFonts w:ascii="楷体" w:hAnsi="楷体" w:hint="eastAsia"/>
+                <w:szCs w:val="22"/>
+              </w:rPr>
+              <w:t>6</w:t>
+            </w:r>
+            <w:r>
+              <w:rPr>
+                <w:rFonts w:ascii="楷体" w:hAnsi="楷体" w:hint="eastAsia"/>
+                <w:szCs w:val="22"/>
+              </w:rPr>
+              <w:t>月</w:t>
+            </w:r>
+            <w:r>
+              <w:rPr>
+                <w:rFonts w:ascii="楷体" w:hAnsi="楷体" w:hint="eastAsia"/>
+                <w:szCs w:val="22"/>
+              </w:rPr>
+              <w:t>02</w:t>
+            </w:r>
+            <w:r>
+              <w:rPr>
+                <w:rFonts w:ascii="楷体" w:hAnsi="楷体" w:hint="eastAsia"/>
+                <w:szCs w:val="22"/>
+              </w:rPr>
+              <w:t>日）</w:t>
             </w:r>
           </w:p>
         </w:tc>
@@ -4578,7 +6368,6 @@
               <w:bottom w:w="30" w:type="dxa"/>
               <w:right w:w="75" w:type="dxa"/>
             </w:tcMar>
-            <w:vAlign w:val="center"/>
           </w:tcPr>
           <w:p>
             <w:pPr>
@@ -4591,10 +6380,9 @@
             </w:pPr>
             <w:r>
               <w:rPr>
-                <w:rFonts w:ascii="楷体" w:hAnsi="楷体" w:hint="eastAsia"/>
-                <w:szCs w:val="22"/>
-              </w:rPr>
-              <w:t>发行日期</w:t>
+                <w:rFonts w:hint="eastAsia"/>
+              </w:rPr>
+              <w:t>基金管理人</w:t>
             </w:r>
           </w:p>
         </w:tc>
@@ -4607,7 +6395,6 @@
               <w:bottom w:w="30" w:type="dxa"/>
               <w:right w:w="75" w:type="dxa"/>
             </w:tcMar>
-            <w:vAlign w:val="center"/>
           </w:tcPr>
           <w:p>
             <w:pPr>
@@ -4618,13 +6405,14 @@
                 <w:szCs w:val="22"/>
               </w:rPr>
             </w:pPr>
-            <w:r>
-              <w:rPr>
-                <w:rFonts w:ascii="楷体" w:hAnsi="楷体" w:hint="eastAsia"/>
-                <w:szCs w:val="22"/>
-              </w:rPr>
-              <w:t>2019年7月22日</w:t>
-            </w:r>
+            <w:proofErr w:type="gramStart"/>
+            <w:r>
+              <w:rPr>
+                <w:rFonts w:hint="eastAsia"/>
+              </w:rPr>
+              <w:t>汇添富基金</w:t>
+            </w:r>
+            <w:proofErr w:type="gramEnd"/>
           </w:p>
         </w:tc>
         <w:tc>
@@ -4636,7 +6424,6 @@
               <w:bottom w:w="30" w:type="dxa"/>
               <w:right w:w="75" w:type="dxa"/>
             </w:tcMar>
-            <w:vAlign w:val="center"/>
           </w:tcPr>
           <w:p>
             <w:pPr>
@@ -4649,10 +6436,65 @@
             </w:pPr>
             <w:r>
               <w:rPr>
-                <w:rFonts w:ascii="楷体" w:hAnsi="楷体" w:hint="eastAsia"/>
-                <w:szCs w:val="22"/>
-              </w:rPr>
-              <w:t>成立日期/规模</w:t>
+                <w:rFonts w:hint="eastAsia"/>
+              </w:rPr>
+              <w:t>基金托管人</w:t>
+            </w:r>
+          </w:p>
+        </w:tc>
+        <w:tc>
+          <w:tcPr>
+            <w:tcW w:w="1666" w:type="pct"/>
+            <w:tcMar>
+              <w:top w:w="30" w:type="dxa"/>
+              <w:left w:w="75" w:type="dxa"/>
+              <w:bottom w:w="30" w:type="dxa"/>
+              <w:right w:w="75" w:type="dxa"/>
+            </w:tcMar>
+          </w:tcPr>
+          <w:p>
+            <w:pPr>
+              <w:pStyle w:val="ae"/>
+              <w:rPr>
+                <w:rFonts w:ascii="楷体" w:hAnsi="楷体" w:hint="eastAsia"/>
+                <w:sz w:val="22"/>
+                <w:szCs w:val="22"/>
+              </w:rPr>
+            </w:pPr>
+            <w:r>
+              <w:rPr>
+                <w:rFonts w:hint="eastAsia"/>
+              </w:rPr>
+              <w:t>工商银行</w:t>
+            </w:r>
+          </w:p>
+        </w:tc>
+      </w:tr>
+      <w:tr>
+        <w:tc>
+          <w:tcPr>
+            <w:tcW w:w="833" w:type="pct"/>
+            <w:tcMar>
+              <w:top w:w="30" w:type="dxa"/>
+              <w:left w:w="75" w:type="dxa"/>
+              <w:bottom w:w="30" w:type="dxa"/>
+              <w:right w:w="75" w:type="dxa"/>
+            </w:tcMar>
+          </w:tcPr>
+          <w:p>
+            <w:pPr>
+              <w:pStyle w:val="ae"/>
+              <w:rPr>
+                <w:rFonts w:ascii="楷体" w:hAnsi="楷体" w:hint="eastAsia"/>
+                <w:sz w:val="22"/>
+                <w:szCs w:val="22"/>
+              </w:rPr>
+            </w:pPr>
+            <w:r>
+              <w:rPr>
+                <w:rFonts w:hint="eastAsia"/>
+              </w:rPr>
+              <w:t>基金经理人</w:t>
             </w:r>
           </w:p>
         </w:tc>
@@ -4665,7 +6507,6 @@
               <w:bottom w:w="30" w:type="dxa"/>
               <w:right w:w="75" w:type="dxa"/>
             </w:tcMar>
-            <w:vAlign w:val="center"/>
           </w:tcPr>
           <w:p>
             <w:pPr>
@@ -4678,10 +6519,71 @@
             </w:pPr>
             <w:r>
               <w:rPr>
-                <w:rFonts w:ascii="楷体" w:hAnsi="楷体" w:hint="eastAsia"/>
-                <w:szCs w:val="22"/>
-              </w:rPr>
-              <w:t>2019年8月16日/4.776亿份</w:t>
+                <w:rFonts w:hint="eastAsia"/>
+              </w:rPr>
+              <w:t>孙</w:t>
+            </w:r>
+            <w:proofErr w:type="gramStart"/>
+            <w:r>
+              <w:rPr>
+                <w:rFonts w:hint="eastAsia"/>
+              </w:rPr>
+              <w:t>浩</w:t>
+            </w:r>
+            <w:proofErr w:type="gramEnd"/>
+          </w:p>
+        </w:tc>
+        <w:tc>
+          <w:tcPr>
+            <w:tcW w:w="834" w:type="pct"/>
+            <w:tcMar>
+              <w:top w:w="30" w:type="dxa"/>
+              <w:left w:w="75" w:type="dxa"/>
+              <w:bottom w:w="30" w:type="dxa"/>
+              <w:right w:w="75" w:type="dxa"/>
+            </w:tcMar>
+          </w:tcPr>
+          <w:p>
+            <w:pPr>
+              <w:pStyle w:val="ae"/>
+              <w:rPr>
+                <w:rFonts w:ascii="楷体" w:hAnsi="楷体" w:hint="eastAsia"/>
+                <w:sz w:val="22"/>
+                <w:szCs w:val="22"/>
+              </w:rPr>
+            </w:pPr>
+            <w:r>
+              <w:rPr>
+                <w:rFonts w:hint="eastAsia"/>
+              </w:rPr>
+              <w:t>成立来分红</w:t>
+            </w:r>
+          </w:p>
+        </w:tc>
+        <w:tc>
+          <w:tcPr>
+            <w:tcW w:w="1666" w:type="pct"/>
+            <w:tcMar>
+              <w:top w:w="30" w:type="dxa"/>
+              <w:left w:w="75" w:type="dxa"/>
+              <w:bottom w:w="30" w:type="dxa"/>
+              <w:right w:w="75" w:type="dxa"/>
+            </w:tcMar>
+          </w:tcPr>
+          <w:p>
+            <w:pPr>
+              <w:pStyle w:val="ae"/>
+              <w:rPr>
+                <w:rFonts w:ascii="楷体" w:hAnsi="楷体" w:hint="eastAsia"/>
+                <w:sz w:val="22"/>
+                <w:szCs w:val="22"/>
+              </w:rPr>
+            </w:pPr>
+            <w:r>
+              <w:rPr>
+                <w:rFonts w:hint="eastAsia"/>
+              </w:rPr>
+              <w:t>*</w:t>
             </w:r>
           </w:p>
         </w:tc>
@@ -4696,7 +6598,6 @@
               <w:bottom w:w="30" w:type="dxa"/>
               <w:right w:w="75" w:type="dxa"/>
             </w:tcMar>
-            <w:vAlign w:val="center"/>
           </w:tcPr>
           <w:p>
             <w:pPr>
@@ -4709,10 +6610,9 @@
             </w:pPr>
             <w:r>
               <w:rPr>
-                <w:rFonts w:ascii="楷体" w:hAnsi="楷体" w:hint="eastAsia"/>
-                <w:szCs w:val="22"/>
-              </w:rPr>
-              <w:t>资产规模</w:t>
+                <w:rFonts w:hint="eastAsia"/>
+              </w:rPr>
+              <w:t>管理费率</w:t>
             </w:r>
           </w:p>
         </w:tc>
@@ -4725,7 +6625,6 @@
               <w:bottom w:w="30" w:type="dxa"/>
               <w:right w:w="75" w:type="dxa"/>
             </w:tcMar>
-            <w:vAlign w:val="center"/>
           </w:tcPr>
           <w:p>
             <w:pPr>
@@ -4738,10 +6637,15 @@
             </w:pPr>
             <w:r>
               <w:rPr>
-                <w:rFonts w:ascii="楷体" w:hAnsi="楷体" w:hint="eastAsia"/>
-                <w:szCs w:val="22"/>
-              </w:rPr>
-              <w:t>313.63亿元/（截止至：2026年05月26日）</w:t>
+                <w:rFonts w:hint="eastAsia"/>
+              </w:rPr>
+              <w:t>0.50%</w:t>
+            </w:r>
+            <w:r>
+              <w:rPr>
+                <w:rFonts w:hint="eastAsia"/>
+              </w:rPr>
+              <w:t>（每年）</w:t>
             </w:r>
           </w:p>
         </w:tc>
@@ -4754,7 +6658,6 @@
               <w:bottom w:w="30" w:type="dxa"/>
               <w:right w:w="75" w:type="dxa"/>
             </w:tcMar>
-            <w:vAlign w:val="center"/>
           </w:tcPr>
           <w:p>
             <w:pPr>
@@ -4767,10 +6670,71 @@
             </w:pPr>
             <w:r>
               <w:rPr>
-                <w:rFonts w:ascii="楷体" w:hAnsi="楷体" w:hint="eastAsia"/>
-                <w:szCs w:val="22"/>
-              </w:rPr>
-              <w:t>份额规模</w:t>
+                <w:rFonts w:hint="eastAsia"/>
+              </w:rPr>
+              <w:t>托管费率</w:t>
+            </w:r>
+          </w:p>
+        </w:tc>
+        <w:tc>
+          <w:tcPr>
+            <w:tcW w:w="1666" w:type="pct"/>
+            <w:tcMar>
+              <w:top w:w="30" w:type="dxa"/>
+              <w:left w:w="75" w:type="dxa"/>
+              <w:bottom w:w="30" w:type="dxa"/>
+              <w:right w:w="75" w:type="dxa"/>
+            </w:tcMar>
+          </w:tcPr>
+          <w:p>
+            <w:pPr>
+              <w:pStyle w:val="ae"/>
+              <w:rPr>
+                <w:rFonts w:ascii="楷体" w:hAnsi="楷体" w:hint="eastAsia"/>
+                <w:sz w:val="22"/>
+                <w:szCs w:val="22"/>
+              </w:rPr>
+            </w:pPr>
+            <w:r>
+              <w:rPr>
+                <w:rFonts w:hint="eastAsia"/>
+              </w:rPr>
+              <w:t>0.10%</w:t>
+            </w:r>
+            <w:r>
+              <w:rPr>
+                <w:rFonts w:hint="eastAsia"/>
+              </w:rPr>
+              <w:t>（每年）</w:t>
+            </w:r>
+          </w:p>
+        </w:tc>
+      </w:tr>
+      <w:tr>
+        <w:tc>
+          <w:tcPr>
+            <w:tcW w:w="833" w:type="pct"/>
+            <w:tcMar>
+              <w:top w:w="30" w:type="dxa"/>
+              <w:left w:w="75" w:type="dxa"/>
+              <w:bottom w:w="30" w:type="dxa"/>
+              <w:right w:w="75" w:type="dxa"/>
+            </w:tcMar>
+          </w:tcPr>
+          <w:p>
+            <w:pPr>
+              <w:pStyle w:val="ae"/>
+              <w:rPr>
+                <w:rFonts w:ascii="楷体" w:hAnsi="楷体" w:hint="eastAsia"/>
+                <w:sz w:val="22"/>
+                <w:szCs w:val="22"/>
+              </w:rPr>
+            </w:pPr>
+            <w:r>
+              <w:rPr>
+                <w:rFonts w:hint="eastAsia"/>
+              </w:rPr>
+              <w:t>销售服务费率</w:t>
             </w:r>
           </w:p>
         </w:tc>
@@ -4783,7 +6747,6 @@
               <w:bottom w:w="30" w:type="dxa"/>
               <w:right w:w="75" w:type="dxa"/>
             </w:tcMar>
-            <w:vAlign w:val="center"/>
           </w:tcPr>
           <w:p>
             <w:pPr>
@@ -4796,11 +6759,72 @@
             </w:pPr>
             <w:r>
               <w:rPr>
-                <w:rFonts w:ascii="楷体" w:hAnsi="楷体" w:hint="eastAsia"/>
-                <w:szCs w:val="22"/>
-              </w:rPr>
-              <w:t>202.4089亿份/（截止至：2026年05月26日）</w:t>
-            </w:r>
+                <w:rFonts w:hint="eastAsia"/>
+              </w:rPr>
+              <w:t>--</w:t>
+            </w:r>
+            <w:r>
+              <w:rPr>
+                <w:rFonts w:hint="eastAsia"/>
+              </w:rPr>
+              <w:t>（每年）</w:t>
+            </w:r>
+          </w:p>
+        </w:tc>
+        <w:tc>
+          <w:tcPr>
+            <w:tcW w:w="834" w:type="pct"/>
+            <w:tcMar>
+              <w:top w:w="30" w:type="dxa"/>
+              <w:left w:w="75" w:type="dxa"/>
+              <w:bottom w:w="30" w:type="dxa"/>
+              <w:right w:w="75" w:type="dxa"/>
+            </w:tcMar>
+          </w:tcPr>
+          <w:p>
+            <w:pPr>
+              <w:pStyle w:val="ae"/>
+              <w:rPr>
+                <w:rFonts w:ascii="楷体" w:hAnsi="楷体" w:hint="eastAsia"/>
+                <w:sz w:val="22"/>
+                <w:szCs w:val="22"/>
+              </w:rPr>
+            </w:pPr>
+            <w:r>
+              <w:rPr>
+                <w:rFonts w:hint="eastAsia"/>
+              </w:rPr>
+              <w:t>跟踪标的</w:t>
+            </w:r>
+          </w:p>
+        </w:tc>
+        <w:tc>
+          <w:tcPr>
+            <w:tcW w:w="1666" w:type="pct"/>
+            <w:tcMar>
+              <w:top w:w="30" w:type="dxa"/>
+              <w:left w:w="75" w:type="dxa"/>
+              <w:bottom w:w="30" w:type="dxa"/>
+              <w:right w:w="75" w:type="dxa"/>
+            </w:tcMar>
+          </w:tcPr>
+          <w:p>
+            <w:pPr>
+              <w:pStyle w:val="ae"/>
+              <w:rPr>
+                <w:rFonts w:ascii="楷体" w:hAnsi="楷体" w:hint="eastAsia"/>
+                <w:sz w:val="22"/>
+                <w:szCs w:val="22"/>
+              </w:rPr>
+            </w:pPr>
+            <w:proofErr w:type="gramStart"/>
+            <w:r>
+              <w:rPr>
+                <w:rFonts w:hint="eastAsia"/>
+              </w:rPr>
+              <w:t>科创芯片</w:t>
+            </w:r>
+            <w:proofErr w:type="gramEnd"/>
           </w:p>
         </w:tc>
       </w:tr>
@@ -4814,7 +6838,6 @@
               <w:bottom w:w="30" w:type="dxa"/>
               <w:right w:w="75" w:type="dxa"/>
             </w:tcMar>
-            <w:vAlign w:val="center"/>
           </w:tcPr>
           <w:p>
             <w:pPr>
@@ -4827,481 +6850,7 @@
             </w:pPr>
             <w:r>
               <w:rPr>
-                <w:rFonts w:ascii="楷体" w:hAnsi="楷体" w:hint="eastAsia"/>
-                <w:szCs w:val="22"/>
-              </w:rPr>
-              <w:t>基金管理人</w:t>
-            </w:r>
-          </w:p>
-        </w:tc>
-        <w:tc>
-          <w:tcPr>
-            <w:tcW w:w="1667" w:type="pct"/>
-            <w:tcMar>
-              <w:top w:w="30" w:type="dxa"/>
-              <w:left w:w="75" w:type="dxa"/>
-              <w:bottom w:w="30" w:type="dxa"/>
-              <w:right w:w="75" w:type="dxa"/>
-            </w:tcMar>
-            <w:vAlign w:val="center"/>
-          </w:tcPr>
-          <w:p>
-            <w:pPr>
-              <w:pStyle w:val="ae"/>
-              <w:rPr>
-                <w:rFonts w:ascii="楷体" w:hAnsi="楷体" w:hint="eastAsia"/>
-                <w:sz w:val="22"/>
-                <w:szCs w:val="22"/>
-              </w:rPr>
-            </w:pPr>
-            <w:r>
-              <w:rPr>
-                <w:rFonts w:ascii="楷体" w:hAnsi="楷体" w:hint="eastAsia"/>
-                <w:szCs w:val="22"/>
-              </w:rPr>
-              <w:t>国泰基金</w:t>
-            </w:r>
-          </w:p>
-        </w:tc>
-        <w:tc>
-          <w:tcPr>
-            <w:tcW w:w="834" w:type="pct"/>
-            <w:tcMar>
-              <w:top w:w="30" w:type="dxa"/>
-              <w:left w:w="75" w:type="dxa"/>
-              <w:bottom w:w="30" w:type="dxa"/>
-              <w:right w:w="75" w:type="dxa"/>
-            </w:tcMar>
-            <w:vAlign w:val="center"/>
-          </w:tcPr>
-          <w:p>
-            <w:pPr>
-              <w:pStyle w:val="ae"/>
-              <w:rPr>
-                <w:rFonts w:ascii="楷体" w:hAnsi="楷体" w:hint="eastAsia"/>
-                <w:sz w:val="22"/>
-                <w:szCs w:val="22"/>
-              </w:rPr>
-            </w:pPr>
-            <w:r>
-              <w:rPr>
-                <w:rFonts w:ascii="楷体" w:hAnsi="楷体" w:hint="eastAsia"/>
-                <w:szCs w:val="22"/>
-              </w:rPr>
-              <w:t>基金托管人</w:t>
-            </w:r>
-          </w:p>
-        </w:tc>
-        <w:tc>
-          <w:tcPr>
-            <w:tcW w:w="1667" w:type="pct"/>
-            <w:tcMar>
-              <w:top w:w="30" w:type="dxa"/>
-              <w:left w:w="75" w:type="dxa"/>
-              <w:bottom w:w="30" w:type="dxa"/>
-              <w:right w:w="75" w:type="dxa"/>
-            </w:tcMar>
-            <w:vAlign w:val="center"/>
-          </w:tcPr>
-          <w:p>
-            <w:pPr>
-              <w:pStyle w:val="ae"/>
-              <w:rPr>
-                <w:rFonts w:ascii="楷体" w:hAnsi="楷体" w:hint="eastAsia"/>
-                <w:sz w:val="22"/>
-                <w:szCs w:val="22"/>
-              </w:rPr>
-            </w:pPr>
-            <w:r>
-              <w:rPr>
-                <w:rFonts w:ascii="楷体" w:hAnsi="楷体" w:hint="eastAsia"/>
-                <w:szCs w:val="22"/>
-              </w:rPr>
-              <w:t>工商银行</w:t>
-            </w:r>
-          </w:p>
-        </w:tc>
-      </w:tr>
-      <w:tr>
-        <w:tc>
-          <w:tcPr>
-            <w:tcW w:w="833" w:type="pct"/>
-            <w:tcMar>
-              <w:top w:w="30" w:type="dxa"/>
-              <w:left w:w="75" w:type="dxa"/>
-              <w:bottom w:w="30" w:type="dxa"/>
-              <w:right w:w="75" w:type="dxa"/>
-            </w:tcMar>
-            <w:vAlign w:val="center"/>
-          </w:tcPr>
-          <w:p>
-            <w:pPr>
-              <w:pStyle w:val="ae"/>
-              <w:rPr>
-                <w:rFonts w:ascii="楷体" w:hAnsi="楷体" w:hint="eastAsia"/>
-                <w:sz w:val="22"/>
-                <w:szCs w:val="22"/>
-              </w:rPr>
-            </w:pPr>
-            <w:r>
-              <w:rPr>
-                <w:rFonts w:ascii="楷体" w:hAnsi="楷体" w:hint="eastAsia"/>
-                <w:szCs w:val="22"/>
-              </w:rPr>
-              <w:t>基金经理人</w:t>
-            </w:r>
-          </w:p>
-        </w:tc>
-        <w:tc>
-          <w:tcPr>
-            <w:tcW w:w="1667" w:type="pct"/>
-            <w:tcMar>
-              <w:top w:w="30" w:type="dxa"/>
-              <w:left w:w="75" w:type="dxa"/>
-              <w:bottom w:w="30" w:type="dxa"/>
-              <w:right w:w="75" w:type="dxa"/>
-            </w:tcMar>
-            <w:vAlign w:val="center"/>
-          </w:tcPr>
-          <w:p>
-            <w:pPr>
-              <w:pStyle w:val="ae"/>
-              <w:rPr>
-                <w:rFonts w:ascii="楷体" w:hAnsi="楷体" w:hint="eastAsia"/>
-                <w:sz w:val="22"/>
-                <w:szCs w:val="22"/>
-              </w:rPr>
-            </w:pPr>
-            <w:r>
-              <w:rPr>
-                <w:rFonts w:ascii="楷体" w:hAnsi="楷体" w:hint="eastAsia"/>
-                <w:szCs w:val="22"/>
-              </w:rPr>
-              <w:t>艾小军</w:t>
-            </w:r>
-          </w:p>
-        </w:tc>
-        <w:tc>
-          <w:tcPr>
-            <w:tcW w:w="834" w:type="pct"/>
-            <w:tcMar>
-              <w:top w:w="30" w:type="dxa"/>
-              <w:left w:w="75" w:type="dxa"/>
-              <w:bottom w:w="30" w:type="dxa"/>
-              <w:right w:w="75" w:type="dxa"/>
-            </w:tcMar>
-            <w:vAlign w:val="center"/>
-          </w:tcPr>
-          <w:p>
-            <w:pPr>
-              <w:pStyle w:val="ae"/>
-              <w:rPr>
-                <w:rFonts w:ascii="楷体" w:hAnsi="楷体" w:hint="eastAsia"/>
-                <w:sz w:val="22"/>
-                <w:szCs w:val="22"/>
-              </w:rPr>
-            </w:pPr>
-            <w:r>
-              <w:rPr>
-                <w:rFonts w:ascii="楷体" w:hAnsi="楷体" w:hint="eastAsia"/>
-                <w:szCs w:val="22"/>
-              </w:rPr>
-              <w:t>成立来分红</w:t>
-            </w:r>
-          </w:p>
-        </w:tc>
-        <w:tc>
-          <w:tcPr>
-            <w:tcW w:w="1667" w:type="pct"/>
-            <w:tcMar>
-              <w:top w:w="30" w:type="dxa"/>
-              <w:left w:w="75" w:type="dxa"/>
-              <w:bottom w:w="30" w:type="dxa"/>
-              <w:right w:w="75" w:type="dxa"/>
-            </w:tcMar>
-            <w:vAlign w:val="center"/>
-          </w:tcPr>
-          <w:p>
-            <w:pPr>
-              <w:pStyle w:val="ae"/>
-              <w:rPr>
-                <w:rFonts w:ascii="楷体" w:hAnsi="楷体" w:hint="eastAsia"/>
-                <w:sz w:val="22"/>
-                <w:szCs w:val="22"/>
-              </w:rPr>
-            </w:pPr>
-            <w:r>
-              <w:rPr>
-                <w:rFonts w:ascii="楷体" w:hAnsi="楷体" w:hint="eastAsia"/>
-                <w:szCs w:val="22"/>
-              </w:rPr>
-              <w:t>*</w:t>
-            </w:r>
-          </w:p>
-        </w:tc>
-      </w:tr>
-      <w:tr>
-        <w:tc>
-          <w:tcPr>
-            <w:tcW w:w="833" w:type="pct"/>
-            <w:tcMar>
-              <w:top w:w="30" w:type="dxa"/>
-              <w:left w:w="75" w:type="dxa"/>
-              <w:bottom w:w="30" w:type="dxa"/>
-              <w:right w:w="75" w:type="dxa"/>
-            </w:tcMar>
-            <w:vAlign w:val="center"/>
-          </w:tcPr>
-          <w:p>
-            <w:pPr>
-              <w:pStyle w:val="ae"/>
-              <w:rPr>
-                <w:rFonts w:ascii="楷体" w:hAnsi="楷体" w:hint="eastAsia"/>
-                <w:sz w:val="22"/>
-                <w:szCs w:val="22"/>
-              </w:rPr>
-            </w:pPr>
-            <w:r>
-              <w:rPr>
-                <w:rFonts w:ascii="楷体" w:hAnsi="楷体" w:hint="eastAsia"/>
-                <w:szCs w:val="22"/>
-              </w:rPr>
-              <w:t>管理费率</w:t>
-            </w:r>
-          </w:p>
-        </w:tc>
-        <w:tc>
-          <w:tcPr>
-            <w:tcW w:w="1667" w:type="pct"/>
-            <w:tcMar>
-              <w:top w:w="30" w:type="dxa"/>
-              <w:left w:w="75" w:type="dxa"/>
-              <w:bottom w:w="30" w:type="dxa"/>
-              <w:right w:w="75" w:type="dxa"/>
-            </w:tcMar>
-            <w:vAlign w:val="center"/>
-          </w:tcPr>
-          <w:p>
-            <w:pPr>
-              <w:pStyle w:val="ae"/>
-              <w:rPr>
-                <w:rFonts w:ascii="楷体" w:hAnsi="楷体" w:hint="eastAsia"/>
-                <w:sz w:val="22"/>
-                <w:szCs w:val="22"/>
-              </w:rPr>
-            </w:pPr>
-            <w:r>
-              <w:rPr>
-                <w:rFonts w:ascii="楷体" w:hAnsi="楷体" w:hint="eastAsia"/>
-                <w:szCs w:val="22"/>
-              </w:rPr>
-              <w:t>0.50%（每年）</w:t>
-            </w:r>
-          </w:p>
-        </w:tc>
-        <w:tc>
-          <w:tcPr>
-            <w:tcW w:w="834" w:type="pct"/>
-            <w:tcMar>
-              <w:top w:w="30" w:type="dxa"/>
-              <w:left w:w="75" w:type="dxa"/>
-              <w:bottom w:w="30" w:type="dxa"/>
-              <w:right w:w="75" w:type="dxa"/>
-            </w:tcMar>
-            <w:vAlign w:val="center"/>
-          </w:tcPr>
-          <w:p>
-            <w:pPr>
-              <w:pStyle w:val="ae"/>
-              <w:rPr>
-                <w:rFonts w:ascii="楷体" w:hAnsi="楷体" w:hint="eastAsia"/>
-                <w:sz w:val="22"/>
-                <w:szCs w:val="22"/>
-              </w:rPr>
-            </w:pPr>
-            <w:r>
-              <w:rPr>
-                <w:rFonts w:ascii="楷体" w:hAnsi="楷体" w:hint="eastAsia"/>
-                <w:szCs w:val="22"/>
-              </w:rPr>
-              <w:t>托管费率</w:t>
-            </w:r>
-          </w:p>
-        </w:tc>
-        <w:tc>
-          <w:tcPr>
-            <w:tcW w:w="1667" w:type="pct"/>
-            <w:tcMar>
-              <w:top w:w="30" w:type="dxa"/>
-              <w:left w:w="75" w:type="dxa"/>
-              <w:bottom w:w="30" w:type="dxa"/>
-              <w:right w:w="75" w:type="dxa"/>
-            </w:tcMar>
-            <w:vAlign w:val="center"/>
-          </w:tcPr>
-          <w:p>
-            <w:pPr>
-              <w:pStyle w:val="ae"/>
-              <w:rPr>
-                <w:rFonts w:ascii="楷体" w:hAnsi="楷体" w:hint="eastAsia"/>
-                <w:sz w:val="22"/>
-                <w:szCs w:val="22"/>
-              </w:rPr>
-            </w:pPr>
-            <w:r>
-              <w:rPr>
-                <w:rFonts w:ascii="楷体" w:hAnsi="楷体" w:hint="eastAsia"/>
-                <w:szCs w:val="22"/>
-              </w:rPr>
-              <w:t>0.10%（每年）</w:t>
-            </w:r>
-          </w:p>
-        </w:tc>
-      </w:tr>
-      <w:tr>
-        <w:tc>
-          <w:tcPr>
-            <w:tcW w:w="833" w:type="pct"/>
-            <w:tcMar>
-              <w:top w:w="30" w:type="dxa"/>
-              <w:left w:w="75" w:type="dxa"/>
-              <w:bottom w:w="30" w:type="dxa"/>
-              <w:right w:w="75" w:type="dxa"/>
-            </w:tcMar>
-            <w:vAlign w:val="center"/>
-          </w:tcPr>
-          <w:p>
-            <w:pPr>
-              <w:pStyle w:val="ae"/>
-              <w:rPr>
-                <w:rFonts w:ascii="楷体" w:hAnsi="楷体" w:hint="eastAsia"/>
-                <w:sz w:val="22"/>
-                <w:szCs w:val="22"/>
-              </w:rPr>
-            </w:pPr>
-            <w:r>
-              <w:rPr>
-                <w:rFonts w:ascii="楷体" w:hAnsi="楷体" w:hint="eastAsia"/>
-                <w:szCs w:val="22"/>
-              </w:rPr>
-              <w:lastRenderedPageBreak/>
-              <w:t>销售服务费率</w:t>
-            </w:r>
-          </w:p>
-        </w:tc>
-        <w:tc>
-          <w:tcPr>
-            <w:tcW w:w="1667" w:type="pct"/>
-            <w:tcMar>
-              <w:top w:w="30" w:type="dxa"/>
-              <w:left w:w="75" w:type="dxa"/>
-              <w:bottom w:w="30" w:type="dxa"/>
-              <w:right w:w="75" w:type="dxa"/>
-            </w:tcMar>
-            <w:vAlign w:val="center"/>
-          </w:tcPr>
-          <w:p>
-            <w:pPr>
-              <w:pStyle w:val="ae"/>
-              <w:rPr>
-                <w:rFonts w:ascii="楷体" w:hAnsi="楷体" w:hint="eastAsia"/>
-                <w:sz w:val="22"/>
-                <w:szCs w:val="22"/>
-              </w:rPr>
-            </w:pPr>
-            <w:r>
-              <w:rPr>
-                <w:rFonts w:ascii="楷体" w:hAnsi="楷体" w:hint="eastAsia"/>
-                <w:szCs w:val="22"/>
-              </w:rPr>
-              <w:t>--（每年）</w:t>
-            </w:r>
-          </w:p>
-        </w:tc>
-        <w:tc>
-          <w:tcPr>
-            <w:tcW w:w="834" w:type="pct"/>
-            <w:tcMar>
-              <w:top w:w="30" w:type="dxa"/>
-              <w:left w:w="75" w:type="dxa"/>
-              <w:bottom w:w="30" w:type="dxa"/>
-              <w:right w:w="75" w:type="dxa"/>
-            </w:tcMar>
-            <w:vAlign w:val="center"/>
-          </w:tcPr>
-          <w:p>
-            <w:pPr>
-              <w:pStyle w:val="ae"/>
-              <w:rPr>
-                <w:rFonts w:ascii="楷体" w:hAnsi="楷体" w:hint="eastAsia"/>
-                <w:sz w:val="22"/>
-                <w:szCs w:val="22"/>
-              </w:rPr>
-            </w:pPr>
-            <w:r>
-              <w:rPr>
-                <w:rFonts w:ascii="楷体" w:hAnsi="楷体" w:hint="eastAsia"/>
-                <w:szCs w:val="22"/>
-              </w:rPr>
-              <w:t>跟踪标的</w:t>
-            </w:r>
-          </w:p>
-        </w:tc>
-        <w:tc>
-          <w:tcPr>
-            <w:tcW w:w="1667" w:type="pct"/>
-            <w:tcMar>
-              <w:top w:w="30" w:type="dxa"/>
-              <w:left w:w="75" w:type="dxa"/>
-              <w:bottom w:w="30" w:type="dxa"/>
-              <w:right w:w="75" w:type="dxa"/>
-            </w:tcMar>
-            <w:vAlign w:val="center"/>
-          </w:tcPr>
-          <w:p>
-            <w:pPr>
-              <w:pStyle w:val="ae"/>
-              <w:rPr>
-                <w:rFonts w:ascii="楷体" w:hAnsi="楷体" w:hint="eastAsia"/>
-                <w:sz w:val="22"/>
-                <w:szCs w:val="22"/>
-              </w:rPr>
-            </w:pPr>
-            <w:r>
-              <w:rPr>
-                <w:rFonts w:ascii="楷体" w:hAnsi="楷体" w:hint="eastAsia"/>
-                <w:szCs w:val="22"/>
-              </w:rPr>
-              <w:t>通信设备</w:t>
-            </w:r>
-          </w:p>
-        </w:tc>
-      </w:tr>
-      <w:tr>
-        <w:tc>
-          <w:tcPr>
-            <w:tcW w:w="833" w:type="pct"/>
-            <w:tcMar>
-              <w:top w:w="30" w:type="dxa"/>
-              <w:left w:w="75" w:type="dxa"/>
-              <w:bottom w:w="30" w:type="dxa"/>
-              <w:right w:w="75" w:type="dxa"/>
-            </w:tcMar>
-            <w:vAlign w:val="center"/>
-          </w:tcPr>
-          <w:p>
-            <w:pPr>
-              <w:pStyle w:val="ae"/>
-              <w:rPr>
-                <w:rFonts w:ascii="楷体" w:hAnsi="楷体" w:hint="eastAsia"/>
-                <w:sz w:val="22"/>
-                <w:szCs w:val="22"/>
-              </w:rPr>
-            </w:pPr>
-            <w:r>
-              <w:rPr>
-                <w:rFonts w:ascii="楷体" w:hAnsi="楷体" w:hint="eastAsia"/>
-                <w:szCs w:val="22"/>
+                <w:rFonts w:hint="eastAsia"/>
               </w:rPr>
               <w:t>业绩比较基准</w:t>
             </w:r>
@@ -5317,7 +6866,6 @@
               <w:bottom w:w="30" w:type="dxa"/>
               <w:right w:w="75" w:type="dxa"/>
             </w:tcMar>
-            <w:vAlign w:val="center"/>
           </w:tcPr>
           <w:p>
             <w:pPr>
@@ -5328,21 +6876,25 @@
                 <w:szCs w:val="22"/>
               </w:rPr>
             </w:pPr>
+            <w:r>
+              <w:rPr>
+                <w:rFonts w:hint="eastAsia"/>
+              </w:rPr>
+              <w:t>上证</w:t>
+            </w:r>
             <w:proofErr w:type="gramStart"/>
             <w:r>
               <w:rPr>
-                <w:rFonts w:ascii="楷体" w:hAnsi="楷体"/>
-                <w:szCs w:val="22"/>
-              </w:rPr>
-              <w:t>中证全指</w:t>
+                <w:rFonts w:hint="eastAsia"/>
+              </w:rPr>
+              <w:t>科创板</w:t>
             </w:r>
             <w:proofErr w:type="gramEnd"/>
             <w:r>
               <w:rPr>
-                <w:rFonts w:ascii="楷体" w:hAnsi="楷体"/>
-                <w:szCs w:val="22"/>
-              </w:rPr>
-              <w:t>通信设备指数收益率</w:t>
+                <w:rFonts w:hint="eastAsia"/>
+              </w:rPr>
+              <w:t>芯片指数收益率</w:t>
             </w:r>
           </w:p>
         </w:tc>
@@ -5395,7 +6947,16 @@
           <w:sz w:val="28"/>
           <w:szCs w:val="22"/>
         </w:rPr>
-        <w:t>本基金主要采用完全复制法,即按照标的指数成份股及其权重构建基金股票投资组合,并根据标的指数成份股及其权重的变动而进行相应的调整。</w:t>
+        <w:t>本基金主要采用完全复制法,即按照标的指数成份股及其权重构建基金股票投资组合,并根据标的指数成份股及其权重的变动而进行</w:t>
+      </w:r>
+      <w:r>
+        <w:rPr>
+          <w:rFonts w:ascii="楷体" w:eastAsia="楷体" w:hAnsi="楷体"/>
+          <w:sz w:val="28"/>
+          <w:szCs w:val="22"/>
+        </w:rPr>
+        <w:lastRenderedPageBreak/>
+        <w:t>相应的调整。</w:t>
       </w:r>
     </w:p>
     <w:p>
@@ -5458,15 +7019,15 @@
                 <w:rFonts w:ascii="楷体" w:eastAsia="楷体" w:hAnsi="楷体" w:hint="eastAsia"/>
                 <w:b/>
                 <w:bCs/>
-                <w:szCs w:val="22"/>
-              </w:rPr>
-            </w:pPr>
-            <w:r>
-              <w:rPr>
-                <w:rFonts w:ascii="楷体" w:eastAsia="楷体" w:hAnsi="楷体"/>
-                <w:bCs/>
-                <w:sz w:val="21"/>
-                <w:szCs w:val="22"/>
+                <w:sz w:val="21"/>
+                <w:szCs w:val="21"/>
+              </w:rPr>
+            </w:pPr>
+            <w:r>
+              <w:rPr>
+                <w:rFonts w:ascii="楷体" w:eastAsia="楷体" w:hAnsi="楷体" w:hint="eastAsia"/>
+                <w:sz w:val="21"/>
+                <w:szCs w:val="21"/>
               </w:rPr>
               <w:t>证券代码</w:t>
             </w:r>
@@ -5483,15 +7044,15 @@
                 <w:rFonts w:ascii="楷体" w:eastAsia="楷体" w:hAnsi="楷体" w:hint="eastAsia"/>
                 <w:b/>
                 <w:bCs/>
-                <w:szCs w:val="22"/>
-              </w:rPr>
-            </w:pPr>
-            <w:r>
-              <w:rPr>
-                <w:rFonts w:ascii="楷体" w:eastAsia="楷体" w:hAnsi="楷体"/>
-                <w:bCs/>
-                <w:sz w:val="21"/>
-                <w:szCs w:val="22"/>
+                <w:sz w:val="21"/>
+                <w:szCs w:val="21"/>
+              </w:rPr>
+            </w:pPr>
+            <w:r>
+              <w:rPr>
+                <w:rFonts w:ascii="楷体" w:eastAsia="楷体" w:hAnsi="楷体" w:hint="eastAsia"/>
+                <w:sz w:val="21"/>
+                <w:szCs w:val="21"/>
               </w:rPr>
               <w:t>证券简称</w:t>
             </w:r>
@@ -5508,15 +7069,15 @@
                 <w:rFonts w:ascii="楷体" w:eastAsia="楷体" w:hAnsi="楷体" w:hint="eastAsia"/>
                 <w:b/>
                 <w:bCs/>
-                <w:szCs w:val="22"/>
-              </w:rPr>
-            </w:pPr>
-            <w:r>
-              <w:rPr>
-                <w:rFonts w:ascii="楷体" w:eastAsia="楷体" w:hAnsi="楷体"/>
-                <w:bCs/>
-                <w:sz w:val="21"/>
-                <w:szCs w:val="22"/>
+                <w:sz w:val="21"/>
+                <w:szCs w:val="21"/>
+              </w:rPr>
+            </w:pPr>
+            <w:r>
+              <w:rPr>
+                <w:rFonts w:ascii="楷体" w:eastAsia="楷体" w:hAnsi="楷体" w:hint="eastAsia"/>
+                <w:sz w:val="21"/>
+                <w:szCs w:val="21"/>
               </w:rPr>
               <w:t>占基金净值比(%)</w:t>
             </w:r>
@@ -5532,15 +7093,15 @@
                 <w:rFonts w:ascii="楷体" w:eastAsia="楷体" w:hAnsi="楷体" w:hint="eastAsia"/>
                 <w:b/>
                 <w:bCs/>
-                <w:szCs w:val="22"/>
-              </w:rPr>
-            </w:pPr>
-            <w:r>
-              <w:rPr>
-                <w:rFonts w:ascii="楷体" w:eastAsia="楷体" w:hAnsi="楷体"/>
-                <w:bCs/>
-                <w:sz w:val="21"/>
-                <w:szCs w:val="22"/>
+                <w:sz w:val="21"/>
+                <w:szCs w:val="21"/>
+              </w:rPr>
+            </w:pPr>
+            <w:r>
+              <w:rPr>
+                <w:rFonts w:ascii="楷体" w:eastAsia="楷体" w:hAnsi="楷体" w:hint="eastAsia"/>
+                <w:sz w:val="21"/>
+                <w:szCs w:val="21"/>
               </w:rPr>
               <w:t>简介</w:t>
             </w:r>
@@ -5560,16 +7121,17 @@
             <w:pPr>
               <w:rPr>
                 <w:rFonts w:ascii="楷体" w:eastAsia="楷体" w:hAnsi="楷体" w:hint="eastAsia"/>
-                <w:szCs w:val="22"/>
-              </w:rPr>
-            </w:pPr>
-            <w:r>
-              <w:rPr>
-                <w:rFonts w:ascii="楷体" w:eastAsia="楷体" w:hAnsi="楷体"/>
-                <w:sz w:val="21"/>
-                <w:szCs w:val="22"/>
-              </w:rPr>
-              <w:t>300502.SZ</w:t>
+                <w:sz w:val="21"/>
+                <w:szCs w:val="21"/>
+              </w:rPr>
+            </w:pPr>
+            <w:r>
+              <w:rPr>
+                <w:rFonts w:ascii="楷体" w:eastAsia="楷体" w:hAnsi="楷体" w:hint="eastAsia"/>
+                <w:sz w:val="21"/>
+                <w:szCs w:val="21"/>
+              </w:rPr>
+              <w:t>688981.SH</w:t>
             </w:r>
           </w:p>
         </w:tc>
@@ -5582,17 +7144,20 @@
             <w:pPr>
               <w:rPr>
                 <w:rFonts w:ascii="楷体" w:eastAsia="楷体" w:hAnsi="楷体" w:hint="eastAsia"/>
-                <w:szCs w:val="22"/>
-              </w:rPr>
-            </w:pPr>
-            <w:r>
-              <w:rPr>
-                <w:rFonts w:ascii="楷体" w:eastAsia="楷体" w:hAnsi="楷体"/>
-                <w:sz w:val="21"/>
-                <w:szCs w:val="22"/>
-              </w:rPr>
-              <w:t>新易盛</w:t>
-            </w:r>
+                <w:sz w:val="21"/>
+                <w:szCs w:val="21"/>
+              </w:rPr>
+            </w:pPr>
+            <w:proofErr w:type="gramStart"/>
+            <w:r>
+              <w:rPr>
+                <w:rFonts w:ascii="楷体" w:eastAsia="楷体" w:hAnsi="楷体" w:hint="eastAsia"/>
+                <w:sz w:val="21"/>
+                <w:szCs w:val="21"/>
+              </w:rPr>
+              <w:t>中芯国际</w:t>
+            </w:r>
+            <w:proofErr w:type="gramEnd"/>
           </w:p>
         </w:tc>
         <w:tc>
@@ -5604,16 +7169,17 @@
             <w:pPr>
               <w:rPr>
                 <w:rFonts w:ascii="楷体" w:eastAsia="楷体" w:hAnsi="楷体" w:hint="eastAsia"/>
-                <w:szCs w:val="22"/>
-              </w:rPr>
-            </w:pPr>
-            <w:r>
-              <w:rPr>
-                <w:rFonts w:ascii="楷体" w:eastAsia="楷体" w:hAnsi="楷体"/>
-                <w:sz w:val="21"/>
-                <w:szCs w:val="22"/>
-              </w:rPr>
-              <w:t>15.00</w:t>
+                <w:sz w:val="21"/>
+                <w:szCs w:val="21"/>
+              </w:rPr>
+            </w:pPr>
+            <w:r>
+              <w:rPr>
+                <w:rFonts w:ascii="楷体" w:eastAsia="楷体" w:hAnsi="楷体" w:hint="eastAsia"/>
+                <w:sz w:val="21"/>
+                <w:szCs w:val="21"/>
+              </w:rPr>
+              <w:t>9.76</w:t>
             </w:r>
           </w:p>
         </w:tc>
@@ -5625,70 +7191,63 @@
             <w:pPr>
               <w:rPr>
                 <w:rFonts w:ascii="楷体" w:eastAsia="楷体" w:hAnsi="楷体" w:hint="eastAsia"/>
-                <w:szCs w:val="22"/>
-              </w:rPr>
-            </w:pPr>
-            <w:r>
-              <w:rPr>
-                <w:rFonts w:ascii="楷体" w:eastAsia="楷体" w:hAnsi="楷体"/>
-                <w:sz w:val="21"/>
-                <w:szCs w:val="22"/>
-              </w:rPr>
-              <w:t>国内光模块核心供应商之一，深度布局 800G/1.6T 高速光模块，</w:t>
-            </w:r>
+                <w:sz w:val="21"/>
+                <w:szCs w:val="21"/>
+              </w:rPr>
+            </w:pPr>
             <w:proofErr w:type="gramStart"/>
             <w:r>
               <w:rPr>
-                <w:rFonts w:ascii="楷体" w:eastAsia="楷体" w:hAnsi="楷体"/>
-                <w:sz w:val="21"/>
-                <w:szCs w:val="22"/>
-              </w:rPr>
-              <w:t>在硅光及</w:t>
+                <w:rFonts w:ascii="楷体" w:eastAsia="楷体" w:hAnsi="楷体" w:hint="eastAsia"/>
+                <w:sz w:val="21"/>
+                <w:szCs w:val="21"/>
+              </w:rPr>
+              <w:t>国内晶</w:t>
             </w:r>
             <w:proofErr w:type="gramEnd"/>
             <w:r>
               <w:rPr>
-                <w:rFonts w:ascii="楷体" w:eastAsia="楷体" w:hAnsi="楷体"/>
-                <w:sz w:val="21"/>
-                <w:szCs w:val="22"/>
-              </w:rPr>
-              <w:t xml:space="preserve"> LPO（线性驱动可插拔光学）技术路线具备先发优势。客户覆盖北美云厂商及国内互联网巨头，受益于 AI </w:t>
+                <w:rFonts w:ascii="楷体" w:eastAsia="楷体" w:hAnsi="楷体" w:hint="eastAsia"/>
+                <w:sz w:val="21"/>
+                <w:szCs w:val="21"/>
+              </w:rPr>
+              <w:t>圆代工龙头，大陆技术最先进、规模最大的集成电路制造企业。在国产替代浪潮中承担核心制造底座角色，为海光、寒武纪等国产芯片提供</w:t>
             </w:r>
             <w:proofErr w:type="gramStart"/>
             <w:r>
               <w:rPr>
-                <w:rFonts w:ascii="楷体" w:eastAsia="楷体" w:hAnsi="楷体"/>
-                <w:sz w:val="21"/>
-                <w:szCs w:val="22"/>
-              </w:rPr>
-              <w:t>算力基础</w:t>
+                <w:rFonts w:ascii="楷体" w:eastAsia="楷体" w:hAnsi="楷体" w:hint="eastAsia"/>
+                <w:sz w:val="21"/>
+                <w:szCs w:val="21"/>
+              </w:rPr>
+              <w:t>先进制程代</w:t>
             </w:r>
             <w:proofErr w:type="gramEnd"/>
             <w:r>
               <w:rPr>
-                <w:rFonts w:ascii="楷体" w:eastAsia="楷体" w:hAnsi="楷体"/>
-                <w:sz w:val="21"/>
-                <w:szCs w:val="22"/>
-              </w:rPr>
-              <w:t>设施扩容，高速产品占</w:t>
+                <w:rFonts w:ascii="楷体" w:eastAsia="楷体" w:hAnsi="楷体" w:hint="eastAsia"/>
+                <w:sz w:val="21"/>
+                <w:szCs w:val="21"/>
+              </w:rPr>
+              <w:t>工服务，</w:t>
             </w:r>
             <w:proofErr w:type="gramStart"/>
             <w:r>
               <w:rPr>
-                <w:rFonts w:ascii="楷体" w:eastAsia="楷体" w:hAnsi="楷体"/>
-                <w:sz w:val="21"/>
-                <w:szCs w:val="22"/>
-              </w:rPr>
-              <w:t>比持续</w:t>
+                <w:rFonts w:ascii="楷体" w:eastAsia="楷体" w:hAnsi="楷体" w:hint="eastAsia"/>
+                <w:sz w:val="21"/>
+                <w:szCs w:val="21"/>
+              </w:rPr>
+              <w:t>是算力芯片</w:t>
             </w:r>
             <w:proofErr w:type="gramEnd"/>
             <w:r>
               <w:rPr>
-                <w:rFonts w:ascii="楷体" w:eastAsia="楷体" w:hAnsi="楷体"/>
-                <w:sz w:val="21"/>
-                <w:szCs w:val="22"/>
-              </w:rPr>
-              <w:t>提升，盈利能力行业领先。</w:t>
+                <w:rFonts w:ascii="楷体" w:eastAsia="楷体" w:hAnsi="楷体" w:hint="eastAsia"/>
+                <w:sz w:val="21"/>
+                <w:szCs w:val="21"/>
+              </w:rPr>
+              <w:t>国产化的关键基础设施。</w:t>
             </w:r>
           </w:p>
         </w:tc>
@@ -5706,16 +7265,17 @@
             <w:pPr>
               <w:rPr>
                 <w:rFonts w:ascii="楷体" w:eastAsia="楷体" w:hAnsi="楷体" w:hint="eastAsia"/>
-                <w:szCs w:val="22"/>
-              </w:rPr>
-            </w:pPr>
-            <w:r>
-              <w:rPr>
-                <w:rFonts w:ascii="楷体" w:eastAsia="楷体" w:hAnsi="楷体"/>
-                <w:sz w:val="21"/>
-                <w:szCs w:val="22"/>
-              </w:rPr>
-              <w:t>300308.SZ</w:t>
+                <w:sz w:val="21"/>
+                <w:szCs w:val="21"/>
+              </w:rPr>
+            </w:pPr>
+            <w:r>
+              <w:rPr>
+                <w:rFonts w:ascii="楷体" w:eastAsia="楷体" w:hAnsi="楷体" w:hint="eastAsia"/>
+                <w:sz w:val="21"/>
+                <w:szCs w:val="21"/>
+              </w:rPr>
+              <w:t>688041.SH</w:t>
             </w:r>
           </w:p>
         </w:tc>
@@ -5728,25 +7288,26 @@
             <w:pPr>
               <w:rPr>
                 <w:rFonts w:ascii="楷体" w:eastAsia="楷体" w:hAnsi="楷体" w:hint="eastAsia"/>
-                <w:szCs w:val="22"/>
-              </w:rPr>
-            </w:pPr>
-            <w:r>
-              <w:rPr>
-                <w:rFonts w:ascii="楷体" w:eastAsia="楷体" w:hAnsi="楷体"/>
-                <w:sz w:val="21"/>
-                <w:szCs w:val="22"/>
-              </w:rPr>
-              <w:t>中</w:t>
+                <w:sz w:val="21"/>
+                <w:szCs w:val="21"/>
+              </w:rPr>
+            </w:pPr>
+            <w:r>
+              <w:rPr>
+                <w:rFonts w:ascii="楷体" w:eastAsia="楷体" w:hAnsi="楷体" w:hint="eastAsia"/>
+                <w:sz w:val="21"/>
+                <w:szCs w:val="21"/>
+              </w:rPr>
+              <w:t>海</w:t>
             </w:r>
             <w:proofErr w:type="gramStart"/>
             <w:r>
               <w:rPr>
-                <w:rFonts w:ascii="楷体" w:eastAsia="楷体" w:hAnsi="楷体"/>
-                <w:sz w:val="21"/>
-                <w:szCs w:val="22"/>
-              </w:rPr>
-              <w:t>际旭创</w:t>
+                <w:rFonts w:ascii="楷体" w:eastAsia="楷体" w:hAnsi="楷体" w:hint="eastAsia"/>
+                <w:sz w:val="21"/>
+                <w:szCs w:val="21"/>
+              </w:rPr>
+              <w:t>光信息</w:t>
             </w:r>
             <w:proofErr w:type="gramEnd"/>
           </w:p>
@@ -5760,16 +7321,17 @@
             <w:pPr>
               <w:rPr>
                 <w:rFonts w:ascii="楷体" w:eastAsia="楷体" w:hAnsi="楷体" w:hint="eastAsia"/>
-                <w:szCs w:val="22"/>
-              </w:rPr>
-            </w:pPr>
-            <w:r>
-              <w:rPr>
-                <w:rFonts w:ascii="楷体" w:eastAsia="楷体" w:hAnsi="楷体"/>
-                <w:sz w:val="21"/>
-                <w:szCs w:val="22"/>
-              </w:rPr>
-              <w:t>13.66</w:t>
+                <w:sz w:val="21"/>
+                <w:szCs w:val="21"/>
+              </w:rPr>
+            </w:pPr>
+            <w:r>
+              <w:rPr>
+                <w:rFonts w:ascii="楷体" w:eastAsia="楷体" w:hAnsi="楷体" w:hint="eastAsia"/>
+                <w:sz w:val="21"/>
+                <w:szCs w:val="21"/>
+              </w:rPr>
+              <w:t>9.62</w:t>
             </w:r>
           </w:p>
         </w:tc>
@@ -5781,88 +7343,89 @@
             <w:pPr>
               <w:rPr>
                 <w:rFonts w:ascii="楷体" w:eastAsia="楷体" w:hAnsi="楷体" w:hint="eastAsia"/>
-                <w:szCs w:val="22"/>
-              </w:rPr>
-            </w:pPr>
-            <w:r>
-              <w:rPr>
-                <w:rFonts w:ascii="楷体" w:eastAsia="楷体" w:hAnsi="楷体"/>
-                <w:sz w:val="21"/>
-                <w:szCs w:val="22"/>
-              </w:rPr>
-              <w:t>全球光模块龙头，800G 出货</w:t>
+                <w:sz w:val="21"/>
+                <w:szCs w:val="21"/>
+              </w:rPr>
+            </w:pPr>
+            <w:r>
+              <w:rPr>
+                <w:rFonts w:ascii="楷体" w:eastAsia="楷体" w:hAnsi="楷体" w:hint="eastAsia"/>
+                <w:sz w:val="21"/>
+                <w:szCs w:val="21"/>
+              </w:rPr>
+              <w:t>国产x86/DCU</w:t>
             </w:r>
             <w:proofErr w:type="gramStart"/>
             <w:r>
               <w:rPr>
-                <w:rFonts w:ascii="楷体" w:eastAsia="楷体" w:hAnsi="楷体"/>
-                <w:sz w:val="21"/>
-                <w:szCs w:val="22"/>
-              </w:rPr>
-              <w:t>量市占率</w:t>
+                <w:rFonts w:ascii="楷体" w:eastAsia="楷体" w:hAnsi="楷体" w:hint="eastAsia"/>
+                <w:sz w:val="21"/>
+                <w:szCs w:val="21"/>
+              </w:rPr>
+              <w:t>算力芯片</w:t>
             </w:r>
             <w:proofErr w:type="gramEnd"/>
             <w:r>
               <w:rPr>
-                <w:rFonts w:ascii="楷体" w:eastAsia="楷体" w:hAnsi="楷体"/>
-                <w:sz w:val="21"/>
-                <w:szCs w:val="22"/>
-              </w:rPr>
-              <w:t xml:space="preserve">第一，1.6T </w:t>
+                <w:rFonts w:ascii="楷体" w:eastAsia="楷体" w:hAnsi="楷体" w:hint="eastAsia"/>
+                <w:sz w:val="21"/>
+                <w:szCs w:val="21"/>
+              </w:rPr>
+              <w:t>设计龙头，产品覆盖CPU和深</w:t>
             </w:r>
             <w:proofErr w:type="gramStart"/>
             <w:r>
               <w:rPr>
-                <w:rFonts w:ascii="楷体" w:eastAsia="楷体" w:hAnsi="楷体"/>
-                <w:sz w:val="21"/>
-                <w:szCs w:val="22"/>
-              </w:rPr>
-              <w:t>硅光模块</w:t>
+                <w:rFonts w:ascii="楷体" w:eastAsia="楷体" w:hAnsi="楷体" w:hint="eastAsia"/>
+                <w:sz w:val="21"/>
+                <w:szCs w:val="21"/>
+              </w:rPr>
+              <w:t>算系列</w:t>
             </w:r>
             <w:proofErr w:type="gramEnd"/>
             <w:r>
               <w:rPr>
-                <w:rFonts w:ascii="楷体" w:eastAsia="楷体" w:hAnsi="楷体"/>
-                <w:sz w:val="21"/>
-                <w:szCs w:val="22"/>
-              </w:rPr>
-              <w:t>已进入英伟达、谷歌等核心客户供应链。通过收购储翰科技</w:t>
+                <w:rFonts w:ascii="楷体" w:eastAsia="楷体" w:hAnsi="楷体" w:hint="eastAsia"/>
+                <w:sz w:val="21"/>
+                <w:szCs w:val="21"/>
+              </w:rPr>
+              <w:t>DCU（GPGPU），深度</w:t>
             </w:r>
             <w:proofErr w:type="gramStart"/>
             <w:r>
               <w:rPr>
-                <w:rFonts w:ascii="楷体" w:eastAsia="楷体" w:hAnsi="楷体"/>
-                <w:sz w:val="21"/>
-                <w:szCs w:val="22"/>
-              </w:rPr>
-              <w:t>完善硅光芯片</w:t>
+                <w:rFonts w:ascii="楷体" w:eastAsia="楷体" w:hAnsi="楷体" w:hint="eastAsia"/>
+                <w:sz w:val="21"/>
+                <w:szCs w:val="21"/>
+              </w:rPr>
+              <w:t>受益信创及AI算力</w:t>
             </w:r>
             <w:proofErr w:type="gramEnd"/>
             <w:r>
               <w:rPr>
-                <w:rFonts w:ascii="楷体" w:eastAsia="楷体" w:hAnsi="楷体"/>
-                <w:sz w:val="21"/>
-                <w:szCs w:val="22"/>
-              </w:rPr>
-              <w:t>自主能力，深度绑定台积电 CMOS 代工资源。AI 驱动下，公司技术迭代与客户卡位优势显著，是 1.6T 时代</w:t>
+                <w:rFonts w:ascii="楷体" w:eastAsia="楷体" w:hAnsi="楷体" w:hint="eastAsia"/>
+                <w:sz w:val="21"/>
+                <w:szCs w:val="21"/>
+              </w:rPr>
+              <w:t>国产化。其DCU产品兼容CUDA生态，在国产AI服务器中占据核心地位，</w:t>
             </w:r>
             <w:proofErr w:type="gramStart"/>
             <w:r>
               <w:rPr>
-                <w:rFonts w:ascii="楷体" w:eastAsia="楷体" w:hAnsi="楷体"/>
-                <w:sz w:val="21"/>
-                <w:szCs w:val="22"/>
-              </w:rPr>
-              <w:t>最确定</w:t>
+                <w:rFonts w:ascii="楷体" w:eastAsia="楷体" w:hAnsi="楷体" w:hint="eastAsia"/>
+                <w:sz w:val="21"/>
+                <w:szCs w:val="21"/>
+              </w:rPr>
+              <w:t>是算力自主</w:t>
             </w:r>
             <w:proofErr w:type="gramEnd"/>
             <w:r>
               <w:rPr>
-                <w:rFonts w:ascii="楷体" w:eastAsia="楷体" w:hAnsi="楷体"/>
-                <w:sz w:val="21"/>
-                <w:szCs w:val="22"/>
-              </w:rPr>
-              <w:t>的受益标的之一。</w:t>
+                <w:rFonts w:ascii="楷体" w:eastAsia="楷体" w:hAnsi="楷体" w:hint="eastAsia"/>
+                <w:sz w:val="21"/>
+                <w:szCs w:val="21"/>
+              </w:rPr>
+              <w:t>可控的核心标的。</w:t>
             </w:r>
           </w:p>
         </w:tc>
@@ -5880,16 +7443,17 @@
             <w:pPr>
               <w:rPr>
                 <w:rFonts w:ascii="楷体" w:eastAsia="楷体" w:hAnsi="楷体" w:hint="eastAsia"/>
-                <w:szCs w:val="22"/>
-              </w:rPr>
-            </w:pPr>
-            <w:r>
-              <w:rPr>
-                <w:rFonts w:ascii="楷体" w:eastAsia="楷体" w:hAnsi="楷体"/>
-                <w:sz w:val="21"/>
-                <w:szCs w:val="22"/>
-              </w:rPr>
-              <w:t>601138.SH</w:t>
+                <w:sz w:val="21"/>
+                <w:szCs w:val="21"/>
+              </w:rPr>
+            </w:pPr>
+            <w:r>
+              <w:rPr>
+                <w:rFonts w:ascii="楷体" w:eastAsia="楷体" w:hAnsi="楷体" w:hint="eastAsia"/>
+                <w:sz w:val="21"/>
+                <w:szCs w:val="21"/>
+              </w:rPr>
+              <w:t>688256.SH</w:t>
             </w:r>
           </w:p>
         </w:tc>
@@ -5902,16 +7466,17 @@
             <w:pPr>
               <w:rPr>
                 <w:rFonts w:ascii="楷体" w:eastAsia="楷体" w:hAnsi="楷体" w:hint="eastAsia"/>
-                <w:szCs w:val="22"/>
-              </w:rPr>
-            </w:pPr>
-            <w:r>
-              <w:rPr>
-                <w:rFonts w:ascii="楷体" w:eastAsia="楷体" w:hAnsi="楷体"/>
-                <w:sz w:val="21"/>
-                <w:szCs w:val="22"/>
-              </w:rPr>
-              <w:t>工业富联</w:t>
+                <w:sz w:val="21"/>
+                <w:szCs w:val="21"/>
+              </w:rPr>
+            </w:pPr>
+            <w:r>
+              <w:rPr>
+                <w:rFonts w:ascii="楷体" w:eastAsia="楷体" w:hAnsi="楷体" w:hint="eastAsia"/>
+                <w:sz w:val="21"/>
+                <w:szCs w:val="21"/>
+              </w:rPr>
+              <w:t>寒武纪</w:t>
             </w:r>
           </w:p>
         </w:tc>
@@ -5924,16 +7489,17 @@
             <w:pPr>
               <w:rPr>
                 <w:rFonts w:ascii="楷体" w:eastAsia="楷体" w:hAnsi="楷体" w:hint="eastAsia"/>
-                <w:szCs w:val="22"/>
-              </w:rPr>
-            </w:pPr>
-            <w:r>
-              <w:rPr>
-                <w:rFonts w:ascii="楷体" w:eastAsia="楷体" w:hAnsi="楷体"/>
-                <w:sz w:val="21"/>
-                <w:szCs w:val="22"/>
-              </w:rPr>
-              <w:t>10.42</w:t>
+                <w:sz w:val="21"/>
+                <w:szCs w:val="21"/>
+              </w:rPr>
+            </w:pPr>
+            <w:r>
+              <w:rPr>
+                <w:rFonts w:ascii="楷体" w:eastAsia="楷体" w:hAnsi="楷体" w:hint="eastAsia"/>
+                <w:sz w:val="21"/>
+                <w:szCs w:val="21"/>
+              </w:rPr>
+              <w:t>9.53</w:t>
             </w:r>
           </w:p>
         </w:tc>
@@ -5945,52 +7511,125 @@
             <w:pPr>
               <w:rPr>
                 <w:rFonts w:ascii="楷体" w:eastAsia="楷体" w:hAnsi="楷体" w:hint="eastAsia"/>
-                <w:szCs w:val="22"/>
-              </w:rPr>
-            </w:pPr>
-            <w:r>
-              <w:rPr>
-                <w:rFonts w:ascii="楷体" w:eastAsia="楷体" w:hAnsi="楷体"/>
-                <w:sz w:val="21"/>
-                <w:szCs w:val="22"/>
-              </w:rPr>
-              <w:t>全球电子制造服务（EMS）巨头，深度绑定</w:t>
+                <w:sz w:val="21"/>
+                <w:szCs w:val="21"/>
+              </w:rPr>
+            </w:pPr>
+            <w:r>
+              <w:rPr>
+                <w:rFonts w:ascii="楷体" w:eastAsia="楷体" w:hAnsi="楷体" w:hint="eastAsia"/>
+                <w:sz w:val="21"/>
+                <w:szCs w:val="21"/>
+              </w:rPr>
+              <w:t>国内AI芯片设计领军者，</w:t>
             </w:r>
             <w:proofErr w:type="gramStart"/>
             <w:r>
               <w:rPr>
-                <w:rFonts w:ascii="楷体" w:eastAsia="楷体" w:hAnsi="楷体"/>
-                <w:sz w:val="21"/>
-                <w:szCs w:val="22"/>
-              </w:rPr>
-              <w:t>英伟达</w:t>
+                <w:rFonts w:ascii="楷体" w:eastAsia="楷体" w:hAnsi="楷体" w:hint="eastAsia"/>
+                <w:sz w:val="21"/>
+                <w:szCs w:val="21"/>
+              </w:rPr>
+              <w:t>思元系列</w:t>
             </w:r>
             <w:proofErr w:type="gramEnd"/>
             <w:r>
               <w:rPr>
-                <w:rFonts w:ascii="楷体" w:eastAsia="楷体" w:hAnsi="楷体"/>
-                <w:sz w:val="21"/>
-                <w:szCs w:val="22"/>
-              </w:rPr>
-              <w:t xml:space="preserve"> AI 服务器代工业务，覆盖 GPU 模组、HGX 基板及整机组装。随着</w:t>
+                <w:rFonts w:ascii="楷体" w:eastAsia="楷体" w:hAnsi="楷体" w:hint="eastAsia"/>
+                <w:sz w:val="21"/>
+                <w:szCs w:val="21"/>
+              </w:rPr>
+              <w:t>智能芯片及云端训练/</w:t>
             </w:r>
             <w:proofErr w:type="gramStart"/>
             <w:r>
               <w:rPr>
-                <w:rFonts w:ascii="楷体" w:eastAsia="楷体" w:hAnsi="楷体"/>
-                <w:sz w:val="21"/>
-                <w:szCs w:val="22"/>
-              </w:rPr>
-              <w:t>英伟达</w:t>
+                <w:rFonts w:ascii="楷体" w:eastAsia="楷体" w:hAnsi="楷体" w:hint="eastAsia"/>
+                <w:sz w:val="21"/>
+                <w:szCs w:val="21"/>
+              </w:rPr>
+              <w:t>推理卡</w:t>
             </w:r>
             <w:proofErr w:type="gramEnd"/>
             <w:r>
               <w:rPr>
-                <w:rFonts w:ascii="楷体" w:eastAsia="楷体" w:hAnsi="楷体"/>
-                <w:sz w:val="21"/>
-                <w:szCs w:val="22"/>
-              </w:rPr>
-              <w:t xml:space="preserve"> Blackwell/Rubin 平台放量，公司作为核心代工厂直接受益于 AI 服务器出货量激增，同时向上游光互联、液冷等环节延伸布局。</w:t>
+                <w:rFonts w:ascii="楷体" w:eastAsia="楷体" w:hAnsi="楷体" w:hint="eastAsia"/>
+                <w:sz w:val="21"/>
+                <w:szCs w:val="21"/>
+              </w:rPr>
+              <w:t>产品覆盖大</w:t>
+            </w:r>
+            <w:proofErr w:type="gramStart"/>
+            <w:r>
+              <w:rPr>
+                <w:rFonts w:ascii="楷体" w:eastAsia="楷体" w:hAnsi="楷体" w:hint="eastAsia"/>
+                <w:sz w:val="21"/>
+                <w:szCs w:val="21"/>
+              </w:rPr>
+              <w:t>模型算力需求</w:t>
+            </w:r>
+            <w:proofErr w:type="gramEnd"/>
+            <w:r>
+              <w:rPr>
+                <w:rFonts w:ascii="楷体" w:eastAsia="楷体" w:hAnsi="楷体" w:hint="eastAsia"/>
+                <w:sz w:val="21"/>
+                <w:szCs w:val="21"/>
+              </w:rPr>
+              <w:t>。作为纯AI芯片设计公司，直接受益于</w:t>
+            </w:r>
+            <w:proofErr w:type="gramStart"/>
+            <w:r>
+              <w:rPr>
+                <w:rFonts w:ascii="楷体" w:eastAsia="楷体" w:hAnsi="楷体" w:hint="eastAsia"/>
+                <w:sz w:val="21"/>
+                <w:szCs w:val="21"/>
+              </w:rPr>
+              <w:t>国内智算</w:t>
+            </w:r>
+            <w:proofErr w:type="gramEnd"/>
+            <w:r>
+              <w:rPr>
+                <w:rFonts w:ascii="楷体" w:eastAsia="楷体" w:hAnsi="楷体" w:hint="eastAsia"/>
+                <w:sz w:val="21"/>
+                <w:szCs w:val="21"/>
+              </w:rPr>
+              <w:t>中心建设及</w:t>
+            </w:r>
+            <w:proofErr w:type="gramStart"/>
+            <w:r>
+              <w:rPr>
+                <w:rFonts w:ascii="楷体" w:eastAsia="楷体" w:hAnsi="楷体" w:hint="eastAsia"/>
+                <w:sz w:val="21"/>
+                <w:szCs w:val="21"/>
+              </w:rPr>
+              <w:t>国产算力替代</w:t>
+            </w:r>
+            <w:proofErr w:type="gramEnd"/>
+            <w:r>
+              <w:rPr>
+                <w:rFonts w:ascii="楷体" w:eastAsia="楷体" w:hAnsi="楷体" w:hint="eastAsia"/>
+                <w:sz w:val="21"/>
+                <w:szCs w:val="21"/>
+              </w:rPr>
+              <w:t>浪潮，是AI</w:t>
+            </w:r>
+            <w:proofErr w:type="gramStart"/>
+            <w:r>
+              <w:rPr>
+                <w:rFonts w:ascii="楷体" w:eastAsia="楷体" w:hAnsi="楷体" w:hint="eastAsia"/>
+                <w:sz w:val="21"/>
+                <w:szCs w:val="21"/>
+              </w:rPr>
+              <w:t>算力芯片</w:t>
+            </w:r>
+            <w:proofErr w:type="gramEnd"/>
+            <w:r>
+              <w:rPr>
+                <w:rFonts w:ascii="楷体" w:eastAsia="楷体" w:hAnsi="楷体" w:hint="eastAsia"/>
+                <w:sz w:val="21"/>
+                <w:szCs w:val="21"/>
+              </w:rPr>
+              <w:t>国产化的标杆企业。</w:t>
             </w:r>
           </w:p>
         </w:tc>
@@ -6008,16 +7647,17 @@
             <w:pPr>
               <w:rPr>
                 <w:rFonts w:ascii="楷体" w:eastAsia="楷体" w:hAnsi="楷体" w:hint="eastAsia"/>
-                <w:szCs w:val="22"/>
-              </w:rPr>
-            </w:pPr>
-            <w:r>
-              <w:rPr>
-                <w:rFonts w:ascii="楷体" w:eastAsia="楷体" w:hAnsi="楷体"/>
-                <w:sz w:val="21"/>
-                <w:szCs w:val="22"/>
-              </w:rPr>
-              <w:t>300394.SZ</w:t>
+                <w:sz w:val="21"/>
+                <w:szCs w:val="21"/>
+              </w:rPr>
+            </w:pPr>
+            <w:r>
+              <w:rPr>
+                <w:rFonts w:ascii="楷体" w:eastAsia="楷体" w:hAnsi="楷体" w:hint="eastAsia"/>
+                <w:sz w:val="21"/>
+                <w:szCs w:val="21"/>
+              </w:rPr>
+              <w:t>688008.SH</w:t>
             </w:r>
           </w:p>
         </w:tc>
@@ -6030,19 +7670,28 @@
             <w:pPr>
               <w:rPr>
                 <w:rFonts w:ascii="楷体" w:eastAsia="楷体" w:hAnsi="楷体" w:hint="eastAsia"/>
-                <w:szCs w:val="22"/>
+                <w:sz w:val="21"/>
+                <w:szCs w:val="21"/>
               </w:rPr>
             </w:pPr>
             <w:proofErr w:type="gramStart"/>
             <w:r>
               <w:rPr>
-                <w:rFonts w:ascii="楷体" w:eastAsia="楷体" w:hAnsi="楷体"/>
-                <w:sz w:val="21"/>
-                <w:szCs w:val="22"/>
-              </w:rPr>
-              <w:t>天孚通信</w:t>
+                <w:rFonts w:ascii="楷体" w:eastAsia="楷体" w:hAnsi="楷体" w:hint="eastAsia"/>
+                <w:sz w:val="21"/>
+                <w:szCs w:val="21"/>
+              </w:rPr>
+              <w:t>澜</w:t>
             </w:r>
             <w:proofErr w:type="gramEnd"/>
+            <w:r>
+              <w:rPr>
+                <w:rFonts w:ascii="楷体" w:eastAsia="楷体" w:hAnsi="楷体" w:hint="eastAsia"/>
+                <w:sz w:val="21"/>
+                <w:szCs w:val="21"/>
+              </w:rPr>
+              <w:t>起科技</w:t>
+            </w:r>
           </w:p>
         </w:tc>
         <w:tc>
@@ -6054,16 +7703,17 @@
             <w:pPr>
               <w:rPr>
                 <w:rFonts w:ascii="楷体" w:eastAsia="楷体" w:hAnsi="楷体" w:hint="eastAsia"/>
-                <w:szCs w:val="22"/>
-              </w:rPr>
-            </w:pPr>
-            <w:r>
-              <w:rPr>
-                <w:rFonts w:ascii="楷体" w:eastAsia="楷体" w:hAnsi="楷体"/>
-                <w:sz w:val="21"/>
-                <w:szCs w:val="22"/>
-              </w:rPr>
-              <w:t>7.14</w:t>
+                <w:sz w:val="21"/>
+                <w:szCs w:val="21"/>
+              </w:rPr>
+            </w:pPr>
+            <w:r>
+              <w:rPr>
+                <w:rFonts w:ascii="楷体" w:eastAsia="楷体" w:hAnsi="楷体" w:hint="eastAsia"/>
+                <w:sz w:val="21"/>
+                <w:szCs w:val="21"/>
+              </w:rPr>
+              <w:t>7.77</w:t>
             </w:r>
           </w:p>
         </w:tc>
@@ -6075,52 +7725,53 @@
             <w:pPr>
               <w:rPr>
                 <w:rFonts w:ascii="楷体" w:eastAsia="楷体" w:hAnsi="楷体" w:hint="eastAsia"/>
-                <w:szCs w:val="22"/>
-              </w:rPr>
-            </w:pPr>
-            <w:r>
-              <w:rPr>
-                <w:rFonts w:ascii="楷体" w:eastAsia="楷体" w:hAnsi="楷体"/>
-                <w:sz w:val="21"/>
-                <w:szCs w:val="22"/>
-              </w:rPr>
-              <w:t>光器件细分领域隐形冠军，主营光引擎、光隔离器、Mux/</w:t>
-            </w:r>
-            <w:proofErr w:type="spellStart"/>
-            <w:r>
-              <w:rPr>
-                <w:rFonts w:ascii="楷体" w:eastAsia="楷体" w:hAnsi="楷体"/>
-                <w:sz w:val="21"/>
-                <w:szCs w:val="22"/>
-              </w:rPr>
-              <w:t>Demux</w:t>
-            </w:r>
-            <w:proofErr w:type="spellEnd"/>
-            <w:r>
-              <w:rPr>
-                <w:rFonts w:ascii="楷体" w:eastAsia="楷体" w:hAnsi="楷体"/>
-                <w:sz w:val="21"/>
-                <w:szCs w:val="22"/>
-              </w:rPr>
-              <w:t xml:space="preserve"> 等无源/有源器件。为 800G/1.6T 光模块提供核心光学组件，深度配套中</w:t>
+                <w:sz w:val="21"/>
+                <w:szCs w:val="21"/>
+              </w:rPr>
+            </w:pPr>
+            <w:r>
+              <w:rPr>
+                <w:rFonts w:ascii="楷体" w:eastAsia="楷体" w:hAnsi="楷体" w:hint="eastAsia"/>
+                <w:sz w:val="21"/>
+                <w:szCs w:val="21"/>
+              </w:rPr>
+              <w:t>全球内存接口芯片龙头，DDR4/DDR5内存接口芯片及配套</w:t>
             </w:r>
             <w:proofErr w:type="gramStart"/>
             <w:r>
               <w:rPr>
-                <w:rFonts w:ascii="楷体" w:eastAsia="楷体" w:hAnsi="楷体"/>
-                <w:sz w:val="21"/>
-                <w:szCs w:val="22"/>
-              </w:rPr>
-              <w:t>际旭创</w:t>
+                <w:rFonts w:ascii="楷体" w:eastAsia="楷体" w:hAnsi="楷体" w:hint="eastAsia"/>
+                <w:sz w:val="21"/>
+                <w:szCs w:val="21"/>
+              </w:rPr>
+              <w:t>芯片市</w:t>
             </w:r>
             <w:proofErr w:type="gramEnd"/>
             <w:r>
               <w:rPr>
-                <w:rFonts w:ascii="楷体" w:eastAsia="楷体" w:hAnsi="楷体"/>
-                <w:sz w:val="21"/>
-                <w:szCs w:val="22"/>
-              </w:rPr>
-              <w:t>、新易盛等模块厂商。随着高速模块集成度提升，公司光引擎业务向更高价值量升级，是光模块产业链上游的关键卡位者。</w:t>
+                <w:rFonts w:ascii="楷体" w:eastAsia="楷体" w:hAnsi="楷体" w:hint="eastAsia"/>
+                <w:sz w:val="21"/>
+                <w:szCs w:val="21"/>
+              </w:rPr>
+              <w:t>占率领先。产品直接配套服务器内存模组，是AI服务器中数据吞吐的核心接口芯片，受益于AI</w:t>
+            </w:r>
+            <w:proofErr w:type="gramStart"/>
+            <w:r>
+              <w:rPr>
+                <w:rFonts w:ascii="楷体" w:eastAsia="楷体" w:hAnsi="楷体" w:hint="eastAsia"/>
+                <w:sz w:val="21"/>
+                <w:szCs w:val="21"/>
+              </w:rPr>
+              <w:t>算力扩容</w:t>
+            </w:r>
+            <w:proofErr w:type="gramEnd"/>
+            <w:r>
+              <w:rPr>
+                <w:rFonts w:ascii="楷体" w:eastAsia="楷体" w:hAnsi="楷体" w:hint="eastAsia"/>
+                <w:sz w:val="21"/>
+                <w:szCs w:val="21"/>
+              </w:rPr>
+              <w:t>带来的高带宽内存需求增长。</w:t>
             </w:r>
           </w:p>
         </w:tc>
@@ -6138,16 +7789,17 @@
             <w:pPr>
               <w:rPr>
                 <w:rFonts w:ascii="楷体" w:eastAsia="楷体" w:hAnsi="楷体" w:hint="eastAsia"/>
-                <w:szCs w:val="22"/>
-              </w:rPr>
-            </w:pPr>
-            <w:r>
-              <w:rPr>
-                <w:rFonts w:ascii="楷体" w:eastAsia="楷体" w:hAnsi="楷体"/>
-                <w:sz w:val="21"/>
-                <w:szCs w:val="22"/>
-              </w:rPr>
-              <w:t>000063.SZ</w:t>
+                <w:sz w:val="21"/>
+                <w:szCs w:val="21"/>
+              </w:rPr>
+            </w:pPr>
+            <w:r>
+              <w:rPr>
+                <w:rFonts w:ascii="楷体" w:eastAsia="楷体" w:hAnsi="楷体" w:hint="eastAsia"/>
+                <w:sz w:val="21"/>
+                <w:szCs w:val="21"/>
+              </w:rPr>
+              <w:t>688012.SH</w:t>
             </w:r>
           </w:p>
         </w:tc>
@@ -6160,17 +7812,28 @@
             <w:pPr>
               <w:rPr>
                 <w:rFonts w:ascii="楷体" w:eastAsia="楷体" w:hAnsi="楷体" w:hint="eastAsia"/>
-                <w:szCs w:val="22"/>
-              </w:rPr>
-            </w:pPr>
-            <w:r>
-              <w:rPr>
-                <w:rFonts w:ascii="楷体" w:eastAsia="楷体" w:hAnsi="楷体"/>
-                <w:sz w:val="21"/>
-                <w:szCs w:val="22"/>
-              </w:rPr>
-              <w:t>中兴通讯</w:t>
-            </w:r>
+                <w:sz w:val="21"/>
+                <w:szCs w:val="21"/>
+              </w:rPr>
+            </w:pPr>
+            <w:r>
+              <w:rPr>
+                <w:rFonts w:ascii="楷体" w:eastAsia="楷体" w:hAnsi="楷体" w:hint="eastAsia"/>
+                <w:sz w:val="21"/>
+                <w:szCs w:val="21"/>
+              </w:rPr>
+              <w:t>中</w:t>
+            </w:r>
+            <w:proofErr w:type="gramStart"/>
+            <w:r>
+              <w:rPr>
+                <w:rFonts w:ascii="楷体" w:eastAsia="楷体" w:hAnsi="楷体" w:hint="eastAsia"/>
+                <w:sz w:val="21"/>
+                <w:szCs w:val="21"/>
+              </w:rPr>
+              <w:t>微公司</w:t>
+            </w:r>
+            <w:proofErr w:type="gramEnd"/>
           </w:p>
         </w:tc>
         <w:tc>
@@ -6182,16 +7845,17 @@
             <w:pPr>
               <w:rPr>
                 <w:rFonts w:ascii="楷体" w:eastAsia="楷体" w:hAnsi="楷体" w:hint="eastAsia"/>
-                <w:szCs w:val="22"/>
-              </w:rPr>
-            </w:pPr>
-            <w:r>
-              <w:rPr>
-                <w:rFonts w:ascii="楷体" w:eastAsia="楷体" w:hAnsi="楷体"/>
-                <w:sz w:val="21"/>
-                <w:szCs w:val="22"/>
-              </w:rPr>
-              <w:t>5.35</w:t>
+                <w:sz w:val="21"/>
+                <w:szCs w:val="21"/>
+              </w:rPr>
+            </w:pPr>
+            <w:r>
+              <w:rPr>
+                <w:rFonts w:ascii="楷体" w:eastAsia="楷体" w:hAnsi="楷体" w:hint="eastAsia"/>
+                <w:sz w:val="21"/>
+                <w:szCs w:val="21"/>
+              </w:rPr>
+              <w:t>7.27</w:t>
             </w:r>
           </w:p>
         </w:tc>
@@ -6203,97 +7867,35 @@
             <w:pPr>
               <w:rPr>
                 <w:rFonts w:ascii="楷体" w:eastAsia="楷体" w:hAnsi="楷体" w:hint="eastAsia"/>
-                <w:szCs w:val="22"/>
-              </w:rPr>
-            </w:pPr>
-            <w:r>
-              <w:rPr>
-                <w:rFonts w:ascii="楷体" w:eastAsia="楷体" w:hAnsi="楷体"/>
-                <w:sz w:val="21"/>
-                <w:szCs w:val="22"/>
-              </w:rPr>
-              <w:t>全球通信设备四强之一，覆盖无线基站、光传输、</w:t>
+                <w:sz w:val="21"/>
+                <w:szCs w:val="21"/>
+              </w:rPr>
+            </w:pPr>
+            <w:r>
+              <w:rPr>
+                <w:rFonts w:ascii="楷体" w:eastAsia="楷体" w:hAnsi="楷体" w:hint="eastAsia"/>
+                <w:sz w:val="21"/>
+                <w:szCs w:val="21"/>
+              </w:rPr>
+              <w:t>国内半导体刻蚀设备龙头，CCP/ICP刻蚀设备技术达到国际先进水平，覆盖从65nm到5nm及以下先进制程。在国产</w:t>
             </w:r>
             <w:proofErr w:type="gramStart"/>
             <w:r>
               <w:rPr>
-                <w:rFonts w:ascii="楷体" w:eastAsia="楷体" w:hAnsi="楷体"/>
-                <w:sz w:val="21"/>
-                <w:szCs w:val="22"/>
-              </w:rPr>
-              <w:t>核心网及算力基础</w:t>
+                <w:rFonts w:ascii="楷体" w:eastAsia="楷体" w:hAnsi="楷体" w:hint="eastAsia"/>
+                <w:sz w:val="21"/>
+                <w:szCs w:val="21"/>
+              </w:rPr>
+              <w:t>晶圆厂扩产</w:t>
             </w:r>
             <w:proofErr w:type="gramEnd"/>
             <w:r>
               <w:rPr>
-                <w:rFonts w:ascii="楷体" w:eastAsia="楷体" w:hAnsi="楷体"/>
-                <w:sz w:val="21"/>
-                <w:szCs w:val="22"/>
-              </w:rPr>
-              <w:t>设施。在光通信领域具备从芯片到系统的垂直能力，自</w:t>
-            </w:r>
-            <w:proofErr w:type="gramStart"/>
-            <w:r>
-              <w:rPr>
-                <w:rFonts w:ascii="楷体" w:eastAsia="楷体" w:hAnsi="楷体"/>
-                <w:sz w:val="21"/>
-                <w:szCs w:val="22"/>
-              </w:rPr>
-              <w:t>研</w:t>
-            </w:r>
-            <w:proofErr w:type="gramEnd"/>
-            <w:r>
-              <w:rPr>
-                <w:rFonts w:ascii="楷体" w:eastAsia="楷体" w:hAnsi="楷体"/>
-                <w:sz w:val="21"/>
-                <w:szCs w:val="22"/>
-              </w:rPr>
-              <w:t xml:space="preserve"> 400G/800G 光模块及 OTN 设备。受益于国内</w:t>
-            </w:r>
-            <w:proofErr w:type="gramStart"/>
-            <w:r>
-              <w:rPr>
-                <w:rFonts w:ascii="楷体" w:eastAsia="楷体" w:hAnsi="楷体"/>
-                <w:sz w:val="21"/>
-                <w:szCs w:val="22"/>
-              </w:rPr>
-              <w:t>算力网络</w:t>
-            </w:r>
-            <w:proofErr w:type="gramEnd"/>
-            <w:r>
-              <w:rPr>
-                <w:rFonts w:ascii="楷体" w:eastAsia="楷体" w:hAnsi="楷体"/>
-                <w:sz w:val="21"/>
-                <w:szCs w:val="22"/>
-              </w:rPr>
-              <w:t>建设及海外 5G-A/FTTR 升级，是</w:t>
-            </w:r>
-            <w:proofErr w:type="gramStart"/>
-            <w:r>
-              <w:rPr>
-                <w:rFonts w:ascii="楷体" w:eastAsia="楷体" w:hAnsi="楷体"/>
-                <w:sz w:val="21"/>
-                <w:szCs w:val="22"/>
-              </w:rPr>
-              <w:t>电信级</w:t>
-            </w:r>
-            <w:proofErr w:type="gramEnd"/>
-            <w:r>
-              <w:rPr>
-                <w:rFonts w:ascii="楷体" w:eastAsia="楷体" w:hAnsi="楷体"/>
-                <w:sz w:val="21"/>
-                <w:szCs w:val="22"/>
-              </w:rPr>
-              <w:t>光通信市场的核</w:t>
-            </w:r>
-            <w:r>
-              <w:rPr>
-                <w:rFonts w:ascii="楷体" w:eastAsia="楷体" w:hAnsi="楷体"/>
-                <w:sz w:val="21"/>
-                <w:szCs w:val="22"/>
-              </w:rPr>
-              <w:lastRenderedPageBreak/>
-              <w:t>心参与者。</w:t>
+                <w:rFonts w:ascii="楷体" w:eastAsia="楷体" w:hAnsi="楷体" w:hint="eastAsia"/>
+                <w:sz w:val="21"/>
+                <w:szCs w:val="21"/>
+              </w:rPr>
+              <w:t>及设备替代浪潮中占据核心地位，是半导体设备国产化的标杆。</w:t>
             </w:r>
           </w:p>
         </w:tc>
@@ -6311,17 +7913,17 @@
             <w:pPr>
               <w:rPr>
                 <w:rFonts w:ascii="楷体" w:eastAsia="楷体" w:hAnsi="楷体" w:hint="eastAsia"/>
-                <w:szCs w:val="22"/>
-              </w:rPr>
-            </w:pPr>
-            <w:r>
-              <w:rPr>
-                <w:rFonts w:ascii="楷体" w:eastAsia="楷体" w:hAnsi="楷体"/>
-                <w:sz w:val="21"/>
-                <w:szCs w:val="22"/>
-              </w:rPr>
-              <w:lastRenderedPageBreak/>
-              <w:t>600487.SH</w:t>
+                <w:sz w:val="21"/>
+                <w:szCs w:val="21"/>
+              </w:rPr>
+            </w:pPr>
+            <w:r>
+              <w:rPr>
+                <w:rFonts w:ascii="楷体" w:eastAsia="楷体" w:hAnsi="楷体" w:hint="eastAsia"/>
+                <w:sz w:val="21"/>
+                <w:szCs w:val="21"/>
+              </w:rPr>
+              <w:t>688521.SH</w:t>
             </w:r>
           </w:p>
         </w:tc>
@@ -6334,17 +7936,20 @@
             <w:pPr>
               <w:rPr>
                 <w:rFonts w:ascii="楷体" w:eastAsia="楷体" w:hAnsi="楷体" w:hint="eastAsia"/>
-                <w:szCs w:val="22"/>
-              </w:rPr>
-            </w:pPr>
-            <w:r>
-              <w:rPr>
-                <w:rFonts w:ascii="楷体" w:eastAsia="楷体" w:hAnsi="楷体"/>
-                <w:sz w:val="21"/>
-                <w:szCs w:val="22"/>
-              </w:rPr>
-              <w:t>亨通光电</w:t>
-            </w:r>
+                <w:sz w:val="21"/>
+                <w:szCs w:val="21"/>
+              </w:rPr>
+            </w:pPr>
+            <w:proofErr w:type="gramStart"/>
+            <w:r>
+              <w:rPr>
+                <w:rFonts w:ascii="楷体" w:eastAsia="楷体" w:hAnsi="楷体" w:hint="eastAsia"/>
+                <w:sz w:val="21"/>
+                <w:szCs w:val="21"/>
+              </w:rPr>
+              <w:t>芯原股份</w:t>
+            </w:r>
+            <w:proofErr w:type="gramEnd"/>
           </w:p>
         </w:tc>
         <w:tc>
@@ -6356,16 +7961,17 @@
             <w:pPr>
               <w:rPr>
                 <w:rFonts w:ascii="楷体" w:eastAsia="楷体" w:hAnsi="楷体" w:hint="eastAsia"/>
-                <w:szCs w:val="22"/>
-              </w:rPr>
-            </w:pPr>
-            <w:r>
-              <w:rPr>
-                <w:rFonts w:ascii="楷体" w:eastAsia="楷体" w:hAnsi="楷体"/>
-                <w:sz w:val="21"/>
-                <w:szCs w:val="22"/>
-              </w:rPr>
-              <w:t>5.30</w:t>
+                <w:sz w:val="21"/>
+                <w:szCs w:val="21"/>
+              </w:rPr>
+            </w:pPr>
+            <w:r>
+              <w:rPr>
+                <w:rFonts w:ascii="楷体" w:eastAsia="楷体" w:hAnsi="楷体" w:hint="eastAsia"/>
+                <w:sz w:val="21"/>
+                <w:szCs w:val="21"/>
+              </w:rPr>
+              <w:t>4.03</w:t>
             </w:r>
           </w:p>
         </w:tc>
@@ -6377,70 +7983,35 @@
             <w:pPr>
               <w:rPr>
                 <w:rFonts w:ascii="楷体" w:eastAsia="楷体" w:hAnsi="楷体" w:hint="eastAsia"/>
-                <w:szCs w:val="22"/>
-              </w:rPr>
-            </w:pPr>
-            <w:r>
-              <w:rPr>
-                <w:rFonts w:ascii="楷体" w:eastAsia="楷体" w:hAnsi="楷体"/>
-                <w:sz w:val="21"/>
-                <w:szCs w:val="22"/>
-              </w:rPr>
-              <w:t>全球光纤光缆前三强，业务覆盖光纤预制棒、海缆、光模块及海洋通信工程。在光通信领域具备"棒</w:t>
-            </w:r>
-            <w:proofErr w:type="gramStart"/>
-            <w:r>
-              <w:rPr>
-                <w:rFonts w:ascii="楷体" w:eastAsia="楷体" w:hAnsi="楷体"/>
-                <w:sz w:val="21"/>
-                <w:szCs w:val="22"/>
-              </w:rPr>
-              <w:t>纤</w:t>
-            </w:r>
-            <w:proofErr w:type="gramEnd"/>
-            <w:r>
-              <w:rPr>
-                <w:rFonts w:ascii="楷体" w:eastAsia="楷体" w:hAnsi="楷体"/>
-                <w:sz w:val="21"/>
-                <w:szCs w:val="22"/>
-              </w:rPr>
-              <w:t>缆"一体化成本优势，海</w:t>
-            </w:r>
-            <w:proofErr w:type="gramStart"/>
-            <w:r>
-              <w:rPr>
-                <w:rFonts w:ascii="楷体" w:eastAsia="楷体" w:hAnsi="楷体"/>
-                <w:sz w:val="21"/>
-                <w:szCs w:val="22"/>
-              </w:rPr>
-              <w:t>缆业务</w:t>
-            </w:r>
-            <w:proofErr w:type="gramEnd"/>
-            <w:r>
-              <w:rPr>
-                <w:rFonts w:ascii="楷体" w:eastAsia="楷体" w:hAnsi="楷体"/>
-                <w:sz w:val="21"/>
-                <w:szCs w:val="22"/>
-              </w:rPr>
-              <w:t xml:space="preserve">受益于全球海上风电及跨洋通信建设。随着 AI </w:t>
-            </w:r>
-            <w:proofErr w:type="gramStart"/>
-            <w:r>
-              <w:rPr>
-                <w:rFonts w:ascii="楷体" w:eastAsia="楷体" w:hAnsi="楷体"/>
-                <w:sz w:val="21"/>
-                <w:szCs w:val="22"/>
-              </w:rPr>
-              <w:t>算力网络</w:t>
-            </w:r>
-            <w:proofErr w:type="gramEnd"/>
-            <w:r>
-              <w:rPr>
-                <w:rFonts w:ascii="楷体" w:eastAsia="楷体" w:hAnsi="楷体"/>
-                <w:sz w:val="21"/>
-                <w:szCs w:val="22"/>
-              </w:rPr>
-              <w:t>向边缘延伸，光纤基础设施需求刚性，公司作为光通信底座厂商持续受益。</w:t>
+                <w:sz w:val="21"/>
+                <w:szCs w:val="21"/>
+              </w:rPr>
+            </w:pPr>
+            <w:r>
+              <w:rPr>
+                <w:rFonts w:ascii="楷体" w:eastAsia="楷体" w:hAnsi="楷体" w:hint="eastAsia"/>
+                <w:sz w:val="21"/>
+                <w:szCs w:val="21"/>
+              </w:rPr>
+              <w:t>国内领先的芯片IP授权及一站式芯片定制服务提供商，拥有自主可控的GPU/NPU/DSP等核心IP。其神经网络处理器（NPU）IP广泛应用于</w:t>
+            </w:r>
+            <w:proofErr w:type="spellStart"/>
+            <w:r>
+              <w:rPr>
+                <w:rFonts w:ascii="楷体" w:eastAsia="楷体" w:hAnsi="楷体" w:hint="eastAsia"/>
+                <w:sz w:val="21"/>
+                <w:szCs w:val="21"/>
+              </w:rPr>
+              <w:t>AIoT</w:t>
+            </w:r>
+            <w:proofErr w:type="spellEnd"/>
+            <w:r>
+              <w:rPr>
+                <w:rFonts w:ascii="楷体" w:eastAsia="楷体" w:hAnsi="楷体" w:hint="eastAsia"/>
+                <w:sz w:val="21"/>
+                <w:szCs w:val="21"/>
+              </w:rPr>
+              <w:t>及边缘计算芯片，是AI芯片设计产业链的"卖铲人"。</w:t>
             </w:r>
           </w:p>
         </w:tc>
@@ -6458,16 +8029,17 @@
             <w:pPr>
               <w:rPr>
                 <w:rFonts w:ascii="楷体" w:eastAsia="楷体" w:hAnsi="楷体" w:hint="eastAsia"/>
-                <w:szCs w:val="22"/>
-              </w:rPr>
-            </w:pPr>
-            <w:r>
-              <w:rPr>
-                <w:rFonts w:ascii="楷体" w:eastAsia="楷体" w:hAnsi="楷体"/>
-                <w:sz w:val="21"/>
-                <w:szCs w:val="22"/>
-              </w:rPr>
-              <w:t>600522.SH</w:t>
+                <w:sz w:val="21"/>
+                <w:szCs w:val="21"/>
+              </w:rPr>
+            </w:pPr>
+            <w:r>
+              <w:rPr>
+                <w:rFonts w:ascii="楷体" w:eastAsia="楷体" w:hAnsi="楷体" w:hint="eastAsia"/>
+                <w:sz w:val="21"/>
+                <w:szCs w:val="21"/>
+              </w:rPr>
+              <w:t>688525.SH</w:t>
             </w:r>
           </w:p>
         </w:tc>
@@ -6480,17 +8052,20 @@
             <w:pPr>
               <w:rPr>
                 <w:rFonts w:ascii="楷体" w:eastAsia="楷体" w:hAnsi="楷体" w:hint="eastAsia"/>
-                <w:szCs w:val="22"/>
-              </w:rPr>
-            </w:pPr>
-            <w:r>
-              <w:rPr>
-                <w:rFonts w:ascii="楷体" w:eastAsia="楷体" w:hAnsi="楷体"/>
-                <w:sz w:val="21"/>
-                <w:szCs w:val="22"/>
-              </w:rPr>
-              <w:t>中天科技</w:t>
-            </w:r>
+                <w:sz w:val="21"/>
+                <w:szCs w:val="21"/>
+              </w:rPr>
+            </w:pPr>
+            <w:proofErr w:type="gramStart"/>
+            <w:r>
+              <w:rPr>
+                <w:rFonts w:ascii="楷体" w:eastAsia="楷体" w:hAnsi="楷体" w:hint="eastAsia"/>
+                <w:sz w:val="21"/>
+                <w:szCs w:val="21"/>
+              </w:rPr>
+              <w:t>佰维存储</w:t>
+            </w:r>
+            <w:proofErr w:type="gramEnd"/>
           </w:p>
         </w:tc>
         <w:tc>
@@ -6502,16 +8077,17 @@
             <w:pPr>
               <w:rPr>
                 <w:rFonts w:ascii="楷体" w:eastAsia="楷体" w:hAnsi="楷体" w:hint="eastAsia"/>
-                <w:szCs w:val="22"/>
-              </w:rPr>
-            </w:pPr>
-            <w:r>
-              <w:rPr>
-                <w:rFonts w:ascii="楷体" w:eastAsia="楷体" w:hAnsi="楷体"/>
-                <w:sz w:val="21"/>
-                <w:szCs w:val="22"/>
-              </w:rPr>
-              <w:t>4.20</w:t>
+                <w:sz w:val="21"/>
+                <w:szCs w:val="21"/>
+              </w:rPr>
+            </w:pPr>
+            <w:r>
+              <w:rPr>
+                <w:rFonts w:ascii="楷体" w:eastAsia="楷体" w:hAnsi="楷体" w:hint="eastAsia"/>
+                <w:sz w:val="21"/>
+                <w:szCs w:val="21"/>
+              </w:rPr>
+              <w:t>3.75</w:t>
             </w:r>
           </w:p>
         </w:tc>
@@ -6523,52 +8099,71 @@
             <w:pPr>
               <w:rPr>
                 <w:rFonts w:ascii="楷体" w:eastAsia="楷体" w:hAnsi="楷体" w:hint="eastAsia"/>
-                <w:szCs w:val="22"/>
-              </w:rPr>
-            </w:pPr>
-            <w:r>
-              <w:rPr>
-                <w:rFonts w:ascii="楷体" w:eastAsia="楷体" w:hAnsi="楷体"/>
-                <w:sz w:val="21"/>
-                <w:szCs w:val="22"/>
-              </w:rPr>
-              <w:t>光电缆综合龙头，业务覆盖光纤光缆、电力传输及海洋能源三大板块。核心看点在于海洋业务高壁垒订单充裕，500kV</w:t>
+                <w:sz w:val="21"/>
+                <w:szCs w:val="21"/>
+              </w:rPr>
+            </w:pPr>
+            <w:r>
+              <w:rPr>
+                <w:rFonts w:ascii="楷体" w:eastAsia="楷体" w:hAnsi="楷体" w:hint="eastAsia"/>
+                <w:sz w:val="21"/>
+                <w:szCs w:val="21"/>
+              </w:rPr>
+              <w:t>国内存储模组及嵌入式存储龙头，产品覆盖消费级、工业级及企业级存储。在AI</w:t>
             </w:r>
             <w:proofErr w:type="gramStart"/>
             <w:r>
               <w:rPr>
-                <w:rFonts w:ascii="楷体" w:eastAsia="楷体" w:hAnsi="楷体"/>
-                <w:sz w:val="21"/>
-                <w:szCs w:val="22"/>
-              </w:rPr>
-              <w:t>柔直海</w:t>
+                <w:rFonts w:ascii="楷体" w:eastAsia="楷体" w:hAnsi="楷体" w:hint="eastAsia"/>
+                <w:sz w:val="21"/>
+                <w:szCs w:val="21"/>
+              </w:rPr>
+              <w:t>算力扩容</w:t>
             </w:r>
             <w:proofErr w:type="gramEnd"/>
             <w:r>
               <w:rPr>
-                <w:rFonts w:ascii="楷体" w:eastAsia="楷体" w:hAnsi="楷体"/>
-                <w:sz w:val="21"/>
-                <w:szCs w:val="22"/>
-              </w:rPr>
-              <w:t>缆等高端产品持续交付；光纤光缆受益AI</w:t>
+                <w:rFonts w:ascii="楷体" w:eastAsia="楷体" w:hAnsi="楷体" w:hint="eastAsia"/>
+                <w:sz w:val="21"/>
+                <w:szCs w:val="21"/>
+              </w:rPr>
+              <w:t>背景下，存储需求持续增长，公司积极布局企业级SSD及</w:t>
             </w:r>
             <w:proofErr w:type="gramStart"/>
             <w:r>
               <w:rPr>
-                <w:rFonts w:ascii="楷体" w:eastAsia="楷体" w:hAnsi="楷体"/>
-                <w:sz w:val="21"/>
-                <w:szCs w:val="22"/>
-              </w:rPr>
-              <w:t>算力基建</w:t>
+                <w:rFonts w:ascii="楷体" w:eastAsia="楷体" w:hAnsi="楷体" w:hint="eastAsia"/>
+                <w:sz w:val="21"/>
+                <w:szCs w:val="21"/>
+              </w:rPr>
+              <w:t>先进封测</w:t>
             </w:r>
             <w:proofErr w:type="gramEnd"/>
             <w:r>
               <w:rPr>
-                <w:rFonts w:ascii="楷体" w:eastAsia="楷体" w:hAnsi="楷体"/>
-                <w:sz w:val="21"/>
-                <w:szCs w:val="22"/>
-              </w:rPr>
-              <w:t>，价格趋势上行。空芯光纤等前沿技术已商用，"光-电-算"一体化能力持续强化。</w:t>
+                <w:rFonts w:ascii="楷体" w:eastAsia="楷体" w:hAnsi="楷体" w:hint="eastAsia"/>
+                <w:sz w:val="21"/>
+                <w:szCs w:val="21"/>
+              </w:rPr>
+              <w:t>，受益</w:t>
+            </w:r>
+            <w:proofErr w:type="gramStart"/>
+            <w:r>
+              <w:rPr>
+                <w:rFonts w:ascii="楷体" w:eastAsia="楷体" w:hAnsi="楷体" w:hint="eastAsia"/>
+                <w:sz w:val="21"/>
+                <w:szCs w:val="21"/>
+              </w:rPr>
+              <w:t>算力基础</w:t>
+            </w:r>
+            <w:proofErr w:type="gramEnd"/>
+            <w:r>
+              <w:rPr>
+                <w:rFonts w:ascii="楷体" w:eastAsia="楷体" w:hAnsi="楷体" w:hint="eastAsia"/>
+                <w:sz w:val="21"/>
+                <w:szCs w:val="21"/>
+              </w:rPr>
+              <w:t>设施存储需求爆发。</w:t>
             </w:r>
           </w:p>
         </w:tc>
@@ -6586,16 +8181,17 @@
             <w:pPr>
               <w:rPr>
                 <w:rFonts w:ascii="楷体" w:eastAsia="楷体" w:hAnsi="楷体" w:hint="eastAsia"/>
-                <w:szCs w:val="22"/>
-              </w:rPr>
-            </w:pPr>
-            <w:r>
-              <w:rPr>
-                <w:rFonts w:ascii="楷体" w:eastAsia="楷体" w:hAnsi="楷体"/>
-                <w:sz w:val="21"/>
-                <w:szCs w:val="22"/>
-              </w:rPr>
-              <w:t>300136.SZ</w:t>
+                <w:sz w:val="21"/>
+                <w:szCs w:val="21"/>
+              </w:rPr>
+            </w:pPr>
+            <w:r>
+              <w:rPr>
+                <w:rFonts w:ascii="楷体" w:eastAsia="楷体" w:hAnsi="楷体" w:hint="eastAsia"/>
+                <w:sz w:val="21"/>
+                <w:szCs w:val="21"/>
+              </w:rPr>
+              <w:t>688072.SH</w:t>
             </w:r>
           </w:p>
         </w:tc>
@@ -6608,19 +8204,36 @@
             <w:pPr>
               <w:rPr>
                 <w:rFonts w:ascii="楷体" w:eastAsia="楷体" w:hAnsi="楷体" w:hint="eastAsia"/>
-                <w:szCs w:val="22"/>
-              </w:rPr>
-            </w:pPr>
+                <w:sz w:val="21"/>
+                <w:szCs w:val="21"/>
+              </w:rPr>
+            </w:pPr>
+            <w:r>
+              <w:rPr>
+                <w:rFonts w:ascii="楷体" w:eastAsia="楷体" w:hAnsi="楷体" w:hint="eastAsia"/>
+                <w:sz w:val="21"/>
+                <w:szCs w:val="21"/>
+              </w:rPr>
+              <w:t>拓</w:t>
+            </w:r>
             <w:proofErr w:type="gramStart"/>
             <w:r>
               <w:rPr>
-                <w:rFonts w:ascii="楷体" w:eastAsia="楷体" w:hAnsi="楷体"/>
-                <w:sz w:val="21"/>
-                <w:szCs w:val="22"/>
-              </w:rPr>
-              <w:t>信维通信</w:t>
+                <w:rFonts w:ascii="楷体" w:eastAsia="楷体" w:hAnsi="楷体" w:hint="eastAsia"/>
+                <w:sz w:val="21"/>
+                <w:szCs w:val="21"/>
+              </w:rPr>
+              <w:t>荆</w:t>
             </w:r>
             <w:proofErr w:type="gramEnd"/>
+            <w:r>
+              <w:rPr>
+                <w:rFonts w:ascii="楷体" w:eastAsia="楷体" w:hAnsi="楷体" w:hint="eastAsia"/>
+                <w:sz w:val="21"/>
+                <w:szCs w:val="21"/>
+              </w:rPr>
+              <w:t>科技</w:t>
+            </w:r>
           </w:p>
         </w:tc>
         <w:tc>
@@ -6632,16 +8245,17 @@
             <w:pPr>
               <w:rPr>
                 <w:rFonts w:ascii="楷体" w:eastAsia="楷体" w:hAnsi="楷体" w:hint="eastAsia"/>
-                <w:szCs w:val="22"/>
-              </w:rPr>
-            </w:pPr>
-            <w:r>
-              <w:rPr>
-                <w:rFonts w:ascii="楷体" w:eastAsia="楷体" w:hAnsi="楷体"/>
-                <w:sz w:val="21"/>
-                <w:szCs w:val="22"/>
-              </w:rPr>
-              <w:t>3.22</w:t>
+                <w:sz w:val="21"/>
+                <w:szCs w:val="21"/>
+              </w:rPr>
+            </w:pPr>
+            <w:r>
+              <w:rPr>
+                <w:rFonts w:ascii="楷体" w:eastAsia="楷体" w:hAnsi="楷体" w:hint="eastAsia"/>
+                <w:sz w:val="21"/>
+                <w:szCs w:val="21"/>
+              </w:rPr>
+              <w:t>3.38</w:t>
             </w:r>
           </w:p>
         </w:tc>
@@ -6653,52 +8267,35 @@
             <w:pPr>
               <w:rPr>
                 <w:rFonts w:ascii="楷体" w:eastAsia="楷体" w:hAnsi="楷体" w:hint="eastAsia"/>
-                <w:szCs w:val="22"/>
-              </w:rPr>
-            </w:pPr>
-            <w:r>
-              <w:rPr>
-                <w:rFonts w:ascii="楷体" w:eastAsia="楷体" w:hAnsi="楷体"/>
-                <w:sz w:val="21"/>
-                <w:szCs w:val="22"/>
-              </w:rPr>
-              <w:t>泛射频龙头，正从消费电子天线向商业卫星通信、智能汽车及AI硬件延伸第二曲线。卫星相控阵天线模组已批量出货，汽车电子进入头部</w:t>
+                <w:sz w:val="21"/>
+                <w:szCs w:val="21"/>
+              </w:rPr>
+            </w:pPr>
+            <w:r>
+              <w:rPr>
+                <w:rFonts w:ascii="楷体" w:eastAsia="楷体" w:hAnsi="楷体" w:hint="eastAsia"/>
+                <w:sz w:val="21"/>
+                <w:szCs w:val="21"/>
+              </w:rPr>
+              <w:t>国内薄膜沉积设备龙头，PECVD/SACVD/ALD设备广泛应用于逻辑芯片、存储芯片及先进封装。在国产</w:t>
             </w:r>
             <w:proofErr w:type="gramStart"/>
             <w:r>
               <w:rPr>
-                <w:rFonts w:ascii="楷体" w:eastAsia="楷体" w:hAnsi="楷体"/>
-                <w:sz w:val="21"/>
-                <w:szCs w:val="22"/>
-              </w:rPr>
-              <w:t>车企供应</w:t>
+                <w:rFonts w:ascii="楷体" w:eastAsia="楷体" w:hAnsi="楷体" w:hint="eastAsia"/>
+                <w:sz w:val="21"/>
+                <w:szCs w:val="21"/>
+              </w:rPr>
+              <w:t>晶圆厂扩产中</w:t>
             </w:r>
             <w:proofErr w:type="gramEnd"/>
             <w:r>
               <w:rPr>
-                <w:rFonts w:ascii="楷体" w:eastAsia="楷体" w:hAnsi="楷体"/>
-                <w:sz w:val="21"/>
-                <w:szCs w:val="22"/>
-              </w:rPr>
-              <w:t>链。</w:t>
-            </w:r>
-            <w:proofErr w:type="gramStart"/>
-            <w:r>
-              <w:rPr>
-                <w:rFonts w:ascii="楷体" w:eastAsia="楷体" w:hAnsi="楷体"/>
-                <w:sz w:val="21"/>
-                <w:szCs w:val="22"/>
-              </w:rPr>
-              <w:t>定增加码</w:t>
-            </w:r>
-            <w:proofErr w:type="gramEnd"/>
-            <w:r>
-              <w:rPr>
-                <w:rFonts w:ascii="楷体" w:eastAsia="楷体" w:hAnsi="楷体"/>
-                <w:sz w:val="21"/>
-                <w:szCs w:val="22"/>
-              </w:rPr>
-              <w:t>商业卫星通信器件，国产替代与全球化并行。</w:t>
+                <w:rFonts w:ascii="楷体" w:eastAsia="楷体" w:hAnsi="楷体" w:hint="eastAsia"/>
+                <w:sz w:val="21"/>
+                <w:szCs w:val="21"/>
+              </w:rPr>
+              <w:t>，薄膜沉积是前道核心设备之一，公司技术突破直接受益于设备国产化率提升。</w:t>
             </w:r>
           </w:p>
         </w:tc>
@@ -6716,16 +8313,17 @@
             <w:pPr>
               <w:rPr>
                 <w:rFonts w:ascii="楷体" w:eastAsia="楷体" w:hAnsi="楷体" w:hint="eastAsia"/>
-                <w:szCs w:val="22"/>
-              </w:rPr>
-            </w:pPr>
-            <w:r>
-              <w:rPr>
-                <w:rFonts w:ascii="楷体" w:eastAsia="楷体" w:hAnsi="楷体"/>
-                <w:sz w:val="21"/>
-                <w:szCs w:val="22"/>
-              </w:rPr>
-              <w:t>600498.SH</w:t>
+                <w:sz w:val="21"/>
+                <w:szCs w:val="21"/>
+              </w:rPr>
+            </w:pPr>
+            <w:r>
+              <w:rPr>
+                <w:rFonts w:ascii="楷体" w:eastAsia="楷体" w:hAnsi="楷体" w:hint="eastAsia"/>
+                <w:sz w:val="21"/>
+                <w:szCs w:val="21"/>
+              </w:rPr>
+              <w:t>688498.SH</w:t>
             </w:r>
           </w:p>
         </w:tc>
@@ -6738,17 +8336,20 @@
             <w:pPr>
               <w:rPr>
                 <w:rFonts w:ascii="楷体" w:eastAsia="楷体" w:hAnsi="楷体" w:hint="eastAsia"/>
-                <w:szCs w:val="22"/>
-              </w:rPr>
-            </w:pPr>
-            <w:r>
-              <w:rPr>
-                <w:rFonts w:ascii="楷体" w:eastAsia="楷体" w:hAnsi="楷体"/>
-                <w:sz w:val="21"/>
-                <w:szCs w:val="22"/>
-              </w:rPr>
-              <w:t>烽火通信</w:t>
-            </w:r>
+                <w:sz w:val="21"/>
+                <w:szCs w:val="21"/>
+              </w:rPr>
+            </w:pPr>
+            <w:proofErr w:type="gramStart"/>
+            <w:r>
+              <w:rPr>
+                <w:rFonts w:ascii="楷体" w:eastAsia="楷体" w:hAnsi="楷体" w:hint="eastAsia"/>
+                <w:sz w:val="21"/>
+                <w:szCs w:val="21"/>
+              </w:rPr>
+              <w:t>源杰科技</w:t>
+            </w:r>
+            <w:proofErr w:type="gramEnd"/>
           </w:p>
         </w:tc>
         <w:tc>
@@ -6760,16 +8361,17 @@
             <w:pPr>
               <w:rPr>
                 <w:rFonts w:ascii="楷体" w:eastAsia="楷体" w:hAnsi="楷体" w:hint="eastAsia"/>
-                <w:szCs w:val="22"/>
-              </w:rPr>
-            </w:pPr>
-            <w:r>
-              <w:rPr>
-                <w:rFonts w:ascii="楷体" w:eastAsia="楷体" w:hAnsi="楷体"/>
-                <w:sz w:val="21"/>
-                <w:szCs w:val="22"/>
-              </w:rPr>
-              <w:t>2.11</w:t>
+                <w:sz w:val="21"/>
+                <w:szCs w:val="21"/>
+              </w:rPr>
+            </w:pPr>
+            <w:r>
+              <w:rPr>
+                <w:rFonts w:ascii="楷体" w:eastAsia="楷体" w:hAnsi="楷体" w:hint="eastAsia"/>
+                <w:sz w:val="21"/>
+                <w:szCs w:val="21"/>
+              </w:rPr>
+              <w:t>3.27</w:t>
             </w:r>
           </w:p>
         </w:tc>
@@ -6781,106 +8383,35 @@
             <w:pPr>
               <w:rPr>
                 <w:rFonts w:ascii="楷体" w:eastAsia="楷体" w:hAnsi="楷体" w:hint="eastAsia"/>
-                <w:szCs w:val="22"/>
-              </w:rPr>
-            </w:pPr>
-            <w:r>
-              <w:rPr>
-                <w:rFonts w:ascii="楷体" w:eastAsia="楷体" w:hAnsi="楷体"/>
-                <w:sz w:val="21"/>
-                <w:szCs w:val="22"/>
-              </w:rPr>
-              <w:t>中国信科集团旗下光通信设备央企，覆盖光传输、光接入</w:t>
+                <w:sz w:val="21"/>
+                <w:szCs w:val="21"/>
+              </w:rPr>
+            </w:pPr>
+            <w:r>
+              <w:rPr>
+                <w:rFonts w:ascii="楷体" w:eastAsia="楷体" w:hAnsi="楷体" w:hint="eastAsia"/>
+                <w:sz w:val="21"/>
+                <w:szCs w:val="21"/>
+              </w:rPr>
+              <w:t>国内高速光芯片IDM龙头，产品覆盖2.5G至100G激光器芯片，是光模块产业链的核心上游。在AI</w:t>
             </w:r>
             <w:proofErr w:type="gramStart"/>
             <w:r>
               <w:rPr>
-                <w:rFonts w:ascii="楷体" w:eastAsia="楷体" w:hAnsi="楷体"/>
-                <w:sz w:val="21"/>
-                <w:szCs w:val="22"/>
-              </w:rPr>
-              <w:t>及算力</w:t>
+                <w:rFonts w:ascii="楷体" w:eastAsia="楷体" w:hAnsi="楷体" w:hint="eastAsia"/>
+                <w:sz w:val="21"/>
+                <w:szCs w:val="21"/>
+              </w:rPr>
+              <w:t>算力驱动</w:t>
             </w:r>
             <w:proofErr w:type="gramEnd"/>
             <w:r>
               <w:rPr>
-                <w:rFonts w:ascii="楷体" w:eastAsia="楷体" w:hAnsi="楷体"/>
-                <w:sz w:val="21"/>
-                <w:szCs w:val="22"/>
-              </w:rPr>
-              <w:t>信息化。传统运营</w:t>
-            </w:r>
-            <w:proofErr w:type="gramStart"/>
-            <w:r>
-              <w:rPr>
-                <w:rFonts w:ascii="楷体" w:eastAsia="楷体" w:hAnsi="楷体"/>
-                <w:sz w:val="21"/>
-                <w:szCs w:val="22"/>
-              </w:rPr>
-              <w:t>商业务</w:t>
-            </w:r>
-            <w:proofErr w:type="gramEnd"/>
-            <w:r>
-              <w:rPr>
-                <w:rFonts w:ascii="楷体" w:eastAsia="楷体" w:hAnsi="楷体"/>
-                <w:sz w:val="21"/>
-                <w:szCs w:val="22"/>
-              </w:rPr>
-              <w:t>承压，但</w:t>
-            </w:r>
-            <w:proofErr w:type="gramStart"/>
-            <w:r>
-              <w:rPr>
-                <w:rFonts w:ascii="楷体" w:eastAsia="楷体" w:hAnsi="楷体"/>
-                <w:sz w:val="21"/>
-                <w:szCs w:val="22"/>
-              </w:rPr>
-              <w:t>算力业务</w:t>
-            </w:r>
-            <w:proofErr w:type="gramEnd"/>
-            <w:r>
-              <w:rPr>
-                <w:rFonts w:ascii="楷体" w:eastAsia="楷体" w:hAnsi="楷体"/>
-                <w:sz w:val="21"/>
-                <w:szCs w:val="22"/>
-              </w:rPr>
-              <w:t>推出DeepSeek一体机全</w:t>
-            </w:r>
-            <w:proofErr w:type="gramStart"/>
-            <w:r>
-              <w:rPr>
-                <w:rFonts w:ascii="楷体" w:eastAsia="楷体" w:hAnsi="楷体"/>
-                <w:sz w:val="21"/>
-                <w:szCs w:val="22"/>
-              </w:rPr>
-              <w:t>栈</w:t>
-            </w:r>
-            <w:proofErr w:type="gramEnd"/>
-            <w:r>
-              <w:rPr>
-                <w:rFonts w:ascii="楷体" w:eastAsia="楷体" w:hAnsi="楷体"/>
-                <w:sz w:val="21"/>
-                <w:szCs w:val="22"/>
-              </w:rPr>
-              <w:t>方案实现突破；战略上向卫星光通信（星间激光通信</w:t>
-            </w:r>
-            <w:proofErr w:type="gramStart"/>
-            <w:r>
-              <w:rPr>
-                <w:rFonts w:ascii="楷体" w:eastAsia="楷体" w:hAnsi="楷体"/>
-                <w:sz w:val="21"/>
-                <w:szCs w:val="22"/>
-              </w:rPr>
-              <w:t>在轨组网</w:t>
-            </w:r>
-            <w:proofErr w:type="gramEnd"/>
-            <w:r>
-              <w:rPr>
-                <w:rFonts w:ascii="楷体" w:eastAsia="楷体" w:hAnsi="楷体"/>
-                <w:sz w:val="21"/>
-                <w:szCs w:val="22"/>
-              </w:rPr>
-              <w:t>）和车载光通信延伸，打开非运营商增量空间。</w:t>
+                <w:rFonts w:ascii="楷体" w:eastAsia="楷体" w:hAnsi="楷体" w:hint="eastAsia"/>
+                <w:sz w:val="21"/>
+                <w:szCs w:val="21"/>
+              </w:rPr>
+              <w:t>下，800G/1.6T光模块需求爆发，公司高速光芯片直接受益于光通信产业升级。</w:t>
             </w:r>
           </w:p>
         </w:tc>
@@ -6898,16 +8429,18 @@
             <w:pPr>
               <w:rPr>
                 <w:rFonts w:ascii="楷体" w:eastAsia="楷体" w:hAnsi="楷体" w:hint="eastAsia"/>
-                <w:szCs w:val="22"/>
-              </w:rPr>
-            </w:pPr>
-            <w:r>
-              <w:rPr>
-                <w:rFonts w:ascii="楷体" w:eastAsia="楷体" w:hAnsi="楷体"/>
-                <w:sz w:val="21"/>
-                <w:szCs w:val="22"/>
-              </w:rPr>
-              <w:t>002281.SZ</w:t>
+                <w:sz w:val="21"/>
+                <w:szCs w:val="21"/>
+              </w:rPr>
+            </w:pPr>
+            <w:r>
+              <w:rPr>
+                <w:rFonts w:ascii="楷体" w:eastAsia="楷体" w:hAnsi="楷体" w:hint="eastAsia"/>
+                <w:sz w:val="21"/>
+                <w:szCs w:val="21"/>
+              </w:rPr>
+              <w:lastRenderedPageBreak/>
+              <w:t>688347.SH</w:t>
             </w:r>
           </w:p>
         </w:tc>
@@ -6920,19 +8453,18 @@
             <w:pPr>
               <w:rPr>
                 <w:rFonts w:ascii="楷体" w:eastAsia="楷体" w:hAnsi="楷体" w:hint="eastAsia"/>
-                <w:szCs w:val="22"/>
-              </w:rPr>
-            </w:pPr>
-            <w:proofErr w:type="gramStart"/>
-            <w:r>
-              <w:rPr>
-                <w:rFonts w:ascii="楷体" w:eastAsia="楷体" w:hAnsi="楷体"/>
-                <w:sz w:val="21"/>
-                <w:szCs w:val="22"/>
-              </w:rPr>
-              <w:t>光迅科技</w:t>
-            </w:r>
-            <w:proofErr w:type="gramEnd"/>
+                <w:sz w:val="21"/>
+                <w:szCs w:val="21"/>
+              </w:rPr>
+            </w:pPr>
+            <w:r>
+              <w:rPr>
+                <w:rFonts w:ascii="楷体" w:eastAsia="楷体" w:hAnsi="楷体" w:hint="eastAsia"/>
+                <w:sz w:val="21"/>
+                <w:szCs w:val="21"/>
+              </w:rPr>
+              <w:t>华虹公司</w:t>
+            </w:r>
           </w:p>
         </w:tc>
         <w:tc>
@@ -6944,16 +8476,17 @@
             <w:pPr>
               <w:rPr>
                 <w:rFonts w:ascii="楷体" w:eastAsia="楷体" w:hAnsi="楷体" w:hint="eastAsia"/>
-                <w:szCs w:val="22"/>
-              </w:rPr>
-            </w:pPr>
-            <w:r>
-              <w:rPr>
-                <w:rFonts w:ascii="楷体" w:eastAsia="楷体" w:hAnsi="楷体"/>
-                <w:sz w:val="21"/>
-                <w:szCs w:val="22"/>
-              </w:rPr>
-              <w:t>2.09</w:t>
+                <w:sz w:val="21"/>
+                <w:szCs w:val="21"/>
+              </w:rPr>
+            </w:pPr>
+            <w:r>
+              <w:rPr>
+                <w:rFonts w:ascii="楷体" w:eastAsia="楷体" w:hAnsi="楷体" w:hint="eastAsia"/>
+                <w:sz w:val="21"/>
+                <w:szCs w:val="21"/>
+              </w:rPr>
+              <w:t>2.34</w:t>
             </w:r>
           </w:p>
         </w:tc>
@@ -6965,52 +8498,17 @@
             <w:pPr>
               <w:rPr>
                 <w:rFonts w:ascii="楷体" w:eastAsia="楷体" w:hAnsi="楷体" w:hint="eastAsia"/>
-                <w:szCs w:val="22"/>
-              </w:rPr>
-            </w:pPr>
-            <w:r>
-              <w:rPr>
-                <w:rFonts w:ascii="楷体" w:eastAsia="楷体" w:hAnsi="楷体"/>
-                <w:sz w:val="21"/>
-                <w:szCs w:val="22"/>
-              </w:rPr>
-              <w:t>国内稀缺的"光芯片+光器件+光模块"垂直一体化龙头。AI</w:t>
-            </w:r>
-            <w:proofErr w:type="gramStart"/>
-            <w:r>
-              <w:rPr>
-                <w:rFonts w:ascii="楷体" w:eastAsia="楷体" w:hAnsi="楷体"/>
-                <w:sz w:val="21"/>
-                <w:szCs w:val="22"/>
-              </w:rPr>
-              <w:t>算力驱动</w:t>
-            </w:r>
-            <w:proofErr w:type="gramEnd"/>
-            <w:r>
-              <w:rPr>
-                <w:rFonts w:ascii="楷体" w:eastAsia="楷体" w:hAnsi="楷体"/>
-                <w:sz w:val="21"/>
-                <w:szCs w:val="22"/>
-              </w:rPr>
-              <w:t>800G/1.6T高速光模块放量，CPO光芯片</w:t>
-            </w:r>
-            <w:proofErr w:type="gramStart"/>
-            <w:r>
-              <w:rPr>
-                <w:rFonts w:ascii="楷体" w:eastAsia="楷体" w:hAnsi="楷体"/>
-                <w:sz w:val="21"/>
-                <w:szCs w:val="22"/>
-              </w:rPr>
-              <w:t>自给率超</w:t>
-            </w:r>
-            <w:proofErr w:type="gramEnd"/>
-            <w:r>
-              <w:rPr>
-                <w:rFonts w:ascii="楷体" w:eastAsia="楷体" w:hAnsi="楷体"/>
-                <w:sz w:val="21"/>
-                <w:szCs w:val="22"/>
-              </w:rPr>
-              <w:t>70%。独家卡位100Gbps星间激光通信模块，在手订单饱满。3.2T等前沿技术持续验证，高端化与自主可控双轮驱动。</w:t>
+                <w:sz w:val="21"/>
+                <w:szCs w:val="21"/>
+              </w:rPr>
+            </w:pPr>
+            <w:r>
+              <w:rPr>
+                <w:rFonts w:ascii="楷体" w:eastAsia="楷体" w:hAnsi="楷体" w:hint="eastAsia"/>
+                <w:sz w:val="21"/>
+                <w:szCs w:val="21"/>
+              </w:rPr>
+              <w:t>全球领先的特色工艺晶圆代工企业，专注于功率器件、模拟芯片、嵌入式存储等领域。在国产替代及新能源汽车、工业控制等需求驱动下，特色工艺代工产能持续满载，是半导体制造的重要补充力量。</w:t>
             </w:r>
           </w:p>
         </w:tc>
@@ -7049,15 +8547,13 @@
       </w:pPr>
       <w:r>
         <w:rPr>
-          <w:rFonts w:ascii="楷体" w:eastAsia="楷体" w:hAnsi="楷体"/>
           <w:noProof/>
-          <w:sz w:val="28"/>
         </w:rPr>
         <w:drawing>
-          <wp:inline distT="0" distB="0" distL="0" distR="0" wp14:anchorId="05C59F9B" wp14:editId="121AF21E">
-            <wp:extent cx="5274310" cy="1433830"/>
+          <wp:inline distT="0" distB="0" distL="0" distR="0" wp14:anchorId="5207DEC4" wp14:editId="7688A731">
+            <wp:extent cx="5274310" cy="1432560"/>
             <wp:effectExtent l="0" t="0" r="2540" b="0"/>
-            <wp:docPr id="1623924914" name="图片 2"/>
+            <wp:docPr id="1838754055" name="图片 2"/>
             <wp:cNvGraphicFramePr>
               <a:graphicFrameLocks xmlns:a="http://schemas.openxmlformats.org/drawingml/2006/main" noChangeAspect="1"/>
             </wp:cNvGraphicFramePr>
@@ -7086,7 +8582,7 @@
                   <pic:spPr bwMode="auto">
                     <a:xfrm>
                       <a:off x="0" y="0"/>
-                      <a:ext cx="5274310" cy="1433830"/>
+                      <a:ext cx="5274310" cy="1432560"/>
                     </a:xfrm>
                     <a:prstGeom prst="rect">
                       <a:avLst/>
@@ -7126,6 +8622,362 @@
 <file path=word/numbering.xml><?xml version="1.0" encoding="utf-8"?>
 <w:numbering xmlns:wpc="http://schemas.microsoft.com/office/word/2010/wordprocessingCanvas" xmlns:cx="http://schemas.microsoft.com/office/drawing/2014/chartex" xmlns:cx1="http://schemas.microsoft.com/office/drawing/2015/9/8/chartex" xmlns:cx2="http://schemas.microsoft.com/office/drawing/2015/10/21/chartex" xmlns:cx3="http://schemas.microsoft.com/office/drawing/2016/5/9/chartex" xmlns:cx4="http://schemas.microsoft.com/office/drawing/2016/5/10/chartex" xmlns:cx5="http://schemas.microsoft.com/office/drawing/2016/5/11/chartex" xmlns:cx6="http://schemas.microsoft.com/office/drawing/2016/5/12/chartex" xmlns:cx7="http://schemas.microsoft.com/office/drawing/2016/5/13/chartex" xmlns:cx8="http://schemas.microsoft.com/office/drawing/2016/5/14/chartex" xmlns:mc="http://schemas.openxmlformats.org/markup-compatibility/2006" xmlns:aink="http://schemas.microsoft.com/office/drawing/2016/ink" xmlns:am3d="http://schemas.microsoft.com/office/drawing/2017/model3d" xmlns:o="urn:schemas-microsoft-com:office:office" xmlns:oel="http://schemas.microsoft.com/office/2019/extlst" xmlns:r="http://schemas.openxmlformats.org/officeDocument/2006/relationships" xmlns:m="http://schemas.openxmlformats.org/officeDocument/2006/math" xmlns:v="urn:schemas-microsoft-com:vml" xmlns:wp14="http://schemas.microsoft.com/office/word/2010/wordprocessingDrawing" xmlns:wp="http://schemas.openxmlformats.org/drawingml/2006/wordprocessingDrawing" xmlns:w10="urn:schemas-microsoft-com:office:word" xmlns:w="http://schemas.openxmlformats.org/wordprocessingml/2006/main" xmlns:w14="http://schemas.microsoft.com/office/word/2010/wordml" xmlns:w15="http://schemas.microsoft.com/office/word/2012/wordml" xmlns:w16cex="http://schemas.microsoft.com/office/word/2018/wordml/cex" xmlns:w16cid="http://schemas.microsoft.com/office/word/2016/wordml/cid" xmlns:w16="http://schemas.microsoft.com/office/word/2018/wordml" xmlns:w16du="http://schemas.microsoft.com/office/word/2023/wordml/word16du" xmlns:w16sdtdh="http://schemas.microsoft.com/office/word/2020/wordml/sdtdatahash" xmlns:w16sdtfl="http://schemas.microsoft.com/office/word/2024/wordml/sdtformatlock" xmlns:w16se="http://schemas.microsoft.com/office/word/2015/wordml/symex" xmlns:wpg="http://schemas.microsoft.com/office/word/2010/wordprocessingGroup" xmlns:wpi="http://schemas.microsoft.com/office/word/2010/wordprocessingInk" xmlns:wne="http://schemas.microsoft.com/office/word/2006/wordml" xmlns:wps="http://schemas.microsoft.com/office/word/2010/wordprocessingShape" mc:Ignorable="w14 w15 w16se w16cid w16 w16cex w16sdtdh w16sdtfl w16du wp14">
   <w:abstractNum w:abstractNumId="0" w15:restartNumberingAfterBreak="0">
+    <w:nsid w:val="1E3F1017"/>
+    <w:multiLevelType w:val="hybridMultilevel"/>
+    <w:tmpl w:val="A370B028"/>
+    <w:lvl w:ilvl="0" w:tplc="B9D0D5CC">
+      <w:start w:val="5"/>
+      <w:numFmt w:val="decimal"/>
+      <w:lvlText w:val="%1."/>
+      <w:lvlJc w:val="left"/>
+      <w:pPr>
+        <w:ind w:left="720" w:hanging="720"/>
+      </w:pPr>
+      <w:rPr>
+        <w:rFonts w:hint="default"/>
+      </w:rPr>
+    </w:lvl>
+    <w:lvl w:ilvl="1" w:tplc="04090019" w:tentative="1">
+      <w:start w:val="1"/>
+      <w:numFmt w:val="lowerLetter"/>
+      <w:lvlText w:val="%2)"/>
+      <w:lvlJc w:val="left"/>
+      <w:pPr>
+        <w:ind w:left="880" w:hanging="440"/>
+      </w:pPr>
+    </w:lvl>
+    <w:lvl w:ilvl="2" w:tplc="0409001B" w:tentative="1">
+      <w:start w:val="1"/>
+      <w:numFmt w:val="lowerRoman"/>
+      <w:lvlText w:val="%3."/>
+      <w:lvlJc w:val="right"/>
+      <w:pPr>
+        <w:ind w:left="1320" w:hanging="440"/>
+      </w:pPr>
+    </w:lvl>
+    <w:lvl w:ilvl="3" w:tplc="0409000F" w:tentative="1">
+      <w:start w:val="1"/>
+      <w:numFmt w:val="decimal"/>
+      <w:lvlText w:val="%4."/>
+      <w:lvlJc w:val="left"/>
+      <w:pPr>
+        <w:ind w:left="1760" w:hanging="440"/>
+      </w:pPr>
+    </w:lvl>
+    <w:lvl w:ilvl="4" w:tplc="04090019" w:tentative="1">
+      <w:start w:val="1"/>
+      <w:numFmt w:val="lowerLetter"/>
+      <w:lvlText w:val="%5)"/>
+      <w:lvlJc w:val="left"/>
+      <w:pPr>
+        <w:ind w:left="2200" w:hanging="440"/>
+      </w:pPr>
+    </w:lvl>
+    <w:lvl w:ilvl="5" w:tplc="0409001B" w:tentative="1">
+      <w:start w:val="1"/>
+      <w:numFmt w:val="lowerRoman"/>
+      <w:lvlText w:val="%6."/>
+      <w:lvlJc w:val="right"/>
+      <w:pPr>
+        <w:ind w:left="2640" w:hanging="440"/>
+      </w:pPr>
+    </w:lvl>
+    <w:lvl w:ilvl="6" w:tplc="0409000F" w:tentative="1">
+      <w:start w:val="1"/>
+      <w:numFmt w:val="decimal"/>
+      <w:lvlText w:val="%7."/>
+      <w:lvlJc w:val="left"/>
+      <w:pPr>
+        <w:ind w:left="3080" w:hanging="440"/>
+      </w:pPr>
+    </w:lvl>
+    <w:lvl w:ilvl="7" w:tplc="04090019" w:tentative="1">
+      <w:start w:val="1"/>
+      <w:numFmt w:val="lowerLetter"/>
+      <w:lvlText w:val="%8)"/>
+      <w:lvlJc w:val="left"/>
+      <w:pPr>
+        <w:ind w:left="3520" w:hanging="440"/>
+      </w:pPr>
+    </w:lvl>
+    <w:lvl w:ilvl="8" w:tplc="0409001B" w:tentative="1">
+      <w:start w:val="1"/>
+      <w:numFmt w:val="lowerRoman"/>
+      <w:lvlText w:val="%9."/>
+      <w:lvlJc w:val="right"/>
+      <w:pPr>
+        <w:ind w:left="3960" w:hanging="440"/>
+      </w:pPr>
+    </w:lvl>
+  </w:abstractNum>
+  <w:abstractNum w:abstractNumId="1" w15:restartNumberingAfterBreak="0">
+    <w:nsid w:val="2C0A3263"/>
+    <w:multiLevelType w:val="hybridMultilevel"/>
+    <w:tmpl w:val="F7D2FCD6"/>
+    <w:lvl w:ilvl="0" w:tplc="06E84FC6">
+      <w:start w:val="1"/>
+      <w:numFmt w:val="decimal"/>
+      <w:lvlText w:val="%1"/>
+      <w:lvlJc w:val="left"/>
+      <w:pPr>
+        <w:ind w:left="360" w:hanging="360"/>
+      </w:pPr>
+      <w:rPr>
+        <w:rFonts w:hint="default"/>
+      </w:rPr>
+    </w:lvl>
+    <w:lvl w:ilvl="1" w:tplc="04090019" w:tentative="1">
+      <w:start w:val="1"/>
+      <w:numFmt w:val="lowerLetter"/>
+      <w:lvlText w:val="%2)"/>
+      <w:lvlJc w:val="left"/>
+      <w:pPr>
+        <w:ind w:left="880" w:hanging="440"/>
+      </w:pPr>
+    </w:lvl>
+    <w:lvl w:ilvl="2" w:tplc="0409001B" w:tentative="1">
+      <w:start w:val="1"/>
+      <w:numFmt w:val="lowerRoman"/>
+      <w:lvlText w:val="%3."/>
+      <w:lvlJc w:val="right"/>
+      <w:pPr>
+        <w:ind w:left="1320" w:hanging="440"/>
+      </w:pPr>
+    </w:lvl>
+    <w:lvl w:ilvl="3" w:tplc="0409000F" w:tentative="1">
+      <w:start w:val="1"/>
+      <w:numFmt w:val="decimal"/>
+      <w:lvlText w:val="%4."/>
+      <w:lvlJc w:val="left"/>
+      <w:pPr>
+        <w:ind w:left="1760" w:hanging="440"/>
+      </w:pPr>
+    </w:lvl>
+    <w:lvl w:ilvl="4" w:tplc="04090019" w:tentative="1">
+      <w:start w:val="1"/>
+      <w:numFmt w:val="lowerLetter"/>
+      <w:lvlText w:val="%5)"/>
+      <w:lvlJc w:val="left"/>
+      <w:pPr>
+        <w:ind w:left="2200" w:hanging="440"/>
+      </w:pPr>
+    </w:lvl>
+    <w:lvl w:ilvl="5" w:tplc="0409001B" w:tentative="1">
+      <w:start w:val="1"/>
+      <w:numFmt w:val="lowerRoman"/>
+      <w:lvlText w:val="%6."/>
+      <w:lvlJc w:val="right"/>
+      <w:pPr>
+        <w:ind w:left="2640" w:hanging="440"/>
+      </w:pPr>
+    </w:lvl>
+    <w:lvl w:ilvl="6" w:tplc="0409000F" w:tentative="1">
+      <w:start w:val="1"/>
+      <w:numFmt w:val="decimal"/>
+      <w:lvlText w:val="%7."/>
+      <w:lvlJc w:val="left"/>
+      <w:pPr>
+        <w:ind w:left="3080" w:hanging="440"/>
+      </w:pPr>
+    </w:lvl>
+    <w:lvl w:ilvl="7" w:tplc="04090019" w:tentative="1">
+      <w:start w:val="1"/>
+      <w:numFmt w:val="lowerLetter"/>
+      <w:lvlText w:val="%8)"/>
+      <w:lvlJc w:val="left"/>
+      <w:pPr>
+        <w:ind w:left="3520" w:hanging="440"/>
+      </w:pPr>
+    </w:lvl>
+    <w:lvl w:ilvl="8" w:tplc="0409001B" w:tentative="1">
+      <w:start w:val="1"/>
+      <w:numFmt w:val="lowerRoman"/>
+      <w:lvlText w:val="%9."/>
+      <w:lvlJc w:val="right"/>
+      <w:pPr>
+        <w:ind w:left="3960" w:hanging="440"/>
+      </w:pPr>
+    </w:lvl>
+  </w:abstractNum>
+  <w:abstractNum w:abstractNumId="2" w15:restartNumberingAfterBreak="0">
+    <w:nsid w:val="3B4B7B71"/>
+    <w:multiLevelType w:val="hybridMultilevel"/>
+    <w:tmpl w:val="B7C0F87E"/>
+    <w:lvl w:ilvl="0" w:tplc="E9168E32">
+      <w:start w:val="5"/>
+      <w:numFmt w:val="decimal"/>
+      <w:lvlText w:val="%1."/>
+      <w:lvlJc w:val="left"/>
+      <w:pPr>
+        <w:ind w:left="720" w:hanging="720"/>
+      </w:pPr>
+      <w:rPr>
+        <w:rFonts w:hint="default"/>
+      </w:rPr>
+    </w:lvl>
+    <w:lvl w:ilvl="1" w:tplc="04090019" w:tentative="1">
+      <w:start w:val="1"/>
+      <w:numFmt w:val="lowerLetter"/>
+      <w:lvlText w:val="%2)"/>
+      <w:lvlJc w:val="left"/>
+      <w:pPr>
+        <w:ind w:left="880" w:hanging="440"/>
+      </w:pPr>
+    </w:lvl>
+    <w:lvl w:ilvl="2" w:tplc="0409001B" w:tentative="1">
+      <w:start w:val="1"/>
+      <w:numFmt w:val="lowerRoman"/>
+      <w:lvlText w:val="%3."/>
+      <w:lvlJc w:val="right"/>
+      <w:pPr>
+        <w:ind w:left="1320" w:hanging="440"/>
+      </w:pPr>
+    </w:lvl>
+    <w:lvl w:ilvl="3" w:tplc="0409000F" w:tentative="1">
+      <w:start w:val="1"/>
+      <w:numFmt w:val="decimal"/>
+      <w:lvlText w:val="%4."/>
+      <w:lvlJc w:val="left"/>
+      <w:pPr>
+        <w:ind w:left="1760" w:hanging="440"/>
+      </w:pPr>
+    </w:lvl>
+    <w:lvl w:ilvl="4" w:tplc="04090019" w:tentative="1">
+      <w:start w:val="1"/>
+      <w:numFmt w:val="lowerLetter"/>
+      <w:lvlText w:val="%5)"/>
+      <w:lvlJc w:val="left"/>
+      <w:pPr>
+        <w:ind w:left="2200" w:hanging="440"/>
+      </w:pPr>
+    </w:lvl>
+    <w:lvl w:ilvl="5" w:tplc="0409001B" w:tentative="1">
+      <w:start w:val="1"/>
+      <w:numFmt w:val="lowerRoman"/>
+      <w:lvlText w:val="%6."/>
+      <w:lvlJc w:val="right"/>
+      <w:pPr>
+        <w:ind w:left="2640" w:hanging="440"/>
+      </w:pPr>
+    </w:lvl>
+    <w:lvl w:ilvl="6" w:tplc="0409000F" w:tentative="1">
+      <w:start w:val="1"/>
+      <w:numFmt w:val="decimal"/>
+      <w:lvlText w:val="%7."/>
+      <w:lvlJc w:val="left"/>
+      <w:pPr>
+        <w:ind w:left="3080" w:hanging="440"/>
+      </w:pPr>
+    </w:lvl>
+    <w:lvl w:ilvl="7" w:tplc="04090019" w:tentative="1">
+      <w:start w:val="1"/>
+      <w:numFmt w:val="lowerLetter"/>
+      <w:lvlText w:val="%8)"/>
+      <w:lvlJc w:val="left"/>
+      <w:pPr>
+        <w:ind w:left="3520" w:hanging="440"/>
+      </w:pPr>
+    </w:lvl>
+    <w:lvl w:ilvl="8" w:tplc="0409001B" w:tentative="1">
+      <w:start w:val="1"/>
+      <w:numFmt w:val="lowerRoman"/>
+      <w:lvlText w:val="%9."/>
+      <w:lvlJc w:val="right"/>
+      <w:pPr>
+        <w:ind w:left="3960" w:hanging="440"/>
+      </w:pPr>
+    </w:lvl>
+  </w:abstractNum>
+  <w:abstractNum w:abstractNumId="3" w15:restartNumberingAfterBreak="0">
+    <w:nsid w:val="40A24843"/>
+    <w:multiLevelType w:val="hybridMultilevel"/>
+    <w:tmpl w:val="984C3E54"/>
+    <w:lvl w:ilvl="0" w:tplc="D312F946">
+      <w:start w:val="1"/>
+      <w:numFmt w:val="decimal"/>
+      <w:lvlText w:val="%1"/>
+      <w:lvlJc w:val="left"/>
+      <w:pPr>
+        <w:ind w:left="360" w:hanging="360"/>
+      </w:pPr>
+      <w:rPr>
+        <w:rFonts w:hint="default"/>
+      </w:rPr>
+    </w:lvl>
+    <w:lvl w:ilvl="1" w:tplc="04090019" w:tentative="1">
+      <w:start w:val="1"/>
+      <w:numFmt w:val="lowerLetter"/>
+      <w:lvlText w:val="%2)"/>
+      <w:lvlJc w:val="left"/>
+      <w:pPr>
+        <w:ind w:left="880" w:hanging="440"/>
+      </w:pPr>
+    </w:lvl>
+    <w:lvl w:ilvl="2" w:tplc="0409001B" w:tentative="1">
+      <w:start w:val="1"/>
+      <w:numFmt w:val="lowerRoman"/>
+      <w:lvlText w:val="%3."/>
+      <w:lvlJc w:val="right"/>
+      <w:pPr>
+        <w:ind w:left="1320" w:hanging="440"/>
+      </w:pPr>
+    </w:lvl>
+    <w:lvl w:ilvl="3" w:tplc="0409000F" w:tentative="1">
+      <w:start w:val="1"/>
+      <w:numFmt w:val="decimal"/>
+      <w:lvlText w:val="%4."/>
+      <w:lvlJc w:val="left"/>
+      <w:pPr>
+        <w:ind w:left="1760" w:hanging="440"/>
+      </w:pPr>
+    </w:lvl>
+    <w:lvl w:ilvl="4" w:tplc="04090019" w:tentative="1">
+      <w:start w:val="1"/>
+      <w:numFmt w:val="lowerLetter"/>
+      <w:lvlText w:val="%5)"/>
+      <w:lvlJc w:val="left"/>
+      <w:pPr>
+        <w:ind w:left="2200" w:hanging="440"/>
+      </w:pPr>
+    </w:lvl>
+    <w:lvl w:ilvl="5" w:tplc="0409001B" w:tentative="1">
+      <w:start w:val="1"/>
+      <w:numFmt w:val="lowerRoman"/>
+      <w:lvlText w:val="%6."/>
+      <w:lvlJc w:val="right"/>
+      <w:pPr>
+        <w:ind w:left="2640" w:hanging="440"/>
+      </w:pPr>
+    </w:lvl>
+    <w:lvl w:ilvl="6" w:tplc="0409000F" w:tentative="1">
+      <w:start w:val="1"/>
+      <w:numFmt w:val="decimal"/>
+      <w:lvlText w:val="%7."/>
+      <w:lvlJc w:val="left"/>
+      <w:pPr>
+        <w:ind w:left="3080" w:hanging="440"/>
+      </w:pPr>
+    </w:lvl>
+    <w:lvl w:ilvl="7" w:tplc="04090019" w:tentative="1">
+      <w:start w:val="1"/>
+      <w:numFmt w:val="lowerLetter"/>
+      <w:lvlText w:val="%8)"/>
+      <w:lvlJc w:val="left"/>
+      <w:pPr>
+        <w:ind w:left="3520" w:hanging="440"/>
+      </w:pPr>
+    </w:lvl>
+    <w:lvl w:ilvl="8" w:tplc="0409001B" w:tentative="1">
+      <w:start w:val="1"/>
+      <w:numFmt w:val="lowerRoman"/>
+      <w:lvlText w:val="%9."/>
+      <w:lvlJc w:val="right"/>
+      <w:pPr>
+        <w:ind w:left="3960" w:hanging="440"/>
+      </w:pPr>
+    </w:lvl>
+  </w:abstractNum>
+  <w:abstractNum w:abstractNumId="4" w15:restartNumberingAfterBreak="0">
     <w:nsid w:val="784D0114"/>
     <w:multiLevelType w:val="multilevel"/>
     <w:tmpl w:val="E938C9D2"/>
@@ -7246,7 +9098,7 @@
       </w:rPr>
     </w:lvl>
   </w:abstractNum>
-  <w:abstractNum w:abstractNumId="1" w15:restartNumberingAfterBreak="0">
+  <w:abstractNum w:abstractNumId="5" w15:restartNumberingAfterBreak="0">
     <w:nsid w:val="7B012BA0"/>
     <w:multiLevelType w:val="multilevel"/>
     <w:tmpl w:val="D3DEA242"/>
@@ -7368,10 +9220,22 @@
     </w:lvl>
   </w:abstractNum>
   <w:num w:numId="1" w16cid:durableId="941886235">
-    <w:abstractNumId w:val="1"/>
+    <w:abstractNumId w:val="5"/>
   </w:num>
   <w:num w:numId="2" w16cid:durableId="903417525">
+    <w:abstractNumId w:val="4"/>
+  </w:num>
+  <w:num w:numId="3" w16cid:durableId="1606958230">
+    <w:abstractNumId w:val="2"/>
+  </w:num>
+  <w:num w:numId="4" w16cid:durableId="479152084">
     <w:abstractNumId w:val="0"/>
+  </w:num>
+  <w:num w:numId="5" w16cid:durableId="1129082446">
+    <w:abstractNumId w:val="3"/>
+  </w:num>
+  <w:num w:numId="6" w16cid:durableId="1261793020">
+    <w:abstractNumId w:val="1"/>
   </w:num>
 </w:numbering>
 </file>
@@ -7981,7 +9845,6 @@
   <w:style w:type="character" w:default="1" w:styleId="a0">
     <w:name w:val="Default Paragraph Font"/>
     <w:uiPriority w:val="1"/>
-    <w:semiHidden/>
     <w:unhideWhenUsed/>
   </w:style>
   <w:style w:type="table" w:default="1" w:styleId="a1">

--- a/科创芯片ETF报告/科创芯片ETF报告.docx
+++ b/科创芯片ETF报告/科创芯片ETF报告.docx
@@ -5,26 +5,26 @@
     <w:p>
       <w:pPr>
         <w:rPr>
-          <w:rFonts w:hint="eastAsia"/>
+          <w:rFonts w:ascii="楷体" w:eastAsia="楷体" w:hAnsi="楷体" w:hint="eastAsia"/>
         </w:rPr>
       </w:pPr>
       <w:proofErr w:type="gramStart"/>
       <w:r>
         <w:rPr>
-          <w:rFonts w:hint="eastAsia"/>
+          <w:rFonts w:ascii="楷体" w:eastAsia="楷体" w:hAnsi="楷体" w:hint="eastAsia"/>
         </w:rPr>
         <w:t>科创芯片</w:t>
       </w:r>
       <w:proofErr w:type="gramEnd"/>
       <w:r>
         <w:rPr>
-          <w:rFonts w:hint="eastAsia"/>
+          <w:rFonts w:ascii="楷体" w:eastAsia="楷体" w:hAnsi="楷体" w:hint="eastAsia"/>
         </w:rPr>
         <w:t>嘉实440亿+</w:t>
       </w:r>
       <w:r>
         <w:rPr>
-          <w:rFonts w:hint="eastAsia"/>
+          <w:rFonts w:ascii="楷体" w:eastAsia="楷体" w:hAnsi="楷体" w:hint="eastAsia"/>
         </w:rPr>
         <w:t xml:space="preserve"> 588200 SH</w:t>
       </w:r>
@@ -32,26 +32,26 @@
     <w:p>
       <w:pPr>
         <w:rPr>
-          <w:rFonts w:hint="eastAsia"/>
+          <w:rFonts w:ascii="楷体" w:eastAsia="楷体" w:hAnsi="楷体" w:hint="eastAsia"/>
         </w:rPr>
       </w:pPr>
       <w:proofErr w:type="gramStart"/>
       <w:r>
         <w:rPr>
-          <w:rFonts w:hint="eastAsia"/>
+          <w:rFonts w:ascii="楷体" w:eastAsia="楷体" w:hAnsi="楷体" w:hint="eastAsia"/>
         </w:rPr>
         <w:t>科创芯片汇添富</w:t>
       </w:r>
       <w:proofErr w:type="gramEnd"/>
       <w:r>
         <w:rPr>
-          <w:rFonts w:hint="eastAsia"/>
+          <w:rFonts w:ascii="楷体" w:eastAsia="楷体" w:hAnsi="楷体" w:hint="eastAsia"/>
         </w:rPr>
         <w:t>55亿</w:t>
       </w:r>
       <w:r>
         <w:rPr>
-          <w:rFonts w:hint="eastAsia"/>
+          <w:rFonts w:ascii="楷体" w:eastAsia="楷体" w:hAnsi="楷体" w:hint="eastAsia"/>
         </w:rPr>
         <w:t xml:space="preserve"> 588750 SH</w:t>
       </w:r>
@@ -59,12 +59,12 @@
     <w:p>
       <w:pPr>
         <w:rPr>
-          <w:rFonts w:hint="eastAsia"/>
-        </w:rPr>
-      </w:pPr>
-      <w:r>
-        <w:rPr>
-          <w:rFonts w:hint="eastAsia"/>
+          <w:rFonts w:ascii="楷体" w:eastAsia="楷体" w:hAnsi="楷体" w:hint="eastAsia"/>
+        </w:rPr>
+      </w:pPr>
+      <w:r>
+        <w:rPr>
+          <w:rFonts w:ascii="楷体" w:eastAsia="楷体" w:hAnsi="楷体" w:hint="eastAsia"/>
         </w:rPr>
         <w:t>华安42亿</w:t>
       </w:r>
@@ -72,12 +72,12 @@
     <w:p>
       <w:pPr>
         <w:rPr>
-          <w:rFonts w:hint="eastAsia"/>
-        </w:rPr>
-      </w:pPr>
-      <w:r>
-        <w:rPr>
-          <w:rFonts w:hint="eastAsia"/>
+          <w:rFonts w:ascii="楷体" w:eastAsia="楷体" w:hAnsi="楷体" w:hint="eastAsia"/>
+        </w:rPr>
+      </w:pPr>
+      <w:r>
+        <w:rPr>
+          <w:rFonts w:ascii="楷体" w:eastAsia="楷体" w:hAnsi="楷体" w:hint="eastAsia"/>
         </w:rPr>
         <w:t>南方32亿</w:t>
       </w:r>
@@ -85,147 +85,224 @@
     <w:p>
       <w:pPr>
         <w:rPr>
-          <w:rFonts w:hint="eastAsia"/>
-        </w:rPr>
-      </w:pPr>
-    </w:p>
-    <w:p>
-      <w:pPr>
-        <w:rPr>
-          <w:rFonts w:hint="eastAsia"/>
-        </w:rPr>
-      </w:pPr>
-    </w:p>
-    <w:p>
-      <w:pPr>
-        <w:rPr>
-          <w:rFonts w:hint="eastAsia"/>
-        </w:rPr>
-      </w:pPr>
-    </w:p>
-    <w:p>
-      <w:pPr>
-        <w:rPr>
-          <w:rFonts w:hint="eastAsia"/>
-        </w:rPr>
-      </w:pPr>
-    </w:p>
-    <w:p>
-      <w:pPr>
-        <w:rPr>
-          <w:rFonts w:hint="eastAsia"/>
-        </w:rPr>
-      </w:pPr>
-    </w:p>
-    <w:p>
-      <w:pPr>
-        <w:rPr>
-          <w:rFonts w:hint="eastAsia"/>
-        </w:rPr>
-      </w:pPr>
-    </w:p>
-    <w:p>
-      <w:pPr>
-        <w:rPr>
-          <w:rFonts w:hint="eastAsia"/>
-        </w:rPr>
-      </w:pPr>
-    </w:p>
-    <w:p>
-      <w:pPr>
-        <w:rPr>
-          <w:rFonts w:hint="eastAsia"/>
-        </w:rPr>
-      </w:pPr>
-    </w:p>
-    <w:p>
-      <w:pPr>
-        <w:rPr>
-          <w:rFonts w:hint="eastAsia"/>
-        </w:rPr>
-      </w:pPr>
-    </w:p>
-    <w:p>
-      <w:pPr>
-        <w:rPr>
-          <w:rFonts w:hint="eastAsia"/>
-        </w:rPr>
-      </w:pPr>
-    </w:p>
-    <w:p>
-      <w:pPr>
-        <w:rPr>
-          <w:rFonts w:hint="eastAsia"/>
-        </w:rPr>
-      </w:pPr>
-    </w:p>
-    <w:p>
-      <w:pPr>
-        <w:rPr>
-          <w:rFonts w:hint="eastAsia"/>
-        </w:rPr>
-      </w:pPr>
-    </w:p>
-    <w:p>
-      <w:pPr>
-        <w:rPr>
-          <w:rFonts w:hint="eastAsia"/>
-        </w:rPr>
-      </w:pPr>
-    </w:p>
-    <w:p>
-      <w:pPr>
-        <w:rPr>
-          <w:rFonts w:hint="eastAsia"/>
-        </w:rPr>
-      </w:pPr>
-    </w:p>
-    <w:p>
-      <w:pPr>
-        <w:rPr>
-          <w:rFonts w:hint="eastAsia"/>
-        </w:rPr>
-      </w:pPr>
-    </w:p>
-    <w:p>
-      <w:pPr>
-        <w:rPr>
-          <w:rFonts w:hint="eastAsia"/>
-        </w:rPr>
-      </w:pPr>
-    </w:p>
-    <w:p>
-      <w:pPr>
-        <w:rPr>
-          <w:rFonts w:hint="eastAsia"/>
-        </w:rPr>
-      </w:pPr>
-    </w:p>
-    <w:p>
-      <w:pPr>
-        <w:rPr>
-          <w:rFonts w:hint="eastAsia"/>
-        </w:rPr>
-      </w:pPr>
-    </w:p>
-    <w:p>
-      <w:pPr>
-        <w:rPr>
-          <w:rFonts w:hint="eastAsia"/>
-        </w:rPr>
-      </w:pPr>
-    </w:p>
-    <w:p>
-      <w:pPr>
-        <w:rPr>
-          <w:rFonts w:hint="eastAsia"/>
-        </w:rPr>
-      </w:pPr>
-    </w:p>
-    <w:p>
-      <w:pPr>
-        <w:rPr>
-          <w:rFonts w:hint="eastAsia"/>
+          <w:rFonts w:ascii="楷体" w:eastAsia="楷体" w:hAnsi="楷体" w:hint="eastAsia"/>
+        </w:rPr>
+      </w:pPr>
+    </w:p>
+    <w:p>
+      <w:pPr>
+        <w:rPr>
+          <w:rFonts w:ascii="楷体" w:eastAsia="楷体" w:hAnsi="楷体"/>
+        </w:rPr>
+      </w:pPr>
+      <w:r>
+        <w:rPr>
+          <w:rFonts w:ascii="楷体" w:eastAsia="楷体" w:hAnsi="楷体" w:hint="eastAsia"/>
+        </w:rPr>
+        <w:t>投资逻辑</w:t>
+      </w:r>
+    </w:p>
+    <w:p>
+      <w:pPr>
+        <w:pStyle w:val="a9"/>
+        <w:numPr>
+          <w:ilvl w:val="0"/>
+          <w:numId w:val="7"/>
+        </w:numPr>
+        <w:rPr>
+          <w:rFonts w:ascii="楷体" w:eastAsia="楷体" w:hAnsi="楷体"/>
+        </w:rPr>
+      </w:pPr>
+      <w:r>
+        <w:rPr>
+          <w:rFonts w:ascii="楷体" w:eastAsia="楷体" w:hAnsi="楷体" w:hint="eastAsia"/>
+        </w:rPr>
+        <w:t>四云维度，下游是全线拉动</w:t>
+      </w:r>
+    </w:p>
+    <w:p>
+      <w:pPr>
+        <w:pStyle w:val="a9"/>
+        <w:numPr>
+          <w:ilvl w:val="0"/>
+          <w:numId w:val="7"/>
+        </w:numPr>
+        <w:rPr>
+          <w:rFonts w:ascii="楷体" w:eastAsia="楷体" w:hAnsi="楷体"/>
+        </w:rPr>
+      </w:pPr>
+      <w:r>
+        <w:rPr>
+          <w:rFonts w:ascii="楷体" w:eastAsia="楷体" w:hAnsi="楷体" w:hint="eastAsia"/>
+        </w:rPr>
+        <w:t>国产替代上早晚要做</w:t>
+      </w:r>
+    </w:p>
+    <w:p>
+      <w:pPr>
+        <w:pStyle w:val="a9"/>
+        <w:numPr>
+          <w:ilvl w:val="0"/>
+          <w:numId w:val="7"/>
+        </w:numPr>
+        <w:rPr>
+          <w:rFonts w:ascii="楷体" w:eastAsia="楷体" w:hAnsi="楷体"/>
+        </w:rPr>
+      </w:pPr>
+      <w:r>
+        <w:rPr>
+          <w:rFonts w:ascii="楷体" w:eastAsia="楷体" w:hAnsi="楷体" w:hint="eastAsia"/>
+        </w:rPr>
+        <w:t>新时代大出口战略之一</w:t>
+      </w:r>
+    </w:p>
+    <w:p>
+      <w:pPr>
+        <w:pStyle w:val="a9"/>
+        <w:numPr>
+          <w:ilvl w:val="0"/>
+          <w:numId w:val="7"/>
+        </w:numPr>
+        <w:rPr>
+          <w:rFonts w:ascii="楷体" w:eastAsia="楷体" w:hAnsi="楷体"/>
+        </w:rPr>
+      </w:pPr>
+      <w:r>
+        <w:rPr>
+          <w:rFonts w:ascii="楷体" w:eastAsia="楷体" w:hAnsi="楷体" w:hint="eastAsia"/>
+        </w:rPr>
+        <w:t>产品升级补短板</w:t>
+      </w:r>
+    </w:p>
+    <w:p>
+      <w:pPr>
+        <w:rPr>
+          <w:rFonts w:ascii="楷体" w:eastAsia="楷体" w:hAnsi="楷体"/>
+        </w:rPr>
+      </w:pPr>
+    </w:p>
+    <w:p>
+      <w:pPr>
+        <w:rPr>
+          <w:rFonts w:ascii="楷体" w:eastAsia="楷体" w:hAnsi="楷体" w:hint="eastAsia"/>
+        </w:rPr>
+      </w:pPr>
+      <w:r>
+        <w:rPr>
+          <w:rFonts w:ascii="楷体" w:eastAsia="楷体" w:hAnsi="楷体" w:hint="eastAsia"/>
+        </w:rPr>
+        <w:t>整个还是要分成几层来看，尽精微吧还是尽量</w:t>
+      </w:r>
+    </w:p>
+    <w:p>
+      <w:pPr>
+        <w:rPr>
+          <w:rFonts w:ascii="楷体" w:eastAsia="楷体" w:hAnsi="楷体" w:hint="eastAsia"/>
+        </w:rPr>
+      </w:pPr>
+    </w:p>
+    <w:p>
+      <w:pPr>
+        <w:rPr>
+          <w:rFonts w:ascii="楷体" w:eastAsia="楷体" w:hAnsi="楷体" w:hint="eastAsia"/>
+        </w:rPr>
+      </w:pPr>
+    </w:p>
+    <w:p>
+      <w:pPr>
+        <w:rPr>
+          <w:rFonts w:ascii="楷体" w:eastAsia="楷体" w:hAnsi="楷体" w:hint="eastAsia"/>
+        </w:rPr>
+      </w:pPr>
+    </w:p>
+    <w:p>
+      <w:pPr>
+        <w:rPr>
+          <w:rFonts w:ascii="楷体" w:eastAsia="楷体" w:hAnsi="楷体" w:hint="eastAsia"/>
+        </w:rPr>
+      </w:pPr>
+    </w:p>
+    <w:p>
+      <w:pPr>
+        <w:rPr>
+          <w:rFonts w:ascii="楷体" w:eastAsia="楷体" w:hAnsi="楷体" w:hint="eastAsia"/>
+        </w:rPr>
+      </w:pPr>
+    </w:p>
+    <w:p>
+      <w:pPr>
+        <w:rPr>
+          <w:rFonts w:ascii="楷体" w:eastAsia="楷体" w:hAnsi="楷体" w:hint="eastAsia"/>
+        </w:rPr>
+      </w:pPr>
+    </w:p>
+    <w:p>
+      <w:pPr>
+        <w:rPr>
+          <w:rFonts w:ascii="楷体" w:eastAsia="楷体" w:hAnsi="楷体" w:hint="eastAsia"/>
+        </w:rPr>
+      </w:pPr>
+    </w:p>
+    <w:p>
+      <w:pPr>
+        <w:rPr>
+          <w:rFonts w:ascii="楷体" w:eastAsia="楷体" w:hAnsi="楷体" w:hint="eastAsia"/>
+        </w:rPr>
+      </w:pPr>
+    </w:p>
+    <w:p>
+      <w:pPr>
+        <w:rPr>
+          <w:rFonts w:ascii="楷体" w:eastAsia="楷体" w:hAnsi="楷体" w:hint="eastAsia"/>
+        </w:rPr>
+      </w:pPr>
+    </w:p>
+    <w:p>
+      <w:pPr>
+        <w:rPr>
+          <w:rFonts w:ascii="楷体" w:eastAsia="楷体" w:hAnsi="楷体" w:hint="eastAsia"/>
+        </w:rPr>
+      </w:pPr>
+    </w:p>
+    <w:p>
+      <w:pPr>
+        <w:rPr>
+          <w:rFonts w:ascii="楷体" w:eastAsia="楷体" w:hAnsi="楷体" w:hint="eastAsia"/>
+        </w:rPr>
+      </w:pPr>
+    </w:p>
+    <w:p>
+      <w:pPr>
+        <w:rPr>
+          <w:rFonts w:ascii="楷体" w:eastAsia="楷体" w:hAnsi="楷体" w:hint="eastAsia"/>
+        </w:rPr>
+      </w:pPr>
+    </w:p>
+    <w:p>
+      <w:pPr>
+        <w:rPr>
+          <w:rFonts w:ascii="楷体" w:eastAsia="楷体" w:hAnsi="楷体" w:hint="eastAsia"/>
+        </w:rPr>
+      </w:pPr>
+    </w:p>
+    <w:p>
+      <w:pPr>
+        <w:rPr>
+          <w:rFonts w:ascii="楷体" w:eastAsia="楷体" w:hAnsi="楷体" w:hint="eastAsia"/>
+        </w:rPr>
+      </w:pPr>
+    </w:p>
+    <w:p>
+      <w:pPr>
+        <w:rPr>
+          <w:rFonts w:ascii="楷体" w:eastAsia="楷体" w:hAnsi="楷体" w:hint="eastAsia"/>
+        </w:rPr>
+      </w:pPr>
+    </w:p>
+    <w:p>
+      <w:pPr>
+        <w:rPr>
+          <w:rFonts w:ascii="楷体" w:eastAsia="楷体" w:hAnsi="楷体" w:hint="eastAsia"/>
         </w:rPr>
       </w:pPr>
     </w:p>
@@ -273,6 +350,7 @@
       <w:pPr>
         <w:pStyle w:val="ae"/>
         <w:rPr>
+          <w:rFonts w:ascii="楷体" w:hAnsi="楷体"/>
           <w:sz w:val="16"/>
           <w:szCs w:val="13"/>
         </w:rPr>
@@ -323,6 +401,9 @@
           <w:p>
             <w:pPr>
               <w:pStyle w:val="ae"/>
+              <w:rPr>
+                <w:rFonts w:ascii="楷体" w:hAnsi="楷体"/>
+              </w:rPr>
             </w:pPr>
             <w:r>
               <w:rPr>
@@ -340,6 +421,9 @@
           <w:p>
             <w:pPr>
               <w:pStyle w:val="ae"/>
+              <w:rPr>
+                <w:rFonts w:ascii="楷体" w:hAnsi="楷体"/>
+              </w:rPr>
             </w:pPr>
             <w:bookmarkStart w:id="2" w:name="OLE_LINK3"/>
             <w:proofErr w:type="gramStart"/>
@@ -366,13 +450,7 @@
               <w:rPr>
                 <w:rFonts w:ascii="楷体" w:hAnsi="楷体" w:hint="eastAsia"/>
               </w:rPr>
-              <w:t>（</w:t>
-            </w:r>
-            <w:r>
-              <w:rPr>
-                <w:rFonts w:ascii="楷体" w:hAnsi="楷体" w:hint="eastAsia"/>
-              </w:rPr>
-              <w:t>5</w:t>
+              <w:t>（5</w:t>
             </w:r>
             <w:r>
               <w:rPr>
@@ -384,25 +462,7 @@
               <w:rPr>
                 <w:rFonts w:ascii="楷体" w:hAnsi="楷体" w:hint="eastAsia"/>
               </w:rPr>
-              <w:t>.S</w:t>
-            </w:r>
-            <w:r>
-              <w:rPr>
-                <w:rFonts w:ascii="楷体" w:hAnsi="楷体" w:hint="eastAsia"/>
-              </w:rPr>
-              <w:t>H</w:t>
-            </w:r>
-            <w:r>
-              <w:rPr>
-                <w:rFonts w:ascii="楷体" w:hAnsi="楷体" w:hint="eastAsia"/>
-              </w:rPr>
-              <w:t>）</w:t>
-            </w:r>
-            <w:r>
-              <w:rPr>
-                <w:rFonts w:ascii="楷体" w:hAnsi="楷体" w:hint="eastAsia"/>
-              </w:rPr>
-              <w:t>、</w:t>
+              <w:t>.SH）、</w:t>
             </w:r>
             <w:proofErr w:type="gramStart"/>
             <w:r>
@@ -430,13 +490,7 @@
               <w:rPr>
                 <w:rFonts w:ascii="楷体" w:hAnsi="楷体" w:hint="eastAsia"/>
               </w:rPr>
-              <w:t>（</w:t>
-            </w:r>
-            <w:r>
-              <w:rPr>
-                <w:rFonts w:ascii="楷体" w:hAnsi="楷体" w:hint="eastAsia"/>
-              </w:rPr>
-              <w:t>5</w:t>
+              <w:t>（5</w:t>
             </w:r>
             <w:r>
               <w:rPr>
@@ -448,19 +502,7 @@
               <w:rPr>
                 <w:rFonts w:ascii="楷体" w:hAnsi="楷体" w:hint="eastAsia"/>
               </w:rPr>
-              <w:t>.S</w:t>
-            </w:r>
-            <w:r>
-              <w:rPr>
-                <w:rFonts w:ascii="楷体" w:hAnsi="楷体" w:hint="eastAsia"/>
-              </w:rPr>
-              <w:t>H</w:t>
-            </w:r>
-            <w:r>
-              <w:rPr>
-                <w:rFonts w:ascii="楷体" w:hAnsi="楷体" w:hint="eastAsia"/>
-              </w:rPr>
-              <w:t>）</w:t>
+              <w:t>.SH）</w:t>
             </w:r>
             <w:bookmarkEnd w:id="2"/>
           </w:p>
@@ -479,6 +521,9 @@
           <w:p>
             <w:pPr>
               <w:pStyle w:val="ae"/>
+              <w:rPr>
+                <w:rFonts w:ascii="楷体" w:hAnsi="楷体"/>
+              </w:rPr>
             </w:pPr>
             <w:r>
               <w:rPr>
@@ -496,6 +541,9 @@
           <w:p>
             <w:pPr>
               <w:pStyle w:val="ae"/>
+              <w:rPr>
+                <w:rFonts w:ascii="楷体" w:hAnsi="楷体"/>
+              </w:rPr>
             </w:pPr>
             <w:r>
               <w:rPr>
@@ -519,6 +567,9 @@
           <w:p>
             <w:pPr>
               <w:pStyle w:val="ae"/>
+              <w:rPr>
+                <w:rFonts w:ascii="楷体" w:hAnsi="楷体"/>
+              </w:rPr>
             </w:pPr>
             <w:r>
               <w:rPr>
@@ -536,6 +587,9 @@
           <w:p>
             <w:pPr>
               <w:pStyle w:val="ae"/>
+              <w:rPr>
+                <w:rFonts w:ascii="楷体" w:hAnsi="楷体"/>
+              </w:rPr>
             </w:pPr>
             <w:r>
               <w:rPr>
@@ -559,6 +613,9 @@
           <w:p>
             <w:pPr>
               <w:pStyle w:val="ae"/>
+              <w:rPr>
+                <w:rFonts w:ascii="楷体" w:hAnsi="楷体"/>
+              </w:rPr>
             </w:pPr>
             <w:r>
               <w:rPr>
@@ -576,6 +633,9 @@
           <w:p>
             <w:pPr>
               <w:pStyle w:val="ae"/>
+              <w:rPr>
+                <w:rFonts w:ascii="楷体" w:hAnsi="楷体"/>
+              </w:rPr>
             </w:pPr>
             <w:r>
               <w:rPr>
@@ -599,6 +659,9 @@
           <w:p>
             <w:pPr>
               <w:pStyle w:val="ae"/>
+              <w:rPr>
+                <w:rFonts w:ascii="楷体" w:hAnsi="楷体"/>
+              </w:rPr>
             </w:pPr>
             <w:r>
               <w:rPr>
@@ -616,6 +679,9 @@
           <w:p>
             <w:pPr>
               <w:pStyle w:val="ae"/>
+              <w:rPr>
+                <w:rFonts w:ascii="楷体" w:hAnsi="楷体"/>
+              </w:rPr>
             </w:pPr>
             <w:r>
               <w:rPr>
@@ -639,6 +705,9 @@
           <w:p>
             <w:pPr>
               <w:pStyle w:val="ae"/>
+              <w:rPr>
+                <w:rFonts w:ascii="楷体" w:hAnsi="楷体"/>
+              </w:rPr>
             </w:pPr>
             <w:r>
               <w:rPr>
@@ -656,21 +725,15 @@
           <w:p>
             <w:pPr>
               <w:pStyle w:val="ae"/>
-            </w:pPr>
-            <w:r>
-              <w:t>止损线：单一标的初始止损线为批准投资额度的</w:t>
-            </w:r>
-            <w:r>
-              <w:t>12%</w:t>
-            </w:r>
-            <w:r>
-              <w:t>即</w:t>
-            </w:r>
-            <w:r>
-              <w:t>60</w:t>
-            </w:r>
-            <w:r>
-              <w:t>万；若超过需特别调整的，需重新过会</w:t>
+              <w:rPr>
+                <w:rFonts w:ascii="楷体" w:hAnsi="楷体"/>
+              </w:rPr>
+            </w:pPr>
+            <w:r>
+              <w:rPr>
+                <w:rFonts w:ascii="楷体" w:hAnsi="楷体"/>
+              </w:rPr>
+              <w:t>止损线：单一标的初始止损线为批准投资额度的12%即60万；若超过需特别调整的，需重新过会</w:t>
             </w:r>
           </w:p>
         </w:tc>
@@ -1004,7 +1067,7 @@
       <w:pPr>
         <w:ind w:firstLineChars="200" w:firstLine="440"/>
         <w:rPr>
-          <w:rFonts w:ascii="楷体" w:eastAsia="楷体" w:hAnsi="楷体"/>
+          <w:rFonts w:ascii="楷体" w:eastAsia="楷体" w:hAnsi="楷体" w:hint="eastAsia"/>
         </w:rPr>
       </w:pPr>
     </w:p>
@@ -1012,7 +1075,7 @@
       <w:pPr>
         <w:pStyle w:val="1"/>
         <w:rPr>
-          <w:rFonts w:ascii="楷体" w:eastAsia="楷体" w:hAnsi="楷体"/>
+          <w:rFonts w:ascii="楷体" w:eastAsia="楷体" w:hAnsi="楷体" w:hint="eastAsia"/>
           <w:b/>
           <w:bCs/>
           <w:color w:val="auto"/>
@@ -1030,9 +1093,205 @@
           <w:szCs w:val="36"/>
         </w:rPr>
         <w:lastRenderedPageBreak/>
-        <w:t>2</w:t>
-      </w:r>
-      <w:r>
+        <w:t>2. 投资逻辑</w:t>
+      </w:r>
+    </w:p>
+    <w:p>
+      <w:pPr>
+        <w:pStyle w:val="2"/>
+        <w:rPr>
+          <w:rFonts w:ascii="楷体" w:eastAsia="楷体" w:hAnsi="楷体" w:hint="eastAsia"/>
+          <w:b/>
+          <w:bCs/>
+          <w:color w:val="auto"/>
+          <w:sz w:val="32"/>
+          <w:szCs w:val="32"/>
+        </w:rPr>
+      </w:pPr>
+      <w:r>
+        <w:rPr>
+          <w:rFonts w:ascii="楷体" w:eastAsia="楷体" w:hAnsi="楷体" w:hint="eastAsia"/>
+          <w:b/>
+          <w:bCs/>
+          <w:color w:val="auto"/>
+          <w:sz w:val="32"/>
+          <w:szCs w:val="32"/>
+        </w:rPr>
+        <w:t>.x 哇啦</w:t>
+      </w:r>
+      <w:proofErr w:type="gramStart"/>
+      <w:r>
+        <w:rPr>
+          <w:rFonts w:ascii="楷体" w:eastAsia="楷体" w:hAnsi="楷体" w:hint="eastAsia"/>
+          <w:b/>
+          <w:bCs/>
+          <w:color w:val="auto"/>
+          <w:sz w:val="32"/>
+          <w:szCs w:val="32"/>
+        </w:rPr>
+        <w:t>啦</w:t>
+      </w:r>
+      <w:proofErr w:type="gramEnd"/>
+      <w:r>
+        <w:rPr>
+          <w:rFonts w:ascii="楷体" w:eastAsia="楷体" w:hAnsi="楷体" w:hint="eastAsia"/>
+          <w:b/>
+          <w:bCs/>
+          <w:color w:val="auto"/>
+          <w:sz w:val="32"/>
+          <w:szCs w:val="32"/>
+        </w:rPr>
+        <w:t>娃娃啦</w:t>
+      </w:r>
+      <w:proofErr w:type="gramStart"/>
+      <w:r>
+        <w:rPr>
+          <w:rFonts w:ascii="楷体" w:eastAsia="楷体" w:hAnsi="楷体" w:hint="eastAsia"/>
+          <w:b/>
+          <w:bCs/>
+          <w:color w:val="auto"/>
+          <w:sz w:val="32"/>
+          <w:szCs w:val="32"/>
+        </w:rPr>
+        <w:t>啦啦</w:t>
+      </w:r>
+      <w:proofErr w:type="gramEnd"/>
+      <w:r>
+        <w:rPr>
+          <w:rFonts w:ascii="楷体" w:eastAsia="楷体" w:hAnsi="楷体" w:hint="eastAsia"/>
+          <w:b/>
+          <w:bCs/>
+          <w:color w:val="auto"/>
+          <w:sz w:val="32"/>
+          <w:szCs w:val="32"/>
+        </w:rPr>
+        <w:t>（</w:t>
+      </w:r>
+      <w:proofErr w:type="gramStart"/>
+      <w:r>
+        <w:rPr>
+          <w:rFonts w:ascii="楷体" w:eastAsia="楷体" w:hAnsi="楷体" w:hint="eastAsia"/>
+          <w:b/>
+          <w:bCs/>
+          <w:color w:val="auto"/>
+          <w:sz w:val="32"/>
+          <w:szCs w:val="32"/>
+        </w:rPr>
+        <w:t>鱼人</w:t>
+      </w:r>
+      <w:proofErr w:type="gramEnd"/>
+      <w:r>
+        <w:rPr>
+          <w:rFonts w:ascii="楷体" w:eastAsia="楷体" w:hAnsi="楷体" w:hint="eastAsia"/>
+          <w:b/>
+          <w:bCs/>
+          <w:color w:val="auto"/>
+          <w:sz w:val="32"/>
+          <w:szCs w:val="32"/>
+        </w:rPr>
+        <w:t>语）</w:t>
+      </w:r>
+    </w:p>
+    <w:p>
+      <w:pPr>
+        <w:pStyle w:val="2"/>
+        <w:rPr>
+          <w:rFonts w:ascii="楷体" w:eastAsia="楷体" w:hAnsi="楷体" w:hint="eastAsia"/>
+          <w:b/>
+          <w:bCs/>
+          <w:color w:val="auto"/>
+          <w:sz w:val="32"/>
+          <w:szCs w:val="32"/>
+        </w:rPr>
+      </w:pPr>
+      <w:r>
+        <w:rPr>
+          <w:rFonts w:ascii="楷体" w:eastAsia="楷体" w:hAnsi="楷体" w:hint="eastAsia"/>
+          <w:b/>
+          <w:bCs/>
+          <w:color w:val="auto"/>
+          <w:sz w:val="32"/>
+          <w:szCs w:val="32"/>
+        </w:rPr>
+        <w:t>.x 大地母亲注视着你</w:t>
+      </w:r>
+    </w:p>
+    <w:p>
+      <w:pPr>
+        <w:pStyle w:val="2"/>
+        <w:rPr>
+          <w:rFonts w:ascii="楷体" w:eastAsia="楷体" w:hAnsi="楷体" w:hint="eastAsia"/>
+          <w:b/>
+          <w:bCs/>
+          <w:color w:val="auto"/>
+          <w:sz w:val="32"/>
+          <w:szCs w:val="32"/>
+        </w:rPr>
+      </w:pPr>
+      <w:r>
+        <w:rPr>
+          <w:rFonts w:ascii="楷体" w:eastAsia="楷体" w:hAnsi="楷体" w:hint="eastAsia"/>
+          <w:b/>
+          <w:bCs/>
+          <w:color w:val="auto"/>
+          <w:sz w:val="32"/>
+          <w:szCs w:val="32"/>
+        </w:rPr>
+        <w:t>.x 狼骑兵出动！</w:t>
+      </w:r>
+    </w:p>
+    <w:p>
+      <w:pPr>
+        <w:pStyle w:val="2"/>
+        <w:rPr>
+          <w:rFonts w:ascii="楷体" w:eastAsia="楷体" w:hAnsi="楷体" w:hint="eastAsia"/>
+          <w:b/>
+          <w:bCs/>
+          <w:color w:val="auto"/>
+          <w:sz w:val="32"/>
+          <w:szCs w:val="32"/>
+        </w:rPr>
+      </w:pPr>
+      <w:r>
+        <w:rPr>
+          <w:rFonts w:ascii="楷体" w:eastAsia="楷体" w:hAnsi="楷体" w:hint="eastAsia"/>
+          <w:b/>
+          <w:bCs/>
+          <w:color w:val="auto"/>
+          <w:sz w:val="32"/>
+          <w:szCs w:val="32"/>
+        </w:rPr>
+        <w:t xml:space="preserve">.x </w:t>
+      </w:r>
+      <w:r>
+        <w:rPr>
+          <w:rFonts w:ascii="楷体" w:eastAsia="楷体" w:hAnsi="楷体" w:hint="eastAsia"/>
+          <w:b/>
+          <w:bCs/>
+          <w:color w:val="auto"/>
+          <w:sz w:val="32"/>
+          <w:szCs w:val="32"/>
+        </w:rPr>
+        <w:t>力量本身并不可怕，可怕的是她的水人</w:t>
+      </w:r>
+    </w:p>
+    <w:p>
+      <w:pPr>
+        <w:rPr>
+          <w:rFonts w:ascii="楷体" w:eastAsia="楷体" w:hAnsi="楷体" w:hint="eastAsia"/>
+        </w:rPr>
+      </w:pPr>
+    </w:p>
+    <w:p>
+      <w:pPr>
+        <w:rPr>
+          <w:rFonts w:ascii="楷体" w:eastAsia="楷体" w:hAnsi="楷体" w:hint="eastAsia"/>
+        </w:rPr>
+      </w:pPr>
+    </w:p>
+    <w:p>
+      <w:pPr>
+        <w:pStyle w:val="1"/>
         <w:rPr>
           <w:rFonts w:ascii="楷体" w:eastAsia="楷体" w:hAnsi="楷体" w:hint="eastAsia"/>
           <w:b/>
@@ -1041,8 +1300,8 @@
           <w:sz w:val="36"/>
           <w:szCs w:val="36"/>
         </w:rPr>
-        <w:t xml:space="preserve">. </w:t>
-      </w:r>
+      </w:pPr>
+      <w:proofErr w:type="gramStart"/>
       <w:r>
         <w:rPr>
           <w:rFonts w:ascii="楷体" w:eastAsia="楷体" w:hAnsi="楷体" w:hint="eastAsia"/>
@@ -1052,7 +1311,19 @@
           <w:sz w:val="36"/>
           <w:szCs w:val="36"/>
         </w:rPr>
-        <w:t>投资逻辑</w:t>
+        <w:t>算力芯片</w:t>
+      </w:r>
+      <w:proofErr w:type="gramEnd"/>
+      <w:r>
+        <w:rPr>
+          <w:rFonts w:ascii="楷体" w:eastAsia="楷体" w:hAnsi="楷体" w:hint="eastAsia"/>
+          <w:b/>
+          <w:bCs/>
+          <w:color w:val="auto"/>
+          <w:sz w:val="36"/>
+          <w:szCs w:val="36"/>
+        </w:rPr>
+        <w:t>行业情形</w:t>
       </w:r>
     </w:p>
     <w:p>
@@ -1076,9 +1347,12 @@
           <w:sz w:val="32"/>
           <w:szCs w:val="32"/>
         </w:rPr>
-        <w:t>.</w:t>
-      </w:r>
-      <w:r>
+        <w:t>.x 产业链</w:t>
+      </w:r>
+    </w:p>
+    <w:p>
+      <w:pPr>
+        <w:pStyle w:val="2"/>
         <w:rPr>
           <w:rFonts w:ascii="楷体" w:eastAsia="楷体" w:hAnsi="楷体" w:hint="eastAsia"/>
           <w:b/>
@@ -1087,8 +1361,7 @@
           <w:sz w:val="32"/>
           <w:szCs w:val="32"/>
         </w:rPr>
-        <w:t>x</w:t>
-      </w:r>
+      </w:pPr>
       <w:r>
         <w:rPr>
           <w:rFonts w:ascii="楷体" w:eastAsia="楷体" w:hAnsi="楷体" w:hint="eastAsia"/>
@@ -1098,20 +1371,21 @@
           <w:sz w:val="32"/>
           <w:szCs w:val="32"/>
         </w:rPr>
-        <w:t xml:space="preserve"> </w:t>
-      </w:r>
-      <w:r>
-        <w:rPr>
-          <w:rFonts w:ascii="楷体" w:eastAsia="楷体" w:hAnsi="楷体" w:hint="eastAsia"/>
+        <w:t>.x 行业性质</w:t>
+      </w:r>
+    </w:p>
+    <w:p>
+      <w:pPr>
+        <w:pStyle w:val="2"/>
+        <w:rPr>
+          <w:rFonts w:ascii="楷体" w:eastAsia="楷体" w:hAnsi="楷体"/>
           <w:b/>
           <w:bCs/>
           <w:color w:val="auto"/>
           <w:sz w:val="32"/>
           <w:szCs w:val="32"/>
         </w:rPr>
-        <w:t>哇啦</w:t>
-      </w:r>
-      <w:proofErr w:type="gramStart"/>
+      </w:pPr>
       <w:r>
         <w:rPr>
           <w:rFonts w:ascii="楷体" w:eastAsia="楷体" w:hAnsi="楷体" w:hint="eastAsia"/>
@@ -1121,21 +1395,104 @@
           <w:sz w:val="32"/>
           <w:szCs w:val="32"/>
         </w:rPr>
-        <w:t>啦</w:t>
+        <w:t>.x 需求侧</w:t>
+      </w:r>
+    </w:p>
+    <w:p>
+      <w:pPr>
+        <w:jc w:val="center"/>
+        <w:rPr>
+          <w:rFonts w:hint="eastAsia"/>
+        </w:rPr>
+      </w:pPr>
+      <w:r>
+        <w:rPr>
+          <w:rFonts w:hint="eastAsia"/>
+        </w:rPr>
+        <w:t>表：2020-2029E国内GPU市场规模即AI</w:t>
+      </w:r>
+      <w:proofErr w:type="gramStart"/>
+      <w:r>
+        <w:rPr>
+          <w:rFonts w:hint="eastAsia"/>
+        </w:rPr>
+        <w:t>智算</w:t>
       </w:r>
       <w:proofErr w:type="gramEnd"/>
       <w:r>
         <w:rPr>
-          <w:rFonts w:ascii="楷体" w:eastAsia="楷体" w:hAnsi="楷体" w:hint="eastAsia"/>
+          <w:rFonts w:hint="eastAsia"/>
+        </w:rPr>
+        <w:t>GPU市场规模</w:t>
+      </w:r>
+    </w:p>
+    <w:p>
+      <w:r>
+        <w:rPr>
+          <w:noProof/>
+        </w:rPr>
+        <w:drawing>
+          <wp:inline distT="0" distB="0" distL="0" distR="0" wp14:anchorId="6D31EB45" wp14:editId="0C0D878E">
+            <wp:extent cx="5274310" cy="1779905"/>
+            <wp:effectExtent l="0" t="0" r="2540" b="0"/>
+            <wp:docPr id="746240528" name="图片 1"/>
+            <wp:cNvGraphicFramePr>
+              <a:graphicFrameLocks xmlns:a="http://schemas.openxmlformats.org/drawingml/2006/main" noChangeAspect="1"/>
+            </wp:cNvGraphicFramePr>
+            <a:graphic xmlns:a="http://schemas.openxmlformats.org/drawingml/2006/main">
+              <a:graphicData uri="http://schemas.openxmlformats.org/drawingml/2006/picture">
+                <pic:pic xmlns:pic="http://schemas.openxmlformats.org/drawingml/2006/picture">
+                  <pic:nvPicPr>
+                    <pic:cNvPr id="746240528" name=""/>
+                    <pic:cNvPicPr/>
+                  </pic:nvPicPr>
+                  <pic:blipFill>
+                    <a:blip r:embed="rId5"/>
+                    <a:stretch>
+                      <a:fillRect/>
+                    </a:stretch>
+                  </pic:blipFill>
+                  <pic:spPr>
+                    <a:xfrm>
+                      <a:off x="0" y="0"/>
+                      <a:ext cx="5274310" cy="1779905"/>
+                    </a:xfrm>
+                    <a:prstGeom prst="rect">
+                      <a:avLst/>
+                    </a:prstGeom>
+                  </pic:spPr>
+                </pic:pic>
+              </a:graphicData>
+            </a:graphic>
+          </wp:inline>
+        </w:drawing>
+      </w:r>
+    </w:p>
+    <w:p>
+      <w:pPr>
+        <w:rPr>
+          <w:rFonts w:hint="eastAsia"/>
+        </w:rPr>
+      </w:pPr>
+      <w:r>
+        <w:rPr>
+          <w:rFonts w:hint="eastAsia"/>
+        </w:rPr>
+        <w:t>数据来源：中泰证券</w:t>
+      </w:r>
+    </w:p>
+    <w:p>
+      <w:pPr>
+        <w:pStyle w:val="2"/>
+        <w:rPr>
+          <w:rFonts w:ascii="楷体" w:eastAsia="楷体" w:hAnsi="楷体"/>
           <w:b/>
           <w:bCs/>
           <w:color w:val="auto"/>
           <w:sz w:val="32"/>
           <w:szCs w:val="32"/>
         </w:rPr>
-        <w:t>娃娃啦</w:t>
-      </w:r>
-      <w:proofErr w:type="gramStart"/>
+      </w:pPr>
       <w:r>
         <w:rPr>
           <w:rFonts w:ascii="楷体" w:eastAsia="楷体" w:hAnsi="楷体" w:hint="eastAsia"/>
@@ -1145,10 +1502,106 @@
           <w:sz w:val="32"/>
           <w:szCs w:val="32"/>
         </w:rPr>
-        <w:t>啦啦</w:t>
-      </w:r>
-      <w:proofErr w:type="gramEnd"/>
-      <w:r>
+        <w:t>.x 供给侧</w:t>
+      </w:r>
+    </w:p>
+    <w:p>
+      <w:pPr>
+        <w:jc w:val="center"/>
+      </w:pPr>
+      <w:r>
+        <w:rPr>
+          <w:rFonts w:hint="eastAsia"/>
+        </w:rPr>
+        <w:t>表：全球GPU供给格局</w:t>
+      </w:r>
+    </w:p>
+    <w:p>
+      <w:pPr>
+        <w:jc w:val="center"/>
+      </w:pPr>
+      <w:r>
+        <w:rPr>
+          <w:noProof/>
+        </w:rPr>
+        <w:lastRenderedPageBreak/>
+        <w:drawing>
+          <wp:inline distT="0" distB="0" distL="0" distR="0" wp14:anchorId="42EAA534" wp14:editId="3ED0A743">
+            <wp:extent cx="3838095" cy="3047619"/>
+            <wp:effectExtent l="0" t="0" r="0" b="635"/>
+            <wp:docPr id="318598580" name="图片 1"/>
+            <wp:cNvGraphicFramePr>
+              <a:graphicFrameLocks xmlns:a="http://schemas.openxmlformats.org/drawingml/2006/main" noChangeAspect="1"/>
+            </wp:cNvGraphicFramePr>
+            <a:graphic xmlns:a="http://schemas.openxmlformats.org/drawingml/2006/main">
+              <a:graphicData uri="http://schemas.openxmlformats.org/drawingml/2006/picture">
+                <pic:pic xmlns:pic="http://schemas.openxmlformats.org/drawingml/2006/picture">
+                  <pic:nvPicPr>
+                    <pic:cNvPr id="318598580" name=""/>
+                    <pic:cNvPicPr/>
+                  </pic:nvPicPr>
+                  <pic:blipFill>
+                    <a:blip r:embed="rId6"/>
+                    <a:stretch>
+                      <a:fillRect/>
+                    </a:stretch>
+                  </pic:blipFill>
+                  <pic:spPr>
+                    <a:xfrm>
+                      <a:off x="0" y="0"/>
+                      <a:ext cx="3838095" cy="3047619"/>
+                    </a:xfrm>
+                    <a:prstGeom prst="rect">
+                      <a:avLst/>
+                    </a:prstGeom>
+                  </pic:spPr>
+                </pic:pic>
+              </a:graphicData>
+            </a:graphic>
+          </wp:inline>
+        </w:drawing>
+      </w:r>
+    </w:p>
+    <w:p>
+      <w:pPr>
+        <w:rPr>
+          <w:rFonts w:hint="eastAsia"/>
+        </w:rPr>
+      </w:pPr>
+      <w:r>
+        <w:rPr>
+          <w:rFonts w:hint="eastAsia"/>
+        </w:rPr>
+        <w:t>数据来源：中泰证券</w:t>
+      </w:r>
+    </w:p>
+    <w:p>
+      <w:pPr>
+        <w:pStyle w:val="3"/>
+        <w:rPr>
+          <w:rFonts w:ascii="楷体" w:eastAsia="楷体" w:hAnsi="楷体" w:hint="eastAsia"/>
+          <w:b/>
+          <w:bCs/>
+          <w:color w:val="auto"/>
+          <w:sz w:val="30"/>
+          <w:szCs w:val="30"/>
+        </w:rPr>
+      </w:pPr>
+      <w:r>
+        <w:rPr>
+          <w:rFonts w:ascii="楷体" w:eastAsia="楷体" w:hAnsi="楷体" w:hint="eastAsia"/>
+          <w:b/>
+          <w:bCs/>
+          <w:color w:val="auto"/>
+          <w:sz w:val="30"/>
+          <w:szCs w:val="30"/>
+        </w:rPr>
+        <w:t>.x 技术迭代</w:t>
+      </w:r>
+    </w:p>
+    <w:p>
+      <w:pPr>
+        <w:pStyle w:val="2"/>
         <w:rPr>
           <w:rFonts w:ascii="楷体" w:eastAsia="楷体" w:hAnsi="楷体" w:hint="eastAsia"/>
           <w:b/>
@@ -1157,9 +1610,7 @@
           <w:sz w:val="32"/>
           <w:szCs w:val="32"/>
         </w:rPr>
-        <w:t>（</w:t>
-      </w:r>
-      <w:proofErr w:type="gramStart"/>
+      </w:pPr>
       <w:r>
         <w:rPr>
           <w:rFonts w:ascii="楷体" w:eastAsia="楷体" w:hAnsi="楷体" w:hint="eastAsia"/>
@@ -1169,10 +1620,55 @@
           <w:sz w:val="32"/>
           <w:szCs w:val="32"/>
         </w:rPr>
-        <w:t>鱼人</w:t>
-      </w:r>
-      <w:proofErr w:type="gramEnd"/>
-      <w:r>
+        <w:t>.x 市场测算</w:t>
+      </w:r>
+    </w:p>
+    <w:p>
+      <w:pPr>
+        <w:ind w:firstLineChars="200" w:firstLine="440"/>
+        <w:rPr>
+          <w:rFonts w:ascii="楷体" w:eastAsia="楷体" w:hAnsi="楷体" w:hint="eastAsia"/>
+        </w:rPr>
+      </w:pPr>
+    </w:p>
+    <w:p>
+      <w:pPr>
+        <w:pStyle w:val="1"/>
+        <w:rPr>
+          <w:rFonts w:ascii="楷体" w:eastAsia="楷体" w:hAnsi="楷体" w:hint="eastAsia"/>
+          <w:b/>
+          <w:bCs/>
+          <w:color w:val="auto"/>
+          <w:sz w:val="36"/>
+          <w:szCs w:val="36"/>
+        </w:rPr>
+      </w:pPr>
+      <w:r>
+        <w:rPr>
+          <w:rFonts w:ascii="楷体" w:eastAsia="楷体" w:hAnsi="楷体" w:hint="eastAsia"/>
+          <w:b/>
+          <w:bCs/>
+          <w:color w:val="auto"/>
+          <w:sz w:val="36"/>
+          <w:szCs w:val="36"/>
+        </w:rPr>
+        <w:t>存储芯片</w:t>
+      </w:r>
+      <w:r>
+        <w:rPr>
+          <w:rFonts w:ascii="楷体" w:eastAsia="楷体" w:hAnsi="楷体" w:hint="eastAsia"/>
+          <w:b/>
+          <w:bCs/>
+          <w:color w:val="auto"/>
+          <w:sz w:val="36"/>
+          <w:szCs w:val="36"/>
+        </w:rPr>
+        <w:t>行业情形</w:t>
+      </w:r>
+    </w:p>
+    <w:p>
+      <w:pPr>
+        <w:pStyle w:val="2"/>
         <w:rPr>
           <w:rFonts w:ascii="楷体" w:eastAsia="楷体" w:hAnsi="楷体" w:hint="eastAsia"/>
           <w:b/>
@@ -1181,22 +1677,22 @@
           <w:sz w:val="32"/>
           <w:szCs w:val="32"/>
         </w:rPr>
-        <w:t>语）</w:t>
-      </w:r>
-    </w:p>
-    <w:p>
-      <w:pPr>
-        <w:pStyle w:val="2"/>
-        <w:rPr>
-          <w:rFonts w:ascii="楷体" w:eastAsia="楷体" w:hAnsi="楷体"/>
+      </w:pPr>
+      <w:r>
+        <w:rPr>
+          <w:rFonts w:ascii="楷体" w:eastAsia="楷体" w:hAnsi="楷体" w:hint="eastAsia"/>
           <w:b/>
           <w:bCs/>
           <w:color w:val="auto"/>
           <w:sz w:val="32"/>
           <w:szCs w:val="32"/>
         </w:rPr>
-      </w:pPr>
-      <w:r>
+        <w:t>.x 产业链</w:t>
+      </w:r>
+    </w:p>
+    <w:p>
+      <w:pPr>
+        <w:pStyle w:val="2"/>
         <w:rPr>
           <w:rFonts w:ascii="楷体" w:eastAsia="楷体" w:hAnsi="楷体" w:hint="eastAsia"/>
           <w:b/>
@@ -1205,8 +1701,7 @@
           <w:sz w:val="32"/>
           <w:szCs w:val="32"/>
         </w:rPr>
-        <w:t>.</w:t>
-      </w:r>
+      </w:pPr>
       <w:r>
         <w:rPr>
           <w:rFonts w:ascii="楷体" w:eastAsia="楷体" w:hAnsi="楷体" w:hint="eastAsia"/>
@@ -1216,9 +1711,12 @@
           <w:sz w:val="32"/>
           <w:szCs w:val="32"/>
         </w:rPr>
-        <w:t>x</w:t>
-      </w:r>
-      <w:r>
+        <w:t>.x 行业性质</w:t>
+      </w:r>
+    </w:p>
+    <w:p>
+      <w:pPr>
+        <w:pStyle w:val="2"/>
         <w:rPr>
           <w:rFonts w:ascii="楷体" w:eastAsia="楷体" w:hAnsi="楷体" w:hint="eastAsia"/>
           <w:b/>
@@ -1227,8 +1725,7 @@
           <w:sz w:val="32"/>
           <w:szCs w:val="32"/>
         </w:rPr>
-        <w:t xml:space="preserve"> </w:t>
-      </w:r>
+      </w:pPr>
       <w:r>
         <w:rPr>
           <w:rFonts w:ascii="楷体" w:eastAsia="楷体" w:hAnsi="楷体" w:hint="eastAsia"/>
@@ -1238,14 +1735,14 @@
           <w:sz w:val="32"/>
           <w:szCs w:val="32"/>
         </w:rPr>
-        <w:t>大地母亲注视着你</w:t>
+        <w:t>.x 需求侧</w:t>
       </w:r>
     </w:p>
     <w:p>
       <w:pPr>
         <w:pStyle w:val="2"/>
         <w:rPr>
-          <w:rFonts w:ascii="楷体" w:eastAsia="楷体" w:hAnsi="楷体"/>
+          <w:rFonts w:ascii="楷体" w:eastAsia="楷体" w:hAnsi="楷体" w:hint="eastAsia"/>
           <w:b/>
           <w:bCs/>
           <w:color w:val="auto"/>
@@ -1262,9 +1759,36 @@
           <w:sz w:val="32"/>
           <w:szCs w:val="32"/>
         </w:rPr>
-        <w:t>.</w:t>
-      </w:r>
-      <w:r>
+        <w:t>.x 供给侧</w:t>
+      </w:r>
+    </w:p>
+    <w:p>
+      <w:pPr>
+        <w:pStyle w:val="3"/>
+        <w:rPr>
+          <w:rFonts w:ascii="楷体" w:eastAsia="楷体" w:hAnsi="楷体" w:hint="eastAsia"/>
+          <w:b/>
+          <w:bCs/>
+          <w:color w:val="auto"/>
+          <w:sz w:val="30"/>
+          <w:szCs w:val="30"/>
+        </w:rPr>
+      </w:pPr>
+      <w:r>
+        <w:rPr>
+          <w:rFonts w:ascii="楷体" w:eastAsia="楷体" w:hAnsi="楷体" w:hint="eastAsia"/>
+          <w:b/>
+          <w:bCs/>
+          <w:color w:val="auto"/>
+          <w:sz w:val="30"/>
+          <w:szCs w:val="30"/>
+        </w:rPr>
+        <w:t>.x 技术迭代</w:t>
+      </w:r>
+    </w:p>
+    <w:p>
+      <w:pPr>
+        <w:pStyle w:val="2"/>
         <w:rPr>
           <w:rFonts w:ascii="楷体" w:eastAsia="楷体" w:hAnsi="楷体" w:hint="eastAsia"/>
           <w:b/>
@@ -1273,8 +1797,7 @@
           <w:sz w:val="32"/>
           <w:szCs w:val="32"/>
         </w:rPr>
-        <w:t>x</w:t>
-      </w:r>
+      </w:pPr>
       <w:r>
         <w:rPr>
           <w:rFonts w:ascii="楷体" w:eastAsia="楷体" w:hAnsi="楷体" w:hint="eastAsia"/>
@@ -1284,9 +1807,55 @@
           <w:sz w:val="32"/>
           <w:szCs w:val="32"/>
         </w:rPr>
-        <w:t xml:space="preserve"> </w:t>
-      </w:r>
-      <w:r>
+        <w:t>.x 市场测算</w:t>
+      </w:r>
+    </w:p>
+    <w:p>
+      <w:pPr>
+        <w:rPr>
+          <w:rFonts w:ascii="楷体" w:eastAsia="楷体" w:hAnsi="楷体" w:hint="eastAsia"/>
+        </w:rPr>
+      </w:pPr>
+    </w:p>
+    <w:p>
+      <w:pPr>
+        <w:pStyle w:val="1"/>
+        <w:rPr>
+          <w:rFonts w:ascii="楷体" w:eastAsia="楷体" w:hAnsi="楷体" w:hint="eastAsia"/>
+          <w:b/>
+          <w:bCs/>
+          <w:color w:val="auto"/>
+          <w:sz w:val="36"/>
+          <w:szCs w:val="36"/>
+        </w:rPr>
+      </w:pPr>
+      <w:r>
+        <w:rPr>
+          <w:rFonts w:ascii="楷体" w:eastAsia="楷体" w:hAnsi="楷体" w:hint="eastAsia"/>
+          <w:b/>
+          <w:bCs/>
+          <w:color w:val="auto"/>
+          <w:sz w:val="36"/>
+          <w:szCs w:val="36"/>
+        </w:rPr>
+        <w:lastRenderedPageBreak/>
+        <w:t>半导体设备</w:t>
+      </w:r>
+      <w:r>
+        <w:rPr>
+          <w:rFonts w:ascii="楷体" w:eastAsia="楷体" w:hAnsi="楷体" w:hint="eastAsia"/>
+          <w:b/>
+          <w:bCs/>
+          <w:color w:val="auto"/>
+          <w:sz w:val="36"/>
+          <w:szCs w:val="36"/>
+        </w:rPr>
+        <w:t>行业情形</w:t>
+      </w:r>
+    </w:p>
+    <w:p>
+      <w:pPr>
+        <w:pStyle w:val="2"/>
         <w:rPr>
           <w:rFonts w:ascii="楷体" w:eastAsia="楷体" w:hAnsi="楷体" w:hint="eastAsia"/>
           <w:b/>
@@ -1295,22 +1864,22 @@
           <w:sz w:val="32"/>
           <w:szCs w:val="32"/>
         </w:rPr>
-        <w:t>狼骑兵出动！</w:t>
-      </w:r>
-    </w:p>
-    <w:p>
-      <w:pPr>
-        <w:pStyle w:val="2"/>
-        <w:rPr>
-          <w:rFonts w:ascii="楷体" w:eastAsia="楷体" w:hAnsi="楷体"/>
+      </w:pPr>
+      <w:r>
+        <w:rPr>
+          <w:rFonts w:ascii="楷体" w:eastAsia="楷体" w:hAnsi="楷体" w:hint="eastAsia"/>
           <w:b/>
           <w:bCs/>
           <w:color w:val="auto"/>
           <w:sz w:val="32"/>
           <w:szCs w:val="32"/>
         </w:rPr>
-      </w:pPr>
-      <w:r>
+        <w:t>.x 产业链</w:t>
+      </w:r>
+    </w:p>
+    <w:p>
+      <w:pPr>
+        <w:pStyle w:val="2"/>
         <w:rPr>
           <w:rFonts w:ascii="楷体" w:eastAsia="楷体" w:hAnsi="楷体" w:hint="eastAsia"/>
           <w:b/>
@@ -1319,8 +1888,7 @@
           <w:sz w:val="32"/>
           <w:szCs w:val="32"/>
         </w:rPr>
-        <w:t>.</w:t>
-      </w:r>
+      </w:pPr>
       <w:r>
         <w:rPr>
           <w:rFonts w:ascii="楷体" w:eastAsia="楷体" w:hAnsi="楷体" w:hint="eastAsia"/>
@@ -1330,19 +1898,21 @@
           <w:sz w:val="32"/>
           <w:szCs w:val="32"/>
         </w:rPr>
-        <w:t>x</w:t>
-      </w:r>
-      <w:r>
-        <w:rPr>
-          <w:rFonts w:ascii="楷体" w:eastAsia="楷体" w:hAnsi="楷体" w:hint="eastAsia"/>
+        <w:t>.x 行业性质</w:t>
+      </w:r>
+    </w:p>
+    <w:p>
+      <w:pPr>
+        <w:pStyle w:val="2"/>
+        <w:rPr>
+          <w:rFonts w:ascii="楷体" w:eastAsia="楷体" w:hAnsi="楷体"/>
           <w:b/>
           <w:bCs/>
           <w:color w:val="auto"/>
           <w:sz w:val="32"/>
           <w:szCs w:val="32"/>
         </w:rPr>
-        <w:t xml:space="preserve"> </w:t>
-      </w:r>
+      </w:pPr>
       <w:r>
         <w:rPr>
           <w:rFonts w:ascii="楷体" w:eastAsia="楷体" w:hAnsi="楷体" w:hint="eastAsia"/>
@@ -1352,7 +1922,221 @@
           <w:sz w:val="32"/>
           <w:szCs w:val="32"/>
         </w:rPr>
-        <w:t>力量本身并不可怕，可怕的是她的水人</w:t>
+        <w:t>.x 需求侧</w:t>
+      </w:r>
+    </w:p>
+    <w:p>
+      <w:r>
+        <w:rPr>
+          <w:rFonts w:hint="eastAsia"/>
+        </w:rPr>
+        <w:t>宏观上，晶</w:t>
+      </w:r>
+      <w:proofErr w:type="gramStart"/>
+      <w:r>
+        <w:rPr>
+          <w:rFonts w:hint="eastAsia"/>
+        </w:rPr>
+        <w:t>圆制造</w:t>
+      </w:r>
+      <w:proofErr w:type="gramEnd"/>
+      <w:r>
+        <w:rPr>
+          <w:rFonts w:hint="eastAsia"/>
+        </w:rPr>
+        <w:t>设备时半导体设备的绝对主导</w:t>
+      </w:r>
+    </w:p>
+    <w:p/>
+    <w:p>
+      <w:pPr>
+        <w:rPr>
+          <w:rFonts w:hint="eastAsia"/>
+        </w:rPr>
+      </w:pPr>
+    </w:p>
+    <w:p>
+      <w:pPr>
+        <w:rPr>
+          <w:rFonts w:hint="eastAsia"/>
+        </w:rPr>
+      </w:pPr>
+      <w:r>
+        <w:rPr>
+          <w:rFonts w:hint="eastAsia"/>
+        </w:rPr>
+        <w:t>表：全球及中国晶圆设备市场需求</w:t>
+      </w:r>
+    </w:p>
+    <w:p>
+      <w:r>
+        <w:rPr>
+          <w:noProof/>
+        </w:rPr>
+        <w:drawing>
+          <wp:inline distT="0" distB="0" distL="0" distR="0" wp14:anchorId="283C2B44" wp14:editId="48B2E7EF">
+            <wp:extent cx="5274310" cy="2590165"/>
+            <wp:effectExtent l="0" t="0" r="2540" b="635"/>
+            <wp:docPr id="1784490715" name="图片 1"/>
+            <wp:cNvGraphicFramePr>
+              <a:graphicFrameLocks xmlns:a="http://schemas.openxmlformats.org/drawingml/2006/main" noChangeAspect="1"/>
+            </wp:cNvGraphicFramePr>
+            <a:graphic xmlns:a="http://schemas.openxmlformats.org/drawingml/2006/main">
+              <a:graphicData uri="http://schemas.openxmlformats.org/drawingml/2006/picture">
+                <pic:pic xmlns:pic="http://schemas.openxmlformats.org/drawingml/2006/picture">
+                  <pic:nvPicPr>
+                    <pic:cNvPr id="1784490715" name=""/>
+                    <pic:cNvPicPr/>
+                  </pic:nvPicPr>
+                  <pic:blipFill>
+                    <a:blip r:embed="rId7"/>
+                    <a:stretch>
+                      <a:fillRect/>
+                    </a:stretch>
+                  </pic:blipFill>
+                  <pic:spPr>
+                    <a:xfrm>
+                      <a:off x="0" y="0"/>
+                      <a:ext cx="5274310" cy="2590165"/>
+                    </a:xfrm>
+                    <a:prstGeom prst="rect">
+                      <a:avLst/>
+                    </a:prstGeom>
+                  </pic:spPr>
+                </pic:pic>
+              </a:graphicData>
+            </a:graphic>
+          </wp:inline>
+        </w:drawing>
+      </w:r>
+    </w:p>
+    <w:p>
+      <w:r>
+        <w:rPr>
+          <w:rFonts w:hint="eastAsia"/>
+        </w:rPr>
+        <w:t>数据来源：Bernstein</w:t>
+      </w:r>
+    </w:p>
+    <w:p/>
+    <w:p>
+      <w:pPr>
+        <w:rPr>
+          <w:rFonts w:hint="eastAsia"/>
+        </w:rPr>
+      </w:pPr>
+      <w:r>
+        <w:rPr>
+          <w:noProof/>
+        </w:rPr>
+        <w:lastRenderedPageBreak/>
+        <w:drawing>
+          <wp:inline distT="0" distB="0" distL="0" distR="0" wp14:anchorId="400994DE" wp14:editId="1E0CBBB3">
+            <wp:extent cx="5274310" cy="2983865"/>
+            <wp:effectExtent l="0" t="0" r="2540" b="6985"/>
+            <wp:docPr id="894800010" name="图片 1"/>
+            <wp:cNvGraphicFramePr>
+              <a:graphicFrameLocks xmlns:a="http://schemas.openxmlformats.org/drawingml/2006/main" noChangeAspect="1"/>
+            </wp:cNvGraphicFramePr>
+            <a:graphic xmlns:a="http://schemas.openxmlformats.org/drawingml/2006/main">
+              <a:graphicData uri="http://schemas.openxmlformats.org/drawingml/2006/picture">
+                <pic:pic xmlns:pic="http://schemas.openxmlformats.org/drawingml/2006/picture">
+                  <pic:nvPicPr>
+                    <pic:cNvPr id="894800010" name=""/>
+                    <pic:cNvPicPr/>
+                  </pic:nvPicPr>
+                  <pic:blipFill>
+                    <a:blip r:embed="rId8"/>
+                    <a:stretch>
+                      <a:fillRect/>
+                    </a:stretch>
+                  </pic:blipFill>
+                  <pic:spPr>
+                    <a:xfrm>
+                      <a:off x="0" y="0"/>
+                      <a:ext cx="5274310" cy="2983865"/>
+                    </a:xfrm>
+                    <a:prstGeom prst="rect">
+                      <a:avLst/>
+                    </a:prstGeom>
+                  </pic:spPr>
+                </pic:pic>
+              </a:graphicData>
+            </a:graphic>
+          </wp:inline>
+        </w:drawing>
+      </w:r>
+    </w:p>
+    <w:p>
+      <w:pPr>
+        <w:pStyle w:val="2"/>
+        <w:rPr>
+          <w:rFonts w:ascii="楷体" w:eastAsia="楷体" w:hAnsi="楷体" w:hint="eastAsia"/>
+          <w:b/>
+          <w:bCs/>
+          <w:color w:val="auto"/>
+          <w:sz w:val="32"/>
+          <w:szCs w:val="32"/>
+        </w:rPr>
+      </w:pPr>
+      <w:r>
+        <w:rPr>
+          <w:rFonts w:ascii="楷体" w:eastAsia="楷体" w:hAnsi="楷体" w:hint="eastAsia"/>
+          <w:b/>
+          <w:bCs/>
+          <w:color w:val="auto"/>
+          <w:sz w:val="32"/>
+          <w:szCs w:val="32"/>
+        </w:rPr>
+        <w:t>.x 供给侧</w:t>
+      </w:r>
+    </w:p>
+    <w:p>
+      <w:pPr>
+        <w:pStyle w:val="3"/>
+        <w:rPr>
+          <w:rFonts w:ascii="楷体" w:eastAsia="楷体" w:hAnsi="楷体" w:hint="eastAsia"/>
+          <w:b/>
+          <w:bCs/>
+          <w:color w:val="auto"/>
+          <w:sz w:val="30"/>
+          <w:szCs w:val="30"/>
+        </w:rPr>
+      </w:pPr>
+      <w:r>
+        <w:rPr>
+          <w:rFonts w:ascii="楷体" w:eastAsia="楷体" w:hAnsi="楷体" w:hint="eastAsia"/>
+          <w:b/>
+          <w:bCs/>
+          <w:color w:val="auto"/>
+          <w:sz w:val="30"/>
+          <w:szCs w:val="30"/>
+        </w:rPr>
+        <w:t>.x 技术迭代</w:t>
+      </w:r>
+    </w:p>
+    <w:p>
+      <w:pPr>
+        <w:pStyle w:val="2"/>
+        <w:rPr>
+          <w:rFonts w:ascii="楷体" w:eastAsia="楷体" w:hAnsi="楷体" w:hint="eastAsia"/>
+          <w:b/>
+          <w:bCs/>
+          <w:color w:val="auto"/>
+          <w:sz w:val="32"/>
+          <w:szCs w:val="32"/>
+        </w:rPr>
+      </w:pPr>
+      <w:r>
+        <w:rPr>
+          <w:rFonts w:ascii="楷体" w:eastAsia="楷体" w:hAnsi="楷体" w:hint="eastAsia"/>
+          <w:b/>
+          <w:bCs/>
+          <w:color w:val="auto"/>
+          <w:sz w:val="32"/>
+          <w:szCs w:val="32"/>
+        </w:rPr>
+        <w:t>.x 市场测算</w:t>
       </w:r>
     </w:p>
     <w:p>
@@ -1365,9 +2149,33 @@
     </w:p>
     <w:p>
       <w:pPr>
+        <w:ind w:firstLineChars="200" w:firstLine="440"/>
+        <w:rPr>
+          <w:rFonts w:ascii="楷体" w:eastAsia="楷体" w:hAnsi="楷体" w:hint="eastAsia"/>
+        </w:rPr>
+      </w:pPr>
+    </w:p>
+    <w:p>
+      <w:pPr>
+        <w:ind w:firstLineChars="200" w:firstLine="440"/>
+        <w:rPr>
+          <w:rFonts w:ascii="楷体" w:eastAsia="楷体" w:hAnsi="楷体" w:hint="eastAsia"/>
+        </w:rPr>
+      </w:pPr>
+    </w:p>
+    <w:p>
+      <w:pPr>
+        <w:ind w:firstLineChars="200" w:firstLine="440"/>
+        <w:rPr>
+          <w:rFonts w:ascii="楷体" w:eastAsia="楷体" w:hAnsi="楷体" w:hint="eastAsia"/>
+        </w:rPr>
+      </w:pPr>
+    </w:p>
+    <w:p>
+      <w:pPr>
         <w:pStyle w:val="1"/>
         <w:rPr>
-          <w:rFonts w:ascii="楷体" w:eastAsia="楷体" w:hAnsi="楷体"/>
+          <w:rFonts w:ascii="楷体" w:eastAsia="楷体" w:hAnsi="楷体" w:hint="eastAsia"/>
           <w:b/>
           <w:bCs/>
           <w:color w:val="auto"/>
@@ -1384,7 +2192,8 @@
           <w:sz w:val="36"/>
           <w:szCs w:val="36"/>
         </w:rPr>
-        <w:t>3</w:t>
+        <w:lastRenderedPageBreak/>
+        <w:t>半导体</w:t>
       </w:r>
       <w:r>
         <w:rPr>
@@ -1395,7 +2204,7 @@
           <w:sz w:val="36"/>
           <w:szCs w:val="36"/>
         </w:rPr>
-        <w:t xml:space="preserve">. </w:t>
+        <w:t>材料</w:t>
       </w:r>
       <w:r>
         <w:rPr>
@@ -1406,9 +2215,164 @@
           <w:sz w:val="36"/>
           <w:szCs w:val="36"/>
         </w:rPr>
-        <w:t>行业</w:t>
-      </w:r>
-      <w:r>
+        <w:t>行业情形</w:t>
+      </w:r>
+    </w:p>
+    <w:p>
+      <w:pPr>
+        <w:pStyle w:val="2"/>
+        <w:rPr>
+          <w:rFonts w:ascii="楷体" w:eastAsia="楷体" w:hAnsi="楷体" w:hint="eastAsia"/>
+          <w:b/>
+          <w:bCs/>
+          <w:color w:val="auto"/>
+          <w:sz w:val="32"/>
+          <w:szCs w:val="32"/>
+        </w:rPr>
+      </w:pPr>
+      <w:r>
+        <w:rPr>
+          <w:rFonts w:ascii="楷体" w:eastAsia="楷体" w:hAnsi="楷体" w:hint="eastAsia"/>
+          <w:b/>
+          <w:bCs/>
+          <w:color w:val="auto"/>
+          <w:sz w:val="32"/>
+          <w:szCs w:val="32"/>
+        </w:rPr>
+        <w:t>.x 产业链</w:t>
+      </w:r>
+    </w:p>
+    <w:p>
+      <w:pPr>
+        <w:pStyle w:val="2"/>
+        <w:rPr>
+          <w:rFonts w:ascii="楷体" w:eastAsia="楷体" w:hAnsi="楷体" w:hint="eastAsia"/>
+          <w:b/>
+          <w:bCs/>
+          <w:color w:val="auto"/>
+          <w:sz w:val="32"/>
+          <w:szCs w:val="32"/>
+        </w:rPr>
+      </w:pPr>
+      <w:r>
+        <w:rPr>
+          <w:rFonts w:ascii="楷体" w:eastAsia="楷体" w:hAnsi="楷体" w:hint="eastAsia"/>
+          <w:b/>
+          <w:bCs/>
+          <w:color w:val="auto"/>
+          <w:sz w:val="32"/>
+          <w:szCs w:val="32"/>
+        </w:rPr>
+        <w:t>.x 行业性质</w:t>
+      </w:r>
+    </w:p>
+    <w:p>
+      <w:pPr>
+        <w:pStyle w:val="2"/>
+        <w:rPr>
+          <w:rFonts w:ascii="楷体" w:eastAsia="楷体" w:hAnsi="楷体" w:hint="eastAsia"/>
+          <w:b/>
+          <w:bCs/>
+          <w:color w:val="auto"/>
+          <w:sz w:val="32"/>
+          <w:szCs w:val="32"/>
+        </w:rPr>
+      </w:pPr>
+      <w:r>
+        <w:rPr>
+          <w:rFonts w:ascii="楷体" w:eastAsia="楷体" w:hAnsi="楷体" w:hint="eastAsia"/>
+          <w:b/>
+          <w:bCs/>
+          <w:color w:val="auto"/>
+          <w:sz w:val="32"/>
+          <w:szCs w:val="32"/>
+        </w:rPr>
+        <w:t>.x 需求侧</w:t>
+      </w:r>
+    </w:p>
+    <w:p>
+      <w:pPr>
+        <w:pStyle w:val="2"/>
+        <w:rPr>
+          <w:rFonts w:ascii="楷体" w:eastAsia="楷体" w:hAnsi="楷体" w:hint="eastAsia"/>
+          <w:b/>
+          <w:bCs/>
+          <w:color w:val="auto"/>
+          <w:sz w:val="32"/>
+          <w:szCs w:val="32"/>
+        </w:rPr>
+      </w:pPr>
+      <w:r>
+        <w:rPr>
+          <w:rFonts w:ascii="楷体" w:eastAsia="楷体" w:hAnsi="楷体" w:hint="eastAsia"/>
+          <w:b/>
+          <w:bCs/>
+          <w:color w:val="auto"/>
+          <w:sz w:val="32"/>
+          <w:szCs w:val="32"/>
+        </w:rPr>
+        <w:t>.x 供给侧</w:t>
+      </w:r>
+    </w:p>
+    <w:p>
+      <w:pPr>
+        <w:pStyle w:val="3"/>
+        <w:rPr>
+          <w:rFonts w:ascii="楷体" w:eastAsia="楷体" w:hAnsi="楷体" w:hint="eastAsia"/>
+          <w:b/>
+          <w:bCs/>
+          <w:color w:val="auto"/>
+          <w:sz w:val="30"/>
+          <w:szCs w:val="30"/>
+        </w:rPr>
+      </w:pPr>
+      <w:r>
+        <w:rPr>
+          <w:rFonts w:ascii="楷体" w:eastAsia="楷体" w:hAnsi="楷体" w:hint="eastAsia"/>
+          <w:b/>
+          <w:bCs/>
+          <w:color w:val="auto"/>
+          <w:sz w:val="30"/>
+          <w:szCs w:val="30"/>
+        </w:rPr>
+        <w:t>.x 技术迭代</w:t>
+      </w:r>
+    </w:p>
+    <w:p>
+      <w:pPr>
+        <w:pStyle w:val="2"/>
+        <w:rPr>
+          <w:rFonts w:ascii="楷体" w:eastAsia="楷体" w:hAnsi="楷体" w:hint="eastAsia"/>
+          <w:b/>
+          <w:bCs/>
+          <w:color w:val="auto"/>
+          <w:sz w:val="32"/>
+          <w:szCs w:val="32"/>
+        </w:rPr>
+      </w:pPr>
+      <w:r>
+        <w:rPr>
+          <w:rFonts w:ascii="楷体" w:eastAsia="楷体" w:hAnsi="楷体" w:hint="eastAsia"/>
+          <w:b/>
+          <w:bCs/>
+          <w:color w:val="auto"/>
+          <w:sz w:val="32"/>
+          <w:szCs w:val="32"/>
+        </w:rPr>
+        <w:t>.x 市场测算</w:t>
+      </w:r>
+    </w:p>
+    <w:p>
+      <w:pPr>
+        <w:ind w:firstLineChars="200" w:firstLine="440"/>
+        <w:rPr>
+          <w:rFonts w:ascii="楷体" w:eastAsia="楷体" w:hAnsi="楷体" w:hint="eastAsia"/>
+        </w:rPr>
+      </w:pPr>
+    </w:p>
+    <w:p>
+      <w:pPr>
+        <w:pStyle w:val="1"/>
         <w:rPr>
           <w:rFonts w:ascii="楷体" w:eastAsia="楷体" w:hAnsi="楷体" w:hint="eastAsia"/>
           <w:b/>
@@ -1417,14 +2381,24 @@
           <w:sz w:val="36"/>
           <w:szCs w:val="36"/>
         </w:rPr>
-        <w:t>情形</w:t>
+      </w:pPr>
+      <w:r>
+        <w:rPr>
+          <w:rFonts w:ascii="楷体" w:eastAsia="楷体" w:hAnsi="楷体" w:hint="eastAsia"/>
+          <w:b/>
+          <w:bCs/>
+          <w:color w:val="auto"/>
+          <w:sz w:val="36"/>
+          <w:szCs w:val="36"/>
+        </w:rPr>
+        <w:t>晶圆代工行业情形</w:t>
       </w:r>
     </w:p>
     <w:p>
       <w:pPr>
         <w:pStyle w:val="2"/>
         <w:rPr>
-          <w:rFonts w:ascii="楷体" w:eastAsia="楷体" w:hAnsi="楷体"/>
+          <w:rFonts w:ascii="楷体" w:eastAsia="楷体" w:hAnsi="楷体" w:hint="eastAsia"/>
           <w:b/>
           <w:bCs/>
           <w:color w:val="auto"/>
@@ -1441,19 +2415,21 @@
           <w:sz w:val="32"/>
           <w:szCs w:val="32"/>
         </w:rPr>
-        <w:t>.</w:t>
-      </w:r>
-      <w:r>
-        <w:rPr>
-          <w:rFonts w:ascii="楷体" w:eastAsia="楷体" w:hAnsi="楷体" w:hint="eastAsia"/>
+        <w:t>.x 产业链</w:t>
+      </w:r>
+    </w:p>
+    <w:p>
+      <w:pPr>
+        <w:pStyle w:val="2"/>
+        <w:rPr>
+          <w:rFonts w:ascii="楷体" w:eastAsia="楷体" w:hAnsi="楷体"/>
           <w:b/>
           <w:bCs/>
           <w:color w:val="auto"/>
           <w:sz w:val="32"/>
           <w:szCs w:val="32"/>
         </w:rPr>
-        <w:t>x</w:t>
-      </w:r>
+      </w:pPr>
       <w:r>
         <w:rPr>
           <w:rFonts w:ascii="楷体" w:eastAsia="楷体" w:hAnsi="楷体" w:hint="eastAsia"/>
@@ -1463,9 +2439,150 @@
           <w:sz w:val="32"/>
           <w:szCs w:val="32"/>
         </w:rPr>
-        <w:t xml:space="preserve"> </w:t>
-      </w:r>
-      <w:r>
+        <w:t>.x 行业性质</w:t>
+      </w:r>
+    </w:p>
+    <w:p>
+      <w:pPr>
+        <w:rPr>
+          <w:rFonts w:ascii="楷体" w:eastAsia="楷体" w:hAnsi="楷体" w:hint="eastAsia"/>
+          <w:sz w:val="28"/>
+          <w:szCs w:val="28"/>
+        </w:rPr>
+      </w:pPr>
+      <w:r>
+        <w:rPr>
+          <w:rFonts w:ascii="楷体" w:eastAsia="楷体" w:hAnsi="楷体" w:hint="eastAsia"/>
+          <w:sz w:val="28"/>
+          <w:szCs w:val="28"/>
+        </w:rPr>
+        <w:t>晶圆代</w:t>
+      </w:r>
+      <w:proofErr w:type="gramStart"/>
+      <w:r>
+        <w:rPr>
+          <w:rFonts w:ascii="楷体" w:eastAsia="楷体" w:hAnsi="楷体" w:hint="eastAsia"/>
+          <w:sz w:val="28"/>
+          <w:szCs w:val="28"/>
+        </w:rPr>
+        <w:t>工本身</w:t>
+      </w:r>
+      <w:proofErr w:type="gramEnd"/>
+      <w:r>
+        <w:rPr>
+          <w:rFonts w:ascii="楷体" w:eastAsia="楷体" w:hAnsi="楷体" w:hint="eastAsia"/>
+          <w:sz w:val="28"/>
+          <w:szCs w:val="28"/>
+        </w:rPr>
+        <w:t>是一个成熟，但结构性成长的行业。</w:t>
+      </w:r>
+      <w:r>
+        <w:rPr>
+          <w:rFonts w:ascii="楷体" w:eastAsia="楷体" w:hAnsi="楷体" w:hint="eastAsia"/>
+          <w:sz w:val="28"/>
+          <w:szCs w:val="28"/>
+        </w:rPr>
+        <w:t>晶圆代工整体已进入成熟期（台积电创立1987年至今近40年），但先进制程（&lt;10nm）处于成长期中期，成熟制程（28nm+）处于成熟期。行业呈现"双轨"特征：先进节点受AI</w:t>
+      </w:r>
+      <w:proofErr w:type="gramStart"/>
+      <w:r>
+        <w:rPr>
+          <w:rFonts w:ascii="楷体" w:eastAsia="楷体" w:hAnsi="楷体" w:hint="eastAsia"/>
+          <w:sz w:val="28"/>
+          <w:szCs w:val="28"/>
+        </w:rPr>
+        <w:t>算力驱动</w:t>
+      </w:r>
+      <w:proofErr w:type="gramEnd"/>
+      <w:r>
+        <w:rPr>
+          <w:rFonts w:ascii="楷体" w:eastAsia="楷体" w:hAnsi="楷体" w:hint="eastAsia"/>
+          <w:sz w:val="28"/>
+          <w:szCs w:val="28"/>
+        </w:rPr>
+        <w:t>高速扩张，成熟节点受益于汽车电子和工业需求稳健增长。</w:t>
+      </w:r>
+    </w:p>
+    <w:p>
+      <w:pPr>
+        <w:rPr>
+          <w:rFonts w:ascii="楷体" w:eastAsia="楷体" w:hAnsi="楷体" w:hint="eastAsia"/>
+          <w:sz w:val="28"/>
+          <w:szCs w:val="28"/>
+        </w:rPr>
+      </w:pPr>
+      <w:r>
+        <w:rPr>
+          <w:rFonts w:ascii="楷体" w:eastAsia="楷体" w:hAnsi="楷体" w:hint="eastAsia"/>
+          <w:sz w:val="28"/>
+          <w:szCs w:val="28"/>
+        </w:rPr>
+        <w:t>因此可以得出，晶圆代工产业是一个</w:t>
+      </w:r>
+      <w:r>
+        <w:rPr>
+          <w:rFonts w:ascii="楷体" w:eastAsia="楷体" w:hAnsi="楷体" w:hint="eastAsia"/>
+          <w:sz w:val="28"/>
+          <w:szCs w:val="28"/>
+        </w:rPr>
+        <w:t>结构性分化行业——28nm及以上节点贡献</w:t>
+      </w:r>
+      <w:r>
+        <w:rPr>
+          <w:rFonts w:ascii="楷体" w:eastAsia="楷体" w:hAnsi="楷体" w:hint="eastAsia"/>
+          <w:sz w:val="28"/>
+          <w:szCs w:val="28"/>
+          <w:highlight w:val="yellow"/>
+        </w:rPr>
+        <w:t>59.5%</w:t>
+      </w:r>
+      <w:r>
+        <w:rPr>
+          <w:rFonts w:ascii="楷体" w:eastAsia="楷体" w:hAnsi="楷体" w:hint="eastAsia"/>
+          <w:sz w:val="28"/>
+          <w:szCs w:val="28"/>
+        </w:rPr>
+        <w:t>收入但增速低</w:t>
+      </w:r>
+      <w:proofErr w:type="gramStart"/>
+      <w:r>
+        <w:rPr>
+          <w:rFonts w:ascii="楷体" w:eastAsia="楷体" w:hAnsi="楷体" w:hint="eastAsia"/>
+          <w:sz w:val="28"/>
+          <w:szCs w:val="28"/>
+        </w:rPr>
+        <w:t>个</w:t>
+      </w:r>
+      <w:proofErr w:type="gramEnd"/>
+      <w:r>
+        <w:rPr>
+          <w:rFonts w:ascii="楷体" w:eastAsia="楷体" w:hAnsi="楷体" w:hint="eastAsia"/>
+          <w:sz w:val="28"/>
+          <w:szCs w:val="28"/>
+        </w:rPr>
+        <w:t>位数，&lt;10nm节点收入占比小但CAGR达</w:t>
+      </w:r>
+      <w:r>
+        <w:rPr>
+          <w:rFonts w:ascii="楷体" w:eastAsia="楷体" w:hAnsi="楷体" w:hint="eastAsia"/>
+          <w:sz w:val="28"/>
+          <w:szCs w:val="28"/>
+          <w:highlight w:val="yellow"/>
+        </w:rPr>
+        <w:t>9.1%</w:t>
+      </w:r>
+      <w:r>
+        <w:rPr>
+          <w:rFonts w:ascii="楷体" w:eastAsia="楷体" w:hAnsi="楷体" w:hint="eastAsia"/>
+          <w:sz w:val="28"/>
+          <w:szCs w:val="28"/>
+        </w:rPr>
+        <w:t>。</w:t>
+      </w:r>
+    </w:p>
+    <w:p>
+      <w:pPr>
+        <w:pStyle w:val="2"/>
         <w:rPr>
           <w:rFonts w:ascii="楷体" w:eastAsia="楷体" w:hAnsi="楷体" w:hint="eastAsia"/>
           <w:b/>
@@ -1474,12 +2591,8 @@
           <w:sz w:val="32"/>
           <w:szCs w:val="32"/>
         </w:rPr>
-        <w:t>产业链</w:t>
-      </w:r>
-    </w:p>
-    <w:p>
-      <w:pPr>
-        <w:pStyle w:val="2"/>
+      </w:pPr>
+      <w:r>
         <w:rPr>
           <w:rFonts w:ascii="楷体" w:eastAsia="楷体" w:hAnsi="楷体" w:hint="eastAsia"/>
           <w:b/>
@@ -1488,8 +2601,13 @@
           <w:sz w:val="32"/>
           <w:szCs w:val="32"/>
         </w:rPr>
-      </w:pPr>
-      <w:r>
+        <w:lastRenderedPageBreak/>
+        <w:t>.x 需求侧</w:t>
+      </w:r>
+    </w:p>
+    <w:p>
+      <w:pPr>
+        <w:pStyle w:val="2"/>
         <w:rPr>
           <w:rFonts w:ascii="楷体" w:eastAsia="楷体" w:hAnsi="楷体" w:hint="eastAsia"/>
           <w:b/>
@@ -1498,8 +2616,7 @@
           <w:sz w:val="32"/>
           <w:szCs w:val="32"/>
         </w:rPr>
-        <w:t>.</w:t>
-      </w:r>
+      </w:pPr>
       <w:r>
         <w:rPr>
           <w:rFonts w:ascii="楷体" w:eastAsia="楷体" w:hAnsi="楷体" w:hint="eastAsia"/>
@@ -1509,9 +2626,36 @@
           <w:sz w:val="32"/>
           <w:szCs w:val="32"/>
         </w:rPr>
-        <w:t>x</w:t>
-      </w:r>
-      <w:r>
+        <w:t>.x 供给侧</w:t>
+      </w:r>
+    </w:p>
+    <w:p>
+      <w:pPr>
+        <w:pStyle w:val="3"/>
+        <w:rPr>
+          <w:rFonts w:ascii="楷体" w:eastAsia="楷体" w:hAnsi="楷体" w:hint="eastAsia"/>
+          <w:b/>
+          <w:bCs/>
+          <w:color w:val="auto"/>
+          <w:sz w:val="30"/>
+          <w:szCs w:val="30"/>
+        </w:rPr>
+      </w:pPr>
+      <w:r>
+        <w:rPr>
+          <w:rFonts w:ascii="楷体" w:eastAsia="楷体" w:hAnsi="楷体" w:hint="eastAsia"/>
+          <w:b/>
+          <w:bCs/>
+          <w:color w:val="auto"/>
+          <w:sz w:val="30"/>
+          <w:szCs w:val="30"/>
+        </w:rPr>
+        <w:t>.x 技术迭代</w:t>
+      </w:r>
+    </w:p>
+    <w:p>
+      <w:pPr>
+        <w:pStyle w:val="2"/>
         <w:rPr>
           <w:rFonts w:ascii="楷体" w:eastAsia="楷体" w:hAnsi="楷体" w:hint="eastAsia"/>
           <w:b/>
@@ -1520,8 +2664,7 @@
           <w:sz w:val="32"/>
           <w:szCs w:val="32"/>
         </w:rPr>
-        <w:t xml:space="preserve"> </w:t>
-      </w:r>
+      </w:pPr>
       <w:r>
         <w:rPr>
           <w:rFonts w:ascii="楷体" w:eastAsia="楷体" w:hAnsi="楷体" w:hint="eastAsia"/>
@@ -1531,230 +2674,13 @@
           <w:sz w:val="32"/>
           <w:szCs w:val="32"/>
         </w:rPr>
-        <w:t>行业性质</w:t>
-      </w:r>
-    </w:p>
-    <w:p>
-      <w:pPr>
-        <w:pStyle w:val="2"/>
-        <w:rPr>
-          <w:rFonts w:ascii="楷体" w:eastAsia="楷体" w:hAnsi="楷体"/>
-          <w:b/>
-          <w:bCs/>
-          <w:color w:val="auto"/>
-          <w:sz w:val="32"/>
-          <w:szCs w:val="32"/>
-        </w:rPr>
-      </w:pPr>
-      <w:r>
-        <w:rPr>
-          <w:rFonts w:ascii="楷体" w:eastAsia="楷体" w:hAnsi="楷体" w:hint="eastAsia"/>
-          <w:b/>
-          <w:bCs/>
-          <w:color w:val="auto"/>
-          <w:sz w:val="32"/>
-          <w:szCs w:val="32"/>
-        </w:rPr>
-        <w:t>.</w:t>
-      </w:r>
-      <w:r>
-        <w:rPr>
-          <w:rFonts w:ascii="楷体" w:eastAsia="楷体" w:hAnsi="楷体" w:hint="eastAsia"/>
-          <w:b/>
-          <w:bCs/>
-          <w:color w:val="auto"/>
-          <w:sz w:val="32"/>
-          <w:szCs w:val="32"/>
-        </w:rPr>
-        <w:t>x</w:t>
-      </w:r>
-      <w:r>
-        <w:rPr>
-          <w:rFonts w:ascii="楷体" w:eastAsia="楷体" w:hAnsi="楷体" w:hint="eastAsia"/>
-          <w:b/>
-          <w:bCs/>
-          <w:color w:val="auto"/>
-          <w:sz w:val="32"/>
-          <w:szCs w:val="32"/>
-        </w:rPr>
-        <w:t xml:space="preserve"> </w:t>
-      </w:r>
-      <w:r>
-        <w:rPr>
-          <w:rFonts w:ascii="楷体" w:eastAsia="楷体" w:hAnsi="楷体" w:hint="eastAsia"/>
-          <w:b/>
-          <w:bCs/>
-          <w:color w:val="auto"/>
-          <w:sz w:val="32"/>
-          <w:szCs w:val="32"/>
-        </w:rPr>
-        <w:t>需求侧</w:t>
-      </w:r>
-    </w:p>
-    <w:p>
-      <w:pPr>
-        <w:pStyle w:val="2"/>
-        <w:rPr>
-          <w:rFonts w:ascii="楷体" w:eastAsia="楷体" w:hAnsi="楷体"/>
-          <w:b/>
-          <w:bCs/>
-          <w:color w:val="auto"/>
-          <w:sz w:val="32"/>
-          <w:szCs w:val="32"/>
-        </w:rPr>
-      </w:pPr>
-      <w:r>
-        <w:rPr>
-          <w:rFonts w:ascii="楷体" w:eastAsia="楷体" w:hAnsi="楷体" w:hint="eastAsia"/>
-          <w:b/>
-          <w:bCs/>
-          <w:color w:val="auto"/>
-          <w:sz w:val="32"/>
-          <w:szCs w:val="32"/>
-        </w:rPr>
-        <w:t>.</w:t>
-      </w:r>
-      <w:r>
-        <w:rPr>
-          <w:rFonts w:ascii="楷体" w:eastAsia="楷体" w:hAnsi="楷体" w:hint="eastAsia"/>
-          <w:b/>
-          <w:bCs/>
-          <w:color w:val="auto"/>
-          <w:sz w:val="32"/>
-          <w:szCs w:val="32"/>
-        </w:rPr>
-        <w:t>x</w:t>
-      </w:r>
-      <w:r>
-        <w:rPr>
-          <w:rFonts w:ascii="楷体" w:eastAsia="楷体" w:hAnsi="楷体" w:hint="eastAsia"/>
-          <w:b/>
-          <w:bCs/>
-          <w:color w:val="auto"/>
-          <w:sz w:val="32"/>
-          <w:szCs w:val="32"/>
-        </w:rPr>
-        <w:t xml:space="preserve"> </w:t>
-      </w:r>
-      <w:r>
-        <w:rPr>
-          <w:rFonts w:ascii="楷体" w:eastAsia="楷体" w:hAnsi="楷体" w:hint="eastAsia"/>
-          <w:b/>
-          <w:bCs/>
-          <w:color w:val="auto"/>
-          <w:sz w:val="32"/>
-          <w:szCs w:val="32"/>
-        </w:rPr>
-        <w:t>供给</w:t>
-      </w:r>
-      <w:r>
-        <w:rPr>
-          <w:rFonts w:ascii="楷体" w:eastAsia="楷体" w:hAnsi="楷体" w:hint="eastAsia"/>
-          <w:b/>
-          <w:bCs/>
-          <w:color w:val="auto"/>
-          <w:sz w:val="32"/>
-          <w:szCs w:val="32"/>
-        </w:rPr>
-        <w:t>侧</w:t>
-      </w:r>
-    </w:p>
-    <w:p>
-      <w:pPr>
-        <w:pStyle w:val="3"/>
-        <w:rPr>
-          <w:rFonts w:ascii="楷体" w:eastAsia="楷体" w:hAnsi="楷体" w:hint="eastAsia"/>
-          <w:b/>
-          <w:bCs/>
-          <w:color w:val="auto"/>
-          <w:sz w:val="30"/>
-          <w:szCs w:val="30"/>
-        </w:rPr>
-      </w:pPr>
-      <w:r>
-        <w:rPr>
-          <w:rFonts w:ascii="楷体" w:eastAsia="楷体" w:hAnsi="楷体" w:hint="eastAsia"/>
-          <w:b/>
-          <w:bCs/>
-          <w:color w:val="auto"/>
-          <w:sz w:val="30"/>
-          <w:szCs w:val="30"/>
-        </w:rPr>
-        <w:t xml:space="preserve">.x </w:t>
-      </w:r>
-      <w:r>
-        <w:rPr>
-          <w:rFonts w:ascii="楷体" w:eastAsia="楷体" w:hAnsi="楷体" w:hint="eastAsia"/>
-          <w:b/>
-          <w:bCs/>
-          <w:color w:val="auto"/>
-          <w:sz w:val="30"/>
-          <w:szCs w:val="30"/>
-        </w:rPr>
-        <w:t>技术迭代</w:t>
-      </w:r>
-    </w:p>
-    <w:p>
-      <w:pPr>
-        <w:pStyle w:val="2"/>
-        <w:rPr>
-          <w:rFonts w:ascii="楷体" w:eastAsia="楷体" w:hAnsi="楷体"/>
-          <w:b/>
-          <w:bCs/>
-          <w:color w:val="auto"/>
-          <w:sz w:val="32"/>
-          <w:szCs w:val="32"/>
-        </w:rPr>
-      </w:pPr>
-      <w:r>
-        <w:rPr>
-          <w:rFonts w:ascii="楷体" w:eastAsia="楷体" w:hAnsi="楷体" w:hint="eastAsia"/>
-          <w:b/>
-          <w:bCs/>
-          <w:color w:val="auto"/>
-          <w:sz w:val="32"/>
-          <w:szCs w:val="32"/>
-        </w:rPr>
-        <w:t>.</w:t>
-      </w:r>
-      <w:r>
-        <w:rPr>
-          <w:rFonts w:ascii="楷体" w:eastAsia="楷体" w:hAnsi="楷体" w:hint="eastAsia"/>
-          <w:b/>
-          <w:bCs/>
-          <w:color w:val="auto"/>
-          <w:sz w:val="32"/>
-          <w:szCs w:val="32"/>
-        </w:rPr>
-        <w:t>x</w:t>
-      </w:r>
-      <w:r>
-        <w:rPr>
-          <w:rFonts w:ascii="楷体" w:eastAsia="楷体" w:hAnsi="楷体" w:hint="eastAsia"/>
-          <w:b/>
-          <w:bCs/>
-          <w:color w:val="auto"/>
-          <w:sz w:val="32"/>
-          <w:szCs w:val="32"/>
-        </w:rPr>
-        <w:t xml:space="preserve"> </w:t>
-      </w:r>
-      <w:r>
-        <w:rPr>
-          <w:rFonts w:ascii="楷体" w:eastAsia="楷体" w:hAnsi="楷体" w:hint="eastAsia"/>
-          <w:b/>
-          <w:bCs/>
-          <w:color w:val="auto"/>
-          <w:sz w:val="32"/>
-          <w:szCs w:val="32"/>
-        </w:rPr>
-        <w:t>市场测算</w:t>
-      </w:r>
-    </w:p>
-    <w:p>
-      <w:pPr>
-        <w:rPr>
-          <w:rFonts w:hint="eastAsia"/>
+        <w:t>.x 市场测算</w:t>
+      </w:r>
+    </w:p>
+    <w:p>
+      <w:pPr>
+        <w:rPr>
+          <w:rFonts w:ascii="楷体" w:eastAsia="楷体" w:hAnsi="楷体" w:hint="eastAsia"/>
         </w:rPr>
       </w:pPr>
     </w:p>
@@ -1762,7 +2688,7 @@
       <w:pPr>
         <w:ind w:firstLineChars="200" w:firstLine="440"/>
         <w:rPr>
-          <w:rFonts w:ascii="楷体" w:eastAsia="楷体" w:hAnsi="楷体"/>
+          <w:rFonts w:ascii="楷体" w:eastAsia="楷体" w:hAnsi="楷体" w:hint="eastAsia"/>
         </w:rPr>
       </w:pPr>
     </w:p>
@@ -1770,7 +2696,7 @@
       <w:pPr>
         <w:ind w:firstLineChars="200" w:firstLine="440"/>
         <w:rPr>
-          <w:rFonts w:ascii="楷体" w:eastAsia="楷体" w:hAnsi="楷体"/>
+          <w:rFonts w:ascii="楷体" w:eastAsia="楷体" w:hAnsi="楷体" w:hint="eastAsia"/>
         </w:rPr>
       </w:pPr>
     </w:p>
@@ -1778,7 +2704,7 @@
       <w:pPr>
         <w:ind w:firstLineChars="200" w:firstLine="440"/>
         <w:rPr>
-          <w:rFonts w:ascii="楷体" w:eastAsia="楷体" w:hAnsi="楷体"/>
+          <w:rFonts w:ascii="楷体" w:eastAsia="楷体" w:hAnsi="楷体" w:hint="eastAsia"/>
         </w:rPr>
       </w:pPr>
     </w:p>
@@ -1786,7 +2712,7 @@
       <w:pPr>
         <w:ind w:firstLineChars="200" w:firstLine="440"/>
         <w:rPr>
-          <w:rFonts w:ascii="楷体" w:eastAsia="楷体" w:hAnsi="楷体"/>
+          <w:rFonts w:ascii="楷体" w:eastAsia="楷体" w:hAnsi="楷体" w:hint="eastAsia"/>
         </w:rPr>
       </w:pPr>
     </w:p>
@@ -1794,7 +2720,7 @@
       <w:pPr>
         <w:ind w:firstLineChars="200" w:firstLine="440"/>
         <w:rPr>
-          <w:rFonts w:ascii="楷体" w:eastAsia="楷体" w:hAnsi="楷体"/>
+          <w:rFonts w:ascii="楷体" w:eastAsia="楷体" w:hAnsi="楷体" w:hint="eastAsia"/>
         </w:rPr>
       </w:pPr>
     </w:p>
@@ -1802,7 +2728,7 @@
       <w:pPr>
         <w:ind w:firstLineChars="200" w:firstLine="440"/>
         <w:rPr>
-          <w:rFonts w:ascii="楷体" w:eastAsia="楷体" w:hAnsi="楷体"/>
+          <w:rFonts w:ascii="楷体" w:eastAsia="楷体" w:hAnsi="楷体" w:hint="eastAsia"/>
         </w:rPr>
       </w:pPr>
     </w:p>
@@ -1810,7 +2736,7 @@
       <w:pPr>
         <w:ind w:firstLineChars="200" w:firstLine="440"/>
         <w:rPr>
-          <w:rFonts w:ascii="楷体" w:eastAsia="楷体" w:hAnsi="楷体"/>
+          <w:rFonts w:ascii="楷体" w:eastAsia="楷体" w:hAnsi="楷体" w:hint="eastAsia"/>
         </w:rPr>
       </w:pPr>
     </w:p>
@@ -1818,7 +2744,7 @@
       <w:pPr>
         <w:ind w:firstLineChars="200" w:firstLine="440"/>
         <w:rPr>
-          <w:rFonts w:ascii="楷体" w:eastAsia="楷体" w:hAnsi="楷体"/>
+          <w:rFonts w:ascii="楷体" w:eastAsia="楷体" w:hAnsi="楷体" w:hint="eastAsia"/>
         </w:rPr>
       </w:pPr>
     </w:p>
@@ -1826,7 +2752,7 @@
       <w:pPr>
         <w:ind w:firstLineChars="200" w:firstLine="440"/>
         <w:rPr>
-          <w:rFonts w:ascii="楷体" w:eastAsia="楷体" w:hAnsi="楷体"/>
+          <w:rFonts w:ascii="楷体" w:eastAsia="楷体" w:hAnsi="楷体" w:hint="eastAsia"/>
         </w:rPr>
       </w:pPr>
     </w:p>
@@ -1834,7 +2760,7 @@
       <w:pPr>
         <w:ind w:firstLineChars="200" w:firstLine="440"/>
         <w:rPr>
-          <w:rFonts w:ascii="楷体" w:eastAsia="楷体" w:hAnsi="楷体"/>
+          <w:rFonts w:ascii="楷体" w:eastAsia="楷体" w:hAnsi="楷体" w:hint="eastAsia"/>
         </w:rPr>
       </w:pPr>
     </w:p>
@@ -1842,7 +2768,7 @@
       <w:pPr>
         <w:ind w:firstLineChars="200" w:firstLine="440"/>
         <w:rPr>
-          <w:rFonts w:ascii="楷体" w:eastAsia="楷体" w:hAnsi="楷体"/>
+          <w:rFonts w:ascii="楷体" w:eastAsia="楷体" w:hAnsi="楷体" w:hint="eastAsia"/>
         </w:rPr>
       </w:pPr>
     </w:p>
@@ -1850,7 +2776,7 @@
       <w:pPr>
         <w:ind w:firstLineChars="200" w:firstLine="440"/>
         <w:rPr>
-          <w:rFonts w:ascii="楷体" w:eastAsia="楷体" w:hAnsi="楷体"/>
+          <w:rFonts w:ascii="楷体" w:eastAsia="楷体" w:hAnsi="楷体" w:hint="eastAsia"/>
         </w:rPr>
       </w:pPr>
     </w:p>
@@ -1858,7 +2784,7 @@
       <w:pPr>
         <w:ind w:firstLineChars="200" w:firstLine="440"/>
         <w:rPr>
-          <w:rFonts w:ascii="楷体" w:eastAsia="楷体" w:hAnsi="楷体"/>
+          <w:rFonts w:ascii="楷体" w:eastAsia="楷体" w:hAnsi="楷体" w:hint="eastAsia"/>
         </w:rPr>
       </w:pPr>
     </w:p>
@@ -1866,7 +2792,7 @@
       <w:pPr>
         <w:ind w:firstLineChars="200" w:firstLine="440"/>
         <w:rPr>
-          <w:rFonts w:ascii="楷体" w:eastAsia="楷体" w:hAnsi="楷体"/>
+          <w:rFonts w:ascii="楷体" w:eastAsia="楷体" w:hAnsi="楷体" w:hint="eastAsia"/>
         </w:rPr>
       </w:pPr>
     </w:p>
@@ -1874,7 +2800,7 @@
       <w:pPr>
         <w:ind w:firstLineChars="200" w:firstLine="440"/>
         <w:rPr>
-          <w:rFonts w:ascii="楷体" w:eastAsia="楷体" w:hAnsi="楷体"/>
+          <w:rFonts w:ascii="楷体" w:eastAsia="楷体" w:hAnsi="楷体" w:hint="eastAsia"/>
         </w:rPr>
       </w:pPr>
     </w:p>
@@ -1882,7 +2808,7 @@
       <w:pPr>
         <w:ind w:firstLineChars="200" w:firstLine="440"/>
         <w:rPr>
-          <w:rFonts w:ascii="楷体" w:eastAsia="楷体" w:hAnsi="楷体"/>
+          <w:rFonts w:ascii="楷体" w:eastAsia="楷体" w:hAnsi="楷体" w:hint="eastAsia"/>
         </w:rPr>
       </w:pPr>
     </w:p>
@@ -1890,7 +2816,7 @@
       <w:pPr>
         <w:ind w:firstLineChars="200" w:firstLine="440"/>
         <w:rPr>
-          <w:rFonts w:ascii="楷体" w:eastAsia="楷体" w:hAnsi="楷体"/>
+          <w:rFonts w:ascii="楷体" w:eastAsia="楷体" w:hAnsi="楷体" w:hint="eastAsia"/>
         </w:rPr>
       </w:pPr>
     </w:p>
@@ -1898,7 +2824,7 @@
       <w:pPr>
         <w:ind w:firstLineChars="200" w:firstLine="440"/>
         <w:rPr>
-          <w:rFonts w:ascii="楷体" w:eastAsia="楷体" w:hAnsi="楷体"/>
+          <w:rFonts w:ascii="楷体" w:eastAsia="楷体" w:hAnsi="楷体" w:hint="eastAsia"/>
         </w:rPr>
       </w:pPr>
     </w:p>
@@ -1906,7 +2832,7 @@
       <w:pPr>
         <w:ind w:firstLineChars="200" w:firstLine="440"/>
         <w:rPr>
-          <w:rFonts w:ascii="楷体" w:eastAsia="楷体" w:hAnsi="楷体"/>
+          <w:rFonts w:ascii="楷体" w:eastAsia="楷体" w:hAnsi="楷体" w:hint="eastAsia"/>
         </w:rPr>
       </w:pPr>
     </w:p>
@@ -1914,87 +2840,7 @@
       <w:pPr>
         <w:ind w:firstLineChars="200" w:firstLine="440"/>
         <w:rPr>
-          <w:rFonts w:ascii="楷体" w:eastAsia="楷体" w:hAnsi="楷体"/>
-        </w:rPr>
-      </w:pPr>
-    </w:p>
-    <w:p>
-      <w:pPr>
-        <w:ind w:firstLineChars="200" w:firstLine="440"/>
-        <w:rPr>
-          <w:rFonts w:ascii="楷体" w:eastAsia="楷体" w:hAnsi="楷体"/>
-        </w:rPr>
-      </w:pPr>
-    </w:p>
-    <w:p>
-      <w:pPr>
-        <w:ind w:firstLineChars="200" w:firstLine="440"/>
-        <w:rPr>
-          <w:rFonts w:ascii="楷体" w:eastAsia="楷体" w:hAnsi="楷体"/>
-        </w:rPr>
-      </w:pPr>
-    </w:p>
-    <w:p>
-      <w:pPr>
-        <w:ind w:firstLineChars="200" w:firstLine="440"/>
-        <w:rPr>
-          <w:rFonts w:ascii="楷体" w:eastAsia="楷体" w:hAnsi="楷体"/>
-        </w:rPr>
-      </w:pPr>
-    </w:p>
-    <w:p>
-      <w:pPr>
-        <w:ind w:firstLineChars="200" w:firstLine="440"/>
-        <w:rPr>
-          <w:rFonts w:ascii="楷体" w:eastAsia="楷体" w:hAnsi="楷体"/>
-        </w:rPr>
-      </w:pPr>
-    </w:p>
-    <w:p>
-      <w:pPr>
-        <w:ind w:firstLineChars="200" w:firstLine="440"/>
-        <w:rPr>
-          <w:rFonts w:ascii="楷体" w:eastAsia="楷体" w:hAnsi="楷体"/>
-        </w:rPr>
-      </w:pPr>
-    </w:p>
-    <w:p>
-      <w:pPr>
-        <w:ind w:firstLineChars="200" w:firstLine="440"/>
-        <w:rPr>
-          <w:rFonts w:ascii="楷体" w:eastAsia="楷体" w:hAnsi="楷体"/>
-        </w:rPr>
-      </w:pPr>
-    </w:p>
-    <w:p>
-      <w:pPr>
-        <w:ind w:firstLineChars="200" w:firstLine="440"/>
-        <w:rPr>
-          <w:rFonts w:ascii="楷体" w:eastAsia="楷体" w:hAnsi="楷体"/>
-        </w:rPr>
-      </w:pPr>
-    </w:p>
-    <w:p>
-      <w:pPr>
-        <w:ind w:firstLineChars="200" w:firstLine="440"/>
-        <w:rPr>
-          <w:rFonts w:ascii="楷体" w:eastAsia="楷体" w:hAnsi="楷体"/>
-        </w:rPr>
-      </w:pPr>
-    </w:p>
-    <w:p>
-      <w:pPr>
-        <w:ind w:firstLineChars="200" w:firstLine="440"/>
-        <w:rPr>
-          <w:rFonts w:ascii="楷体" w:eastAsia="楷体" w:hAnsi="楷体"/>
-        </w:rPr>
-      </w:pPr>
-    </w:p>
-    <w:p>
-      <w:pPr>
-        <w:ind w:firstLineChars="200" w:firstLine="440"/>
-        <w:rPr>
-          <w:rFonts w:ascii="楷体" w:eastAsia="楷体" w:hAnsi="楷体"/>
+          <w:rFonts w:ascii="楷体" w:eastAsia="楷体" w:hAnsi="楷体" w:hint="eastAsia"/>
         </w:rPr>
       </w:pPr>
     </w:p>
@@ -2032,7 +2878,6 @@
           <w:sz w:val="36"/>
           <w:szCs w:val="36"/>
         </w:rPr>
-        <w:lastRenderedPageBreak/>
         <w:t xml:space="preserve">5. </w:t>
       </w:r>
       <w:r>
@@ -2053,6 +2898,7 @@
       <w:pPr>
         <w:pStyle w:val="ae"/>
         <w:rPr>
+          <w:rFonts w:ascii="楷体" w:hAnsi="楷体"/>
           <w:sz w:val="18"/>
         </w:rPr>
       </w:pPr>
@@ -2090,6 +2936,7 @@
             <w:pPr>
               <w:pStyle w:val="ae"/>
               <w:rPr>
+                <w:rFonts w:ascii="楷体" w:hAnsi="楷体"/>
                 <w:b/>
                 <w:bCs/>
                 <w:sz w:val="22"/>
@@ -2102,15 +2949,7 @@
                 <w:bCs/>
                 <w:szCs w:val="22"/>
               </w:rPr>
-              <w:t>通信</w:t>
-            </w:r>
-            <w:r>
-              <w:rPr>
-                <w:rFonts w:ascii="楷体" w:hAnsi="楷体" w:hint="eastAsia"/>
-                <w:bCs/>
-                <w:szCs w:val="22"/>
-              </w:rPr>
-              <w:t>相关指数</w:t>
+              <w:t>通信相关指数</w:t>
             </w:r>
           </w:p>
         </w:tc>
@@ -2123,6 +2962,7 @@
             <w:pPr>
               <w:pStyle w:val="ae"/>
               <w:rPr>
+                <w:rFonts w:ascii="楷体" w:hAnsi="楷体"/>
                 <w:b/>
                 <w:bCs/>
                 <w:sz w:val="22"/>
@@ -2148,6 +2988,7 @@
             <w:pPr>
               <w:pStyle w:val="ae"/>
               <w:rPr>
+                <w:rFonts w:ascii="楷体" w:hAnsi="楷体"/>
                 <w:b/>
                 <w:bCs/>
                 <w:sz w:val="22"/>
@@ -2173,6 +3014,7 @@
             <w:pPr>
               <w:pStyle w:val="ae"/>
               <w:rPr>
+                <w:rFonts w:ascii="楷体" w:hAnsi="楷体"/>
                 <w:b/>
                 <w:bCs/>
                 <w:sz w:val="22"/>
@@ -2198,6 +3040,7 @@
             <w:pPr>
               <w:pStyle w:val="ae"/>
               <w:rPr>
+                <w:rFonts w:ascii="楷体" w:hAnsi="楷体"/>
                 <w:b/>
                 <w:bCs/>
                 <w:sz w:val="22"/>
@@ -2223,6 +3066,7 @@
             <w:pPr>
               <w:pStyle w:val="ae"/>
               <w:rPr>
+                <w:rFonts w:ascii="楷体" w:hAnsi="楷体"/>
                 <w:b/>
                 <w:bCs/>
                 <w:sz w:val="22"/>
@@ -2250,6 +3094,7 @@
             <w:pPr>
               <w:pStyle w:val="ae"/>
               <w:rPr>
+                <w:rFonts w:ascii="楷体" w:hAnsi="楷体"/>
                 <w:sz w:val="22"/>
                 <w:szCs w:val="22"/>
               </w:rPr>
@@ -2272,6 +3117,7 @@
             <w:pPr>
               <w:pStyle w:val="ae"/>
               <w:rPr>
+                <w:rFonts w:ascii="楷体" w:hAnsi="楷体"/>
                 <w:sz w:val="22"/>
                 <w:szCs w:val="22"/>
               </w:rPr>
@@ -2279,7 +3125,7 @@
             <w:proofErr w:type="gramStart"/>
             <w:r>
               <w:rPr>
-                <w:rFonts w:hint="eastAsia"/>
+                <w:rFonts w:ascii="楷体" w:hAnsi="楷体" w:hint="eastAsia"/>
                 <w:szCs w:val="22"/>
               </w:rPr>
               <w:t>科创芯片</w:t>
@@ -2296,29 +3142,30 @@
             <w:pPr>
               <w:pStyle w:val="ae"/>
               <w:rPr>
+                <w:rFonts w:ascii="楷体" w:hAnsi="楷体" w:hint="eastAsia"/>
+                <w:szCs w:val="22"/>
+              </w:rPr>
+            </w:pPr>
+            <w:r>
+              <w:rPr>
+                <w:rFonts w:ascii="楷体" w:hAnsi="楷体" w:hint="eastAsia"/>
+                <w:szCs w:val="22"/>
+              </w:rPr>
+              <w:t>5</w:t>
+            </w:r>
+            <w:r>
+              <w:rPr>
+                <w:rFonts w:ascii="楷体" w:hAnsi="楷体" w:hint="eastAsia"/>
+                <w:szCs w:val="22"/>
+              </w:rPr>
+              <w:t>88200.SH/</w:t>
+            </w:r>
+          </w:p>
+          <w:p>
+            <w:pPr>
+              <w:pStyle w:val="ae"/>
+              <w:rPr>
                 <w:rFonts w:ascii="楷体" w:hAnsi="楷体"/>
-                <w:szCs w:val="22"/>
-              </w:rPr>
-            </w:pPr>
-            <w:r>
-              <w:rPr>
-                <w:rFonts w:ascii="楷体" w:hAnsi="楷体" w:hint="eastAsia"/>
-                <w:szCs w:val="22"/>
-              </w:rPr>
-              <w:t>5</w:t>
-            </w:r>
-            <w:r>
-              <w:rPr>
-                <w:rFonts w:ascii="楷体" w:hAnsi="楷体" w:hint="eastAsia"/>
-                <w:szCs w:val="22"/>
-              </w:rPr>
-              <w:t>88200.SH/</w:t>
-            </w:r>
-          </w:p>
-          <w:p>
-            <w:pPr>
-              <w:pStyle w:val="ae"/>
-              <w:rPr>
                 <w:sz w:val="22"/>
                 <w:szCs w:val="22"/>
               </w:rPr>
@@ -2341,6 +3188,7 @@
             <w:pPr>
               <w:pStyle w:val="ae"/>
               <w:rPr>
+                <w:rFonts w:ascii="楷体" w:hAnsi="楷体"/>
                 <w:sz w:val="22"/>
                 <w:szCs w:val="22"/>
               </w:rPr>
@@ -2363,6 +3211,7 @@
             <w:pPr>
               <w:pStyle w:val="ae"/>
               <w:rPr>
+                <w:rFonts w:ascii="楷体" w:hAnsi="楷体"/>
                 <w:sz w:val="22"/>
                 <w:szCs w:val="22"/>
               </w:rPr>
@@ -2392,6 +3241,7 @@
             <w:pPr>
               <w:pStyle w:val="ae"/>
               <w:rPr>
+                <w:rFonts w:ascii="楷体" w:hAnsi="楷体"/>
                 <w:sz w:val="22"/>
                 <w:szCs w:val="22"/>
               </w:rPr>
@@ -2511,7 +3361,7 @@
     <w:p>
       <w:pPr>
         <w:rPr>
-          <w:rFonts w:hint="eastAsia"/>
+          <w:rFonts w:ascii="楷体" w:eastAsia="楷体" w:hAnsi="楷体" w:hint="eastAsia"/>
         </w:rPr>
       </w:pPr>
     </w:p>
@@ -3860,7 +4710,7 @@
           <w:sz w:val="28"/>
           <w:szCs w:val="22"/>
         </w:rPr>
-        <w:t>本基金主要采取复制法，即按照标的指数成份股及其权重构建基金的股票投资组合，并根据标的指数成份股及其权重的变动对股</w:t>
+        <w:t>本基金主要采取复制法，即按照标的指数成份股及其权重构建</w:t>
       </w:r>
       <w:r>
         <w:rPr>
@@ -3869,7 +4719,7 @@
           <w:szCs w:val="22"/>
         </w:rPr>
         <w:lastRenderedPageBreak/>
-        <w:t>票投资组合进行相应地调整。</w:t>
+        <w:t>基金的股票投资组合，并根据标的指数成份股及其权重的变动对股票投资组合进行相应地调整。</w:t>
       </w:r>
     </w:p>
     <w:p>
@@ -5274,6 +6124,7 @@
                 <w:sz w:val="21"/>
                 <w:szCs w:val="21"/>
               </w:rPr>
+              <w:lastRenderedPageBreak/>
               <w:t>688498.SH</w:t>
             </w:r>
           </w:p>
@@ -5392,7 +6243,6 @@
                 <w:sz w:val="21"/>
                 <w:szCs w:val="21"/>
               </w:rPr>
-              <w:lastRenderedPageBreak/>
               <w:t>688347.SH</w:t>
             </w:r>
           </w:p>
@@ -5500,10 +6350,11 @@
       </w:pPr>
       <w:r>
         <w:rPr>
+          <w:rFonts w:ascii="楷体" w:eastAsia="楷体" w:hAnsi="楷体"/>
           <w:noProof/>
         </w:rPr>
         <w:drawing>
-          <wp:inline distT="0" distB="0" distL="0" distR="0" wp14:anchorId="12E918F3" wp14:editId="07FF0158">
+          <wp:inline distT="0" distB="0" distL="0" distR="0" wp14:anchorId="12E918F3" wp14:editId="54E1ECD3">
             <wp:extent cx="5274310" cy="1432560"/>
             <wp:effectExtent l="0" t="0" r="2540" b="0"/>
             <wp:docPr id="1979773376" name="图片 1"/>
@@ -5520,7 +6371,7 @@
                     </pic:cNvPicPr>
                   </pic:nvPicPr>
                   <pic:blipFill>
-                    <a:blip r:embed="rId5" cstate="print">
+                    <a:blip r:embed="rId9" cstate="print">
                       <a:extLst>
                         <a:ext uri="{28A0092B-C50C-407E-A947-70E740481C1C}">
                           <a14:useLocalDpi xmlns:a14="http://schemas.microsoft.com/office/drawing/2010/main" val="0"/>
@@ -5712,7 +6563,7 @@
             </w:pPr>
             <w:r>
               <w:rPr>
-                <w:rFonts w:hint="eastAsia"/>
+                <w:rFonts w:ascii="楷体" w:hAnsi="楷体" w:hint="eastAsia"/>
               </w:rPr>
               <w:t>基金全称</w:t>
             </w:r>
@@ -5740,28 +6591,28 @@
             <w:proofErr w:type="gramStart"/>
             <w:r>
               <w:rPr>
-                <w:rFonts w:hint="eastAsia"/>
+                <w:rFonts w:ascii="楷体" w:hAnsi="楷体" w:hint="eastAsia"/>
               </w:rPr>
               <w:t>汇添富</w:t>
             </w:r>
             <w:proofErr w:type="gramEnd"/>
             <w:r>
               <w:rPr>
-                <w:rFonts w:hint="eastAsia"/>
+                <w:rFonts w:ascii="楷体" w:hAnsi="楷体" w:hint="eastAsia"/>
               </w:rPr>
               <w:t>上证</w:t>
             </w:r>
             <w:proofErr w:type="gramStart"/>
             <w:r>
               <w:rPr>
-                <w:rFonts w:hint="eastAsia"/>
+                <w:rFonts w:ascii="楷体" w:hAnsi="楷体" w:hint="eastAsia"/>
               </w:rPr>
               <w:t>科创板</w:t>
             </w:r>
             <w:proofErr w:type="gramEnd"/>
             <w:r>
               <w:rPr>
-                <w:rFonts w:hint="eastAsia"/>
+                <w:rFonts w:ascii="楷体" w:hAnsi="楷体" w:hint="eastAsia"/>
               </w:rPr>
               <w:t>芯片交易型开放式指数证券投资基金</w:t>
             </w:r>
@@ -5788,7 +6639,7 @@
             </w:pPr>
             <w:r>
               <w:rPr>
-                <w:rFonts w:hint="eastAsia"/>
+                <w:rFonts w:ascii="楷体" w:hAnsi="楷体" w:hint="eastAsia"/>
               </w:rPr>
               <w:t>基金简称</w:t>
             </w:r>
@@ -5816,21 +6667,21 @@
             <w:proofErr w:type="gramStart"/>
             <w:r>
               <w:rPr>
-                <w:rFonts w:hint="eastAsia"/>
+                <w:rFonts w:ascii="楷体" w:hAnsi="楷体" w:hint="eastAsia"/>
               </w:rPr>
               <w:t>科创芯片</w:t>
             </w:r>
             <w:proofErr w:type="gramEnd"/>
             <w:r>
               <w:rPr>
-                <w:rFonts w:hint="eastAsia"/>
+                <w:rFonts w:ascii="楷体" w:hAnsi="楷体" w:hint="eastAsia"/>
               </w:rPr>
               <w:t>ETF</w:t>
             </w:r>
             <w:proofErr w:type="gramStart"/>
             <w:r>
               <w:rPr>
-                <w:rFonts w:hint="eastAsia"/>
+                <w:rFonts w:ascii="楷体" w:hAnsi="楷体" w:hint="eastAsia"/>
               </w:rPr>
               <w:t>汇添富</w:t>
             </w:r>
@@ -5860,7 +6711,7 @@
             </w:pPr>
             <w:r>
               <w:rPr>
-                <w:rFonts w:hint="eastAsia"/>
+                <w:rFonts w:ascii="楷体" w:hAnsi="楷体" w:hint="eastAsia"/>
               </w:rPr>
               <w:t>基金代码</w:t>
             </w:r>
@@ -5887,21 +6738,9 @@
             </w:pPr>
             <w:r>
               <w:rPr>
-                <w:rFonts w:hint="eastAsia"/>
-              </w:rPr>
-              <w:t>588750(</w:t>
-            </w:r>
-            <w:r>
-              <w:rPr>
-                <w:rFonts w:hint="eastAsia"/>
-              </w:rPr>
-              <w:t>主代码</w:t>
-            </w:r>
-            <w:r>
-              <w:rPr>
-                <w:rFonts w:hint="eastAsia"/>
-              </w:rPr>
-              <w:t>)</w:t>
+                <w:rFonts w:ascii="楷体" w:hAnsi="楷体" w:hint="eastAsia"/>
+              </w:rPr>
+              <w:t>588750(主代码)</w:t>
             </w:r>
           </w:p>
         </w:tc>
@@ -5926,7 +6765,7 @@
             </w:pPr>
             <w:r>
               <w:rPr>
-                <w:rFonts w:hint="eastAsia"/>
+                <w:rFonts w:ascii="楷体" w:hAnsi="楷体" w:hint="eastAsia"/>
               </w:rPr>
               <w:t>基金类型</w:t>
             </w:r>
@@ -5953,7 +6792,7 @@
             </w:pPr>
             <w:r>
               <w:rPr>
-                <w:rFonts w:hint="eastAsia"/>
+                <w:rFonts w:ascii="楷体" w:hAnsi="楷体" w:hint="eastAsia"/>
               </w:rPr>
               <w:t>股票型基金</w:t>
             </w:r>
@@ -5982,7 +6821,7 @@
             </w:pPr>
             <w:r>
               <w:rPr>
-                <w:rFonts w:hint="eastAsia"/>
+                <w:rFonts w:ascii="楷体" w:hAnsi="楷体" w:hint="eastAsia"/>
               </w:rPr>
               <w:t>发行日期</w:t>
             </w:r>
@@ -6009,39 +6848,9 @@
             </w:pPr>
             <w:r>
               <w:rPr>
-                <w:rFonts w:hint="eastAsia"/>
-              </w:rPr>
-              <w:t>2024</w:t>
-            </w:r>
-            <w:r>
-              <w:rPr>
-                <w:rFonts w:hint="eastAsia"/>
-              </w:rPr>
-              <w:t>年</w:t>
-            </w:r>
-            <w:r>
-              <w:rPr>
-                <w:rFonts w:hint="eastAsia"/>
-              </w:rPr>
-              <w:t>12</w:t>
-            </w:r>
-            <w:r>
-              <w:rPr>
-                <w:rFonts w:hint="eastAsia"/>
-              </w:rPr>
-              <w:t>月</w:t>
-            </w:r>
-            <w:r>
-              <w:rPr>
-                <w:rFonts w:hint="eastAsia"/>
-              </w:rPr>
-              <w:t>02</w:t>
-            </w:r>
-            <w:r>
-              <w:rPr>
-                <w:rFonts w:hint="eastAsia"/>
-              </w:rPr>
-              <w:t>日</w:t>
+                <w:rFonts w:ascii="楷体" w:hAnsi="楷体" w:hint="eastAsia"/>
+              </w:rPr>
+              <w:t>2024年12月02日</w:t>
             </w:r>
           </w:p>
         </w:tc>
@@ -6066,21 +6875,9 @@
             </w:pPr>
             <w:r>
               <w:rPr>
-                <w:rFonts w:hint="eastAsia"/>
-              </w:rPr>
-              <w:t>成立日期</w:t>
-            </w:r>
-            <w:r>
-              <w:rPr>
-                <w:rFonts w:hint="eastAsia"/>
-              </w:rPr>
-              <w:t>/</w:t>
-            </w:r>
-            <w:r>
-              <w:rPr>
-                <w:rFonts w:hint="eastAsia"/>
-              </w:rPr>
-              <w:t>规模</w:t>
+                <w:rFonts w:ascii="楷体" w:hAnsi="楷体" w:hint="eastAsia"/>
+              </w:rPr>
+              <w:t>成立日期/规模</w:t>
             </w:r>
           </w:p>
         </w:tc>
@@ -6105,51 +6902,9 @@
             </w:pPr>
             <w:r>
               <w:rPr>
-                <w:rFonts w:hint="eastAsia"/>
-              </w:rPr>
-              <w:t>2024</w:t>
-            </w:r>
-            <w:r>
-              <w:rPr>
-                <w:rFonts w:hint="eastAsia"/>
-              </w:rPr>
-              <w:t>年</w:t>
-            </w:r>
-            <w:r>
-              <w:rPr>
-                <w:rFonts w:hint="eastAsia"/>
-              </w:rPr>
-              <w:t>12</w:t>
-            </w:r>
-            <w:r>
-              <w:rPr>
-                <w:rFonts w:hint="eastAsia"/>
-              </w:rPr>
-              <w:t>月</w:t>
-            </w:r>
-            <w:r>
-              <w:rPr>
-                <w:rFonts w:hint="eastAsia"/>
-              </w:rPr>
-              <w:t>18</w:t>
-            </w:r>
-            <w:r>
-              <w:rPr>
-                <w:rFonts w:hint="eastAsia"/>
-              </w:rPr>
-              <w:t>日</w:t>
-            </w:r>
-            <w:r>
-              <w:rPr>
-                <w:rFonts w:hint="eastAsia"/>
-              </w:rPr>
-              <w:t>/2.593</w:t>
-            </w:r>
-            <w:r>
-              <w:rPr>
-                <w:rFonts w:hint="eastAsia"/>
-              </w:rPr>
-              <w:t>亿份</w:t>
+                <w:rFonts w:ascii="楷体" w:hAnsi="楷体" w:hint="eastAsia"/>
+              </w:rPr>
+              <w:t>2024年12月18日/2.593亿份</w:t>
             </w:r>
           </w:p>
         </w:tc>
@@ -6176,7 +6931,7 @@
             </w:pPr>
             <w:r>
               <w:rPr>
-                <w:rFonts w:hint="eastAsia"/>
+                <w:rFonts w:ascii="楷体" w:hAnsi="楷体" w:hint="eastAsia"/>
               </w:rPr>
               <w:t>资产规模</w:t>
             </w:r>
@@ -6203,56 +6958,16 @@
             </w:pPr>
             <w:r>
               <w:rPr>
-                <w:rFonts w:hint="eastAsia"/>
-              </w:rPr>
-              <w:t>55.11</w:t>
-            </w:r>
-            <w:r>
-              <w:rPr>
-                <w:rFonts w:hint="eastAsia"/>
-              </w:rPr>
-              <w:t>亿元</w:t>
-            </w:r>
-            <w:r>
-              <w:rPr>
-                <w:rFonts w:hint="eastAsia"/>
-              </w:rPr>
-              <w:t>/</w:t>
-            </w:r>
-            <w:r>
-              <w:rPr>
-                <w:rFonts w:ascii="楷体" w:hAnsi="楷体" w:hint="eastAsia"/>
-                <w:szCs w:val="22"/>
-              </w:rPr>
-              <w:t>（截止至：2026年0</w:t>
-            </w:r>
-            <w:r>
-              <w:rPr>
-                <w:rFonts w:ascii="楷体" w:hAnsi="楷体" w:hint="eastAsia"/>
-                <w:szCs w:val="22"/>
-              </w:rPr>
-              <w:t>6</w:t>
-            </w:r>
-            <w:r>
-              <w:rPr>
-                <w:rFonts w:ascii="楷体" w:hAnsi="楷体" w:hint="eastAsia"/>
-                <w:szCs w:val="22"/>
-              </w:rPr>
-              <w:t>月</w:t>
-            </w:r>
-            <w:r>
-              <w:rPr>
-                <w:rFonts w:ascii="楷体" w:hAnsi="楷体" w:hint="eastAsia"/>
-                <w:szCs w:val="22"/>
-              </w:rPr>
-              <w:t>02</w:t>
-            </w:r>
-            <w:r>
-              <w:rPr>
-                <w:rFonts w:ascii="楷体" w:hAnsi="楷体" w:hint="eastAsia"/>
-                <w:szCs w:val="22"/>
-              </w:rPr>
-              <w:t>日）</w:t>
+                <w:rFonts w:ascii="楷体" w:hAnsi="楷体" w:hint="eastAsia"/>
+              </w:rPr>
+              <w:t>55.11亿元/</w:t>
+            </w:r>
+            <w:r>
+              <w:rPr>
+                <w:rFonts w:ascii="楷体" w:hAnsi="楷体" w:hint="eastAsia"/>
+                <w:szCs w:val="22"/>
+              </w:rPr>
+              <w:t>（截止至：2026年06月02日）</w:t>
             </w:r>
           </w:p>
         </w:tc>
@@ -6277,7 +6992,7 @@
             </w:pPr>
             <w:r>
               <w:rPr>
-                <w:rFonts w:hint="eastAsia"/>
+                <w:rFonts w:ascii="楷体" w:hAnsi="楷体" w:hint="eastAsia"/>
               </w:rPr>
               <w:t>份额规模</w:t>
             </w:r>
@@ -6304,56 +7019,16 @@
             </w:pPr>
             <w:r>
               <w:rPr>
-                <w:rFonts w:hint="eastAsia"/>
-              </w:rPr>
-              <w:t>23.9823</w:t>
-            </w:r>
-            <w:r>
-              <w:rPr>
-                <w:rFonts w:hint="eastAsia"/>
-              </w:rPr>
-              <w:t>亿份</w:t>
-            </w:r>
-            <w:r>
-              <w:rPr>
-                <w:rFonts w:hint="eastAsia"/>
-              </w:rPr>
-              <w:t>/</w:t>
-            </w:r>
-            <w:r>
-              <w:rPr>
-                <w:rFonts w:ascii="楷体" w:hAnsi="楷体" w:hint="eastAsia"/>
-                <w:szCs w:val="22"/>
-              </w:rPr>
-              <w:t>（截止至：2026年0</w:t>
-            </w:r>
-            <w:r>
-              <w:rPr>
-                <w:rFonts w:ascii="楷体" w:hAnsi="楷体" w:hint="eastAsia"/>
-                <w:szCs w:val="22"/>
-              </w:rPr>
-              <w:t>6</w:t>
-            </w:r>
-            <w:r>
-              <w:rPr>
-                <w:rFonts w:ascii="楷体" w:hAnsi="楷体" w:hint="eastAsia"/>
-                <w:szCs w:val="22"/>
-              </w:rPr>
-              <w:t>月</w:t>
-            </w:r>
-            <w:r>
-              <w:rPr>
-                <w:rFonts w:ascii="楷体" w:hAnsi="楷体" w:hint="eastAsia"/>
-                <w:szCs w:val="22"/>
-              </w:rPr>
-              <w:t>02</w:t>
-            </w:r>
-            <w:r>
-              <w:rPr>
-                <w:rFonts w:ascii="楷体" w:hAnsi="楷体" w:hint="eastAsia"/>
-                <w:szCs w:val="22"/>
-              </w:rPr>
-              <w:t>日）</w:t>
+                <w:rFonts w:ascii="楷体" w:hAnsi="楷体" w:hint="eastAsia"/>
+              </w:rPr>
+              <w:t>23.9823亿份/</w:t>
+            </w:r>
+            <w:r>
+              <w:rPr>
+                <w:rFonts w:ascii="楷体" w:hAnsi="楷体" w:hint="eastAsia"/>
+                <w:szCs w:val="22"/>
+              </w:rPr>
+              <w:t>（截止至：2026年06月02日）</w:t>
             </w:r>
           </w:p>
         </w:tc>
@@ -6380,7 +7055,7 @@
             </w:pPr>
             <w:r>
               <w:rPr>
-                <w:rFonts w:hint="eastAsia"/>
+                <w:rFonts w:ascii="楷体" w:hAnsi="楷体" w:hint="eastAsia"/>
               </w:rPr>
               <w:t>基金管理人</w:t>
             </w:r>
@@ -6408,7 +7083,7 @@
             <w:proofErr w:type="gramStart"/>
             <w:r>
               <w:rPr>
-                <w:rFonts w:hint="eastAsia"/>
+                <w:rFonts w:ascii="楷体" w:hAnsi="楷体" w:hint="eastAsia"/>
               </w:rPr>
               <w:t>汇添富基金</w:t>
             </w:r>
@@ -6436,7 +7111,7 @@
             </w:pPr>
             <w:r>
               <w:rPr>
-                <w:rFonts w:hint="eastAsia"/>
+                <w:rFonts w:ascii="楷体" w:hAnsi="楷体" w:hint="eastAsia"/>
               </w:rPr>
               <w:t>基金托管人</w:t>
             </w:r>
@@ -6463,7 +7138,7 @@
             </w:pPr>
             <w:r>
               <w:rPr>
-                <w:rFonts w:hint="eastAsia"/>
+                <w:rFonts w:ascii="楷体" w:hAnsi="楷体" w:hint="eastAsia"/>
               </w:rPr>
               <w:t>工商银行</w:t>
             </w:r>
@@ -6492,7 +7167,7 @@
             </w:pPr>
             <w:r>
               <w:rPr>
-                <w:rFonts w:hint="eastAsia"/>
+                <w:rFonts w:ascii="楷体" w:hAnsi="楷体" w:hint="eastAsia"/>
               </w:rPr>
               <w:t>基金经理人</w:t>
             </w:r>
@@ -6519,14 +7194,14 @@
             </w:pPr>
             <w:r>
               <w:rPr>
-                <w:rFonts w:hint="eastAsia"/>
+                <w:rFonts w:ascii="楷体" w:hAnsi="楷体" w:hint="eastAsia"/>
               </w:rPr>
               <w:t>孙</w:t>
             </w:r>
             <w:proofErr w:type="gramStart"/>
             <w:r>
               <w:rPr>
-                <w:rFonts w:hint="eastAsia"/>
+                <w:rFonts w:ascii="楷体" w:hAnsi="楷体" w:hint="eastAsia"/>
               </w:rPr>
               <w:t>浩</w:t>
             </w:r>
@@ -6554,7 +7229,7 @@
             </w:pPr>
             <w:r>
               <w:rPr>
-                <w:rFonts w:hint="eastAsia"/>
+                <w:rFonts w:ascii="楷体" w:hAnsi="楷体" w:hint="eastAsia"/>
               </w:rPr>
               <w:t>成立来分红</w:t>
             </w:r>
@@ -6581,7 +7256,7 @@
             </w:pPr>
             <w:r>
               <w:rPr>
-                <w:rFonts w:hint="eastAsia"/>
+                <w:rFonts w:ascii="楷体" w:hAnsi="楷体" w:hint="eastAsia"/>
               </w:rPr>
               <w:t>*</w:t>
             </w:r>
@@ -6610,7 +7285,7 @@
             </w:pPr>
             <w:r>
               <w:rPr>
-                <w:rFonts w:hint="eastAsia"/>
+                <w:rFonts w:ascii="楷体" w:hAnsi="楷体" w:hint="eastAsia"/>
               </w:rPr>
               <w:t>管理费率</w:t>
             </w:r>
@@ -6637,15 +7312,9 @@
             </w:pPr>
             <w:r>
               <w:rPr>
-                <w:rFonts w:hint="eastAsia"/>
-              </w:rPr>
-              <w:t>0.50%</w:t>
-            </w:r>
-            <w:r>
-              <w:rPr>
-                <w:rFonts w:hint="eastAsia"/>
-              </w:rPr>
-              <w:t>（每年）</w:t>
+                <w:rFonts w:ascii="楷体" w:hAnsi="楷体" w:hint="eastAsia"/>
+              </w:rPr>
+              <w:t>0.50%（每年）</w:t>
             </w:r>
           </w:p>
         </w:tc>
@@ -6670,7 +7339,7 @@
             </w:pPr>
             <w:r>
               <w:rPr>
-                <w:rFonts w:hint="eastAsia"/>
+                <w:rFonts w:ascii="楷体" w:hAnsi="楷体" w:hint="eastAsia"/>
               </w:rPr>
               <w:t>托管费率</w:t>
             </w:r>
@@ -6697,15 +7366,9 @@
             </w:pPr>
             <w:r>
               <w:rPr>
-                <w:rFonts w:hint="eastAsia"/>
-              </w:rPr>
-              <w:t>0.10%</w:t>
-            </w:r>
-            <w:r>
-              <w:rPr>
-                <w:rFonts w:hint="eastAsia"/>
-              </w:rPr>
-              <w:t>（每年）</w:t>
+                <w:rFonts w:ascii="楷体" w:hAnsi="楷体" w:hint="eastAsia"/>
+              </w:rPr>
+              <w:t>0.10%（每年）</w:t>
             </w:r>
           </w:p>
         </w:tc>
@@ -6732,7 +7395,7 @@
             </w:pPr>
             <w:r>
               <w:rPr>
-                <w:rFonts w:hint="eastAsia"/>
+                <w:rFonts w:ascii="楷体" w:hAnsi="楷体" w:hint="eastAsia"/>
               </w:rPr>
               <w:t>销售服务费率</w:t>
             </w:r>
@@ -6759,15 +7422,9 @@
             </w:pPr>
             <w:r>
               <w:rPr>
-                <w:rFonts w:hint="eastAsia"/>
-              </w:rPr>
-              <w:t>--</w:t>
-            </w:r>
-            <w:r>
-              <w:rPr>
-                <w:rFonts w:hint="eastAsia"/>
-              </w:rPr>
-              <w:t>（每年）</w:t>
+                <w:rFonts w:ascii="楷体" w:hAnsi="楷体" w:hint="eastAsia"/>
+              </w:rPr>
+              <w:t>--（每年）</w:t>
             </w:r>
           </w:p>
         </w:tc>
@@ -6792,7 +7449,7 @@
             </w:pPr>
             <w:r>
               <w:rPr>
-                <w:rFonts w:hint="eastAsia"/>
+                <w:rFonts w:ascii="楷体" w:hAnsi="楷体" w:hint="eastAsia"/>
               </w:rPr>
               <w:t>跟踪标的</w:t>
             </w:r>
@@ -6820,7 +7477,7 @@
             <w:proofErr w:type="gramStart"/>
             <w:r>
               <w:rPr>
-                <w:rFonts w:hint="eastAsia"/>
+                <w:rFonts w:ascii="楷体" w:hAnsi="楷体" w:hint="eastAsia"/>
               </w:rPr>
               <w:t>科创芯片</w:t>
             </w:r>
@@ -6850,7 +7507,7 @@
             </w:pPr>
             <w:r>
               <w:rPr>
-                <w:rFonts w:hint="eastAsia"/>
+                <w:rFonts w:ascii="楷体" w:hAnsi="楷体" w:hint="eastAsia"/>
               </w:rPr>
               <w:t>业绩比较基准</w:t>
             </w:r>
@@ -6878,21 +7535,21 @@
             </w:pPr>
             <w:r>
               <w:rPr>
-                <w:rFonts w:hint="eastAsia"/>
+                <w:rFonts w:ascii="楷体" w:hAnsi="楷体" w:hint="eastAsia"/>
               </w:rPr>
               <w:t>上证</w:t>
             </w:r>
             <w:proofErr w:type="gramStart"/>
             <w:r>
               <w:rPr>
-                <w:rFonts w:hint="eastAsia"/>
+                <w:rFonts w:ascii="楷体" w:hAnsi="楷体" w:hint="eastAsia"/>
               </w:rPr>
               <w:t>科创板</w:t>
             </w:r>
             <w:proofErr w:type="gramEnd"/>
             <w:r>
               <w:rPr>
-                <w:rFonts w:hint="eastAsia"/>
+                <w:rFonts w:ascii="楷体" w:hAnsi="楷体" w:hint="eastAsia"/>
               </w:rPr>
               <w:t>芯片指数收益率</w:t>
             </w:r>
@@ -6929,6 +7586,7 @@
           <w:sz w:val="30"/>
           <w:szCs w:val="22"/>
         </w:rPr>
+        <w:lastRenderedPageBreak/>
         <w:t>5.2.2 投资范围及策略</w:t>
       </w:r>
     </w:p>
@@ -6947,16 +7605,7 @@
           <w:sz w:val="28"/>
           <w:szCs w:val="22"/>
         </w:rPr>
-        <w:t>本基金主要采用完全复制法,即按照标的指数成份股及其权重构建基金股票投资组合,并根据标的指数成份股及其权重的变动而进行</w:t>
-      </w:r>
-      <w:r>
-        <w:rPr>
-          <w:rFonts w:ascii="楷体" w:eastAsia="楷体" w:hAnsi="楷体"/>
-          <w:sz w:val="28"/>
-          <w:szCs w:val="22"/>
-        </w:rPr>
-        <w:lastRenderedPageBreak/>
-        <w:t>相应的调整。</w:t>
+        <w:t>本基金主要采用完全复制法,即按照标的指数成份股及其权重构建基金股票投资组合,并根据标的指数成份股及其权重的变动而进行相应的调整。</w:t>
       </w:r>
     </w:p>
     <w:p>
@@ -8295,7 +8944,16 @@
                 <w:sz w:val="21"/>
                 <w:szCs w:val="21"/>
               </w:rPr>
-              <w:t>，薄膜沉积是前道核心设备之一，公司技术突破直接受益于设备国产化率提升。</w:t>
+              <w:t>，薄</w:t>
+            </w:r>
+            <w:r>
+              <w:rPr>
+                <w:rFonts w:ascii="楷体" w:eastAsia="楷体" w:hAnsi="楷体" w:hint="eastAsia"/>
+                <w:sz w:val="21"/>
+                <w:szCs w:val="21"/>
+              </w:rPr>
+              <w:lastRenderedPageBreak/>
+              <w:t>膜沉积是前道核心设备之一，公司技术突破直接受益于设备国产化率提升。</w:t>
             </w:r>
           </w:p>
         </w:tc>
@@ -8323,6 +8981,7 @@
                 <w:sz w:val="21"/>
                 <w:szCs w:val="21"/>
               </w:rPr>
+              <w:lastRenderedPageBreak/>
               <w:t>688498.SH</w:t>
             </w:r>
           </w:p>
@@ -8439,7 +9098,6 @@
                 <w:sz w:val="21"/>
                 <w:szCs w:val="21"/>
               </w:rPr>
-              <w:lastRenderedPageBreak/>
               <w:t>688347.SH</w:t>
             </w:r>
           </w:p>
@@ -8547,10 +9205,11 @@
       </w:pPr>
       <w:r>
         <w:rPr>
+          <w:rFonts w:ascii="楷体" w:eastAsia="楷体" w:hAnsi="楷体"/>
           <w:noProof/>
         </w:rPr>
         <w:drawing>
-          <wp:inline distT="0" distB="0" distL="0" distR="0" wp14:anchorId="5207DEC4" wp14:editId="7688A731">
+          <wp:inline distT="0" distB="0" distL="0" distR="0" wp14:anchorId="5207DEC4" wp14:editId="23F04DB5">
             <wp:extent cx="5274310" cy="1432560"/>
             <wp:effectExtent l="0" t="0" r="2540" b="0"/>
             <wp:docPr id="1838754055" name="图片 2"/>
@@ -8567,7 +9226,7 @@
                     </pic:cNvPicPr>
                   </pic:nvPicPr>
                   <pic:blipFill>
-                    <a:blip r:embed="rId6" cstate="print">
+                    <a:blip r:embed="rId10" cstate="print">
                       <a:extLst>
                         <a:ext uri="{28A0092B-C50C-407E-A947-70E740481C1C}">
                           <a14:useLocalDpi xmlns:a14="http://schemas.microsoft.com/office/drawing/2010/main" val="0"/>
@@ -8978,6 +9637,95 @@
     </w:lvl>
   </w:abstractNum>
   <w:abstractNum w:abstractNumId="4" w15:restartNumberingAfterBreak="0">
+    <w:nsid w:val="41617744"/>
+    <w:multiLevelType w:val="hybridMultilevel"/>
+    <w:tmpl w:val="658C1F38"/>
+    <w:lvl w:ilvl="0" w:tplc="C8504E12">
+      <w:start w:val="1"/>
+      <w:numFmt w:val="decimal"/>
+      <w:lvlText w:val="%1."/>
+      <w:lvlJc w:val="left"/>
+      <w:pPr>
+        <w:ind w:left="360" w:hanging="360"/>
+      </w:pPr>
+      <w:rPr>
+        <w:rFonts w:hint="default"/>
+      </w:rPr>
+    </w:lvl>
+    <w:lvl w:ilvl="1" w:tplc="04090019" w:tentative="1">
+      <w:start w:val="1"/>
+      <w:numFmt w:val="lowerLetter"/>
+      <w:lvlText w:val="%2)"/>
+      <w:lvlJc w:val="left"/>
+      <w:pPr>
+        <w:ind w:left="880" w:hanging="440"/>
+      </w:pPr>
+    </w:lvl>
+    <w:lvl w:ilvl="2" w:tplc="0409001B" w:tentative="1">
+      <w:start w:val="1"/>
+      <w:numFmt w:val="lowerRoman"/>
+      <w:lvlText w:val="%3."/>
+      <w:lvlJc w:val="right"/>
+      <w:pPr>
+        <w:ind w:left="1320" w:hanging="440"/>
+      </w:pPr>
+    </w:lvl>
+    <w:lvl w:ilvl="3" w:tplc="0409000F" w:tentative="1">
+      <w:start w:val="1"/>
+      <w:numFmt w:val="decimal"/>
+      <w:lvlText w:val="%4."/>
+      <w:lvlJc w:val="left"/>
+      <w:pPr>
+        <w:ind w:left="1760" w:hanging="440"/>
+      </w:pPr>
+    </w:lvl>
+    <w:lvl w:ilvl="4" w:tplc="04090019" w:tentative="1">
+      <w:start w:val="1"/>
+      <w:numFmt w:val="lowerLetter"/>
+      <w:lvlText w:val="%5)"/>
+      <w:lvlJc w:val="left"/>
+      <w:pPr>
+        <w:ind w:left="2200" w:hanging="440"/>
+      </w:pPr>
+    </w:lvl>
+    <w:lvl w:ilvl="5" w:tplc="0409001B" w:tentative="1">
+      <w:start w:val="1"/>
+      <w:numFmt w:val="lowerRoman"/>
+      <w:lvlText w:val="%6."/>
+      <w:lvlJc w:val="right"/>
+      <w:pPr>
+        <w:ind w:left="2640" w:hanging="440"/>
+      </w:pPr>
+    </w:lvl>
+    <w:lvl w:ilvl="6" w:tplc="0409000F" w:tentative="1">
+      <w:start w:val="1"/>
+      <w:numFmt w:val="decimal"/>
+      <w:lvlText w:val="%7."/>
+      <w:lvlJc w:val="left"/>
+      <w:pPr>
+        <w:ind w:left="3080" w:hanging="440"/>
+      </w:pPr>
+    </w:lvl>
+    <w:lvl w:ilvl="7" w:tplc="04090019" w:tentative="1">
+      <w:start w:val="1"/>
+      <w:numFmt w:val="lowerLetter"/>
+      <w:lvlText w:val="%8)"/>
+      <w:lvlJc w:val="left"/>
+      <w:pPr>
+        <w:ind w:left="3520" w:hanging="440"/>
+      </w:pPr>
+    </w:lvl>
+    <w:lvl w:ilvl="8" w:tplc="0409001B" w:tentative="1">
+      <w:start w:val="1"/>
+      <w:numFmt w:val="lowerRoman"/>
+      <w:lvlText w:val="%9."/>
+      <w:lvlJc w:val="right"/>
+      <w:pPr>
+        <w:ind w:left="3960" w:hanging="440"/>
+      </w:pPr>
+    </w:lvl>
+  </w:abstractNum>
+  <w:abstractNum w:abstractNumId="5" w15:restartNumberingAfterBreak="0">
     <w:nsid w:val="784D0114"/>
     <w:multiLevelType w:val="multilevel"/>
     <w:tmpl w:val="E938C9D2"/>
@@ -9098,7 +9846,7 @@
       </w:rPr>
     </w:lvl>
   </w:abstractNum>
-  <w:abstractNum w:abstractNumId="5" w15:restartNumberingAfterBreak="0">
+  <w:abstractNum w:abstractNumId="6" w15:restartNumberingAfterBreak="0">
     <w:nsid w:val="7B012BA0"/>
     <w:multiLevelType w:val="multilevel"/>
     <w:tmpl w:val="D3DEA242"/>
@@ -9220,10 +9968,10 @@
     </w:lvl>
   </w:abstractNum>
   <w:num w:numId="1" w16cid:durableId="941886235">
-    <w:abstractNumId w:val="5"/>
+    <w:abstractNumId w:val="6"/>
   </w:num>
   <w:num w:numId="2" w16cid:durableId="903417525">
-    <w:abstractNumId w:val="4"/>
+    <w:abstractNumId w:val="5"/>
   </w:num>
   <w:num w:numId="3" w16cid:durableId="1606958230">
     <w:abstractNumId w:val="2"/>
@@ -9236,6 +9984,9 @@
   </w:num>
   <w:num w:numId="6" w16cid:durableId="1261793020">
     <w:abstractNumId w:val="1"/>
+  </w:num>
+  <w:num w:numId="7" w16cid:durableId="1555459825">
+    <w:abstractNumId w:val="4"/>
   </w:num>
 </w:numbering>
 </file>
@@ -9845,6 +10596,7 @@
   <w:style w:type="character" w:default="1" w:styleId="a0">
     <w:name w:val="Default Paragraph Font"/>
     <w:uiPriority w:val="1"/>
+    <w:semiHidden/>
     <w:unhideWhenUsed/>
   </w:style>
   <w:style w:type="table" w:default="1" w:styleId="a1">
